--- a/Project-organisation/MasterTestplan_V0.0.1.docx
+++ b/Project-organisation/MasterTestplan_V0.0.1.docx
@@ -493,69 +493,151 @@
                 <w:szCs w:val="24"/>
               </w:rPr>
             </w:pPr>
-            <w:proofErr w:type="spellStart"/>
             <w:r>
               <w:rPr>
                 <w:rFonts w:cs="Times New Roman"/>
                 <w:szCs w:val="24"/>
               </w:rPr>
-              <w:t>Erweiterung</w:t>
-            </w:r>
-            <w:proofErr w:type="spellEnd"/>
+              <w:t xml:space="preserve">Erweiterung und </w:t>
+            </w:r>
+            <w:proofErr w:type="spellStart"/>
             <w:r>
               <w:rPr>
                 <w:rFonts w:cs="Times New Roman"/>
                 <w:szCs w:val="24"/>
               </w:rPr>
-              <w:t xml:space="preserve"> und </w:t>
-            </w:r>
-            <w:proofErr w:type="spellStart"/>
-            <w:r>
+              <w:t>Anpassung</w:t>
+            </w:r>
+            <w:proofErr w:type="spellEnd"/>
+          </w:p>
+        </w:tc>
+        <w:tc>
+          <w:tcPr>
+            <w:tcW w:w="1276" w:type="dxa"/>
+          </w:tcPr>
+          <w:p>
+            <w:pPr>
               <w:rPr>
                 <w:rFonts w:cs="Times New Roman"/>
                 <w:szCs w:val="24"/>
               </w:rPr>
-              <w:t>Anpassung</w:t>
-            </w:r>
-            <w:proofErr w:type="spellEnd"/>
-          </w:p>
-        </w:tc>
-        <w:tc>
-          <w:tcPr>
-            <w:tcW w:w="1276" w:type="dxa"/>
-          </w:tcPr>
-          <w:p>
-            <w:pPr>
+            </w:pPr>
+            <w:r>
               <w:rPr>
                 <w:rFonts w:cs="Times New Roman"/>
                 <w:szCs w:val="24"/>
               </w:rPr>
-            </w:pPr>
-            <w:r>
+              <w:t>11.04.2025</w:t>
+            </w:r>
+          </w:p>
+        </w:tc>
+        <w:tc>
+          <w:tcPr>
+            <w:tcW w:w="845" w:type="dxa"/>
+          </w:tcPr>
+          <w:p>
+            <w:pPr>
               <w:rPr>
                 <w:rFonts w:cs="Times New Roman"/>
                 <w:szCs w:val="24"/>
               </w:rPr>
-              <w:t>11.04.2025</w:t>
-            </w:r>
-          </w:p>
-        </w:tc>
-        <w:tc>
-          <w:tcPr>
-            <w:tcW w:w="845" w:type="dxa"/>
-          </w:tcPr>
-          <w:p>
-            <w:pPr>
+            </w:pPr>
+            <w:r>
               <w:rPr>
                 <w:rFonts w:cs="Times New Roman"/>
                 <w:szCs w:val="24"/>
               </w:rPr>
-            </w:pPr>
-            <w:r>
+              <w:t>NB</w:t>
+            </w:r>
+          </w:p>
+        </w:tc>
+      </w:tr>
+      <w:tr>
+        <w:tc>
+          <w:tcPr>
+            <w:tcW w:w="1419" w:type="dxa"/>
+          </w:tcPr>
+          <w:p>
+            <w:pPr>
               <w:rPr>
                 <w:rFonts w:cs="Times New Roman"/>
                 <w:szCs w:val="24"/>
               </w:rPr>
+            </w:pPr>
+            <w:r>
+              <w:rPr>
+                <w:rFonts w:cs="Times New Roman"/>
+                <w:szCs w:val="24"/>
+              </w:rPr>
+              <w:t>0.3.0</w:t>
+            </w:r>
+          </w:p>
+        </w:tc>
+        <w:tc>
+          <w:tcPr>
+            <w:tcW w:w="5522" w:type="dxa"/>
+          </w:tcPr>
+          <w:p>
+            <w:pPr>
+              <w:rPr>
+                <w:rFonts w:cs="Times New Roman"/>
+                <w:szCs w:val="24"/>
+              </w:rPr>
+            </w:pPr>
+            <w:r>
+              <w:rPr>
+                <w:rFonts w:cs="Times New Roman"/>
+                <w:szCs w:val="24"/>
+              </w:rPr>
+              <w:t xml:space="preserve">Erweiterung und </w:t>
+            </w:r>
+            <w:proofErr w:type="spellStart"/>
+            <w:r>
+              <w:rPr>
+                <w:rFonts w:cs="Times New Roman"/>
+                <w:szCs w:val="24"/>
+              </w:rPr>
+              <w:t>Anpassung</w:t>
+            </w:r>
+            <w:proofErr w:type="spellEnd"/>
+          </w:p>
+        </w:tc>
+        <w:tc>
+          <w:tcPr>
+            <w:tcW w:w="1276" w:type="dxa"/>
+          </w:tcPr>
+          <w:p>
+            <w:pPr>
+              <w:rPr>
+                <w:rFonts w:cs="Times New Roman"/>
+                <w:szCs w:val="24"/>
+              </w:rPr>
+            </w:pPr>
+            <w:r>
+              <w:rPr>
+                <w:rFonts w:cs="Times New Roman"/>
+                <w:szCs w:val="24"/>
+              </w:rPr>
+              <w:t>28.04.2025</w:t>
+            </w:r>
+          </w:p>
+        </w:tc>
+        <w:tc>
+          <w:tcPr>
+            <w:tcW w:w="845" w:type="dxa"/>
+          </w:tcPr>
+          <w:p>
+            <w:pPr>
+              <w:rPr>
+                <w:rFonts w:cs="Times New Roman"/>
+                <w:szCs w:val="24"/>
+              </w:rPr>
+            </w:pPr>
+            <w:r>
+              <w:rPr>
+                <w:rFonts w:cs="Times New Roman"/>
+                <w:szCs w:val="24"/>
+              </w:rPr>
               <w:t>NB</w:t>
             </w:r>
           </w:p>
@@ -578,7 +660,7 @@
                 <w:rFonts w:cs="Times New Roman"/>
                 <w:szCs w:val="24"/>
               </w:rPr>
-              <w:t>0.3.0</w:t>
+              <w:t>0.4.0</w:t>
             </w:r>
           </w:p>
         </w:tc>
@@ -593,136 +675,138 @@
                 <w:szCs w:val="24"/>
               </w:rPr>
             </w:pPr>
-            <w:proofErr w:type="spellStart"/>
             <w:r>
               <w:rPr>
                 <w:rFonts w:cs="Times New Roman"/>
                 <w:szCs w:val="24"/>
               </w:rPr>
-              <w:t>Erweiterung</w:t>
-            </w:r>
-            <w:proofErr w:type="spellEnd"/>
+              <w:t xml:space="preserve">Erweiterung und </w:t>
+            </w:r>
+            <w:proofErr w:type="spellStart"/>
             <w:r>
               <w:rPr>
                 <w:rFonts w:cs="Times New Roman"/>
                 <w:szCs w:val="24"/>
               </w:rPr>
-              <w:t xml:space="preserve"> und </w:t>
-            </w:r>
-            <w:proofErr w:type="spellStart"/>
-            <w:r>
+              <w:t>Anpassung</w:t>
+            </w:r>
+            <w:proofErr w:type="spellEnd"/>
+          </w:p>
+        </w:tc>
+        <w:tc>
+          <w:tcPr>
+            <w:tcW w:w="1276" w:type="dxa"/>
+          </w:tcPr>
+          <w:p>
+            <w:pPr>
               <w:rPr>
                 <w:rFonts w:cs="Times New Roman"/>
                 <w:szCs w:val="24"/>
               </w:rPr>
-              <w:t>Anpassung</w:t>
-            </w:r>
-            <w:proofErr w:type="spellEnd"/>
-          </w:p>
-        </w:tc>
-        <w:tc>
-          <w:tcPr>
-            <w:tcW w:w="1276" w:type="dxa"/>
-          </w:tcPr>
-          <w:p>
-            <w:pPr>
+            </w:pPr>
+            <w:r>
               <w:rPr>
                 <w:rFonts w:cs="Times New Roman"/>
                 <w:szCs w:val="24"/>
               </w:rPr>
-            </w:pPr>
-            <w:r>
+              <w:t>02.05.2025</w:t>
+            </w:r>
+          </w:p>
+        </w:tc>
+        <w:tc>
+          <w:tcPr>
+            <w:tcW w:w="845" w:type="dxa"/>
+          </w:tcPr>
+          <w:p>
+            <w:pPr>
               <w:rPr>
                 <w:rFonts w:cs="Times New Roman"/>
                 <w:szCs w:val="24"/>
               </w:rPr>
-              <w:t>28.04.2025</w:t>
-            </w:r>
-          </w:p>
-        </w:tc>
-        <w:tc>
-          <w:tcPr>
-            <w:tcW w:w="845" w:type="dxa"/>
-          </w:tcPr>
-          <w:p>
-            <w:pPr>
+            </w:pPr>
+            <w:r>
               <w:rPr>
                 <w:rFonts w:cs="Times New Roman"/>
                 <w:szCs w:val="24"/>
               </w:rPr>
-            </w:pPr>
-            <w:r>
+              <w:t>NB</w:t>
+            </w:r>
+          </w:p>
+        </w:tc>
+      </w:tr>
+      <w:tr>
+        <w:tc>
+          <w:tcPr>
+            <w:tcW w:w="1419" w:type="dxa"/>
+          </w:tcPr>
+          <w:p>
+            <w:pPr>
               <w:rPr>
                 <w:rFonts w:cs="Times New Roman"/>
                 <w:szCs w:val="24"/>
               </w:rPr>
-              <w:t>NB</w:t>
-            </w:r>
-          </w:p>
-        </w:tc>
-      </w:tr>
-      <w:tr>
-        <w:tc>
-          <w:tcPr>
-            <w:tcW w:w="1419" w:type="dxa"/>
-          </w:tcPr>
-          <w:p>
-            <w:pPr>
+            </w:pPr>
+            <w:r>
               <w:rPr>
                 <w:rFonts w:cs="Times New Roman"/>
                 <w:szCs w:val="24"/>
               </w:rPr>
-            </w:pPr>
-            <w:r>
+              <w:t>0.5.0</w:t>
+            </w:r>
+          </w:p>
+        </w:tc>
+        <w:tc>
+          <w:tcPr>
+            <w:tcW w:w="5522" w:type="dxa"/>
+          </w:tcPr>
+          <w:p>
+            <w:pPr>
               <w:rPr>
                 <w:rFonts w:cs="Times New Roman"/>
                 <w:szCs w:val="24"/>
               </w:rPr>
-              <w:t>0.4.0</w:t>
-            </w:r>
-          </w:p>
-        </w:tc>
-        <w:tc>
-          <w:tcPr>
-            <w:tcW w:w="5522" w:type="dxa"/>
-          </w:tcPr>
-          <w:p>
-            <w:pPr>
+            </w:pPr>
+            <w:r>
               <w:rPr>
                 <w:rFonts w:cs="Times New Roman"/>
                 <w:szCs w:val="24"/>
               </w:rPr>
-            </w:pPr>
+              <w:t xml:space="preserve">Erweiterung und </w:t>
+            </w:r>
             <w:proofErr w:type="spellStart"/>
             <w:r>
               <w:rPr>
                 <w:rFonts w:cs="Times New Roman"/>
                 <w:szCs w:val="24"/>
               </w:rPr>
-              <w:t>Erweiterung</w:t>
+              <w:t>Anpassung</w:t>
             </w:r>
             <w:proofErr w:type="spellEnd"/>
-            <w:r>
+          </w:p>
+        </w:tc>
+        <w:tc>
+          <w:tcPr>
+            <w:tcW w:w="1276" w:type="dxa"/>
+          </w:tcPr>
+          <w:p>
+            <w:pPr>
               <w:rPr>
                 <w:rFonts w:cs="Times New Roman"/>
                 <w:szCs w:val="24"/>
               </w:rPr>
-              <w:t xml:space="preserve"> und </w:t>
-            </w:r>
-            <w:proofErr w:type="spellStart"/>
+            </w:pPr>
             <w:r>
               <w:rPr>
                 <w:rFonts w:cs="Times New Roman"/>
                 <w:szCs w:val="24"/>
               </w:rPr>
-              <w:t>Anpassung</w:t>
-            </w:r>
-            <w:proofErr w:type="spellEnd"/>
-          </w:p>
-        </w:tc>
-        <w:tc>
-          <w:tcPr>
-            <w:tcW w:w="1276" w:type="dxa"/>
+              <w:t>16.05.2025</w:t>
+            </w:r>
+          </w:p>
+        </w:tc>
+        <w:tc>
+          <w:tcPr>
+            <w:tcW w:w="845" w:type="dxa"/>
           </w:tcPr>
           <w:p>
             <w:pPr>
@@ -736,82 +820,8 @@
                 <w:rFonts w:cs="Times New Roman"/>
                 <w:szCs w:val="24"/>
               </w:rPr>
-              <w:t>02.05.2025</w:t>
-            </w:r>
-          </w:p>
-        </w:tc>
-        <w:tc>
-          <w:tcPr>
-            <w:tcW w:w="845" w:type="dxa"/>
-          </w:tcPr>
-          <w:p>
-            <w:pPr>
-              <w:rPr>
-                <w:rFonts w:cs="Times New Roman"/>
-                <w:szCs w:val="24"/>
-              </w:rPr>
-            </w:pPr>
-            <w:r>
-              <w:rPr>
-                <w:rFonts w:cs="Times New Roman"/>
-                <w:szCs w:val="24"/>
-              </w:rPr>
               <w:t>NB</w:t>
             </w:r>
-          </w:p>
-        </w:tc>
-      </w:tr>
-      <w:tr>
-        <w:tc>
-          <w:tcPr>
-            <w:tcW w:w="1419" w:type="dxa"/>
-          </w:tcPr>
-          <w:p>
-            <w:pPr>
-              <w:rPr>
-                <w:rFonts w:cs="Times New Roman"/>
-                <w:szCs w:val="24"/>
-              </w:rPr>
-            </w:pPr>
-          </w:p>
-        </w:tc>
-        <w:tc>
-          <w:tcPr>
-            <w:tcW w:w="5522" w:type="dxa"/>
-          </w:tcPr>
-          <w:p>
-            <w:pPr>
-              <w:rPr>
-                <w:rFonts w:cs="Times New Roman"/>
-                <w:szCs w:val="24"/>
-              </w:rPr>
-            </w:pPr>
-          </w:p>
-        </w:tc>
-        <w:tc>
-          <w:tcPr>
-            <w:tcW w:w="1276" w:type="dxa"/>
-          </w:tcPr>
-          <w:p>
-            <w:pPr>
-              <w:rPr>
-                <w:rFonts w:cs="Times New Roman"/>
-                <w:szCs w:val="24"/>
-              </w:rPr>
-            </w:pPr>
-          </w:p>
-        </w:tc>
-        <w:tc>
-          <w:tcPr>
-            <w:tcW w:w="845" w:type="dxa"/>
-          </w:tcPr>
-          <w:p>
-            <w:pPr>
-              <w:rPr>
-                <w:rFonts w:cs="Times New Roman"/>
-                <w:szCs w:val="24"/>
-              </w:rPr>
-            </w:pPr>
           </w:p>
         </w:tc>
       </w:tr>
@@ -1641,11 +1651,16 @@
           <w:pPr>
             <w:pStyle w:val="Verzeichnis1"/>
             <w:tabs>
-              <w:tab w:val="left" w:pos="440"/>
+              <w:tab w:val="left" w:pos="480"/>
               <w:tab w:val="right" w:leader="dot" w:pos="9062"/>
             </w:tabs>
             <w:rPr>
+              <w:rFonts w:asciiTheme="minorHAnsi" w:eastAsiaTheme="minorEastAsia" w:hAnsiTheme="minorHAnsi"/>
               <w:noProof/>
+              <w:kern w:val="2"/>
+              <w:szCs w:val="24"/>
+              <w:lang w:val="de-DE" w:eastAsia="de-DE"/>
+              <w14:ligatures w14:val="standardContextual"/>
             </w:rPr>
           </w:pPr>
           <w:r>
@@ -1657,7 +1672,7 @@
           <w:r>
             <w:fldChar w:fldCharType="separate"/>
           </w:r>
-          <w:hyperlink w:anchor="_Toc189845143" w:history="1">
+          <w:hyperlink w:anchor="_Toc198275263" w:history="1">
             <w:r>
               <w:rPr>
                 <w:rStyle w:val="Hyperlink"/>
@@ -1667,7 +1682,12 @@
             </w:r>
             <w:r>
               <w:rPr>
-                <w:noProof/>
+                <w:rFonts w:asciiTheme="minorHAnsi" w:eastAsiaTheme="minorEastAsia" w:hAnsiTheme="minorHAnsi"/>
+                <w:noProof/>
+                <w:kern w:val="2"/>
+                <w:szCs w:val="24"/>
+                <w:lang w:val="de-DE" w:eastAsia="de-DE"/>
+                <w14:ligatures w14:val="standardContextual"/>
               </w:rPr>
               <w:tab/>
             </w:r>
@@ -1697,7 +1717,7 @@
                 <w:noProof/>
                 <w:webHidden/>
               </w:rPr>
-              <w:instrText xml:space="preserve"> PAGEREF _Toc189845143 \h </w:instrText>
+              <w:instrText xml:space="preserve"> PAGEREF _Toc198275263 \h </w:instrText>
             </w:r>
             <w:r>
               <w:rPr>
@@ -1732,14 +1752,19 @@
           <w:pPr>
             <w:pStyle w:val="Verzeichnis2"/>
             <w:tabs>
-              <w:tab w:val="left" w:pos="880"/>
+              <w:tab w:val="left" w:pos="960"/>
               <w:tab w:val="right" w:leader="dot" w:pos="9062"/>
             </w:tabs>
             <w:rPr>
+              <w:rFonts w:asciiTheme="minorHAnsi" w:eastAsiaTheme="minorEastAsia" w:hAnsiTheme="minorHAnsi"/>
               <w:noProof/>
+              <w:kern w:val="2"/>
+              <w:szCs w:val="24"/>
+              <w:lang w:val="de-DE" w:eastAsia="de-DE"/>
+              <w14:ligatures w14:val="standardContextual"/>
             </w:rPr>
           </w:pPr>
-          <w:hyperlink w:anchor="_Toc189845144" w:history="1">
+          <w:hyperlink w:anchor="_Toc198275264" w:history="1">
             <w:r>
               <w:rPr>
                 <w:rStyle w:val="Hyperlink"/>
@@ -1750,7 +1775,12 @@
             </w:r>
             <w:r>
               <w:rPr>
-                <w:noProof/>
+                <w:rFonts w:asciiTheme="minorHAnsi" w:eastAsiaTheme="minorEastAsia" w:hAnsiTheme="minorHAnsi"/>
+                <w:noProof/>
+                <w:kern w:val="2"/>
+                <w:szCs w:val="24"/>
+                <w:lang w:val="de-DE" w:eastAsia="de-DE"/>
+                <w14:ligatures w14:val="standardContextual"/>
               </w:rPr>
               <w:tab/>
             </w:r>
@@ -1781,7 +1811,7 @@
                 <w:noProof/>
                 <w:webHidden/>
               </w:rPr>
-              <w:instrText xml:space="preserve"> PAGEREF _Toc189845144 \h </w:instrText>
+              <w:instrText xml:space="preserve"> PAGEREF _Toc198275264 \h </w:instrText>
             </w:r>
             <w:r>
               <w:rPr>
@@ -1816,14 +1846,19 @@
           <w:pPr>
             <w:pStyle w:val="Verzeichnis2"/>
             <w:tabs>
-              <w:tab w:val="left" w:pos="880"/>
+              <w:tab w:val="left" w:pos="960"/>
               <w:tab w:val="right" w:leader="dot" w:pos="9062"/>
             </w:tabs>
             <w:rPr>
+              <w:rFonts w:asciiTheme="minorHAnsi" w:eastAsiaTheme="minorEastAsia" w:hAnsiTheme="minorHAnsi"/>
               <w:noProof/>
+              <w:kern w:val="2"/>
+              <w:szCs w:val="24"/>
+              <w:lang w:val="de-DE" w:eastAsia="de-DE"/>
+              <w14:ligatures w14:val="standardContextual"/>
             </w:rPr>
           </w:pPr>
-          <w:hyperlink w:anchor="_Toc189845145" w:history="1">
+          <w:hyperlink w:anchor="_Toc198275265" w:history="1">
             <w:r>
               <w:rPr>
                 <w:rStyle w:val="Hyperlink"/>
@@ -1834,7 +1869,12 @@
             </w:r>
             <w:r>
               <w:rPr>
-                <w:noProof/>
+                <w:rFonts w:asciiTheme="minorHAnsi" w:eastAsiaTheme="minorEastAsia" w:hAnsiTheme="minorHAnsi"/>
+                <w:noProof/>
+                <w:kern w:val="2"/>
+                <w:szCs w:val="24"/>
+                <w:lang w:val="de-DE" w:eastAsia="de-DE"/>
+                <w14:ligatures w14:val="standardContextual"/>
               </w:rPr>
               <w:tab/>
             </w:r>
@@ -1865,7 +1905,7 @@
                 <w:noProof/>
                 <w:webHidden/>
               </w:rPr>
-              <w:instrText xml:space="preserve"> PAGEREF _Toc189845145 \h </w:instrText>
+              <w:instrText xml:space="preserve"> PAGEREF _Toc198275265 \h </w:instrText>
             </w:r>
             <w:r>
               <w:rPr>
@@ -1900,14 +1940,19 @@
           <w:pPr>
             <w:pStyle w:val="Verzeichnis2"/>
             <w:tabs>
-              <w:tab w:val="left" w:pos="880"/>
+              <w:tab w:val="left" w:pos="960"/>
               <w:tab w:val="right" w:leader="dot" w:pos="9062"/>
             </w:tabs>
             <w:rPr>
+              <w:rFonts w:asciiTheme="minorHAnsi" w:eastAsiaTheme="minorEastAsia" w:hAnsiTheme="minorHAnsi"/>
               <w:noProof/>
+              <w:kern w:val="2"/>
+              <w:szCs w:val="24"/>
+              <w:lang w:val="de-DE" w:eastAsia="de-DE"/>
+              <w14:ligatures w14:val="standardContextual"/>
             </w:rPr>
           </w:pPr>
-          <w:hyperlink w:anchor="_Toc189845146" w:history="1">
+          <w:hyperlink w:anchor="_Toc198275266" w:history="1">
             <w:r>
               <w:rPr>
                 <w:rStyle w:val="Hyperlink"/>
@@ -1918,7 +1963,12 @@
             </w:r>
             <w:r>
               <w:rPr>
-                <w:noProof/>
+                <w:rFonts w:asciiTheme="minorHAnsi" w:eastAsiaTheme="minorEastAsia" w:hAnsiTheme="minorHAnsi"/>
+                <w:noProof/>
+                <w:kern w:val="2"/>
+                <w:szCs w:val="24"/>
+                <w:lang w:val="de-DE" w:eastAsia="de-DE"/>
+                <w14:ligatures w14:val="standardContextual"/>
               </w:rPr>
               <w:tab/>
             </w:r>
@@ -1949,7 +1999,7 @@
                 <w:noProof/>
                 <w:webHidden/>
               </w:rPr>
-              <w:instrText xml:space="preserve"> PAGEREF _Toc189845146 \h </w:instrText>
+              <w:instrText xml:space="preserve"> PAGEREF _Toc198275266 \h </w:instrText>
             </w:r>
             <w:r>
               <w:rPr>
@@ -1984,14 +2034,19 @@
           <w:pPr>
             <w:pStyle w:val="Verzeichnis2"/>
             <w:tabs>
-              <w:tab w:val="left" w:pos="880"/>
+              <w:tab w:val="left" w:pos="960"/>
               <w:tab w:val="right" w:leader="dot" w:pos="9062"/>
             </w:tabs>
             <w:rPr>
+              <w:rFonts w:asciiTheme="minorHAnsi" w:eastAsiaTheme="minorEastAsia" w:hAnsiTheme="minorHAnsi"/>
               <w:noProof/>
+              <w:kern w:val="2"/>
+              <w:szCs w:val="24"/>
+              <w:lang w:val="de-DE" w:eastAsia="de-DE"/>
+              <w14:ligatures w14:val="standardContextual"/>
             </w:rPr>
           </w:pPr>
-          <w:hyperlink w:anchor="_Toc189845147" w:history="1">
+          <w:hyperlink w:anchor="_Toc198275267" w:history="1">
             <w:r>
               <w:rPr>
                 <w:rStyle w:val="Hyperlink"/>
@@ -2002,7 +2057,12 @@
             </w:r>
             <w:r>
               <w:rPr>
-                <w:noProof/>
+                <w:rFonts w:asciiTheme="minorHAnsi" w:eastAsiaTheme="minorEastAsia" w:hAnsiTheme="minorHAnsi"/>
+                <w:noProof/>
+                <w:kern w:val="2"/>
+                <w:szCs w:val="24"/>
+                <w:lang w:val="de-DE" w:eastAsia="de-DE"/>
+                <w14:ligatures w14:val="standardContextual"/>
               </w:rPr>
               <w:tab/>
             </w:r>
@@ -2033,7 +2093,7 @@
                 <w:noProof/>
                 <w:webHidden/>
               </w:rPr>
-              <w:instrText xml:space="preserve"> PAGEREF _Toc189845147 \h </w:instrText>
+              <w:instrText xml:space="preserve"> PAGEREF _Toc198275267 \h </w:instrText>
             </w:r>
             <w:r>
               <w:rPr>
@@ -2054,2669 +2114,6 @@
                 <w:webHidden/>
               </w:rPr>
               <w:t>6</w:t>
-            </w:r>
-            <w:r>
-              <w:rPr>
-                <w:noProof/>
-                <w:webHidden/>
-              </w:rPr>
-              <w:fldChar w:fldCharType="end"/>
-            </w:r>
-          </w:hyperlink>
-        </w:p>
-        <w:p>
-          <w:pPr>
-            <w:pStyle w:val="Verzeichnis1"/>
-            <w:tabs>
-              <w:tab w:val="left" w:pos="440"/>
-              <w:tab w:val="right" w:leader="dot" w:pos="9062"/>
-            </w:tabs>
-            <w:rPr>
-              <w:noProof/>
-            </w:rPr>
-          </w:pPr>
-          <w:hyperlink w:anchor="_Toc189845148" w:history="1">
-            <w:r>
-              <w:rPr>
-                <w:rStyle w:val="Hyperlink"/>
-                <w:noProof/>
-                <w:lang w:val="de-DE"/>
-              </w:rPr>
-              <w:t>2</w:t>
-            </w:r>
-            <w:r>
-              <w:rPr>
-                <w:noProof/>
-              </w:rPr>
-              <w:tab/>
-            </w:r>
-            <w:r>
-              <w:rPr>
-                <w:rStyle w:val="Hyperlink"/>
-                <w:noProof/>
-                <w:lang w:val="de-DE"/>
-              </w:rPr>
-              <w:t>Relevante Standards</w:t>
-            </w:r>
-            <w:r>
-              <w:rPr>
-                <w:noProof/>
-                <w:webHidden/>
-              </w:rPr>
-              <w:tab/>
-            </w:r>
-            <w:r>
-              <w:rPr>
-                <w:noProof/>
-                <w:webHidden/>
-              </w:rPr>
-              <w:fldChar w:fldCharType="begin"/>
-            </w:r>
-            <w:r>
-              <w:rPr>
-                <w:noProof/>
-                <w:webHidden/>
-              </w:rPr>
-              <w:instrText xml:space="preserve"> PAGEREF _Toc189845148 \h </w:instrText>
-            </w:r>
-            <w:r>
-              <w:rPr>
-                <w:noProof/>
-                <w:webHidden/>
-              </w:rPr>
-            </w:r>
-            <w:r>
-              <w:rPr>
-                <w:noProof/>
-                <w:webHidden/>
-              </w:rPr>
-              <w:fldChar w:fldCharType="separate"/>
-            </w:r>
-            <w:r>
-              <w:rPr>
-                <w:noProof/>
-                <w:webHidden/>
-              </w:rPr>
-              <w:t>7</w:t>
-            </w:r>
-            <w:r>
-              <w:rPr>
-                <w:noProof/>
-                <w:webHidden/>
-              </w:rPr>
-              <w:fldChar w:fldCharType="end"/>
-            </w:r>
-          </w:hyperlink>
-        </w:p>
-        <w:p>
-          <w:pPr>
-            <w:pStyle w:val="Verzeichnis2"/>
-            <w:tabs>
-              <w:tab w:val="left" w:pos="880"/>
-              <w:tab w:val="right" w:leader="dot" w:pos="9062"/>
-            </w:tabs>
-            <w:rPr>
-              <w:noProof/>
-            </w:rPr>
-          </w:pPr>
-          <w:hyperlink w:anchor="_Toc189845149" w:history="1">
-            <w:r>
-              <w:rPr>
-                <w:rStyle w:val="Hyperlink"/>
-                <w:noProof/>
-                <w:lang w:val="de-DE"/>
-              </w:rPr>
-              <w:t>2.1</w:t>
-            </w:r>
-            <w:r>
-              <w:rPr>
-                <w:noProof/>
-              </w:rPr>
-              <w:tab/>
-            </w:r>
-            <w:r>
-              <w:rPr>
-                <w:rStyle w:val="Hyperlink"/>
-                <w:noProof/>
-                <w:lang w:val="de-DE"/>
-              </w:rPr>
-              <w:t>Nationale und internationale Standards</w:t>
-            </w:r>
-            <w:r>
-              <w:rPr>
-                <w:noProof/>
-                <w:webHidden/>
-              </w:rPr>
-              <w:tab/>
-            </w:r>
-            <w:r>
-              <w:rPr>
-                <w:noProof/>
-                <w:webHidden/>
-              </w:rPr>
-              <w:fldChar w:fldCharType="begin"/>
-            </w:r>
-            <w:r>
-              <w:rPr>
-                <w:noProof/>
-                <w:webHidden/>
-              </w:rPr>
-              <w:instrText xml:space="preserve"> PAGEREF _Toc189845149 \h </w:instrText>
-            </w:r>
-            <w:r>
-              <w:rPr>
-                <w:noProof/>
-                <w:webHidden/>
-              </w:rPr>
-            </w:r>
-            <w:r>
-              <w:rPr>
-                <w:noProof/>
-                <w:webHidden/>
-              </w:rPr>
-              <w:fldChar w:fldCharType="separate"/>
-            </w:r>
-            <w:r>
-              <w:rPr>
-                <w:noProof/>
-                <w:webHidden/>
-              </w:rPr>
-              <w:t>7</w:t>
-            </w:r>
-            <w:r>
-              <w:rPr>
-                <w:noProof/>
-                <w:webHidden/>
-              </w:rPr>
-              <w:fldChar w:fldCharType="end"/>
-            </w:r>
-          </w:hyperlink>
-        </w:p>
-        <w:p>
-          <w:pPr>
-            <w:pStyle w:val="Verzeichnis2"/>
-            <w:tabs>
-              <w:tab w:val="left" w:pos="880"/>
-              <w:tab w:val="right" w:leader="dot" w:pos="9062"/>
-            </w:tabs>
-            <w:rPr>
-              <w:noProof/>
-            </w:rPr>
-          </w:pPr>
-          <w:hyperlink w:anchor="_Toc189845150" w:history="1">
-            <w:r>
-              <w:rPr>
-                <w:rStyle w:val="Hyperlink"/>
-                <w:noProof/>
-                <w:lang w:val="de-DE"/>
-              </w:rPr>
-              <w:t>2.2</w:t>
-            </w:r>
-            <w:r>
-              <w:rPr>
-                <w:noProof/>
-              </w:rPr>
-              <w:tab/>
-            </w:r>
-            <w:r>
-              <w:rPr>
-                <w:rStyle w:val="Hyperlink"/>
-                <w:noProof/>
-                <w:lang w:val="de-DE"/>
-              </w:rPr>
-              <w:t>Firmen- und Projektstandards</w:t>
-            </w:r>
-            <w:r>
-              <w:rPr>
-                <w:noProof/>
-                <w:webHidden/>
-              </w:rPr>
-              <w:tab/>
-            </w:r>
-            <w:r>
-              <w:rPr>
-                <w:noProof/>
-                <w:webHidden/>
-              </w:rPr>
-              <w:fldChar w:fldCharType="begin"/>
-            </w:r>
-            <w:r>
-              <w:rPr>
-                <w:noProof/>
-                <w:webHidden/>
-              </w:rPr>
-              <w:instrText xml:space="preserve"> PAGEREF _Toc189845150 \h </w:instrText>
-            </w:r>
-            <w:r>
-              <w:rPr>
-                <w:noProof/>
-                <w:webHidden/>
-              </w:rPr>
-              <w:fldChar w:fldCharType="separate"/>
-            </w:r>
-            <w:r>
-              <w:rPr>
-                <w:b/>
-                <w:bCs/>
-                <w:noProof/>
-                <w:webHidden/>
-                <w:lang w:val="de-DE"/>
-              </w:rPr>
-              <w:t>Fehler! Textmarke nicht definiert.</w:t>
-            </w:r>
-            <w:r>
-              <w:rPr>
-                <w:noProof/>
-                <w:webHidden/>
-              </w:rPr>
-              <w:fldChar w:fldCharType="end"/>
-            </w:r>
-          </w:hyperlink>
-        </w:p>
-        <w:p>
-          <w:pPr>
-            <w:pStyle w:val="Verzeichnis1"/>
-            <w:tabs>
-              <w:tab w:val="left" w:pos="440"/>
-              <w:tab w:val="right" w:leader="dot" w:pos="9062"/>
-            </w:tabs>
-            <w:rPr>
-              <w:noProof/>
-            </w:rPr>
-          </w:pPr>
-          <w:hyperlink w:anchor="_Toc189845151" w:history="1">
-            <w:r>
-              <w:rPr>
-                <w:rStyle w:val="Hyperlink"/>
-                <w:noProof/>
-                <w:lang w:val="de-DE"/>
-              </w:rPr>
-              <w:t>3</w:t>
-            </w:r>
-            <w:r>
-              <w:rPr>
-                <w:noProof/>
-              </w:rPr>
-              <w:tab/>
-            </w:r>
-            <w:r>
-              <w:rPr>
-                <w:rStyle w:val="Hyperlink"/>
-                <w:noProof/>
-                <w:lang w:val="de-DE"/>
-              </w:rPr>
-              <w:t>Testziele</w:t>
-            </w:r>
-            <w:r>
-              <w:rPr>
-                <w:noProof/>
-                <w:webHidden/>
-              </w:rPr>
-              <w:tab/>
-            </w:r>
-            <w:r>
-              <w:rPr>
-                <w:noProof/>
-                <w:webHidden/>
-              </w:rPr>
-              <w:fldChar w:fldCharType="begin"/>
-            </w:r>
-            <w:r>
-              <w:rPr>
-                <w:noProof/>
-                <w:webHidden/>
-              </w:rPr>
-              <w:instrText xml:space="preserve"> PAGEREF _Toc189845151 \h </w:instrText>
-            </w:r>
-            <w:r>
-              <w:rPr>
-                <w:noProof/>
-                <w:webHidden/>
-              </w:rPr>
-            </w:r>
-            <w:r>
-              <w:rPr>
-                <w:noProof/>
-                <w:webHidden/>
-              </w:rPr>
-              <w:fldChar w:fldCharType="separate"/>
-            </w:r>
-            <w:r>
-              <w:rPr>
-                <w:noProof/>
-                <w:webHidden/>
-              </w:rPr>
-              <w:t>8</w:t>
-            </w:r>
-            <w:r>
-              <w:rPr>
-                <w:noProof/>
-                <w:webHidden/>
-              </w:rPr>
-              <w:fldChar w:fldCharType="end"/>
-            </w:r>
-          </w:hyperlink>
-        </w:p>
-        <w:p>
-          <w:pPr>
-            <w:pStyle w:val="Verzeichnis2"/>
-            <w:tabs>
-              <w:tab w:val="left" w:pos="880"/>
-              <w:tab w:val="right" w:leader="dot" w:pos="9062"/>
-            </w:tabs>
-            <w:rPr>
-              <w:noProof/>
-            </w:rPr>
-          </w:pPr>
-          <w:hyperlink w:anchor="_Toc189845152" w:history="1">
-            <w:r>
-              <w:rPr>
-                <w:rStyle w:val="Hyperlink"/>
-                <w:noProof/>
-                <w:lang w:val="de-DE"/>
-              </w:rPr>
-              <w:t>3.1</w:t>
-            </w:r>
-            <w:r>
-              <w:rPr>
-                <w:noProof/>
-              </w:rPr>
-              <w:tab/>
-            </w:r>
-            <w:r>
-              <w:rPr>
-                <w:rStyle w:val="Hyperlink"/>
-                <w:noProof/>
-                <w:lang w:val="de-DE"/>
-              </w:rPr>
-              <w:t>Kurzbeschreibung</w:t>
-            </w:r>
-            <w:r>
-              <w:rPr>
-                <w:noProof/>
-                <w:webHidden/>
-              </w:rPr>
-              <w:tab/>
-            </w:r>
-            <w:r>
-              <w:rPr>
-                <w:noProof/>
-                <w:webHidden/>
-              </w:rPr>
-              <w:fldChar w:fldCharType="begin"/>
-            </w:r>
-            <w:r>
-              <w:rPr>
-                <w:noProof/>
-                <w:webHidden/>
-              </w:rPr>
-              <w:instrText xml:space="preserve"> PAGEREF _Toc189845152 \h </w:instrText>
-            </w:r>
-            <w:r>
-              <w:rPr>
-                <w:noProof/>
-                <w:webHidden/>
-              </w:rPr>
-            </w:r>
-            <w:r>
-              <w:rPr>
-                <w:noProof/>
-                <w:webHidden/>
-              </w:rPr>
-              <w:fldChar w:fldCharType="separate"/>
-            </w:r>
-            <w:r>
-              <w:rPr>
-                <w:noProof/>
-                <w:webHidden/>
-              </w:rPr>
-              <w:t>8</w:t>
-            </w:r>
-            <w:r>
-              <w:rPr>
-                <w:noProof/>
-                <w:webHidden/>
-              </w:rPr>
-              <w:fldChar w:fldCharType="end"/>
-            </w:r>
-          </w:hyperlink>
-        </w:p>
-        <w:p>
-          <w:pPr>
-            <w:pStyle w:val="Verzeichnis1"/>
-            <w:tabs>
-              <w:tab w:val="left" w:pos="440"/>
-              <w:tab w:val="right" w:leader="dot" w:pos="9062"/>
-            </w:tabs>
-            <w:rPr>
-              <w:noProof/>
-            </w:rPr>
-          </w:pPr>
-          <w:hyperlink w:anchor="_Toc189845153" w:history="1">
-            <w:r>
-              <w:rPr>
-                <w:rStyle w:val="Hyperlink"/>
-                <w:noProof/>
-                <w:lang w:val="de-DE"/>
-              </w:rPr>
-              <w:t>4</w:t>
-            </w:r>
-            <w:r>
-              <w:rPr>
-                <w:noProof/>
-              </w:rPr>
-              <w:tab/>
-            </w:r>
-            <w:r>
-              <w:rPr>
-                <w:rStyle w:val="Hyperlink"/>
-                <w:noProof/>
-                <w:lang w:val="de-DE"/>
-              </w:rPr>
-              <w:t>Teststrategie</w:t>
-            </w:r>
-            <w:r>
-              <w:rPr>
-                <w:noProof/>
-                <w:webHidden/>
-              </w:rPr>
-              <w:tab/>
-            </w:r>
-            <w:r>
-              <w:rPr>
-                <w:noProof/>
-                <w:webHidden/>
-              </w:rPr>
-              <w:fldChar w:fldCharType="begin"/>
-            </w:r>
-            <w:r>
-              <w:rPr>
-                <w:noProof/>
-                <w:webHidden/>
-              </w:rPr>
-              <w:instrText xml:space="preserve"> PAGEREF _Toc189845153 \h </w:instrText>
-            </w:r>
-            <w:r>
-              <w:rPr>
-                <w:noProof/>
-                <w:webHidden/>
-              </w:rPr>
-            </w:r>
-            <w:r>
-              <w:rPr>
-                <w:noProof/>
-                <w:webHidden/>
-              </w:rPr>
-              <w:fldChar w:fldCharType="separate"/>
-            </w:r>
-            <w:r>
-              <w:rPr>
-                <w:noProof/>
-                <w:webHidden/>
-              </w:rPr>
-              <w:t>9</w:t>
-            </w:r>
-            <w:r>
-              <w:rPr>
-                <w:noProof/>
-                <w:webHidden/>
-              </w:rPr>
-              <w:fldChar w:fldCharType="end"/>
-            </w:r>
-          </w:hyperlink>
-        </w:p>
-        <w:p>
-          <w:pPr>
-            <w:pStyle w:val="Verzeichnis2"/>
-            <w:tabs>
-              <w:tab w:val="left" w:pos="880"/>
-              <w:tab w:val="right" w:leader="dot" w:pos="9062"/>
-            </w:tabs>
-            <w:rPr>
-              <w:noProof/>
-            </w:rPr>
-          </w:pPr>
-          <w:hyperlink w:anchor="_Toc189845154" w:history="1">
-            <w:r>
-              <w:rPr>
-                <w:rStyle w:val="Hyperlink"/>
-                <w:noProof/>
-                <w:lang w:val="de-DE"/>
-              </w:rPr>
-              <w:t>4.1</w:t>
-            </w:r>
-            <w:r>
-              <w:rPr>
-                <w:noProof/>
-              </w:rPr>
-              <w:tab/>
-            </w:r>
-            <w:r>
-              <w:rPr>
-                <w:rStyle w:val="Hyperlink"/>
-                <w:noProof/>
-                <w:lang w:val="de-DE"/>
-              </w:rPr>
-              <w:t>Grundsätzliche Vorgehensweise</w:t>
-            </w:r>
-            <w:r>
-              <w:rPr>
-                <w:noProof/>
-                <w:webHidden/>
-              </w:rPr>
-              <w:tab/>
-            </w:r>
-            <w:r>
-              <w:rPr>
-                <w:noProof/>
-                <w:webHidden/>
-              </w:rPr>
-              <w:fldChar w:fldCharType="begin"/>
-            </w:r>
-            <w:r>
-              <w:rPr>
-                <w:noProof/>
-                <w:webHidden/>
-              </w:rPr>
-              <w:instrText xml:space="preserve"> PAGEREF _Toc189845154 \h </w:instrText>
-            </w:r>
-            <w:r>
-              <w:rPr>
-                <w:noProof/>
-                <w:webHidden/>
-              </w:rPr>
-            </w:r>
-            <w:r>
-              <w:rPr>
-                <w:noProof/>
-                <w:webHidden/>
-              </w:rPr>
-              <w:fldChar w:fldCharType="separate"/>
-            </w:r>
-            <w:r>
-              <w:rPr>
-                <w:noProof/>
-                <w:webHidden/>
-              </w:rPr>
-              <w:t>9</w:t>
-            </w:r>
-            <w:r>
-              <w:rPr>
-                <w:noProof/>
-                <w:webHidden/>
-              </w:rPr>
-              <w:fldChar w:fldCharType="end"/>
-            </w:r>
-          </w:hyperlink>
-        </w:p>
-        <w:p>
-          <w:pPr>
-            <w:pStyle w:val="Verzeichnis2"/>
-            <w:tabs>
-              <w:tab w:val="left" w:pos="880"/>
-              <w:tab w:val="right" w:leader="dot" w:pos="9062"/>
-            </w:tabs>
-            <w:rPr>
-              <w:noProof/>
-            </w:rPr>
-          </w:pPr>
-          <w:hyperlink w:anchor="_Toc189845155" w:history="1">
-            <w:r>
-              <w:rPr>
-                <w:rStyle w:val="Hyperlink"/>
-                <w:noProof/>
-                <w:lang w:val="de-DE"/>
-              </w:rPr>
-              <w:t>4.2</w:t>
-            </w:r>
-            <w:r>
-              <w:rPr>
-                <w:noProof/>
-              </w:rPr>
-              <w:tab/>
-            </w:r>
-            <w:r>
-              <w:rPr>
-                <w:rStyle w:val="Hyperlink"/>
-                <w:noProof/>
-                <w:lang w:val="de-DE"/>
-              </w:rPr>
-              <w:t>Qualitätskriterien</w:t>
-            </w:r>
-            <w:r>
-              <w:rPr>
-                <w:noProof/>
-                <w:webHidden/>
-              </w:rPr>
-              <w:tab/>
-            </w:r>
-            <w:r>
-              <w:rPr>
-                <w:noProof/>
-                <w:webHidden/>
-              </w:rPr>
-              <w:fldChar w:fldCharType="begin"/>
-            </w:r>
-            <w:r>
-              <w:rPr>
-                <w:noProof/>
-                <w:webHidden/>
-              </w:rPr>
-              <w:instrText xml:space="preserve"> PAGEREF _Toc189845155 \h </w:instrText>
-            </w:r>
-            <w:r>
-              <w:rPr>
-                <w:noProof/>
-                <w:webHidden/>
-              </w:rPr>
-            </w:r>
-            <w:r>
-              <w:rPr>
-                <w:noProof/>
-                <w:webHidden/>
-              </w:rPr>
-              <w:fldChar w:fldCharType="separate"/>
-            </w:r>
-            <w:r>
-              <w:rPr>
-                <w:noProof/>
-                <w:webHidden/>
-              </w:rPr>
-              <w:t>9</w:t>
-            </w:r>
-            <w:r>
-              <w:rPr>
-                <w:noProof/>
-                <w:webHidden/>
-              </w:rPr>
-              <w:fldChar w:fldCharType="end"/>
-            </w:r>
-          </w:hyperlink>
-        </w:p>
-        <w:p>
-          <w:pPr>
-            <w:pStyle w:val="Verzeichnis3"/>
-            <w:tabs>
-              <w:tab w:val="left" w:pos="1320"/>
-              <w:tab w:val="right" w:leader="dot" w:pos="9062"/>
-            </w:tabs>
-            <w:rPr>
-              <w:noProof/>
-            </w:rPr>
-          </w:pPr>
-          <w:hyperlink w:anchor="_Toc189845156" w:history="1">
-            <w:r>
-              <w:rPr>
-                <w:rStyle w:val="Hyperlink"/>
-                <w:noProof/>
-                <w:lang w:val="de-DE"/>
-              </w:rPr>
-              <w:t>4.2.1</w:t>
-            </w:r>
-            <w:r>
-              <w:rPr>
-                <w:noProof/>
-              </w:rPr>
-              <w:tab/>
-            </w:r>
-            <w:r>
-              <w:rPr>
-                <w:rStyle w:val="Hyperlink"/>
-                <w:noProof/>
-                <w:lang w:val="de-DE"/>
-              </w:rPr>
-              <w:t>Funktionalität</w:t>
-            </w:r>
-            <w:r>
-              <w:rPr>
-                <w:noProof/>
-                <w:webHidden/>
-              </w:rPr>
-              <w:tab/>
-            </w:r>
-            <w:r>
-              <w:rPr>
-                <w:noProof/>
-                <w:webHidden/>
-              </w:rPr>
-              <w:fldChar w:fldCharType="begin"/>
-            </w:r>
-            <w:r>
-              <w:rPr>
-                <w:noProof/>
-                <w:webHidden/>
-              </w:rPr>
-              <w:instrText xml:space="preserve"> PAGEREF _Toc189845156 \h </w:instrText>
-            </w:r>
-            <w:r>
-              <w:rPr>
-                <w:noProof/>
-                <w:webHidden/>
-              </w:rPr>
-            </w:r>
-            <w:r>
-              <w:rPr>
-                <w:noProof/>
-                <w:webHidden/>
-              </w:rPr>
-              <w:fldChar w:fldCharType="separate"/>
-            </w:r>
-            <w:r>
-              <w:rPr>
-                <w:noProof/>
-                <w:webHidden/>
-              </w:rPr>
-              <w:t>9</w:t>
-            </w:r>
-            <w:r>
-              <w:rPr>
-                <w:noProof/>
-                <w:webHidden/>
-              </w:rPr>
-              <w:fldChar w:fldCharType="end"/>
-            </w:r>
-          </w:hyperlink>
-        </w:p>
-        <w:p>
-          <w:pPr>
-            <w:pStyle w:val="Verzeichnis3"/>
-            <w:tabs>
-              <w:tab w:val="left" w:pos="1320"/>
-              <w:tab w:val="right" w:leader="dot" w:pos="9062"/>
-            </w:tabs>
-            <w:rPr>
-              <w:noProof/>
-            </w:rPr>
-          </w:pPr>
-          <w:hyperlink w:anchor="_Toc189845157" w:history="1">
-            <w:r>
-              <w:rPr>
-                <w:rStyle w:val="Hyperlink"/>
-                <w:noProof/>
-                <w:lang w:val="de-DE"/>
-              </w:rPr>
-              <w:t>4.2.2</w:t>
-            </w:r>
-            <w:r>
-              <w:rPr>
-                <w:noProof/>
-              </w:rPr>
-              <w:tab/>
-            </w:r>
-            <w:r>
-              <w:rPr>
-                <w:rStyle w:val="Hyperlink"/>
-                <w:noProof/>
-                <w:lang w:val="de-DE"/>
-              </w:rPr>
-              <w:t>Zuverlässigkeit</w:t>
-            </w:r>
-            <w:r>
-              <w:rPr>
-                <w:noProof/>
-                <w:webHidden/>
-              </w:rPr>
-              <w:tab/>
-            </w:r>
-            <w:r>
-              <w:rPr>
-                <w:noProof/>
-                <w:webHidden/>
-              </w:rPr>
-              <w:fldChar w:fldCharType="begin"/>
-            </w:r>
-            <w:r>
-              <w:rPr>
-                <w:noProof/>
-                <w:webHidden/>
-              </w:rPr>
-              <w:instrText xml:space="preserve"> PAGEREF _Toc189845157 \h </w:instrText>
-            </w:r>
-            <w:r>
-              <w:rPr>
-                <w:noProof/>
-                <w:webHidden/>
-              </w:rPr>
-            </w:r>
-            <w:r>
-              <w:rPr>
-                <w:noProof/>
-                <w:webHidden/>
-              </w:rPr>
-              <w:fldChar w:fldCharType="separate"/>
-            </w:r>
-            <w:r>
-              <w:rPr>
-                <w:noProof/>
-                <w:webHidden/>
-              </w:rPr>
-              <w:t>9</w:t>
-            </w:r>
-            <w:r>
-              <w:rPr>
-                <w:noProof/>
-                <w:webHidden/>
-              </w:rPr>
-              <w:fldChar w:fldCharType="end"/>
-            </w:r>
-          </w:hyperlink>
-        </w:p>
-        <w:p>
-          <w:pPr>
-            <w:pStyle w:val="Verzeichnis3"/>
-            <w:tabs>
-              <w:tab w:val="left" w:pos="1320"/>
-              <w:tab w:val="right" w:leader="dot" w:pos="9062"/>
-            </w:tabs>
-            <w:rPr>
-              <w:noProof/>
-            </w:rPr>
-          </w:pPr>
-          <w:hyperlink w:anchor="_Toc189845158" w:history="1">
-            <w:r>
-              <w:rPr>
-                <w:rStyle w:val="Hyperlink"/>
-                <w:noProof/>
-                <w:lang w:val="de-DE"/>
-              </w:rPr>
-              <w:t>4.2.3</w:t>
-            </w:r>
-            <w:r>
-              <w:rPr>
-                <w:noProof/>
-              </w:rPr>
-              <w:tab/>
-            </w:r>
-            <w:r>
-              <w:rPr>
-                <w:rStyle w:val="Hyperlink"/>
-                <w:noProof/>
-                <w:lang w:val="de-DE"/>
-              </w:rPr>
-              <w:t>Benutzbarkeit</w:t>
-            </w:r>
-            <w:r>
-              <w:rPr>
-                <w:noProof/>
-                <w:webHidden/>
-              </w:rPr>
-              <w:tab/>
-            </w:r>
-            <w:r>
-              <w:rPr>
-                <w:noProof/>
-                <w:webHidden/>
-              </w:rPr>
-              <w:fldChar w:fldCharType="begin"/>
-            </w:r>
-            <w:r>
-              <w:rPr>
-                <w:noProof/>
-                <w:webHidden/>
-              </w:rPr>
-              <w:instrText xml:space="preserve"> PAGEREF _Toc189845158 \h </w:instrText>
-            </w:r>
-            <w:r>
-              <w:rPr>
-                <w:noProof/>
-                <w:webHidden/>
-              </w:rPr>
-            </w:r>
-            <w:r>
-              <w:rPr>
-                <w:noProof/>
-                <w:webHidden/>
-              </w:rPr>
-              <w:fldChar w:fldCharType="separate"/>
-            </w:r>
-            <w:r>
-              <w:rPr>
-                <w:noProof/>
-                <w:webHidden/>
-              </w:rPr>
-              <w:t>9</w:t>
-            </w:r>
-            <w:r>
-              <w:rPr>
-                <w:noProof/>
-                <w:webHidden/>
-              </w:rPr>
-              <w:fldChar w:fldCharType="end"/>
-            </w:r>
-          </w:hyperlink>
-        </w:p>
-        <w:p>
-          <w:pPr>
-            <w:pStyle w:val="Verzeichnis3"/>
-            <w:tabs>
-              <w:tab w:val="left" w:pos="1320"/>
-              <w:tab w:val="right" w:leader="dot" w:pos="9062"/>
-            </w:tabs>
-            <w:rPr>
-              <w:noProof/>
-            </w:rPr>
-          </w:pPr>
-          <w:hyperlink w:anchor="_Toc189845159" w:history="1">
-            <w:r>
-              <w:rPr>
-                <w:rStyle w:val="Hyperlink"/>
-                <w:noProof/>
-                <w:lang w:val="de-DE"/>
-              </w:rPr>
-              <w:t>4.2.4</w:t>
-            </w:r>
-            <w:r>
-              <w:rPr>
-                <w:noProof/>
-              </w:rPr>
-              <w:tab/>
-            </w:r>
-            <w:r>
-              <w:rPr>
-                <w:rStyle w:val="Hyperlink"/>
-                <w:noProof/>
-                <w:lang w:val="de-DE"/>
-              </w:rPr>
-              <w:t>Effizienz</w:t>
-            </w:r>
-            <w:r>
-              <w:rPr>
-                <w:noProof/>
-                <w:webHidden/>
-              </w:rPr>
-              <w:tab/>
-            </w:r>
-            <w:r>
-              <w:rPr>
-                <w:noProof/>
-                <w:webHidden/>
-              </w:rPr>
-              <w:fldChar w:fldCharType="begin"/>
-            </w:r>
-            <w:r>
-              <w:rPr>
-                <w:noProof/>
-                <w:webHidden/>
-              </w:rPr>
-              <w:instrText xml:space="preserve"> PAGEREF _Toc189845159 \h </w:instrText>
-            </w:r>
-            <w:r>
-              <w:rPr>
-                <w:noProof/>
-                <w:webHidden/>
-              </w:rPr>
-            </w:r>
-            <w:r>
-              <w:rPr>
-                <w:noProof/>
-                <w:webHidden/>
-              </w:rPr>
-              <w:fldChar w:fldCharType="separate"/>
-            </w:r>
-            <w:r>
-              <w:rPr>
-                <w:noProof/>
-                <w:webHidden/>
-              </w:rPr>
-              <w:t>9</w:t>
-            </w:r>
-            <w:r>
-              <w:rPr>
-                <w:noProof/>
-                <w:webHidden/>
-              </w:rPr>
-              <w:fldChar w:fldCharType="end"/>
-            </w:r>
-          </w:hyperlink>
-        </w:p>
-        <w:p>
-          <w:pPr>
-            <w:pStyle w:val="Verzeichnis3"/>
-            <w:tabs>
-              <w:tab w:val="left" w:pos="1320"/>
-              <w:tab w:val="right" w:leader="dot" w:pos="9062"/>
-            </w:tabs>
-            <w:rPr>
-              <w:noProof/>
-            </w:rPr>
-          </w:pPr>
-          <w:hyperlink w:anchor="_Toc189845160" w:history="1">
-            <w:r>
-              <w:rPr>
-                <w:rStyle w:val="Hyperlink"/>
-                <w:noProof/>
-                <w:lang w:val="de-DE"/>
-              </w:rPr>
-              <w:t>4.2.5</w:t>
-            </w:r>
-            <w:r>
-              <w:rPr>
-                <w:noProof/>
-              </w:rPr>
-              <w:tab/>
-            </w:r>
-            <w:r>
-              <w:rPr>
-                <w:rStyle w:val="Hyperlink"/>
-                <w:noProof/>
-                <w:lang w:val="de-DE"/>
-              </w:rPr>
-              <w:t>Sicherheit (Security)</w:t>
-            </w:r>
-            <w:r>
-              <w:rPr>
-                <w:noProof/>
-                <w:webHidden/>
-              </w:rPr>
-              <w:tab/>
-            </w:r>
-            <w:r>
-              <w:rPr>
-                <w:noProof/>
-                <w:webHidden/>
-              </w:rPr>
-              <w:fldChar w:fldCharType="begin"/>
-            </w:r>
-            <w:r>
-              <w:rPr>
-                <w:noProof/>
-                <w:webHidden/>
-              </w:rPr>
-              <w:instrText xml:space="preserve"> PAGEREF _Toc189845160 \h </w:instrText>
-            </w:r>
-            <w:r>
-              <w:rPr>
-                <w:noProof/>
-                <w:webHidden/>
-              </w:rPr>
-            </w:r>
-            <w:r>
-              <w:rPr>
-                <w:noProof/>
-                <w:webHidden/>
-              </w:rPr>
-              <w:fldChar w:fldCharType="separate"/>
-            </w:r>
-            <w:r>
-              <w:rPr>
-                <w:noProof/>
-                <w:webHidden/>
-              </w:rPr>
-              <w:t>10</w:t>
-            </w:r>
-            <w:r>
-              <w:rPr>
-                <w:noProof/>
-                <w:webHidden/>
-              </w:rPr>
-              <w:fldChar w:fldCharType="end"/>
-            </w:r>
-          </w:hyperlink>
-        </w:p>
-        <w:p>
-          <w:pPr>
-            <w:pStyle w:val="Verzeichnis3"/>
-            <w:tabs>
-              <w:tab w:val="left" w:pos="1320"/>
-              <w:tab w:val="right" w:leader="dot" w:pos="9062"/>
-            </w:tabs>
-            <w:rPr>
-              <w:noProof/>
-            </w:rPr>
-          </w:pPr>
-          <w:hyperlink w:anchor="_Toc189845161" w:history="1">
-            <w:r>
-              <w:rPr>
-                <w:rStyle w:val="Hyperlink"/>
-                <w:noProof/>
-                <w:lang w:val="de-DE"/>
-              </w:rPr>
-              <w:t>4.2.6</w:t>
-            </w:r>
-            <w:r>
-              <w:rPr>
-                <w:noProof/>
-              </w:rPr>
-              <w:tab/>
-            </w:r>
-            <w:r>
-              <w:rPr>
-                <w:rStyle w:val="Hyperlink"/>
-                <w:noProof/>
-                <w:lang w:val="de-DE"/>
-              </w:rPr>
-              <w:t>Kompatibilität</w:t>
-            </w:r>
-            <w:r>
-              <w:rPr>
-                <w:noProof/>
-                <w:webHidden/>
-              </w:rPr>
-              <w:tab/>
-            </w:r>
-            <w:r>
-              <w:rPr>
-                <w:noProof/>
-                <w:webHidden/>
-              </w:rPr>
-              <w:fldChar w:fldCharType="begin"/>
-            </w:r>
-            <w:r>
-              <w:rPr>
-                <w:noProof/>
-                <w:webHidden/>
-              </w:rPr>
-              <w:instrText xml:space="preserve"> PAGEREF _Toc189845161 \h </w:instrText>
-            </w:r>
-            <w:r>
-              <w:rPr>
-                <w:noProof/>
-                <w:webHidden/>
-              </w:rPr>
-            </w:r>
-            <w:r>
-              <w:rPr>
-                <w:noProof/>
-                <w:webHidden/>
-              </w:rPr>
-              <w:fldChar w:fldCharType="separate"/>
-            </w:r>
-            <w:r>
-              <w:rPr>
-                <w:noProof/>
-                <w:webHidden/>
-              </w:rPr>
-              <w:t>10</w:t>
-            </w:r>
-            <w:r>
-              <w:rPr>
-                <w:noProof/>
-                <w:webHidden/>
-              </w:rPr>
-              <w:fldChar w:fldCharType="end"/>
-            </w:r>
-          </w:hyperlink>
-        </w:p>
-        <w:p>
-          <w:pPr>
-            <w:pStyle w:val="Verzeichnis3"/>
-            <w:tabs>
-              <w:tab w:val="left" w:pos="1320"/>
-              <w:tab w:val="right" w:leader="dot" w:pos="9062"/>
-            </w:tabs>
-            <w:rPr>
-              <w:noProof/>
-            </w:rPr>
-          </w:pPr>
-          <w:hyperlink w:anchor="_Toc189845162" w:history="1">
-            <w:r>
-              <w:rPr>
-                <w:rStyle w:val="Hyperlink"/>
-                <w:noProof/>
-                <w:lang w:val="de-DE"/>
-              </w:rPr>
-              <w:t>4.2.7</w:t>
-            </w:r>
-            <w:r>
-              <w:rPr>
-                <w:noProof/>
-              </w:rPr>
-              <w:tab/>
-            </w:r>
-            <w:r>
-              <w:rPr>
-                <w:rStyle w:val="Hyperlink"/>
-                <w:noProof/>
-                <w:lang w:val="de-DE"/>
-              </w:rPr>
-              <w:t>Wartbarkeit</w:t>
-            </w:r>
-            <w:r>
-              <w:rPr>
-                <w:noProof/>
-                <w:webHidden/>
-              </w:rPr>
-              <w:tab/>
-            </w:r>
-            <w:r>
-              <w:rPr>
-                <w:noProof/>
-                <w:webHidden/>
-              </w:rPr>
-              <w:fldChar w:fldCharType="begin"/>
-            </w:r>
-            <w:r>
-              <w:rPr>
-                <w:noProof/>
-                <w:webHidden/>
-              </w:rPr>
-              <w:instrText xml:space="preserve"> PAGEREF _Toc189845162 \h </w:instrText>
-            </w:r>
-            <w:r>
-              <w:rPr>
-                <w:noProof/>
-                <w:webHidden/>
-              </w:rPr>
-            </w:r>
-            <w:r>
-              <w:rPr>
-                <w:noProof/>
-                <w:webHidden/>
-              </w:rPr>
-              <w:fldChar w:fldCharType="separate"/>
-            </w:r>
-            <w:r>
-              <w:rPr>
-                <w:noProof/>
-                <w:webHidden/>
-              </w:rPr>
-              <w:t>10</w:t>
-            </w:r>
-            <w:r>
-              <w:rPr>
-                <w:noProof/>
-                <w:webHidden/>
-              </w:rPr>
-              <w:fldChar w:fldCharType="end"/>
-            </w:r>
-          </w:hyperlink>
-        </w:p>
-        <w:p>
-          <w:pPr>
-            <w:pStyle w:val="Verzeichnis3"/>
-            <w:tabs>
-              <w:tab w:val="left" w:pos="1320"/>
-              <w:tab w:val="right" w:leader="dot" w:pos="9062"/>
-            </w:tabs>
-            <w:rPr>
-              <w:noProof/>
-            </w:rPr>
-          </w:pPr>
-          <w:hyperlink w:anchor="_Toc189845163" w:history="1">
-            <w:r>
-              <w:rPr>
-                <w:rStyle w:val="Hyperlink"/>
-                <w:noProof/>
-                <w:lang w:val="de-DE"/>
-              </w:rPr>
-              <w:t>4.2.8</w:t>
-            </w:r>
-            <w:r>
-              <w:rPr>
-                <w:noProof/>
-              </w:rPr>
-              <w:tab/>
-            </w:r>
-            <w:r>
-              <w:rPr>
-                <w:rStyle w:val="Hyperlink"/>
-                <w:noProof/>
-                <w:lang w:val="de-DE"/>
-              </w:rPr>
-              <w:t>Portabilität</w:t>
-            </w:r>
-            <w:r>
-              <w:rPr>
-                <w:noProof/>
-                <w:webHidden/>
-              </w:rPr>
-              <w:tab/>
-            </w:r>
-            <w:r>
-              <w:rPr>
-                <w:noProof/>
-                <w:webHidden/>
-              </w:rPr>
-              <w:fldChar w:fldCharType="begin"/>
-            </w:r>
-            <w:r>
-              <w:rPr>
-                <w:noProof/>
-                <w:webHidden/>
-              </w:rPr>
-              <w:instrText xml:space="preserve"> PAGEREF _Toc189845163 \h </w:instrText>
-            </w:r>
-            <w:r>
-              <w:rPr>
-                <w:noProof/>
-                <w:webHidden/>
-              </w:rPr>
-            </w:r>
-            <w:r>
-              <w:rPr>
-                <w:noProof/>
-                <w:webHidden/>
-              </w:rPr>
-              <w:fldChar w:fldCharType="separate"/>
-            </w:r>
-            <w:r>
-              <w:rPr>
-                <w:noProof/>
-                <w:webHidden/>
-              </w:rPr>
-              <w:t>10</w:t>
-            </w:r>
-            <w:r>
-              <w:rPr>
-                <w:noProof/>
-                <w:webHidden/>
-              </w:rPr>
-              <w:fldChar w:fldCharType="end"/>
-            </w:r>
-          </w:hyperlink>
-        </w:p>
-        <w:p>
-          <w:pPr>
-            <w:pStyle w:val="Verzeichnis2"/>
-            <w:tabs>
-              <w:tab w:val="left" w:pos="880"/>
-              <w:tab w:val="right" w:leader="dot" w:pos="9062"/>
-            </w:tabs>
-            <w:rPr>
-              <w:noProof/>
-            </w:rPr>
-          </w:pPr>
-          <w:hyperlink w:anchor="_Toc189845164" w:history="1">
-            <w:r>
-              <w:rPr>
-                <w:rStyle w:val="Hyperlink"/>
-                <w:noProof/>
-                <w:lang w:val="de-DE"/>
-              </w:rPr>
-              <w:t>4.3</w:t>
-            </w:r>
-            <w:r>
-              <w:rPr>
-                <w:noProof/>
-              </w:rPr>
-              <w:tab/>
-            </w:r>
-            <w:r>
-              <w:rPr>
-                <w:rStyle w:val="Hyperlink"/>
-                <w:noProof/>
-                <w:lang w:val="de-DE"/>
-              </w:rPr>
-              <w:t>Risiken</w:t>
-            </w:r>
-            <w:r>
-              <w:rPr>
-                <w:noProof/>
-                <w:webHidden/>
-              </w:rPr>
-              <w:tab/>
-            </w:r>
-            <w:r>
-              <w:rPr>
-                <w:noProof/>
-                <w:webHidden/>
-              </w:rPr>
-              <w:fldChar w:fldCharType="begin"/>
-            </w:r>
-            <w:r>
-              <w:rPr>
-                <w:noProof/>
-                <w:webHidden/>
-              </w:rPr>
-              <w:instrText xml:space="preserve"> PAGEREF _Toc189845164 \h </w:instrText>
-            </w:r>
-            <w:r>
-              <w:rPr>
-                <w:noProof/>
-                <w:webHidden/>
-              </w:rPr>
-            </w:r>
-            <w:r>
-              <w:rPr>
-                <w:noProof/>
-                <w:webHidden/>
-              </w:rPr>
-              <w:fldChar w:fldCharType="separate"/>
-            </w:r>
-            <w:r>
-              <w:rPr>
-                <w:noProof/>
-                <w:webHidden/>
-              </w:rPr>
-              <w:t>11</w:t>
-            </w:r>
-            <w:r>
-              <w:rPr>
-                <w:noProof/>
-                <w:webHidden/>
-              </w:rPr>
-              <w:fldChar w:fldCharType="end"/>
-            </w:r>
-          </w:hyperlink>
-        </w:p>
-        <w:p>
-          <w:pPr>
-            <w:pStyle w:val="Verzeichnis2"/>
-            <w:tabs>
-              <w:tab w:val="left" w:pos="880"/>
-              <w:tab w:val="right" w:leader="dot" w:pos="9062"/>
-            </w:tabs>
-            <w:rPr>
-              <w:noProof/>
-            </w:rPr>
-          </w:pPr>
-          <w:hyperlink w:anchor="_Toc189845165" w:history="1">
-            <w:r>
-              <w:rPr>
-                <w:rStyle w:val="Hyperlink"/>
-                <w:noProof/>
-                <w:lang w:val="de-DE"/>
-              </w:rPr>
-              <w:t>4.4</w:t>
-            </w:r>
-            <w:r>
-              <w:rPr>
-                <w:noProof/>
-              </w:rPr>
-              <w:tab/>
-            </w:r>
-            <w:r>
-              <w:rPr>
-                <w:rStyle w:val="Hyperlink"/>
-                <w:noProof/>
-                <w:lang w:val="de-DE"/>
-              </w:rPr>
-              <w:t>Teststufen</w:t>
-            </w:r>
-            <w:r>
-              <w:rPr>
-                <w:noProof/>
-                <w:webHidden/>
-              </w:rPr>
-              <w:tab/>
-            </w:r>
-            <w:r>
-              <w:rPr>
-                <w:noProof/>
-                <w:webHidden/>
-              </w:rPr>
-              <w:fldChar w:fldCharType="begin"/>
-            </w:r>
-            <w:r>
-              <w:rPr>
-                <w:noProof/>
-                <w:webHidden/>
-              </w:rPr>
-              <w:instrText xml:space="preserve"> PAGEREF _Toc189845165 \h </w:instrText>
-            </w:r>
-            <w:r>
-              <w:rPr>
-                <w:noProof/>
-                <w:webHidden/>
-              </w:rPr>
-            </w:r>
-            <w:r>
-              <w:rPr>
-                <w:noProof/>
-                <w:webHidden/>
-              </w:rPr>
-              <w:fldChar w:fldCharType="separate"/>
-            </w:r>
-            <w:r>
-              <w:rPr>
-                <w:noProof/>
-                <w:webHidden/>
-              </w:rPr>
-              <w:t>12</w:t>
-            </w:r>
-            <w:r>
-              <w:rPr>
-                <w:noProof/>
-                <w:webHidden/>
-              </w:rPr>
-              <w:fldChar w:fldCharType="end"/>
-            </w:r>
-          </w:hyperlink>
-        </w:p>
-        <w:p>
-          <w:pPr>
-            <w:pStyle w:val="Verzeichnis3"/>
-            <w:tabs>
-              <w:tab w:val="left" w:pos="1320"/>
-              <w:tab w:val="right" w:leader="dot" w:pos="9062"/>
-            </w:tabs>
-            <w:rPr>
-              <w:noProof/>
-            </w:rPr>
-          </w:pPr>
-          <w:hyperlink w:anchor="_Toc189845166" w:history="1">
-            <w:r>
-              <w:rPr>
-                <w:rStyle w:val="Hyperlink"/>
-                <w:noProof/>
-                <w:lang w:val="de-DE"/>
-              </w:rPr>
-              <w:t>4.4.1</w:t>
-            </w:r>
-            <w:r>
-              <w:rPr>
-                <w:noProof/>
-              </w:rPr>
-              <w:tab/>
-            </w:r>
-            <w:r>
-              <w:rPr>
-                <w:rStyle w:val="Hyperlink"/>
-                <w:noProof/>
-                <w:lang w:val="de-DE"/>
-              </w:rPr>
-              <w:t>Model Test (MT)</w:t>
-            </w:r>
-            <w:r>
-              <w:rPr>
-                <w:noProof/>
-                <w:webHidden/>
-              </w:rPr>
-              <w:tab/>
-            </w:r>
-            <w:r>
-              <w:rPr>
-                <w:noProof/>
-                <w:webHidden/>
-              </w:rPr>
-              <w:fldChar w:fldCharType="begin"/>
-            </w:r>
-            <w:r>
-              <w:rPr>
-                <w:noProof/>
-                <w:webHidden/>
-              </w:rPr>
-              <w:instrText xml:space="preserve"> PAGEREF _Toc189845166 \h </w:instrText>
-            </w:r>
-            <w:r>
-              <w:rPr>
-                <w:noProof/>
-                <w:webHidden/>
-              </w:rPr>
-            </w:r>
-            <w:r>
-              <w:rPr>
-                <w:noProof/>
-                <w:webHidden/>
-              </w:rPr>
-              <w:fldChar w:fldCharType="separate"/>
-            </w:r>
-            <w:r>
-              <w:rPr>
-                <w:noProof/>
-                <w:webHidden/>
-              </w:rPr>
-              <w:t>12</w:t>
-            </w:r>
-            <w:r>
-              <w:rPr>
-                <w:noProof/>
-                <w:webHidden/>
-              </w:rPr>
-              <w:fldChar w:fldCharType="end"/>
-            </w:r>
-          </w:hyperlink>
-        </w:p>
-        <w:p>
-          <w:pPr>
-            <w:pStyle w:val="Verzeichnis3"/>
-            <w:tabs>
-              <w:tab w:val="left" w:pos="1320"/>
-              <w:tab w:val="right" w:leader="dot" w:pos="9062"/>
-            </w:tabs>
-            <w:rPr>
-              <w:noProof/>
-            </w:rPr>
-          </w:pPr>
-          <w:hyperlink w:anchor="_Toc189845167" w:history="1">
-            <w:r>
-              <w:rPr>
-                <w:rStyle w:val="Hyperlink"/>
-                <w:noProof/>
-              </w:rPr>
-              <w:t>4.4.2</w:t>
-            </w:r>
-            <w:r>
-              <w:rPr>
-                <w:noProof/>
-              </w:rPr>
-              <w:tab/>
-            </w:r>
-            <w:r>
-              <w:rPr>
-                <w:rStyle w:val="Hyperlink"/>
-                <w:noProof/>
-              </w:rPr>
-              <w:t>Model in the Loop (MiL)</w:t>
-            </w:r>
-            <w:r>
-              <w:rPr>
-                <w:noProof/>
-                <w:webHidden/>
-              </w:rPr>
-              <w:tab/>
-            </w:r>
-            <w:r>
-              <w:rPr>
-                <w:noProof/>
-                <w:webHidden/>
-              </w:rPr>
-              <w:fldChar w:fldCharType="begin"/>
-            </w:r>
-            <w:r>
-              <w:rPr>
-                <w:noProof/>
-                <w:webHidden/>
-              </w:rPr>
-              <w:instrText xml:space="preserve"> PAGEREF _Toc189845167 \h </w:instrText>
-            </w:r>
-            <w:r>
-              <w:rPr>
-                <w:noProof/>
-                <w:webHidden/>
-              </w:rPr>
-            </w:r>
-            <w:r>
-              <w:rPr>
-                <w:noProof/>
-                <w:webHidden/>
-              </w:rPr>
-              <w:fldChar w:fldCharType="separate"/>
-            </w:r>
-            <w:r>
-              <w:rPr>
-                <w:noProof/>
-                <w:webHidden/>
-              </w:rPr>
-              <w:t>12</w:t>
-            </w:r>
-            <w:r>
-              <w:rPr>
-                <w:noProof/>
-                <w:webHidden/>
-              </w:rPr>
-              <w:fldChar w:fldCharType="end"/>
-            </w:r>
-          </w:hyperlink>
-        </w:p>
-        <w:p>
-          <w:pPr>
-            <w:pStyle w:val="Verzeichnis3"/>
-            <w:tabs>
-              <w:tab w:val="left" w:pos="1320"/>
-              <w:tab w:val="right" w:leader="dot" w:pos="9062"/>
-            </w:tabs>
-            <w:rPr>
-              <w:noProof/>
-            </w:rPr>
-          </w:pPr>
-          <w:hyperlink w:anchor="_Toc189845168" w:history="1">
-            <w:r>
-              <w:rPr>
-                <w:rStyle w:val="Hyperlink"/>
-                <w:noProof/>
-              </w:rPr>
-              <w:t>4.4.3</w:t>
-            </w:r>
-            <w:r>
-              <w:rPr>
-                <w:noProof/>
-              </w:rPr>
-              <w:tab/>
-            </w:r>
-            <w:r>
-              <w:rPr>
-                <w:rStyle w:val="Hyperlink"/>
-                <w:noProof/>
-              </w:rPr>
-              <w:t>Rapid Prototyping (RP)</w:t>
-            </w:r>
-            <w:r>
-              <w:rPr>
-                <w:noProof/>
-                <w:webHidden/>
-              </w:rPr>
-              <w:tab/>
-            </w:r>
-            <w:r>
-              <w:rPr>
-                <w:noProof/>
-                <w:webHidden/>
-              </w:rPr>
-              <w:fldChar w:fldCharType="begin"/>
-            </w:r>
-            <w:r>
-              <w:rPr>
-                <w:noProof/>
-                <w:webHidden/>
-              </w:rPr>
-              <w:instrText xml:space="preserve"> PAGEREF _Toc189845168 \h </w:instrText>
-            </w:r>
-            <w:r>
-              <w:rPr>
-                <w:noProof/>
-                <w:webHidden/>
-              </w:rPr>
-            </w:r>
-            <w:r>
-              <w:rPr>
-                <w:noProof/>
-                <w:webHidden/>
-              </w:rPr>
-              <w:fldChar w:fldCharType="separate"/>
-            </w:r>
-            <w:r>
-              <w:rPr>
-                <w:noProof/>
-                <w:webHidden/>
-              </w:rPr>
-              <w:t>12</w:t>
-            </w:r>
-            <w:r>
-              <w:rPr>
-                <w:noProof/>
-                <w:webHidden/>
-              </w:rPr>
-              <w:fldChar w:fldCharType="end"/>
-            </w:r>
-          </w:hyperlink>
-        </w:p>
-        <w:p>
-          <w:pPr>
-            <w:pStyle w:val="Verzeichnis3"/>
-            <w:tabs>
-              <w:tab w:val="left" w:pos="1320"/>
-              <w:tab w:val="right" w:leader="dot" w:pos="9062"/>
-            </w:tabs>
-            <w:rPr>
-              <w:noProof/>
-            </w:rPr>
-          </w:pPr>
-          <w:hyperlink w:anchor="_Toc189845169" w:history="1">
-            <w:r>
-              <w:rPr>
-                <w:rStyle w:val="Hyperlink"/>
-                <w:noProof/>
-              </w:rPr>
-              <w:t>4.4.4</w:t>
-            </w:r>
-            <w:r>
-              <w:rPr>
-                <w:noProof/>
-              </w:rPr>
-              <w:tab/>
-            </w:r>
-            <w:r>
-              <w:rPr>
-                <w:rStyle w:val="Hyperlink"/>
-                <w:noProof/>
-              </w:rPr>
-              <w:t>Software Unit – Host (SiL-H)</w:t>
-            </w:r>
-            <w:r>
-              <w:rPr>
-                <w:noProof/>
-                <w:webHidden/>
-              </w:rPr>
-              <w:tab/>
-            </w:r>
-            <w:r>
-              <w:rPr>
-                <w:noProof/>
-                <w:webHidden/>
-              </w:rPr>
-              <w:fldChar w:fldCharType="begin"/>
-            </w:r>
-            <w:r>
-              <w:rPr>
-                <w:noProof/>
-                <w:webHidden/>
-              </w:rPr>
-              <w:instrText xml:space="preserve"> PAGEREF _Toc189845169 \h </w:instrText>
-            </w:r>
-            <w:r>
-              <w:rPr>
-                <w:noProof/>
-                <w:webHidden/>
-              </w:rPr>
-            </w:r>
-            <w:r>
-              <w:rPr>
-                <w:noProof/>
-                <w:webHidden/>
-              </w:rPr>
-              <w:fldChar w:fldCharType="separate"/>
-            </w:r>
-            <w:r>
-              <w:rPr>
-                <w:noProof/>
-                <w:webHidden/>
-              </w:rPr>
-              <w:t>12</w:t>
-            </w:r>
-            <w:r>
-              <w:rPr>
-                <w:noProof/>
-                <w:webHidden/>
-              </w:rPr>
-              <w:fldChar w:fldCharType="end"/>
-            </w:r>
-          </w:hyperlink>
-        </w:p>
-        <w:p>
-          <w:pPr>
-            <w:pStyle w:val="Verzeichnis3"/>
-            <w:tabs>
-              <w:tab w:val="left" w:pos="1320"/>
-              <w:tab w:val="right" w:leader="dot" w:pos="9062"/>
-            </w:tabs>
-            <w:rPr>
-              <w:noProof/>
-            </w:rPr>
-          </w:pPr>
-          <w:hyperlink w:anchor="_Toc189845170" w:history="1">
-            <w:r>
-              <w:rPr>
-                <w:rStyle w:val="Hyperlink"/>
-                <w:noProof/>
-                <w:lang w:val="de-DE"/>
-              </w:rPr>
-              <w:t>4.4.5</w:t>
-            </w:r>
-            <w:r>
-              <w:rPr>
-                <w:noProof/>
-              </w:rPr>
-              <w:tab/>
-            </w:r>
-            <w:r>
-              <w:rPr>
-                <w:rStyle w:val="Hyperlink"/>
-                <w:noProof/>
-                <w:lang w:val="de-DE"/>
-              </w:rPr>
-              <w:t>Software Unit – Target (SiL-T)</w:t>
-            </w:r>
-            <w:r>
-              <w:rPr>
-                <w:noProof/>
-                <w:webHidden/>
-              </w:rPr>
-              <w:tab/>
-            </w:r>
-            <w:r>
-              <w:rPr>
-                <w:noProof/>
-                <w:webHidden/>
-              </w:rPr>
-              <w:fldChar w:fldCharType="begin"/>
-            </w:r>
-            <w:r>
-              <w:rPr>
-                <w:noProof/>
-                <w:webHidden/>
-              </w:rPr>
-              <w:instrText xml:space="preserve"> PAGEREF _Toc189845170 \h </w:instrText>
-            </w:r>
-            <w:r>
-              <w:rPr>
-                <w:noProof/>
-                <w:webHidden/>
-              </w:rPr>
-            </w:r>
-            <w:r>
-              <w:rPr>
-                <w:noProof/>
-                <w:webHidden/>
-              </w:rPr>
-              <w:fldChar w:fldCharType="separate"/>
-            </w:r>
-            <w:r>
-              <w:rPr>
-                <w:noProof/>
-                <w:webHidden/>
-              </w:rPr>
-              <w:t>12</w:t>
-            </w:r>
-            <w:r>
-              <w:rPr>
-                <w:noProof/>
-                <w:webHidden/>
-              </w:rPr>
-              <w:fldChar w:fldCharType="end"/>
-            </w:r>
-          </w:hyperlink>
-        </w:p>
-        <w:p>
-          <w:pPr>
-            <w:pStyle w:val="Verzeichnis3"/>
-            <w:tabs>
-              <w:tab w:val="left" w:pos="1320"/>
-              <w:tab w:val="right" w:leader="dot" w:pos="9062"/>
-            </w:tabs>
-            <w:rPr>
-              <w:noProof/>
-            </w:rPr>
-          </w:pPr>
-          <w:hyperlink w:anchor="_Toc189845171" w:history="1">
-            <w:r>
-              <w:rPr>
-                <w:rStyle w:val="Hyperlink"/>
-                <w:noProof/>
-              </w:rPr>
-              <w:t>4.4.6</w:t>
-            </w:r>
-            <w:r>
-              <w:rPr>
-                <w:noProof/>
-              </w:rPr>
-              <w:tab/>
-            </w:r>
-            <w:r>
-              <w:rPr>
-                <w:rStyle w:val="Hyperlink"/>
-                <w:noProof/>
-              </w:rPr>
-              <w:t>Software Integration – Target (SWI-H)</w:t>
-            </w:r>
-            <w:r>
-              <w:rPr>
-                <w:noProof/>
-                <w:webHidden/>
-              </w:rPr>
-              <w:tab/>
-            </w:r>
-            <w:r>
-              <w:rPr>
-                <w:noProof/>
-                <w:webHidden/>
-              </w:rPr>
-              <w:fldChar w:fldCharType="begin"/>
-            </w:r>
-            <w:r>
-              <w:rPr>
-                <w:noProof/>
-                <w:webHidden/>
-              </w:rPr>
-              <w:instrText xml:space="preserve"> PAGEREF _Toc189845171 \h </w:instrText>
-            </w:r>
-            <w:r>
-              <w:rPr>
-                <w:noProof/>
-                <w:webHidden/>
-              </w:rPr>
-            </w:r>
-            <w:r>
-              <w:rPr>
-                <w:noProof/>
-                <w:webHidden/>
-              </w:rPr>
-              <w:fldChar w:fldCharType="separate"/>
-            </w:r>
-            <w:r>
-              <w:rPr>
-                <w:noProof/>
-                <w:webHidden/>
-              </w:rPr>
-              <w:t>12</w:t>
-            </w:r>
-            <w:r>
-              <w:rPr>
-                <w:noProof/>
-                <w:webHidden/>
-              </w:rPr>
-              <w:fldChar w:fldCharType="end"/>
-            </w:r>
-          </w:hyperlink>
-        </w:p>
-        <w:p>
-          <w:pPr>
-            <w:pStyle w:val="Verzeichnis3"/>
-            <w:tabs>
-              <w:tab w:val="left" w:pos="1320"/>
-              <w:tab w:val="right" w:leader="dot" w:pos="9062"/>
-            </w:tabs>
-            <w:rPr>
-              <w:noProof/>
-            </w:rPr>
-          </w:pPr>
-          <w:hyperlink w:anchor="_Toc189845172" w:history="1">
-            <w:r>
-              <w:rPr>
-                <w:rStyle w:val="Hyperlink"/>
-                <w:noProof/>
-              </w:rPr>
-              <w:t>4.4.7</w:t>
-            </w:r>
-            <w:r>
-              <w:rPr>
-                <w:noProof/>
-              </w:rPr>
-              <w:tab/>
-            </w:r>
-            <w:r>
-              <w:rPr>
-                <w:rStyle w:val="Hyperlink"/>
-                <w:noProof/>
-              </w:rPr>
-              <w:t>Software Integration – Target (SWI-T)</w:t>
-            </w:r>
-            <w:r>
-              <w:rPr>
-                <w:noProof/>
-                <w:webHidden/>
-              </w:rPr>
-              <w:tab/>
-            </w:r>
-            <w:r>
-              <w:rPr>
-                <w:noProof/>
-                <w:webHidden/>
-              </w:rPr>
-              <w:fldChar w:fldCharType="begin"/>
-            </w:r>
-            <w:r>
-              <w:rPr>
-                <w:noProof/>
-                <w:webHidden/>
-              </w:rPr>
-              <w:instrText xml:space="preserve"> PAGEREF _Toc189845172 \h </w:instrText>
-            </w:r>
-            <w:r>
-              <w:rPr>
-                <w:noProof/>
-                <w:webHidden/>
-              </w:rPr>
-            </w:r>
-            <w:r>
-              <w:rPr>
-                <w:noProof/>
-                <w:webHidden/>
-              </w:rPr>
-              <w:fldChar w:fldCharType="separate"/>
-            </w:r>
-            <w:r>
-              <w:rPr>
-                <w:noProof/>
-                <w:webHidden/>
-              </w:rPr>
-              <w:t>12</w:t>
-            </w:r>
-            <w:r>
-              <w:rPr>
-                <w:noProof/>
-                <w:webHidden/>
-              </w:rPr>
-              <w:fldChar w:fldCharType="end"/>
-            </w:r>
-          </w:hyperlink>
-        </w:p>
-        <w:p>
-          <w:pPr>
-            <w:pStyle w:val="Verzeichnis3"/>
-            <w:tabs>
-              <w:tab w:val="left" w:pos="1320"/>
-              <w:tab w:val="right" w:leader="dot" w:pos="9062"/>
-            </w:tabs>
-            <w:rPr>
-              <w:noProof/>
-            </w:rPr>
-          </w:pPr>
-          <w:hyperlink w:anchor="_Toc189845173" w:history="1">
-            <w:r>
-              <w:rPr>
-                <w:rStyle w:val="Hyperlink"/>
-                <w:noProof/>
-              </w:rPr>
-              <w:t>4.4.8</w:t>
-            </w:r>
-            <w:r>
-              <w:rPr>
-                <w:noProof/>
-              </w:rPr>
-              <w:tab/>
-            </w:r>
-            <w:r>
-              <w:rPr>
-                <w:rStyle w:val="Hyperlink"/>
-                <w:noProof/>
-              </w:rPr>
-              <w:t>HW/SW Integration (HiL)</w:t>
-            </w:r>
-            <w:r>
-              <w:rPr>
-                <w:noProof/>
-                <w:webHidden/>
-              </w:rPr>
-              <w:tab/>
-            </w:r>
-            <w:r>
-              <w:rPr>
-                <w:noProof/>
-                <w:webHidden/>
-              </w:rPr>
-              <w:fldChar w:fldCharType="begin"/>
-            </w:r>
-            <w:r>
-              <w:rPr>
-                <w:noProof/>
-                <w:webHidden/>
-              </w:rPr>
-              <w:instrText xml:space="preserve"> PAGEREF _Toc189845173 \h </w:instrText>
-            </w:r>
-            <w:r>
-              <w:rPr>
-                <w:noProof/>
-                <w:webHidden/>
-              </w:rPr>
-            </w:r>
-            <w:r>
-              <w:rPr>
-                <w:noProof/>
-                <w:webHidden/>
-              </w:rPr>
-              <w:fldChar w:fldCharType="separate"/>
-            </w:r>
-            <w:r>
-              <w:rPr>
-                <w:noProof/>
-                <w:webHidden/>
-              </w:rPr>
-              <w:t>12</w:t>
-            </w:r>
-            <w:r>
-              <w:rPr>
-                <w:noProof/>
-                <w:webHidden/>
-              </w:rPr>
-              <w:fldChar w:fldCharType="end"/>
-            </w:r>
-          </w:hyperlink>
-        </w:p>
-        <w:p>
-          <w:pPr>
-            <w:pStyle w:val="Verzeichnis3"/>
-            <w:tabs>
-              <w:tab w:val="left" w:pos="1320"/>
-              <w:tab w:val="right" w:leader="dot" w:pos="9062"/>
-            </w:tabs>
-            <w:rPr>
-              <w:noProof/>
-            </w:rPr>
-          </w:pPr>
-          <w:hyperlink w:anchor="_Toc189845174" w:history="1">
-            <w:r>
-              <w:rPr>
-                <w:rStyle w:val="Hyperlink"/>
-                <w:noProof/>
-              </w:rPr>
-              <w:t>4.4.9</w:t>
-            </w:r>
-            <w:r>
-              <w:rPr>
-                <w:noProof/>
-              </w:rPr>
-              <w:tab/>
-            </w:r>
-            <w:r>
-              <w:rPr>
-                <w:rStyle w:val="Hyperlink"/>
-                <w:noProof/>
-              </w:rPr>
-              <w:t>System Integration (SI)</w:t>
-            </w:r>
-            <w:r>
-              <w:rPr>
-                <w:noProof/>
-                <w:webHidden/>
-              </w:rPr>
-              <w:tab/>
-            </w:r>
-            <w:r>
-              <w:rPr>
-                <w:noProof/>
-                <w:webHidden/>
-              </w:rPr>
-              <w:fldChar w:fldCharType="begin"/>
-            </w:r>
-            <w:r>
-              <w:rPr>
-                <w:noProof/>
-                <w:webHidden/>
-              </w:rPr>
-              <w:instrText xml:space="preserve"> PAGEREF _Toc189845174 \h </w:instrText>
-            </w:r>
-            <w:r>
-              <w:rPr>
-                <w:noProof/>
-                <w:webHidden/>
-              </w:rPr>
-            </w:r>
-            <w:r>
-              <w:rPr>
-                <w:noProof/>
-                <w:webHidden/>
-              </w:rPr>
-              <w:fldChar w:fldCharType="separate"/>
-            </w:r>
-            <w:r>
-              <w:rPr>
-                <w:noProof/>
-                <w:webHidden/>
-              </w:rPr>
-              <w:t>12</w:t>
-            </w:r>
-            <w:r>
-              <w:rPr>
-                <w:noProof/>
-                <w:webHidden/>
-              </w:rPr>
-              <w:fldChar w:fldCharType="end"/>
-            </w:r>
-          </w:hyperlink>
-        </w:p>
-        <w:p>
-          <w:pPr>
-            <w:pStyle w:val="Verzeichnis3"/>
-            <w:tabs>
-              <w:tab w:val="left" w:pos="1320"/>
-              <w:tab w:val="right" w:leader="dot" w:pos="9062"/>
-            </w:tabs>
-            <w:rPr>
-              <w:noProof/>
-            </w:rPr>
-          </w:pPr>
-          <w:hyperlink w:anchor="_Toc189845175" w:history="1">
-            <w:r>
-              <w:rPr>
-                <w:rStyle w:val="Hyperlink"/>
-                <w:noProof/>
-              </w:rPr>
-              <w:t>4.4.10</w:t>
-            </w:r>
-            <w:r>
-              <w:rPr>
-                <w:noProof/>
-              </w:rPr>
-              <w:tab/>
-            </w:r>
-            <w:r>
-              <w:rPr>
-                <w:rStyle w:val="Hyperlink"/>
-                <w:noProof/>
-              </w:rPr>
-              <w:t>System Test (ST)</w:t>
-            </w:r>
-            <w:r>
-              <w:rPr>
-                <w:noProof/>
-                <w:webHidden/>
-              </w:rPr>
-              <w:tab/>
-            </w:r>
-            <w:r>
-              <w:rPr>
-                <w:noProof/>
-                <w:webHidden/>
-              </w:rPr>
-              <w:fldChar w:fldCharType="begin"/>
-            </w:r>
-            <w:r>
-              <w:rPr>
-                <w:noProof/>
-                <w:webHidden/>
-              </w:rPr>
-              <w:instrText xml:space="preserve"> PAGEREF _Toc189845175 \h </w:instrText>
-            </w:r>
-            <w:r>
-              <w:rPr>
-                <w:noProof/>
-                <w:webHidden/>
-              </w:rPr>
-            </w:r>
-            <w:r>
-              <w:rPr>
-                <w:noProof/>
-                <w:webHidden/>
-              </w:rPr>
-              <w:fldChar w:fldCharType="separate"/>
-            </w:r>
-            <w:r>
-              <w:rPr>
-                <w:noProof/>
-                <w:webHidden/>
-              </w:rPr>
-              <w:t>12</w:t>
-            </w:r>
-            <w:r>
-              <w:rPr>
-                <w:noProof/>
-                <w:webHidden/>
-              </w:rPr>
-              <w:fldChar w:fldCharType="end"/>
-            </w:r>
-          </w:hyperlink>
-        </w:p>
-        <w:p>
-          <w:pPr>
-            <w:pStyle w:val="Verzeichnis3"/>
-            <w:tabs>
-              <w:tab w:val="left" w:pos="1320"/>
-              <w:tab w:val="right" w:leader="dot" w:pos="9062"/>
-            </w:tabs>
-            <w:rPr>
-              <w:noProof/>
-            </w:rPr>
-          </w:pPr>
-          <w:hyperlink w:anchor="_Toc189845176" w:history="1">
-            <w:r>
-              <w:rPr>
-                <w:rStyle w:val="Hyperlink"/>
-                <w:noProof/>
-              </w:rPr>
-              <w:t>4.4.11</w:t>
-            </w:r>
-            <w:r>
-              <w:rPr>
-                <w:noProof/>
-              </w:rPr>
-              <w:tab/>
-            </w:r>
-            <w:r>
-              <w:rPr>
-                <w:rStyle w:val="Hyperlink"/>
-                <w:noProof/>
-              </w:rPr>
-              <w:t>Pre-Production (PP)</w:t>
-            </w:r>
-            <w:r>
-              <w:rPr>
-                <w:noProof/>
-                <w:webHidden/>
-              </w:rPr>
-              <w:tab/>
-            </w:r>
-            <w:r>
-              <w:rPr>
-                <w:noProof/>
-                <w:webHidden/>
-              </w:rPr>
-              <w:fldChar w:fldCharType="begin"/>
-            </w:r>
-            <w:r>
-              <w:rPr>
-                <w:noProof/>
-                <w:webHidden/>
-              </w:rPr>
-              <w:instrText xml:space="preserve"> PAGEREF _Toc189845176 \h </w:instrText>
-            </w:r>
-            <w:r>
-              <w:rPr>
-                <w:noProof/>
-                <w:webHidden/>
-              </w:rPr>
-            </w:r>
-            <w:r>
-              <w:rPr>
-                <w:noProof/>
-                <w:webHidden/>
-              </w:rPr>
-              <w:fldChar w:fldCharType="separate"/>
-            </w:r>
-            <w:r>
-              <w:rPr>
-                <w:noProof/>
-                <w:webHidden/>
-              </w:rPr>
-              <w:t>12</w:t>
-            </w:r>
-            <w:r>
-              <w:rPr>
-                <w:noProof/>
-                <w:webHidden/>
-              </w:rPr>
-              <w:fldChar w:fldCharType="end"/>
-            </w:r>
-          </w:hyperlink>
-        </w:p>
-        <w:p>
-          <w:pPr>
-            <w:pStyle w:val="Verzeichnis3"/>
-            <w:tabs>
-              <w:tab w:val="left" w:pos="1320"/>
-              <w:tab w:val="right" w:leader="dot" w:pos="9062"/>
-            </w:tabs>
-            <w:rPr>
-              <w:noProof/>
-            </w:rPr>
-          </w:pPr>
-          <w:hyperlink w:anchor="_Toc189845177" w:history="1">
-            <w:r>
-              <w:rPr>
-                <w:rStyle w:val="Hyperlink"/>
-                <w:noProof/>
-              </w:rPr>
-              <w:t>4.4.12</w:t>
-            </w:r>
-            <w:r>
-              <w:rPr>
-                <w:noProof/>
-              </w:rPr>
-              <w:tab/>
-            </w:r>
-            <w:r>
-              <w:rPr>
-                <w:rStyle w:val="Hyperlink"/>
-                <w:noProof/>
-              </w:rPr>
-              <w:t>Feldtest (FT)</w:t>
-            </w:r>
-            <w:r>
-              <w:rPr>
-                <w:noProof/>
-                <w:webHidden/>
-              </w:rPr>
-              <w:tab/>
-            </w:r>
-            <w:r>
-              <w:rPr>
-                <w:noProof/>
-                <w:webHidden/>
-              </w:rPr>
-              <w:fldChar w:fldCharType="begin"/>
-            </w:r>
-            <w:r>
-              <w:rPr>
-                <w:noProof/>
-                <w:webHidden/>
-              </w:rPr>
-              <w:instrText xml:space="preserve"> PAGEREF _Toc189845177 \h </w:instrText>
-            </w:r>
-            <w:r>
-              <w:rPr>
-                <w:noProof/>
-                <w:webHidden/>
-              </w:rPr>
-            </w:r>
-            <w:r>
-              <w:rPr>
-                <w:noProof/>
-                <w:webHidden/>
-              </w:rPr>
-              <w:fldChar w:fldCharType="separate"/>
-            </w:r>
-            <w:r>
-              <w:rPr>
-                <w:noProof/>
-                <w:webHidden/>
-              </w:rPr>
-              <w:t>12</w:t>
-            </w:r>
-            <w:r>
-              <w:rPr>
-                <w:noProof/>
-                <w:webHidden/>
-              </w:rPr>
-              <w:fldChar w:fldCharType="end"/>
-            </w:r>
-          </w:hyperlink>
-        </w:p>
-        <w:p>
-          <w:pPr>
-            <w:pStyle w:val="Verzeichnis3"/>
-            <w:tabs>
-              <w:tab w:val="left" w:pos="1320"/>
-              <w:tab w:val="right" w:leader="dot" w:pos="9062"/>
-            </w:tabs>
-            <w:rPr>
-              <w:noProof/>
-            </w:rPr>
-          </w:pPr>
-          <w:hyperlink w:anchor="_Toc189845178" w:history="1">
-            <w:r>
-              <w:rPr>
-                <w:rStyle w:val="Hyperlink"/>
-                <w:noProof/>
-              </w:rPr>
-              <w:t>4.4.13</w:t>
-            </w:r>
-            <w:r>
-              <w:rPr>
-                <w:noProof/>
-              </w:rPr>
-              <w:tab/>
-            </w:r>
-            <w:r>
-              <w:rPr>
-                <w:rStyle w:val="Hyperlink"/>
-                <w:noProof/>
-              </w:rPr>
-              <w:t>Akzeptanztest (AT)</w:t>
-            </w:r>
-            <w:r>
-              <w:rPr>
-                <w:noProof/>
-                <w:webHidden/>
-              </w:rPr>
-              <w:tab/>
-            </w:r>
-            <w:r>
-              <w:rPr>
-                <w:noProof/>
-                <w:webHidden/>
-              </w:rPr>
-              <w:fldChar w:fldCharType="begin"/>
-            </w:r>
-            <w:r>
-              <w:rPr>
-                <w:noProof/>
-                <w:webHidden/>
-              </w:rPr>
-              <w:instrText xml:space="preserve"> PAGEREF _Toc189845178 \h </w:instrText>
-            </w:r>
-            <w:r>
-              <w:rPr>
-                <w:noProof/>
-                <w:webHidden/>
-              </w:rPr>
-            </w:r>
-            <w:r>
-              <w:rPr>
-                <w:noProof/>
-                <w:webHidden/>
-              </w:rPr>
-              <w:fldChar w:fldCharType="separate"/>
-            </w:r>
-            <w:r>
-              <w:rPr>
-                <w:noProof/>
-                <w:webHidden/>
-              </w:rPr>
-              <w:t>12</w:t>
-            </w:r>
-            <w:r>
-              <w:rPr>
-                <w:noProof/>
-                <w:webHidden/>
-              </w:rPr>
-              <w:fldChar w:fldCharType="end"/>
-            </w:r>
-          </w:hyperlink>
-        </w:p>
-        <w:p>
-          <w:pPr>
-            <w:pStyle w:val="Verzeichnis2"/>
-            <w:tabs>
-              <w:tab w:val="left" w:pos="880"/>
-              <w:tab w:val="right" w:leader="dot" w:pos="9062"/>
-            </w:tabs>
-            <w:rPr>
-              <w:noProof/>
-            </w:rPr>
-          </w:pPr>
-          <w:hyperlink w:anchor="_Toc189845179" w:history="1">
-            <w:r>
-              <w:rPr>
-                <w:rStyle w:val="Hyperlink"/>
-                <w:noProof/>
-                <w:lang w:val="de-DE"/>
-              </w:rPr>
-              <w:t>4.5</w:t>
-            </w:r>
-            <w:r>
-              <w:rPr>
-                <w:noProof/>
-              </w:rPr>
-              <w:tab/>
-            </w:r>
-            <w:r>
-              <w:rPr>
-                <w:rStyle w:val="Hyperlink"/>
-                <w:noProof/>
-                <w:lang w:val="de-DE"/>
-              </w:rPr>
-              <w:t>Teststrategiematrix</w:t>
-            </w:r>
-            <w:r>
-              <w:rPr>
-                <w:noProof/>
-                <w:webHidden/>
-              </w:rPr>
-              <w:tab/>
-            </w:r>
-            <w:r>
-              <w:rPr>
-                <w:noProof/>
-                <w:webHidden/>
-              </w:rPr>
-              <w:fldChar w:fldCharType="begin"/>
-            </w:r>
-            <w:r>
-              <w:rPr>
-                <w:noProof/>
-                <w:webHidden/>
-              </w:rPr>
-              <w:instrText xml:space="preserve"> PAGEREF _Toc189845179 \h </w:instrText>
-            </w:r>
-            <w:r>
-              <w:rPr>
-                <w:noProof/>
-                <w:webHidden/>
-              </w:rPr>
-            </w:r>
-            <w:r>
-              <w:rPr>
-                <w:noProof/>
-                <w:webHidden/>
-              </w:rPr>
-              <w:fldChar w:fldCharType="separate"/>
-            </w:r>
-            <w:r>
-              <w:rPr>
-                <w:noProof/>
-                <w:webHidden/>
-              </w:rPr>
-              <w:t>13</w:t>
             </w:r>
             <w:r>
               <w:rPr>
@@ -4735,21 +2132,2923 @@
               <w:tab w:val="right" w:leader="dot" w:pos="9062"/>
             </w:tabs>
             <w:rPr>
+              <w:rFonts w:asciiTheme="minorHAnsi" w:eastAsiaTheme="minorEastAsia" w:hAnsiTheme="minorHAnsi"/>
               <w:noProof/>
+              <w:kern w:val="2"/>
+              <w:szCs w:val="24"/>
+              <w:lang w:val="de-DE" w:eastAsia="de-DE"/>
+              <w14:ligatures w14:val="standardContextual"/>
             </w:rPr>
           </w:pPr>
-          <w:hyperlink w:anchor="_Toc189845180" w:history="1">
+          <w:hyperlink w:anchor="_Toc198275268" w:history="1">
             <w:r>
               <w:rPr>
                 <w:rStyle w:val="Hyperlink"/>
                 <w:noProof/>
                 <w:lang w:val="de-DE"/>
               </w:rPr>
+              <w:t>2</w:t>
+            </w:r>
+            <w:r>
+              <w:rPr>
+                <w:rFonts w:asciiTheme="minorHAnsi" w:eastAsiaTheme="minorEastAsia" w:hAnsiTheme="minorHAnsi"/>
+                <w:noProof/>
+                <w:kern w:val="2"/>
+                <w:szCs w:val="24"/>
+                <w:lang w:val="de-DE" w:eastAsia="de-DE"/>
+                <w14:ligatures w14:val="standardContextual"/>
+              </w:rPr>
+              <w:tab/>
+            </w:r>
+            <w:r>
+              <w:rPr>
+                <w:rStyle w:val="Hyperlink"/>
+                <w:noProof/>
+                <w:lang w:val="de-DE"/>
+              </w:rPr>
+              <w:t>Relevante Standards</w:t>
+            </w:r>
+            <w:r>
+              <w:rPr>
+                <w:noProof/>
+                <w:webHidden/>
+              </w:rPr>
+              <w:tab/>
+            </w:r>
+            <w:r>
+              <w:rPr>
+                <w:noProof/>
+                <w:webHidden/>
+              </w:rPr>
+              <w:fldChar w:fldCharType="begin"/>
+            </w:r>
+            <w:r>
+              <w:rPr>
+                <w:noProof/>
+                <w:webHidden/>
+              </w:rPr>
+              <w:instrText xml:space="preserve"> PAGEREF _Toc198275268 \h </w:instrText>
+            </w:r>
+            <w:r>
+              <w:rPr>
+                <w:noProof/>
+                <w:webHidden/>
+              </w:rPr>
+            </w:r>
+            <w:r>
+              <w:rPr>
+                <w:noProof/>
+                <w:webHidden/>
+              </w:rPr>
+              <w:fldChar w:fldCharType="separate"/>
+            </w:r>
+            <w:r>
+              <w:rPr>
+                <w:noProof/>
+                <w:webHidden/>
+              </w:rPr>
+              <w:t>7</w:t>
+            </w:r>
+            <w:r>
+              <w:rPr>
+                <w:noProof/>
+                <w:webHidden/>
+              </w:rPr>
+              <w:fldChar w:fldCharType="end"/>
+            </w:r>
+          </w:hyperlink>
+        </w:p>
+        <w:p>
+          <w:pPr>
+            <w:pStyle w:val="Verzeichnis2"/>
+            <w:tabs>
+              <w:tab w:val="left" w:pos="960"/>
+              <w:tab w:val="right" w:leader="dot" w:pos="9062"/>
+            </w:tabs>
+            <w:rPr>
+              <w:rFonts w:asciiTheme="minorHAnsi" w:eastAsiaTheme="minorEastAsia" w:hAnsiTheme="minorHAnsi"/>
+              <w:noProof/>
+              <w:kern w:val="2"/>
+              <w:szCs w:val="24"/>
+              <w:lang w:val="de-DE" w:eastAsia="de-DE"/>
+              <w14:ligatures w14:val="standardContextual"/>
+            </w:rPr>
+          </w:pPr>
+          <w:hyperlink w:anchor="_Toc198275269" w:history="1">
+            <w:r>
+              <w:rPr>
+                <w:rStyle w:val="Hyperlink"/>
+                <w:noProof/>
+                <w:lang w:val="de-DE"/>
+              </w:rPr>
+              <w:t>2.1</w:t>
+            </w:r>
+            <w:r>
+              <w:rPr>
+                <w:rFonts w:asciiTheme="minorHAnsi" w:eastAsiaTheme="minorEastAsia" w:hAnsiTheme="minorHAnsi"/>
+                <w:noProof/>
+                <w:kern w:val="2"/>
+                <w:szCs w:val="24"/>
+                <w:lang w:val="de-DE" w:eastAsia="de-DE"/>
+                <w14:ligatures w14:val="standardContextual"/>
+              </w:rPr>
+              <w:tab/>
+            </w:r>
+            <w:r>
+              <w:rPr>
+                <w:rStyle w:val="Hyperlink"/>
+                <w:noProof/>
+                <w:lang w:val="de-DE"/>
+              </w:rPr>
+              <w:t>Nationale und internationale Standards</w:t>
+            </w:r>
+            <w:r>
+              <w:rPr>
+                <w:noProof/>
+                <w:webHidden/>
+              </w:rPr>
+              <w:tab/>
+            </w:r>
+            <w:r>
+              <w:rPr>
+                <w:noProof/>
+                <w:webHidden/>
+              </w:rPr>
+              <w:fldChar w:fldCharType="begin"/>
+            </w:r>
+            <w:r>
+              <w:rPr>
+                <w:noProof/>
+                <w:webHidden/>
+              </w:rPr>
+              <w:instrText xml:space="preserve"> PAGEREF _Toc198275269 \h </w:instrText>
+            </w:r>
+            <w:r>
+              <w:rPr>
+                <w:noProof/>
+                <w:webHidden/>
+              </w:rPr>
+            </w:r>
+            <w:r>
+              <w:rPr>
+                <w:noProof/>
+                <w:webHidden/>
+              </w:rPr>
+              <w:fldChar w:fldCharType="separate"/>
+            </w:r>
+            <w:r>
+              <w:rPr>
+                <w:noProof/>
+                <w:webHidden/>
+              </w:rPr>
+              <w:t>7</w:t>
+            </w:r>
+            <w:r>
+              <w:rPr>
+                <w:noProof/>
+                <w:webHidden/>
+              </w:rPr>
+              <w:fldChar w:fldCharType="end"/>
+            </w:r>
+          </w:hyperlink>
+        </w:p>
+        <w:p>
+          <w:pPr>
+            <w:pStyle w:val="Verzeichnis1"/>
+            <w:tabs>
+              <w:tab w:val="left" w:pos="480"/>
+              <w:tab w:val="right" w:leader="dot" w:pos="9062"/>
+            </w:tabs>
+            <w:rPr>
+              <w:rFonts w:asciiTheme="minorHAnsi" w:eastAsiaTheme="minorEastAsia" w:hAnsiTheme="minorHAnsi"/>
+              <w:noProof/>
+              <w:kern w:val="2"/>
+              <w:szCs w:val="24"/>
+              <w:lang w:val="de-DE" w:eastAsia="de-DE"/>
+              <w14:ligatures w14:val="standardContextual"/>
+            </w:rPr>
+          </w:pPr>
+          <w:hyperlink w:anchor="_Toc198275270" w:history="1">
+            <w:r>
+              <w:rPr>
+                <w:rStyle w:val="Hyperlink"/>
+                <w:noProof/>
+                <w:lang w:val="de-DE"/>
+              </w:rPr>
+              <w:t>3</w:t>
+            </w:r>
+            <w:r>
+              <w:rPr>
+                <w:rFonts w:asciiTheme="minorHAnsi" w:eastAsiaTheme="minorEastAsia" w:hAnsiTheme="minorHAnsi"/>
+                <w:noProof/>
+                <w:kern w:val="2"/>
+                <w:szCs w:val="24"/>
+                <w:lang w:val="de-DE" w:eastAsia="de-DE"/>
+                <w14:ligatures w14:val="standardContextual"/>
+              </w:rPr>
+              <w:tab/>
+            </w:r>
+            <w:r>
+              <w:rPr>
+                <w:rStyle w:val="Hyperlink"/>
+                <w:noProof/>
+                <w:lang w:val="de-DE"/>
+              </w:rPr>
+              <w:t>Testziele</w:t>
+            </w:r>
+            <w:r>
+              <w:rPr>
+                <w:noProof/>
+                <w:webHidden/>
+              </w:rPr>
+              <w:tab/>
+            </w:r>
+            <w:r>
+              <w:rPr>
+                <w:noProof/>
+                <w:webHidden/>
+              </w:rPr>
+              <w:fldChar w:fldCharType="begin"/>
+            </w:r>
+            <w:r>
+              <w:rPr>
+                <w:noProof/>
+                <w:webHidden/>
+              </w:rPr>
+              <w:instrText xml:space="preserve"> PAGEREF _Toc198275270 \h </w:instrText>
+            </w:r>
+            <w:r>
+              <w:rPr>
+                <w:noProof/>
+                <w:webHidden/>
+              </w:rPr>
+            </w:r>
+            <w:r>
+              <w:rPr>
+                <w:noProof/>
+                <w:webHidden/>
+              </w:rPr>
+              <w:fldChar w:fldCharType="separate"/>
+            </w:r>
+            <w:r>
+              <w:rPr>
+                <w:noProof/>
+                <w:webHidden/>
+              </w:rPr>
+              <w:t>8</w:t>
+            </w:r>
+            <w:r>
+              <w:rPr>
+                <w:noProof/>
+                <w:webHidden/>
+              </w:rPr>
+              <w:fldChar w:fldCharType="end"/>
+            </w:r>
+          </w:hyperlink>
+        </w:p>
+        <w:p>
+          <w:pPr>
+            <w:pStyle w:val="Verzeichnis2"/>
+            <w:tabs>
+              <w:tab w:val="left" w:pos="960"/>
+              <w:tab w:val="right" w:leader="dot" w:pos="9062"/>
+            </w:tabs>
+            <w:rPr>
+              <w:rFonts w:asciiTheme="minorHAnsi" w:eastAsiaTheme="minorEastAsia" w:hAnsiTheme="minorHAnsi"/>
+              <w:noProof/>
+              <w:kern w:val="2"/>
+              <w:szCs w:val="24"/>
+              <w:lang w:val="de-DE" w:eastAsia="de-DE"/>
+              <w14:ligatures w14:val="standardContextual"/>
+            </w:rPr>
+          </w:pPr>
+          <w:hyperlink w:anchor="_Toc198275271" w:history="1">
+            <w:r>
+              <w:rPr>
+                <w:rStyle w:val="Hyperlink"/>
+                <w:noProof/>
+                <w:lang w:val="de-DE"/>
+              </w:rPr>
+              <w:t>3.1</w:t>
+            </w:r>
+            <w:r>
+              <w:rPr>
+                <w:rFonts w:asciiTheme="minorHAnsi" w:eastAsiaTheme="minorEastAsia" w:hAnsiTheme="minorHAnsi"/>
+                <w:noProof/>
+                <w:kern w:val="2"/>
+                <w:szCs w:val="24"/>
+                <w:lang w:val="de-DE" w:eastAsia="de-DE"/>
+                <w14:ligatures w14:val="standardContextual"/>
+              </w:rPr>
+              <w:tab/>
+            </w:r>
+            <w:r>
+              <w:rPr>
+                <w:rStyle w:val="Hyperlink"/>
+                <w:noProof/>
+                <w:lang w:val="de-DE"/>
+              </w:rPr>
+              <w:t>Kurzbeschreibung</w:t>
+            </w:r>
+            <w:r>
+              <w:rPr>
+                <w:noProof/>
+                <w:webHidden/>
+              </w:rPr>
+              <w:tab/>
+            </w:r>
+            <w:r>
+              <w:rPr>
+                <w:noProof/>
+                <w:webHidden/>
+              </w:rPr>
+              <w:fldChar w:fldCharType="begin"/>
+            </w:r>
+            <w:r>
+              <w:rPr>
+                <w:noProof/>
+                <w:webHidden/>
+              </w:rPr>
+              <w:instrText xml:space="preserve"> PAGEREF _Toc198275271 \h </w:instrText>
+            </w:r>
+            <w:r>
+              <w:rPr>
+                <w:noProof/>
+                <w:webHidden/>
+              </w:rPr>
+            </w:r>
+            <w:r>
+              <w:rPr>
+                <w:noProof/>
+                <w:webHidden/>
+              </w:rPr>
+              <w:fldChar w:fldCharType="separate"/>
+            </w:r>
+            <w:r>
+              <w:rPr>
+                <w:noProof/>
+                <w:webHidden/>
+              </w:rPr>
+              <w:t>8</w:t>
+            </w:r>
+            <w:r>
+              <w:rPr>
+                <w:noProof/>
+                <w:webHidden/>
+              </w:rPr>
+              <w:fldChar w:fldCharType="end"/>
+            </w:r>
+          </w:hyperlink>
+        </w:p>
+        <w:p>
+          <w:pPr>
+            <w:pStyle w:val="Verzeichnis1"/>
+            <w:tabs>
+              <w:tab w:val="left" w:pos="480"/>
+              <w:tab w:val="right" w:leader="dot" w:pos="9062"/>
+            </w:tabs>
+            <w:rPr>
+              <w:rFonts w:asciiTheme="minorHAnsi" w:eastAsiaTheme="minorEastAsia" w:hAnsiTheme="minorHAnsi"/>
+              <w:noProof/>
+              <w:kern w:val="2"/>
+              <w:szCs w:val="24"/>
+              <w:lang w:val="de-DE" w:eastAsia="de-DE"/>
+              <w14:ligatures w14:val="standardContextual"/>
+            </w:rPr>
+          </w:pPr>
+          <w:hyperlink w:anchor="_Toc198275272" w:history="1">
+            <w:r>
+              <w:rPr>
+                <w:rStyle w:val="Hyperlink"/>
+                <w:noProof/>
+                <w:lang w:val="de-DE"/>
+              </w:rPr>
+              <w:t>4</w:t>
+            </w:r>
+            <w:r>
+              <w:rPr>
+                <w:rFonts w:asciiTheme="minorHAnsi" w:eastAsiaTheme="minorEastAsia" w:hAnsiTheme="minorHAnsi"/>
+                <w:noProof/>
+                <w:kern w:val="2"/>
+                <w:szCs w:val="24"/>
+                <w:lang w:val="de-DE" w:eastAsia="de-DE"/>
+                <w14:ligatures w14:val="standardContextual"/>
+              </w:rPr>
+              <w:tab/>
+            </w:r>
+            <w:r>
+              <w:rPr>
+                <w:rStyle w:val="Hyperlink"/>
+                <w:noProof/>
+                <w:lang w:val="de-DE"/>
+              </w:rPr>
+              <w:t>Teststrategie</w:t>
+            </w:r>
+            <w:r>
+              <w:rPr>
+                <w:noProof/>
+                <w:webHidden/>
+              </w:rPr>
+              <w:tab/>
+            </w:r>
+            <w:r>
+              <w:rPr>
+                <w:noProof/>
+                <w:webHidden/>
+              </w:rPr>
+              <w:fldChar w:fldCharType="begin"/>
+            </w:r>
+            <w:r>
+              <w:rPr>
+                <w:noProof/>
+                <w:webHidden/>
+              </w:rPr>
+              <w:instrText xml:space="preserve"> PAGEREF _Toc198275272 \h </w:instrText>
+            </w:r>
+            <w:r>
+              <w:rPr>
+                <w:noProof/>
+                <w:webHidden/>
+              </w:rPr>
+            </w:r>
+            <w:r>
+              <w:rPr>
+                <w:noProof/>
+                <w:webHidden/>
+              </w:rPr>
+              <w:fldChar w:fldCharType="separate"/>
+            </w:r>
+            <w:r>
+              <w:rPr>
+                <w:noProof/>
+                <w:webHidden/>
+              </w:rPr>
+              <w:t>9</w:t>
+            </w:r>
+            <w:r>
+              <w:rPr>
+                <w:noProof/>
+                <w:webHidden/>
+              </w:rPr>
+              <w:fldChar w:fldCharType="end"/>
+            </w:r>
+          </w:hyperlink>
+        </w:p>
+        <w:p>
+          <w:pPr>
+            <w:pStyle w:val="Verzeichnis2"/>
+            <w:tabs>
+              <w:tab w:val="left" w:pos="960"/>
+              <w:tab w:val="right" w:leader="dot" w:pos="9062"/>
+            </w:tabs>
+            <w:rPr>
+              <w:rFonts w:asciiTheme="minorHAnsi" w:eastAsiaTheme="minorEastAsia" w:hAnsiTheme="minorHAnsi"/>
+              <w:noProof/>
+              <w:kern w:val="2"/>
+              <w:szCs w:val="24"/>
+              <w:lang w:val="de-DE" w:eastAsia="de-DE"/>
+              <w14:ligatures w14:val="standardContextual"/>
+            </w:rPr>
+          </w:pPr>
+          <w:hyperlink w:anchor="_Toc198275273" w:history="1">
+            <w:r>
+              <w:rPr>
+                <w:rStyle w:val="Hyperlink"/>
+                <w:noProof/>
+                <w:lang w:val="de-DE"/>
+              </w:rPr>
+              <w:t>4.1</w:t>
+            </w:r>
+            <w:r>
+              <w:rPr>
+                <w:rFonts w:asciiTheme="minorHAnsi" w:eastAsiaTheme="minorEastAsia" w:hAnsiTheme="minorHAnsi"/>
+                <w:noProof/>
+                <w:kern w:val="2"/>
+                <w:szCs w:val="24"/>
+                <w:lang w:val="de-DE" w:eastAsia="de-DE"/>
+                <w14:ligatures w14:val="standardContextual"/>
+              </w:rPr>
+              <w:tab/>
+            </w:r>
+            <w:r>
+              <w:rPr>
+                <w:rStyle w:val="Hyperlink"/>
+                <w:noProof/>
+                <w:lang w:val="de-DE"/>
+              </w:rPr>
+              <w:t>Grundsätzliche Vorgehensweise</w:t>
+            </w:r>
+            <w:r>
+              <w:rPr>
+                <w:noProof/>
+                <w:webHidden/>
+              </w:rPr>
+              <w:tab/>
+            </w:r>
+            <w:r>
+              <w:rPr>
+                <w:noProof/>
+                <w:webHidden/>
+              </w:rPr>
+              <w:fldChar w:fldCharType="begin"/>
+            </w:r>
+            <w:r>
+              <w:rPr>
+                <w:noProof/>
+                <w:webHidden/>
+              </w:rPr>
+              <w:instrText xml:space="preserve"> PAGEREF _Toc198275273 \h </w:instrText>
+            </w:r>
+            <w:r>
+              <w:rPr>
+                <w:noProof/>
+                <w:webHidden/>
+              </w:rPr>
+            </w:r>
+            <w:r>
+              <w:rPr>
+                <w:noProof/>
+                <w:webHidden/>
+              </w:rPr>
+              <w:fldChar w:fldCharType="separate"/>
+            </w:r>
+            <w:r>
+              <w:rPr>
+                <w:noProof/>
+                <w:webHidden/>
+              </w:rPr>
+              <w:t>9</w:t>
+            </w:r>
+            <w:r>
+              <w:rPr>
+                <w:noProof/>
+                <w:webHidden/>
+              </w:rPr>
+              <w:fldChar w:fldCharType="end"/>
+            </w:r>
+          </w:hyperlink>
+        </w:p>
+        <w:p>
+          <w:pPr>
+            <w:pStyle w:val="Verzeichnis2"/>
+            <w:tabs>
+              <w:tab w:val="left" w:pos="960"/>
+              <w:tab w:val="right" w:leader="dot" w:pos="9062"/>
+            </w:tabs>
+            <w:rPr>
+              <w:rFonts w:asciiTheme="minorHAnsi" w:eastAsiaTheme="minorEastAsia" w:hAnsiTheme="minorHAnsi"/>
+              <w:noProof/>
+              <w:kern w:val="2"/>
+              <w:szCs w:val="24"/>
+              <w:lang w:val="de-DE" w:eastAsia="de-DE"/>
+              <w14:ligatures w14:val="standardContextual"/>
+            </w:rPr>
+          </w:pPr>
+          <w:hyperlink w:anchor="_Toc198275274" w:history="1">
+            <w:r>
+              <w:rPr>
+                <w:rStyle w:val="Hyperlink"/>
+                <w:noProof/>
+                <w:lang w:val="de-DE"/>
+              </w:rPr>
+              <w:t>4.2</w:t>
+            </w:r>
+            <w:r>
+              <w:rPr>
+                <w:rFonts w:asciiTheme="minorHAnsi" w:eastAsiaTheme="minorEastAsia" w:hAnsiTheme="minorHAnsi"/>
+                <w:noProof/>
+                <w:kern w:val="2"/>
+                <w:szCs w:val="24"/>
+                <w:lang w:val="de-DE" w:eastAsia="de-DE"/>
+                <w14:ligatures w14:val="standardContextual"/>
+              </w:rPr>
+              <w:tab/>
+            </w:r>
+            <w:r>
+              <w:rPr>
+                <w:rStyle w:val="Hyperlink"/>
+                <w:noProof/>
+                <w:lang w:val="de-DE"/>
+              </w:rPr>
+              <w:t>Qualitätskriterien</w:t>
+            </w:r>
+            <w:r>
+              <w:rPr>
+                <w:noProof/>
+                <w:webHidden/>
+              </w:rPr>
+              <w:tab/>
+            </w:r>
+            <w:r>
+              <w:rPr>
+                <w:noProof/>
+                <w:webHidden/>
+              </w:rPr>
+              <w:fldChar w:fldCharType="begin"/>
+            </w:r>
+            <w:r>
+              <w:rPr>
+                <w:noProof/>
+                <w:webHidden/>
+              </w:rPr>
+              <w:instrText xml:space="preserve"> PAGEREF _Toc198275274 \h </w:instrText>
+            </w:r>
+            <w:r>
+              <w:rPr>
+                <w:noProof/>
+                <w:webHidden/>
+              </w:rPr>
+            </w:r>
+            <w:r>
+              <w:rPr>
+                <w:noProof/>
+                <w:webHidden/>
+              </w:rPr>
+              <w:fldChar w:fldCharType="separate"/>
+            </w:r>
+            <w:r>
+              <w:rPr>
+                <w:noProof/>
+                <w:webHidden/>
+              </w:rPr>
+              <w:t>9</w:t>
+            </w:r>
+            <w:r>
+              <w:rPr>
+                <w:noProof/>
+                <w:webHidden/>
+              </w:rPr>
+              <w:fldChar w:fldCharType="end"/>
+            </w:r>
+          </w:hyperlink>
+        </w:p>
+        <w:p>
+          <w:pPr>
+            <w:pStyle w:val="Verzeichnis3"/>
+            <w:tabs>
+              <w:tab w:val="left" w:pos="1440"/>
+              <w:tab w:val="right" w:leader="dot" w:pos="9062"/>
+            </w:tabs>
+            <w:rPr>
+              <w:rFonts w:asciiTheme="minorHAnsi" w:eastAsiaTheme="minorEastAsia" w:hAnsiTheme="minorHAnsi"/>
+              <w:noProof/>
+              <w:kern w:val="2"/>
+              <w:szCs w:val="24"/>
+              <w:lang w:val="de-DE" w:eastAsia="de-DE"/>
+              <w14:ligatures w14:val="standardContextual"/>
+            </w:rPr>
+          </w:pPr>
+          <w:hyperlink w:anchor="_Toc198275275" w:history="1">
+            <w:r>
+              <w:rPr>
+                <w:rStyle w:val="Hyperlink"/>
+                <w:noProof/>
+                <w:lang w:val="de-DE"/>
+              </w:rPr>
+              <w:t>4.2.1</w:t>
+            </w:r>
+            <w:r>
+              <w:rPr>
+                <w:rFonts w:asciiTheme="minorHAnsi" w:eastAsiaTheme="minorEastAsia" w:hAnsiTheme="minorHAnsi"/>
+                <w:noProof/>
+                <w:kern w:val="2"/>
+                <w:szCs w:val="24"/>
+                <w:lang w:val="de-DE" w:eastAsia="de-DE"/>
+                <w14:ligatures w14:val="standardContextual"/>
+              </w:rPr>
+              <w:tab/>
+            </w:r>
+            <w:r>
+              <w:rPr>
+                <w:rStyle w:val="Hyperlink"/>
+                <w:noProof/>
+                <w:lang w:val="de-DE"/>
+              </w:rPr>
+              <w:t>Funktionalität</w:t>
+            </w:r>
+            <w:r>
+              <w:rPr>
+                <w:noProof/>
+                <w:webHidden/>
+              </w:rPr>
+              <w:tab/>
+            </w:r>
+            <w:r>
+              <w:rPr>
+                <w:noProof/>
+                <w:webHidden/>
+              </w:rPr>
+              <w:fldChar w:fldCharType="begin"/>
+            </w:r>
+            <w:r>
+              <w:rPr>
+                <w:noProof/>
+                <w:webHidden/>
+              </w:rPr>
+              <w:instrText xml:space="preserve"> PAGEREF _Toc198275275 \h </w:instrText>
+            </w:r>
+            <w:r>
+              <w:rPr>
+                <w:noProof/>
+                <w:webHidden/>
+              </w:rPr>
+            </w:r>
+            <w:r>
+              <w:rPr>
+                <w:noProof/>
+                <w:webHidden/>
+              </w:rPr>
+              <w:fldChar w:fldCharType="separate"/>
+            </w:r>
+            <w:r>
+              <w:rPr>
+                <w:noProof/>
+                <w:webHidden/>
+              </w:rPr>
+              <w:t>9</w:t>
+            </w:r>
+            <w:r>
+              <w:rPr>
+                <w:noProof/>
+                <w:webHidden/>
+              </w:rPr>
+              <w:fldChar w:fldCharType="end"/>
+            </w:r>
+          </w:hyperlink>
+        </w:p>
+        <w:p>
+          <w:pPr>
+            <w:pStyle w:val="Verzeichnis3"/>
+            <w:tabs>
+              <w:tab w:val="left" w:pos="1440"/>
+              <w:tab w:val="right" w:leader="dot" w:pos="9062"/>
+            </w:tabs>
+            <w:rPr>
+              <w:rFonts w:asciiTheme="minorHAnsi" w:eastAsiaTheme="minorEastAsia" w:hAnsiTheme="minorHAnsi"/>
+              <w:noProof/>
+              <w:kern w:val="2"/>
+              <w:szCs w:val="24"/>
+              <w:lang w:val="de-DE" w:eastAsia="de-DE"/>
+              <w14:ligatures w14:val="standardContextual"/>
+            </w:rPr>
+          </w:pPr>
+          <w:hyperlink w:anchor="_Toc198275276" w:history="1">
+            <w:r>
+              <w:rPr>
+                <w:rStyle w:val="Hyperlink"/>
+                <w:noProof/>
+                <w:lang w:val="de-DE"/>
+              </w:rPr>
+              <w:t>4.2.2</w:t>
+            </w:r>
+            <w:r>
+              <w:rPr>
+                <w:rFonts w:asciiTheme="minorHAnsi" w:eastAsiaTheme="minorEastAsia" w:hAnsiTheme="minorHAnsi"/>
+                <w:noProof/>
+                <w:kern w:val="2"/>
+                <w:szCs w:val="24"/>
+                <w:lang w:val="de-DE" w:eastAsia="de-DE"/>
+                <w14:ligatures w14:val="standardContextual"/>
+              </w:rPr>
+              <w:tab/>
+            </w:r>
+            <w:r>
+              <w:rPr>
+                <w:rStyle w:val="Hyperlink"/>
+                <w:noProof/>
+                <w:lang w:val="de-DE"/>
+              </w:rPr>
+              <w:t>Zuverlässigkeit</w:t>
+            </w:r>
+            <w:r>
+              <w:rPr>
+                <w:noProof/>
+                <w:webHidden/>
+              </w:rPr>
+              <w:tab/>
+            </w:r>
+            <w:r>
+              <w:rPr>
+                <w:noProof/>
+                <w:webHidden/>
+              </w:rPr>
+              <w:fldChar w:fldCharType="begin"/>
+            </w:r>
+            <w:r>
+              <w:rPr>
+                <w:noProof/>
+                <w:webHidden/>
+              </w:rPr>
+              <w:instrText xml:space="preserve"> PAGEREF _Toc198275276 \h </w:instrText>
+            </w:r>
+            <w:r>
+              <w:rPr>
+                <w:noProof/>
+                <w:webHidden/>
+              </w:rPr>
+            </w:r>
+            <w:r>
+              <w:rPr>
+                <w:noProof/>
+                <w:webHidden/>
+              </w:rPr>
+              <w:fldChar w:fldCharType="separate"/>
+            </w:r>
+            <w:r>
+              <w:rPr>
+                <w:noProof/>
+                <w:webHidden/>
+              </w:rPr>
+              <w:t>9</w:t>
+            </w:r>
+            <w:r>
+              <w:rPr>
+                <w:noProof/>
+                <w:webHidden/>
+              </w:rPr>
+              <w:fldChar w:fldCharType="end"/>
+            </w:r>
+          </w:hyperlink>
+        </w:p>
+        <w:p>
+          <w:pPr>
+            <w:pStyle w:val="Verzeichnis3"/>
+            <w:tabs>
+              <w:tab w:val="left" w:pos="1440"/>
+              <w:tab w:val="right" w:leader="dot" w:pos="9062"/>
+            </w:tabs>
+            <w:rPr>
+              <w:rFonts w:asciiTheme="minorHAnsi" w:eastAsiaTheme="minorEastAsia" w:hAnsiTheme="minorHAnsi"/>
+              <w:noProof/>
+              <w:kern w:val="2"/>
+              <w:szCs w:val="24"/>
+              <w:lang w:val="de-DE" w:eastAsia="de-DE"/>
+              <w14:ligatures w14:val="standardContextual"/>
+            </w:rPr>
+          </w:pPr>
+          <w:hyperlink w:anchor="_Toc198275277" w:history="1">
+            <w:r>
+              <w:rPr>
+                <w:rStyle w:val="Hyperlink"/>
+                <w:noProof/>
+                <w:lang w:val="de-DE"/>
+              </w:rPr>
+              <w:t>4.2.3</w:t>
+            </w:r>
+            <w:r>
+              <w:rPr>
+                <w:rFonts w:asciiTheme="minorHAnsi" w:eastAsiaTheme="minorEastAsia" w:hAnsiTheme="minorHAnsi"/>
+                <w:noProof/>
+                <w:kern w:val="2"/>
+                <w:szCs w:val="24"/>
+                <w:lang w:val="de-DE" w:eastAsia="de-DE"/>
+                <w14:ligatures w14:val="standardContextual"/>
+              </w:rPr>
+              <w:tab/>
+            </w:r>
+            <w:r>
+              <w:rPr>
+                <w:rStyle w:val="Hyperlink"/>
+                <w:noProof/>
+                <w:lang w:val="de-DE"/>
+              </w:rPr>
+              <w:t>Benutzbarkeit</w:t>
+            </w:r>
+            <w:r>
+              <w:rPr>
+                <w:noProof/>
+                <w:webHidden/>
+              </w:rPr>
+              <w:tab/>
+            </w:r>
+            <w:r>
+              <w:rPr>
+                <w:noProof/>
+                <w:webHidden/>
+              </w:rPr>
+              <w:fldChar w:fldCharType="begin"/>
+            </w:r>
+            <w:r>
+              <w:rPr>
+                <w:noProof/>
+                <w:webHidden/>
+              </w:rPr>
+              <w:instrText xml:space="preserve"> PAGEREF _Toc198275277 \h </w:instrText>
+            </w:r>
+            <w:r>
+              <w:rPr>
+                <w:noProof/>
+                <w:webHidden/>
+              </w:rPr>
+            </w:r>
+            <w:r>
+              <w:rPr>
+                <w:noProof/>
+                <w:webHidden/>
+              </w:rPr>
+              <w:fldChar w:fldCharType="separate"/>
+            </w:r>
+            <w:r>
+              <w:rPr>
+                <w:noProof/>
+                <w:webHidden/>
+              </w:rPr>
+              <w:t>9</w:t>
+            </w:r>
+            <w:r>
+              <w:rPr>
+                <w:noProof/>
+                <w:webHidden/>
+              </w:rPr>
+              <w:fldChar w:fldCharType="end"/>
+            </w:r>
+          </w:hyperlink>
+        </w:p>
+        <w:p>
+          <w:pPr>
+            <w:pStyle w:val="Verzeichnis3"/>
+            <w:tabs>
+              <w:tab w:val="left" w:pos="1440"/>
+              <w:tab w:val="right" w:leader="dot" w:pos="9062"/>
+            </w:tabs>
+            <w:rPr>
+              <w:rFonts w:asciiTheme="minorHAnsi" w:eastAsiaTheme="minorEastAsia" w:hAnsiTheme="minorHAnsi"/>
+              <w:noProof/>
+              <w:kern w:val="2"/>
+              <w:szCs w:val="24"/>
+              <w:lang w:val="de-DE" w:eastAsia="de-DE"/>
+              <w14:ligatures w14:val="standardContextual"/>
+            </w:rPr>
+          </w:pPr>
+          <w:hyperlink w:anchor="_Toc198275278" w:history="1">
+            <w:r>
+              <w:rPr>
+                <w:rStyle w:val="Hyperlink"/>
+                <w:noProof/>
+                <w:lang w:val="de-DE"/>
+              </w:rPr>
+              <w:t>4.2.4</w:t>
+            </w:r>
+            <w:r>
+              <w:rPr>
+                <w:rFonts w:asciiTheme="minorHAnsi" w:eastAsiaTheme="minorEastAsia" w:hAnsiTheme="minorHAnsi"/>
+                <w:noProof/>
+                <w:kern w:val="2"/>
+                <w:szCs w:val="24"/>
+                <w:lang w:val="de-DE" w:eastAsia="de-DE"/>
+                <w14:ligatures w14:val="standardContextual"/>
+              </w:rPr>
+              <w:tab/>
+            </w:r>
+            <w:r>
+              <w:rPr>
+                <w:rStyle w:val="Hyperlink"/>
+                <w:noProof/>
+                <w:lang w:val="de-DE"/>
+              </w:rPr>
+              <w:t>Effizienz</w:t>
+            </w:r>
+            <w:r>
+              <w:rPr>
+                <w:noProof/>
+                <w:webHidden/>
+              </w:rPr>
+              <w:tab/>
+            </w:r>
+            <w:r>
+              <w:rPr>
+                <w:noProof/>
+                <w:webHidden/>
+              </w:rPr>
+              <w:fldChar w:fldCharType="begin"/>
+            </w:r>
+            <w:r>
+              <w:rPr>
+                <w:noProof/>
+                <w:webHidden/>
+              </w:rPr>
+              <w:instrText xml:space="preserve"> PAGEREF _Toc198275278 \h </w:instrText>
+            </w:r>
+            <w:r>
+              <w:rPr>
+                <w:noProof/>
+                <w:webHidden/>
+              </w:rPr>
+            </w:r>
+            <w:r>
+              <w:rPr>
+                <w:noProof/>
+                <w:webHidden/>
+              </w:rPr>
+              <w:fldChar w:fldCharType="separate"/>
+            </w:r>
+            <w:r>
+              <w:rPr>
+                <w:noProof/>
+                <w:webHidden/>
+              </w:rPr>
+              <w:t>10</w:t>
+            </w:r>
+            <w:r>
+              <w:rPr>
+                <w:noProof/>
+                <w:webHidden/>
+              </w:rPr>
+              <w:fldChar w:fldCharType="end"/>
+            </w:r>
+          </w:hyperlink>
+        </w:p>
+        <w:p>
+          <w:pPr>
+            <w:pStyle w:val="Verzeichnis3"/>
+            <w:tabs>
+              <w:tab w:val="left" w:pos="1440"/>
+              <w:tab w:val="right" w:leader="dot" w:pos="9062"/>
+            </w:tabs>
+            <w:rPr>
+              <w:rFonts w:asciiTheme="minorHAnsi" w:eastAsiaTheme="minorEastAsia" w:hAnsiTheme="minorHAnsi"/>
+              <w:noProof/>
+              <w:kern w:val="2"/>
+              <w:szCs w:val="24"/>
+              <w:lang w:val="de-DE" w:eastAsia="de-DE"/>
+              <w14:ligatures w14:val="standardContextual"/>
+            </w:rPr>
+          </w:pPr>
+          <w:hyperlink w:anchor="_Toc198275279" w:history="1">
+            <w:r>
+              <w:rPr>
+                <w:rStyle w:val="Hyperlink"/>
+                <w:noProof/>
+                <w:lang w:val="de-DE"/>
+              </w:rPr>
+              <w:t>4.2.5</w:t>
+            </w:r>
+            <w:r>
+              <w:rPr>
+                <w:rFonts w:asciiTheme="minorHAnsi" w:eastAsiaTheme="minorEastAsia" w:hAnsiTheme="minorHAnsi"/>
+                <w:noProof/>
+                <w:kern w:val="2"/>
+                <w:szCs w:val="24"/>
+                <w:lang w:val="de-DE" w:eastAsia="de-DE"/>
+                <w14:ligatures w14:val="standardContextual"/>
+              </w:rPr>
+              <w:tab/>
+            </w:r>
+            <w:r>
+              <w:rPr>
+                <w:rStyle w:val="Hyperlink"/>
+                <w:noProof/>
+                <w:lang w:val="de-DE"/>
+              </w:rPr>
+              <w:t>Sicherheit (Security)</w:t>
+            </w:r>
+            <w:r>
+              <w:rPr>
+                <w:noProof/>
+                <w:webHidden/>
+              </w:rPr>
+              <w:tab/>
+            </w:r>
+            <w:r>
+              <w:rPr>
+                <w:noProof/>
+                <w:webHidden/>
+              </w:rPr>
+              <w:fldChar w:fldCharType="begin"/>
+            </w:r>
+            <w:r>
+              <w:rPr>
+                <w:noProof/>
+                <w:webHidden/>
+              </w:rPr>
+              <w:instrText xml:space="preserve"> PAGEREF _Toc198275279 \h </w:instrText>
+            </w:r>
+            <w:r>
+              <w:rPr>
+                <w:noProof/>
+                <w:webHidden/>
+              </w:rPr>
+            </w:r>
+            <w:r>
+              <w:rPr>
+                <w:noProof/>
+                <w:webHidden/>
+              </w:rPr>
+              <w:fldChar w:fldCharType="separate"/>
+            </w:r>
+            <w:r>
+              <w:rPr>
+                <w:noProof/>
+                <w:webHidden/>
+              </w:rPr>
+              <w:t>10</w:t>
+            </w:r>
+            <w:r>
+              <w:rPr>
+                <w:noProof/>
+                <w:webHidden/>
+              </w:rPr>
+              <w:fldChar w:fldCharType="end"/>
+            </w:r>
+          </w:hyperlink>
+        </w:p>
+        <w:p>
+          <w:pPr>
+            <w:pStyle w:val="Verzeichnis3"/>
+            <w:tabs>
+              <w:tab w:val="left" w:pos="1440"/>
+              <w:tab w:val="right" w:leader="dot" w:pos="9062"/>
+            </w:tabs>
+            <w:rPr>
+              <w:rFonts w:asciiTheme="minorHAnsi" w:eastAsiaTheme="minorEastAsia" w:hAnsiTheme="minorHAnsi"/>
+              <w:noProof/>
+              <w:kern w:val="2"/>
+              <w:szCs w:val="24"/>
+              <w:lang w:val="de-DE" w:eastAsia="de-DE"/>
+              <w14:ligatures w14:val="standardContextual"/>
+            </w:rPr>
+          </w:pPr>
+          <w:hyperlink w:anchor="_Toc198275280" w:history="1">
+            <w:r>
+              <w:rPr>
+                <w:rStyle w:val="Hyperlink"/>
+                <w:noProof/>
+                <w:lang w:val="de-DE"/>
+              </w:rPr>
+              <w:t>4.2.6</w:t>
+            </w:r>
+            <w:r>
+              <w:rPr>
+                <w:rFonts w:asciiTheme="minorHAnsi" w:eastAsiaTheme="minorEastAsia" w:hAnsiTheme="minorHAnsi"/>
+                <w:noProof/>
+                <w:kern w:val="2"/>
+                <w:szCs w:val="24"/>
+                <w:lang w:val="de-DE" w:eastAsia="de-DE"/>
+                <w14:ligatures w14:val="standardContextual"/>
+              </w:rPr>
+              <w:tab/>
+            </w:r>
+            <w:r>
+              <w:rPr>
+                <w:rStyle w:val="Hyperlink"/>
+                <w:noProof/>
+                <w:lang w:val="de-DE"/>
+              </w:rPr>
+              <w:t>Kompatibilität</w:t>
+            </w:r>
+            <w:r>
+              <w:rPr>
+                <w:noProof/>
+                <w:webHidden/>
+              </w:rPr>
+              <w:tab/>
+            </w:r>
+            <w:r>
+              <w:rPr>
+                <w:noProof/>
+                <w:webHidden/>
+              </w:rPr>
+              <w:fldChar w:fldCharType="begin"/>
+            </w:r>
+            <w:r>
+              <w:rPr>
+                <w:noProof/>
+                <w:webHidden/>
+              </w:rPr>
+              <w:instrText xml:space="preserve"> PAGEREF _Toc198275280 \h </w:instrText>
+            </w:r>
+            <w:r>
+              <w:rPr>
+                <w:noProof/>
+                <w:webHidden/>
+              </w:rPr>
+            </w:r>
+            <w:r>
+              <w:rPr>
+                <w:noProof/>
+                <w:webHidden/>
+              </w:rPr>
+              <w:fldChar w:fldCharType="separate"/>
+            </w:r>
+            <w:r>
+              <w:rPr>
+                <w:noProof/>
+                <w:webHidden/>
+              </w:rPr>
+              <w:t>10</w:t>
+            </w:r>
+            <w:r>
+              <w:rPr>
+                <w:noProof/>
+                <w:webHidden/>
+              </w:rPr>
+              <w:fldChar w:fldCharType="end"/>
+            </w:r>
+          </w:hyperlink>
+        </w:p>
+        <w:p>
+          <w:pPr>
+            <w:pStyle w:val="Verzeichnis3"/>
+            <w:tabs>
+              <w:tab w:val="left" w:pos="1440"/>
+              <w:tab w:val="right" w:leader="dot" w:pos="9062"/>
+            </w:tabs>
+            <w:rPr>
+              <w:rFonts w:asciiTheme="minorHAnsi" w:eastAsiaTheme="minorEastAsia" w:hAnsiTheme="minorHAnsi"/>
+              <w:noProof/>
+              <w:kern w:val="2"/>
+              <w:szCs w:val="24"/>
+              <w:lang w:val="de-DE" w:eastAsia="de-DE"/>
+              <w14:ligatures w14:val="standardContextual"/>
+            </w:rPr>
+          </w:pPr>
+          <w:hyperlink w:anchor="_Toc198275281" w:history="1">
+            <w:r>
+              <w:rPr>
+                <w:rStyle w:val="Hyperlink"/>
+                <w:noProof/>
+                <w:lang w:val="de-DE"/>
+              </w:rPr>
+              <w:t>4.2.7</w:t>
+            </w:r>
+            <w:r>
+              <w:rPr>
+                <w:rFonts w:asciiTheme="minorHAnsi" w:eastAsiaTheme="minorEastAsia" w:hAnsiTheme="minorHAnsi"/>
+                <w:noProof/>
+                <w:kern w:val="2"/>
+                <w:szCs w:val="24"/>
+                <w:lang w:val="de-DE" w:eastAsia="de-DE"/>
+                <w14:ligatures w14:val="standardContextual"/>
+              </w:rPr>
+              <w:tab/>
+            </w:r>
+            <w:r>
+              <w:rPr>
+                <w:rStyle w:val="Hyperlink"/>
+                <w:noProof/>
+                <w:lang w:val="de-DE"/>
+              </w:rPr>
+              <w:t>Wartbarkeit</w:t>
+            </w:r>
+            <w:r>
+              <w:rPr>
+                <w:noProof/>
+                <w:webHidden/>
+              </w:rPr>
+              <w:tab/>
+            </w:r>
+            <w:r>
+              <w:rPr>
+                <w:noProof/>
+                <w:webHidden/>
+              </w:rPr>
+              <w:fldChar w:fldCharType="begin"/>
+            </w:r>
+            <w:r>
+              <w:rPr>
+                <w:noProof/>
+                <w:webHidden/>
+              </w:rPr>
+              <w:instrText xml:space="preserve"> PAGEREF _Toc198275281 \h </w:instrText>
+            </w:r>
+            <w:r>
+              <w:rPr>
+                <w:noProof/>
+                <w:webHidden/>
+              </w:rPr>
+            </w:r>
+            <w:r>
+              <w:rPr>
+                <w:noProof/>
+                <w:webHidden/>
+              </w:rPr>
+              <w:fldChar w:fldCharType="separate"/>
+            </w:r>
+            <w:r>
+              <w:rPr>
+                <w:noProof/>
+                <w:webHidden/>
+              </w:rPr>
+              <w:t>10</w:t>
+            </w:r>
+            <w:r>
+              <w:rPr>
+                <w:noProof/>
+                <w:webHidden/>
+              </w:rPr>
+              <w:fldChar w:fldCharType="end"/>
+            </w:r>
+          </w:hyperlink>
+        </w:p>
+        <w:p>
+          <w:pPr>
+            <w:pStyle w:val="Verzeichnis3"/>
+            <w:tabs>
+              <w:tab w:val="left" w:pos="1440"/>
+              <w:tab w:val="right" w:leader="dot" w:pos="9062"/>
+            </w:tabs>
+            <w:rPr>
+              <w:rFonts w:asciiTheme="minorHAnsi" w:eastAsiaTheme="minorEastAsia" w:hAnsiTheme="minorHAnsi"/>
+              <w:noProof/>
+              <w:kern w:val="2"/>
+              <w:szCs w:val="24"/>
+              <w:lang w:val="de-DE" w:eastAsia="de-DE"/>
+              <w14:ligatures w14:val="standardContextual"/>
+            </w:rPr>
+          </w:pPr>
+          <w:hyperlink w:anchor="_Toc198275282" w:history="1">
+            <w:r>
+              <w:rPr>
+                <w:rStyle w:val="Hyperlink"/>
+                <w:noProof/>
+                <w:lang w:val="de-DE"/>
+              </w:rPr>
+              <w:t>4.2.8</w:t>
+            </w:r>
+            <w:r>
+              <w:rPr>
+                <w:rFonts w:asciiTheme="minorHAnsi" w:eastAsiaTheme="minorEastAsia" w:hAnsiTheme="minorHAnsi"/>
+                <w:noProof/>
+                <w:kern w:val="2"/>
+                <w:szCs w:val="24"/>
+                <w:lang w:val="de-DE" w:eastAsia="de-DE"/>
+                <w14:ligatures w14:val="standardContextual"/>
+              </w:rPr>
+              <w:tab/>
+            </w:r>
+            <w:r>
+              <w:rPr>
+                <w:rStyle w:val="Hyperlink"/>
+                <w:noProof/>
+                <w:lang w:val="de-DE"/>
+              </w:rPr>
+              <w:t>Portabilität</w:t>
+            </w:r>
+            <w:r>
+              <w:rPr>
+                <w:noProof/>
+                <w:webHidden/>
+              </w:rPr>
+              <w:tab/>
+            </w:r>
+            <w:r>
+              <w:rPr>
+                <w:noProof/>
+                <w:webHidden/>
+              </w:rPr>
+              <w:fldChar w:fldCharType="begin"/>
+            </w:r>
+            <w:r>
+              <w:rPr>
+                <w:noProof/>
+                <w:webHidden/>
+              </w:rPr>
+              <w:instrText xml:space="preserve"> PAGEREF _Toc198275282 \h </w:instrText>
+            </w:r>
+            <w:r>
+              <w:rPr>
+                <w:noProof/>
+                <w:webHidden/>
+              </w:rPr>
+            </w:r>
+            <w:r>
+              <w:rPr>
+                <w:noProof/>
+                <w:webHidden/>
+              </w:rPr>
+              <w:fldChar w:fldCharType="separate"/>
+            </w:r>
+            <w:r>
+              <w:rPr>
+                <w:noProof/>
+                <w:webHidden/>
+              </w:rPr>
+              <w:t>10</w:t>
+            </w:r>
+            <w:r>
+              <w:rPr>
+                <w:noProof/>
+                <w:webHidden/>
+              </w:rPr>
+              <w:fldChar w:fldCharType="end"/>
+            </w:r>
+          </w:hyperlink>
+        </w:p>
+        <w:p>
+          <w:pPr>
+            <w:pStyle w:val="Verzeichnis2"/>
+            <w:tabs>
+              <w:tab w:val="left" w:pos="960"/>
+              <w:tab w:val="right" w:leader="dot" w:pos="9062"/>
+            </w:tabs>
+            <w:rPr>
+              <w:rFonts w:asciiTheme="minorHAnsi" w:eastAsiaTheme="minorEastAsia" w:hAnsiTheme="minorHAnsi"/>
+              <w:noProof/>
+              <w:kern w:val="2"/>
+              <w:szCs w:val="24"/>
+              <w:lang w:val="de-DE" w:eastAsia="de-DE"/>
+              <w14:ligatures w14:val="standardContextual"/>
+            </w:rPr>
+          </w:pPr>
+          <w:hyperlink w:anchor="_Toc198275283" w:history="1">
+            <w:r>
+              <w:rPr>
+                <w:rStyle w:val="Hyperlink"/>
+                <w:noProof/>
+                <w:lang w:val="de-DE"/>
+              </w:rPr>
+              <w:t>4.3</w:t>
+            </w:r>
+            <w:r>
+              <w:rPr>
+                <w:rFonts w:asciiTheme="minorHAnsi" w:eastAsiaTheme="minorEastAsia" w:hAnsiTheme="minorHAnsi"/>
+                <w:noProof/>
+                <w:kern w:val="2"/>
+                <w:szCs w:val="24"/>
+                <w:lang w:val="de-DE" w:eastAsia="de-DE"/>
+                <w14:ligatures w14:val="standardContextual"/>
+              </w:rPr>
+              <w:tab/>
+            </w:r>
+            <w:r>
+              <w:rPr>
+                <w:rStyle w:val="Hyperlink"/>
+                <w:noProof/>
+                <w:lang w:val="de-DE"/>
+              </w:rPr>
+              <w:t>Risiken</w:t>
+            </w:r>
+            <w:r>
+              <w:rPr>
+                <w:noProof/>
+                <w:webHidden/>
+              </w:rPr>
+              <w:tab/>
+            </w:r>
+            <w:r>
+              <w:rPr>
+                <w:noProof/>
+                <w:webHidden/>
+              </w:rPr>
+              <w:fldChar w:fldCharType="begin"/>
+            </w:r>
+            <w:r>
+              <w:rPr>
+                <w:noProof/>
+                <w:webHidden/>
+              </w:rPr>
+              <w:instrText xml:space="preserve"> PAGEREF _Toc198275283 \h </w:instrText>
+            </w:r>
+            <w:r>
+              <w:rPr>
+                <w:noProof/>
+                <w:webHidden/>
+              </w:rPr>
+            </w:r>
+            <w:r>
+              <w:rPr>
+                <w:noProof/>
+                <w:webHidden/>
+              </w:rPr>
+              <w:fldChar w:fldCharType="separate"/>
+            </w:r>
+            <w:r>
+              <w:rPr>
+                <w:noProof/>
+                <w:webHidden/>
+              </w:rPr>
+              <w:t>11</w:t>
+            </w:r>
+            <w:r>
+              <w:rPr>
+                <w:noProof/>
+                <w:webHidden/>
+              </w:rPr>
+              <w:fldChar w:fldCharType="end"/>
+            </w:r>
+          </w:hyperlink>
+        </w:p>
+        <w:p>
+          <w:pPr>
+            <w:pStyle w:val="Verzeichnis2"/>
+            <w:tabs>
+              <w:tab w:val="left" w:pos="960"/>
+              <w:tab w:val="right" w:leader="dot" w:pos="9062"/>
+            </w:tabs>
+            <w:rPr>
+              <w:rFonts w:asciiTheme="minorHAnsi" w:eastAsiaTheme="minorEastAsia" w:hAnsiTheme="minorHAnsi"/>
+              <w:noProof/>
+              <w:kern w:val="2"/>
+              <w:szCs w:val="24"/>
+              <w:lang w:val="de-DE" w:eastAsia="de-DE"/>
+              <w14:ligatures w14:val="standardContextual"/>
+            </w:rPr>
+          </w:pPr>
+          <w:hyperlink w:anchor="_Toc198275284" w:history="1">
+            <w:r>
+              <w:rPr>
+                <w:rStyle w:val="Hyperlink"/>
+                <w:noProof/>
+                <w:lang w:val="de-DE"/>
+              </w:rPr>
+              <w:t>4.4</w:t>
+            </w:r>
+            <w:r>
+              <w:rPr>
+                <w:rFonts w:asciiTheme="minorHAnsi" w:eastAsiaTheme="minorEastAsia" w:hAnsiTheme="minorHAnsi"/>
+                <w:noProof/>
+                <w:kern w:val="2"/>
+                <w:szCs w:val="24"/>
+                <w:lang w:val="de-DE" w:eastAsia="de-DE"/>
+                <w14:ligatures w14:val="standardContextual"/>
+              </w:rPr>
+              <w:tab/>
+            </w:r>
+            <w:r>
+              <w:rPr>
+                <w:rStyle w:val="Hyperlink"/>
+                <w:noProof/>
+                <w:lang w:val="de-DE"/>
+              </w:rPr>
+              <w:t>Teststufen</w:t>
+            </w:r>
+            <w:r>
+              <w:rPr>
+                <w:noProof/>
+                <w:webHidden/>
+              </w:rPr>
+              <w:tab/>
+            </w:r>
+            <w:r>
+              <w:rPr>
+                <w:noProof/>
+                <w:webHidden/>
+              </w:rPr>
+              <w:fldChar w:fldCharType="begin"/>
+            </w:r>
+            <w:r>
+              <w:rPr>
+                <w:noProof/>
+                <w:webHidden/>
+              </w:rPr>
+              <w:instrText xml:space="preserve"> PAGEREF _Toc198275284 \h </w:instrText>
+            </w:r>
+            <w:r>
+              <w:rPr>
+                <w:noProof/>
+                <w:webHidden/>
+              </w:rPr>
+            </w:r>
+            <w:r>
+              <w:rPr>
+                <w:noProof/>
+                <w:webHidden/>
+              </w:rPr>
+              <w:fldChar w:fldCharType="separate"/>
+            </w:r>
+            <w:r>
+              <w:rPr>
+                <w:noProof/>
+                <w:webHidden/>
+              </w:rPr>
+              <w:t>12</w:t>
+            </w:r>
+            <w:r>
+              <w:rPr>
+                <w:noProof/>
+                <w:webHidden/>
+              </w:rPr>
+              <w:fldChar w:fldCharType="end"/>
+            </w:r>
+          </w:hyperlink>
+        </w:p>
+        <w:p>
+          <w:pPr>
+            <w:pStyle w:val="Verzeichnis3"/>
+            <w:tabs>
+              <w:tab w:val="left" w:pos="1440"/>
+              <w:tab w:val="right" w:leader="dot" w:pos="9062"/>
+            </w:tabs>
+            <w:rPr>
+              <w:rFonts w:asciiTheme="minorHAnsi" w:eastAsiaTheme="minorEastAsia" w:hAnsiTheme="minorHAnsi"/>
+              <w:noProof/>
+              <w:kern w:val="2"/>
+              <w:szCs w:val="24"/>
+              <w:lang w:val="de-DE" w:eastAsia="de-DE"/>
+              <w14:ligatures w14:val="standardContextual"/>
+            </w:rPr>
+          </w:pPr>
+          <w:hyperlink w:anchor="_Toc198275285" w:history="1">
+            <w:r>
+              <w:rPr>
+                <w:rStyle w:val="Hyperlink"/>
+                <w:noProof/>
+                <w:lang w:val="de-DE"/>
+              </w:rPr>
+              <w:t>4.4.1</w:t>
+            </w:r>
+            <w:r>
+              <w:rPr>
+                <w:rFonts w:asciiTheme="minorHAnsi" w:eastAsiaTheme="minorEastAsia" w:hAnsiTheme="minorHAnsi"/>
+                <w:noProof/>
+                <w:kern w:val="2"/>
+                <w:szCs w:val="24"/>
+                <w:lang w:val="de-DE" w:eastAsia="de-DE"/>
+                <w14:ligatures w14:val="standardContextual"/>
+              </w:rPr>
+              <w:tab/>
+            </w:r>
+            <w:r>
+              <w:rPr>
+                <w:rStyle w:val="Hyperlink"/>
+                <w:noProof/>
+                <w:lang w:val="de-DE"/>
+              </w:rPr>
+              <w:t>Model Test (MT)</w:t>
+            </w:r>
+            <w:r>
+              <w:rPr>
+                <w:noProof/>
+                <w:webHidden/>
+              </w:rPr>
+              <w:tab/>
+            </w:r>
+            <w:r>
+              <w:rPr>
+                <w:noProof/>
+                <w:webHidden/>
+              </w:rPr>
+              <w:fldChar w:fldCharType="begin"/>
+            </w:r>
+            <w:r>
+              <w:rPr>
+                <w:noProof/>
+                <w:webHidden/>
+              </w:rPr>
+              <w:instrText xml:space="preserve"> PAGEREF _Toc198275285 \h </w:instrText>
+            </w:r>
+            <w:r>
+              <w:rPr>
+                <w:noProof/>
+                <w:webHidden/>
+              </w:rPr>
+            </w:r>
+            <w:r>
+              <w:rPr>
+                <w:noProof/>
+                <w:webHidden/>
+              </w:rPr>
+              <w:fldChar w:fldCharType="separate"/>
+            </w:r>
+            <w:r>
+              <w:rPr>
+                <w:noProof/>
+                <w:webHidden/>
+              </w:rPr>
+              <w:t>12</w:t>
+            </w:r>
+            <w:r>
+              <w:rPr>
+                <w:noProof/>
+                <w:webHidden/>
+              </w:rPr>
+              <w:fldChar w:fldCharType="end"/>
+            </w:r>
+          </w:hyperlink>
+        </w:p>
+        <w:p>
+          <w:pPr>
+            <w:pStyle w:val="Verzeichnis3"/>
+            <w:tabs>
+              <w:tab w:val="left" w:pos="1440"/>
+              <w:tab w:val="right" w:leader="dot" w:pos="9062"/>
+            </w:tabs>
+            <w:rPr>
+              <w:rFonts w:asciiTheme="minorHAnsi" w:eastAsiaTheme="minorEastAsia" w:hAnsiTheme="minorHAnsi"/>
+              <w:noProof/>
+              <w:kern w:val="2"/>
+              <w:szCs w:val="24"/>
+              <w:lang w:val="de-DE" w:eastAsia="de-DE"/>
+              <w14:ligatures w14:val="standardContextual"/>
+            </w:rPr>
+          </w:pPr>
+          <w:hyperlink w:anchor="_Toc198275286" w:history="1">
+            <w:r>
+              <w:rPr>
+                <w:rStyle w:val="Hyperlink"/>
+                <w:noProof/>
+              </w:rPr>
+              <w:t>4.4.2</w:t>
+            </w:r>
+            <w:r>
+              <w:rPr>
+                <w:rFonts w:asciiTheme="minorHAnsi" w:eastAsiaTheme="minorEastAsia" w:hAnsiTheme="minorHAnsi"/>
+                <w:noProof/>
+                <w:kern w:val="2"/>
+                <w:szCs w:val="24"/>
+                <w:lang w:val="de-DE" w:eastAsia="de-DE"/>
+                <w14:ligatures w14:val="standardContextual"/>
+              </w:rPr>
+              <w:tab/>
+            </w:r>
+            <w:r>
+              <w:rPr>
+                <w:rStyle w:val="Hyperlink"/>
+                <w:noProof/>
+              </w:rPr>
+              <w:t>Model in the Loop (MiL)</w:t>
+            </w:r>
+            <w:r>
+              <w:rPr>
+                <w:noProof/>
+                <w:webHidden/>
+              </w:rPr>
+              <w:tab/>
+            </w:r>
+            <w:r>
+              <w:rPr>
+                <w:noProof/>
+                <w:webHidden/>
+              </w:rPr>
+              <w:fldChar w:fldCharType="begin"/>
+            </w:r>
+            <w:r>
+              <w:rPr>
+                <w:noProof/>
+                <w:webHidden/>
+              </w:rPr>
+              <w:instrText xml:space="preserve"> PAGEREF _Toc198275286 \h </w:instrText>
+            </w:r>
+            <w:r>
+              <w:rPr>
+                <w:noProof/>
+                <w:webHidden/>
+              </w:rPr>
+            </w:r>
+            <w:r>
+              <w:rPr>
+                <w:noProof/>
+                <w:webHidden/>
+              </w:rPr>
+              <w:fldChar w:fldCharType="separate"/>
+            </w:r>
+            <w:r>
+              <w:rPr>
+                <w:noProof/>
+                <w:webHidden/>
+              </w:rPr>
+              <w:t>12</w:t>
+            </w:r>
+            <w:r>
+              <w:rPr>
+                <w:noProof/>
+                <w:webHidden/>
+              </w:rPr>
+              <w:fldChar w:fldCharType="end"/>
+            </w:r>
+          </w:hyperlink>
+        </w:p>
+        <w:p>
+          <w:pPr>
+            <w:pStyle w:val="Verzeichnis3"/>
+            <w:tabs>
+              <w:tab w:val="left" w:pos="1440"/>
+              <w:tab w:val="right" w:leader="dot" w:pos="9062"/>
+            </w:tabs>
+            <w:rPr>
+              <w:rFonts w:asciiTheme="minorHAnsi" w:eastAsiaTheme="minorEastAsia" w:hAnsiTheme="minorHAnsi"/>
+              <w:noProof/>
+              <w:kern w:val="2"/>
+              <w:szCs w:val="24"/>
+              <w:lang w:val="de-DE" w:eastAsia="de-DE"/>
+              <w14:ligatures w14:val="standardContextual"/>
+            </w:rPr>
+          </w:pPr>
+          <w:hyperlink w:anchor="_Toc198275287" w:history="1">
+            <w:r>
+              <w:rPr>
+                <w:rStyle w:val="Hyperlink"/>
+                <w:noProof/>
+              </w:rPr>
+              <w:t>4.4.3</w:t>
+            </w:r>
+            <w:r>
+              <w:rPr>
+                <w:rFonts w:asciiTheme="minorHAnsi" w:eastAsiaTheme="minorEastAsia" w:hAnsiTheme="minorHAnsi"/>
+                <w:noProof/>
+                <w:kern w:val="2"/>
+                <w:szCs w:val="24"/>
+                <w:lang w:val="de-DE" w:eastAsia="de-DE"/>
+                <w14:ligatures w14:val="standardContextual"/>
+              </w:rPr>
+              <w:tab/>
+            </w:r>
+            <w:r>
+              <w:rPr>
+                <w:rStyle w:val="Hyperlink"/>
+                <w:noProof/>
+              </w:rPr>
+              <w:t>Rapid Prototyping (RP)</w:t>
+            </w:r>
+            <w:r>
+              <w:rPr>
+                <w:noProof/>
+                <w:webHidden/>
+              </w:rPr>
+              <w:tab/>
+            </w:r>
+            <w:r>
+              <w:rPr>
+                <w:noProof/>
+                <w:webHidden/>
+              </w:rPr>
+              <w:fldChar w:fldCharType="begin"/>
+            </w:r>
+            <w:r>
+              <w:rPr>
+                <w:noProof/>
+                <w:webHidden/>
+              </w:rPr>
+              <w:instrText xml:space="preserve"> PAGEREF _Toc198275287 \h </w:instrText>
+            </w:r>
+            <w:r>
+              <w:rPr>
+                <w:noProof/>
+                <w:webHidden/>
+              </w:rPr>
+            </w:r>
+            <w:r>
+              <w:rPr>
+                <w:noProof/>
+                <w:webHidden/>
+              </w:rPr>
+              <w:fldChar w:fldCharType="separate"/>
+            </w:r>
+            <w:r>
+              <w:rPr>
+                <w:noProof/>
+                <w:webHidden/>
+              </w:rPr>
+              <w:t>12</w:t>
+            </w:r>
+            <w:r>
+              <w:rPr>
+                <w:noProof/>
+                <w:webHidden/>
+              </w:rPr>
+              <w:fldChar w:fldCharType="end"/>
+            </w:r>
+          </w:hyperlink>
+        </w:p>
+        <w:p>
+          <w:pPr>
+            <w:pStyle w:val="Verzeichnis3"/>
+            <w:tabs>
+              <w:tab w:val="left" w:pos="1440"/>
+              <w:tab w:val="right" w:leader="dot" w:pos="9062"/>
+            </w:tabs>
+            <w:rPr>
+              <w:rFonts w:asciiTheme="minorHAnsi" w:eastAsiaTheme="minorEastAsia" w:hAnsiTheme="minorHAnsi"/>
+              <w:noProof/>
+              <w:kern w:val="2"/>
+              <w:szCs w:val="24"/>
+              <w:lang w:val="de-DE" w:eastAsia="de-DE"/>
+              <w14:ligatures w14:val="standardContextual"/>
+            </w:rPr>
+          </w:pPr>
+          <w:hyperlink w:anchor="_Toc198275288" w:history="1">
+            <w:r>
+              <w:rPr>
+                <w:rStyle w:val="Hyperlink"/>
+                <w:noProof/>
+              </w:rPr>
+              <w:t>4.4.4</w:t>
+            </w:r>
+            <w:r>
+              <w:rPr>
+                <w:rFonts w:asciiTheme="minorHAnsi" w:eastAsiaTheme="minorEastAsia" w:hAnsiTheme="minorHAnsi"/>
+                <w:noProof/>
+                <w:kern w:val="2"/>
+                <w:szCs w:val="24"/>
+                <w:lang w:val="de-DE" w:eastAsia="de-DE"/>
+                <w14:ligatures w14:val="standardContextual"/>
+              </w:rPr>
+              <w:tab/>
+            </w:r>
+            <w:r>
+              <w:rPr>
+                <w:rStyle w:val="Hyperlink"/>
+                <w:noProof/>
+              </w:rPr>
+              <w:t>Software Unit – Host (SiL-H)</w:t>
+            </w:r>
+            <w:r>
+              <w:rPr>
+                <w:noProof/>
+                <w:webHidden/>
+              </w:rPr>
+              <w:tab/>
+            </w:r>
+            <w:r>
+              <w:rPr>
+                <w:noProof/>
+                <w:webHidden/>
+              </w:rPr>
+              <w:fldChar w:fldCharType="begin"/>
+            </w:r>
+            <w:r>
+              <w:rPr>
+                <w:noProof/>
+                <w:webHidden/>
+              </w:rPr>
+              <w:instrText xml:space="preserve"> PAGEREF _Toc198275288 \h </w:instrText>
+            </w:r>
+            <w:r>
+              <w:rPr>
+                <w:noProof/>
+                <w:webHidden/>
+              </w:rPr>
+            </w:r>
+            <w:r>
+              <w:rPr>
+                <w:noProof/>
+                <w:webHidden/>
+              </w:rPr>
+              <w:fldChar w:fldCharType="separate"/>
+            </w:r>
+            <w:r>
+              <w:rPr>
+                <w:noProof/>
+                <w:webHidden/>
+              </w:rPr>
+              <w:t>12</w:t>
+            </w:r>
+            <w:r>
+              <w:rPr>
+                <w:noProof/>
+                <w:webHidden/>
+              </w:rPr>
+              <w:fldChar w:fldCharType="end"/>
+            </w:r>
+          </w:hyperlink>
+        </w:p>
+        <w:p>
+          <w:pPr>
+            <w:pStyle w:val="Verzeichnis3"/>
+            <w:tabs>
+              <w:tab w:val="left" w:pos="1440"/>
+              <w:tab w:val="right" w:leader="dot" w:pos="9062"/>
+            </w:tabs>
+            <w:rPr>
+              <w:rFonts w:asciiTheme="minorHAnsi" w:eastAsiaTheme="minorEastAsia" w:hAnsiTheme="minorHAnsi"/>
+              <w:noProof/>
+              <w:kern w:val="2"/>
+              <w:szCs w:val="24"/>
+              <w:lang w:val="de-DE" w:eastAsia="de-DE"/>
+              <w14:ligatures w14:val="standardContextual"/>
+            </w:rPr>
+          </w:pPr>
+          <w:hyperlink w:anchor="_Toc198275289" w:history="1">
+            <w:r>
+              <w:rPr>
+                <w:rStyle w:val="Hyperlink"/>
+                <w:noProof/>
+                <w:lang w:val="de-DE"/>
+              </w:rPr>
+              <w:t>4.4.5</w:t>
+            </w:r>
+            <w:r>
+              <w:rPr>
+                <w:rFonts w:asciiTheme="minorHAnsi" w:eastAsiaTheme="minorEastAsia" w:hAnsiTheme="minorHAnsi"/>
+                <w:noProof/>
+                <w:kern w:val="2"/>
+                <w:szCs w:val="24"/>
+                <w:lang w:val="de-DE" w:eastAsia="de-DE"/>
+                <w14:ligatures w14:val="standardContextual"/>
+              </w:rPr>
+              <w:tab/>
+            </w:r>
+            <w:r>
+              <w:rPr>
+                <w:rStyle w:val="Hyperlink"/>
+                <w:noProof/>
+                <w:lang w:val="de-DE"/>
+              </w:rPr>
+              <w:t>Software Unit – Target (SiL-T)</w:t>
+            </w:r>
+            <w:r>
+              <w:rPr>
+                <w:noProof/>
+                <w:webHidden/>
+              </w:rPr>
+              <w:tab/>
+            </w:r>
+            <w:r>
+              <w:rPr>
+                <w:noProof/>
+                <w:webHidden/>
+              </w:rPr>
+              <w:fldChar w:fldCharType="begin"/>
+            </w:r>
+            <w:r>
+              <w:rPr>
+                <w:noProof/>
+                <w:webHidden/>
+              </w:rPr>
+              <w:instrText xml:space="preserve"> PAGEREF _Toc198275289 \h </w:instrText>
+            </w:r>
+            <w:r>
+              <w:rPr>
+                <w:noProof/>
+                <w:webHidden/>
+              </w:rPr>
+            </w:r>
+            <w:r>
+              <w:rPr>
+                <w:noProof/>
+                <w:webHidden/>
+              </w:rPr>
+              <w:fldChar w:fldCharType="separate"/>
+            </w:r>
+            <w:r>
+              <w:rPr>
+                <w:noProof/>
+                <w:webHidden/>
+              </w:rPr>
+              <w:t>12</w:t>
+            </w:r>
+            <w:r>
+              <w:rPr>
+                <w:noProof/>
+                <w:webHidden/>
+              </w:rPr>
+              <w:fldChar w:fldCharType="end"/>
+            </w:r>
+          </w:hyperlink>
+        </w:p>
+        <w:p>
+          <w:pPr>
+            <w:pStyle w:val="Verzeichnis3"/>
+            <w:tabs>
+              <w:tab w:val="left" w:pos="1440"/>
+              <w:tab w:val="right" w:leader="dot" w:pos="9062"/>
+            </w:tabs>
+            <w:rPr>
+              <w:rFonts w:asciiTheme="minorHAnsi" w:eastAsiaTheme="minorEastAsia" w:hAnsiTheme="minorHAnsi"/>
+              <w:noProof/>
+              <w:kern w:val="2"/>
+              <w:szCs w:val="24"/>
+              <w:lang w:val="de-DE" w:eastAsia="de-DE"/>
+              <w14:ligatures w14:val="standardContextual"/>
+            </w:rPr>
+          </w:pPr>
+          <w:hyperlink w:anchor="_Toc198275290" w:history="1">
+            <w:r>
+              <w:rPr>
+                <w:rStyle w:val="Hyperlink"/>
+                <w:noProof/>
+              </w:rPr>
+              <w:t>4.4.6</w:t>
+            </w:r>
+            <w:r>
+              <w:rPr>
+                <w:rFonts w:asciiTheme="minorHAnsi" w:eastAsiaTheme="minorEastAsia" w:hAnsiTheme="minorHAnsi"/>
+                <w:noProof/>
+                <w:kern w:val="2"/>
+                <w:szCs w:val="24"/>
+                <w:lang w:val="de-DE" w:eastAsia="de-DE"/>
+                <w14:ligatures w14:val="standardContextual"/>
+              </w:rPr>
+              <w:tab/>
+            </w:r>
+            <w:r>
+              <w:rPr>
+                <w:rStyle w:val="Hyperlink"/>
+                <w:noProof/>
+              </w:rPr>
+              <w:t>Software Integration – Target (SWI-H)</w:t>
+            </w:r>
+            <w:r>
+              <w:rPr>
+                <w:noProof/>
+                <w:webHidden/>
+              </w:rPr>
+              <w:tab/>
+            </w:r>
+            <w:r>
+              <w:rPr>
+                <w:noProof/>
+                <w:webHidden/>
+              </w:rPr>
+              <w:fldChar w:fldCharType="begin"/>
+            </w:r>
+            <w:r>
+              <w:rPr>
+                <w:noProof/>
+                <w:webHidden/>
+              </w:rPr>
+              <w:instrText xml:space="preserve"> PAGEREF _Toc198275290 \h </w:instrText>
+            </w:r>
+            <w:r>
+              <w:rPr>
+                <w:noProof/>
+                <w:webHidden/>
+              </w:rPr>
+            </w:r>
+            <w:r>
+              <w:rPr>
+                <w:noProof/>
+                <w:webHidden/>
+              </w:rPr>
+              <w:fldChar w:fldCharType="separate"/>
+            </w:r>
+            <w:r>
+              <w:rPr>
+                <w:noProof/>
+                <w:webHidden/>
+              </w:rPr>
+              <w:t>12</w:t>
+            </w:r>
+            <w:r>
+              <w:rPr>
+                <w:noProof/>
+                <w:webHidden/>
+              </w:rPr>
+              <w:fldChar w:fldCharType="end"/>
+            </w:r>
+          </w:hyperlink>
+        </w:p>
+        <w:p>
+          <w:pPr>
+            <w:pStyle w:val="Verzeichnis3"/>
+            <w:tabs>
+              <w:tab w:val="left" w:pos="1440"/>
+              <w:tab w:val="right" w:leader="dot" w:pos="9062"/>
+            </w:tabs>
+            <w:rPr>
+              <w:rFonts w:asciiTheme="minorHAnsi" w:eastAsiaTheme="minorEastAsia" w:hAnsiTheme="minorHAnsi"/>
+              <w:noProof/>
+              <w:kern w:val="2"/>
+              <w:szCs w:val="24"/>
+              <w:lang w:val="de-DE" w:eastAsia="de-DE"/>
+              <w14:ligatures w14:val="standardContextual"/>
+            </w:rPr>
+          </w:pPr>
+          <w:hyperlink w:anchor="_Toc198275291" w:history="1">
+            <w:r>
+              <w:rPr>
+                <w:rStyle w:val="Hyperlink"/>
+                <w:noProof/>
+              </w:rPr>
+              <w:t>4.4.7</w:t>
+            </w:r>
+            <w:r>
+              <w:rPr>
+                <w:rFonts w:asciiTheme="minorHAnsi" w:eastAsiaTheme="minorEastAsia" w:hAnsiTheme="minorHAnsi"/>
+                <w:noProof/>
+                <w:kern w:val="2"/>
+                <w:szCs w:val="24"/>
+                <w:lang w:val="de-DE" w:eastAsia="de-DE"/>
+                <w14:ligatures w14:val="standardContextual"/>
+              </w:rPr>
+              <w:tab/>
+            </w:r>
+            <w:r>
+              <w:rPr>
+                <w:rStyle w:val="Hyperlink"/>
+                <w:noProof/>
+              </w:rPr>
+              <w:t>Software Integration – Target (SWI-T)</w:t>
+            </w:r>
+            <w:r>
+              <w:rPr>
+                <w:noProof/>
+                <w:webHidden/>
+              </w:rPr>
+              <w:tab/>
+            </w:r>
+            <w:r>
+              <w:rPr>
+                <w:noProof/>
+                <w:webHidden/>
+              </w:rPr>
+              <w:fldChar w:fldCharType="begin"/>
+            </w:r>
+            <w:r>
+              <w:rPr>
+                <w:noProof/>
+                <w:webHidden/>
+              </w:rPr>
+              <w:instrText xml:space="preserve"> PAGEREF _Toc198275291 \h </w:instrText>
+            </w:r>
+            <w:r>
+              <w:rPr>
+                <w:noProof/>
+                <w:webHidden/>
+              </w:rPr>
+            </w:r>
+            <w:r>
+              <w:rPr>
+                <w:noProof/>
+                <w:webHidden/>
+              </w:rPr>
+              <w:fldChar w:fldCharType="separate"/>
+            </w:r>
+            <w:r>
+              <w:rPr>
+                <w:noProof/>
+                <w:webHidden/>
+              </w:rPr>
+              <w:t>12</w:t>
+            </w:r>
+            <w:r>
+              <w:rPr>
+                <w:noProof/>
+                <w:webHidden/>
+              </w:rPr>
+              <w:fldChar w:fldCharType="end"/>
+            </w:r>
+          </w:hyperlink>
+        </w:p>
+        <w:p>
+          <w:pPr>
+            <w:pStyle w:val="Verzeichnis3"/>
+            <w:tabs>
+              <w:tab w:val="left" w:pos="1440"/>
+              <w:tab w:val="right" w:leader="dot" w:pos="9062"/>
+            </w:tabs>
+            <w:rPr>
+              <w:rFonts w:asciiTheme="minorHAnsi" w:eastAsiaTheme="minorEastAsia" w:hAnsiTheme="minorHAnsi"/>
+              <w:noProof/>
+              <w:kern w:val="2"/>
+              <w:szCs w:val="24"/>
+              <w:lang w:val="de-DE" w:eastAsia="de-DE"/>
+              <w14:ligatures w14:val="standardContextual"/>
+            </w:rPr>
+          </w:pPr>
+          <w:hyperlink w:anchor="_Toc198275292" w:history="1">
+            <w:r>
+              <w:rPr>
+                <w:rStyle w:val="Hyperlink"/>
+                <w:noProof/>
+              </w:rPr>
+              <w:t>4.4.8</w:t>
+            </w:r>
+            <w:r>
+              <w:rPr>
+                <w:rFonts w:asciiTheme="minorHAnsi" w:eastAsiaTheme="minorEastAsia" w:hAnsiTheme="minorHAnsi"/>
+                <w:noProof/>
+                <w:kern w:val="2"/>
+                <w:szCs w:val="24"/>
+                <w:lang w:val="de-DE" w:eastAsia="de-DE"/>
+                <w14:ligatures w14:val="standardContextual"/>
+              </w:rPr>
+              <w:tab/>
+            </w:r>
+            <w:r>
+              <w:rPr>
+                <w:rStyle w:val="Hyperlink"/>
+                <w:noProof/>
+              </w:rPr>
+              <w:t>HW/SW Integration (HiL)</w:t>
+            </w:r>
+            <w:r>
+              <w:rPr>
+                <w:noProof/>
+                <w:webHidden/>
+              </w:rPr>
+              <w:tab/>
+            </w:r>
+            <w:r>
+              <w:rPr>
+                <w:noProof/>
+                <w:webHidden/>
+              </w:rPr>
+              <w:fldChar w:fldCharType="begin"/>
+            </w:r>
+            <w:r>
+              <w:rPr>
+                <w:noProof/>
+                <w:webHidden/>
+              </w:rPr>
+              <w:instrText xml:space="preserve"> PAGEREF _Toc198275292 \h </w:instrText>
+            </w:r>
+            <w:r>
+              <w:rPr>
+                <w:noProof/>
+                <w:webHidden/>
+              </w:rPr>
+            </w:r>
+            <w:r>
+              <w:rPr>
+                <w:noProof/>
+                <w:webHidden/>
+              </w:rPr>
+              <w:fldChar w:fldCharType="separate"/>
+            </w:r>
+            <w:r>
+              <w:rPr>
+                <w:noProof/>
+                <w:webHidden/>
+              </w:rPr>
+              <w:t>12</w:t>
+            </w:r>
+            <w:r>
+              <w:rPr>
+                <w:noProof/>
+                <w:webHidden/>
+              </w:rPr>
+              <w:fldChar w:fldCharType="end"/>
+            </w:r>
+          </w:hyperlink>
+        </w:p>
+        <w:p>
+          <w:pPr>
+            <w:pStyle w:val="Verzeichnis3"/>
+            <w:tabs>
+              <w:tab w:val="left" w:pos="1440"/>
+              <w:tab w:val="right" w:leader="dot" w:pos="9062"/>
+            </w:tabs>
+            <w:rPr>
+              <w:rFonts w:asciiTheme="minorHAnsi" w:eastAsiaTheme="minorEastAsia" w:hAnsiTheme="minorHAnsi"/>
+              <w:noProof/>
+              <w:kern w:val="2"/>
+              <w:szCs w:val="24"/>
+              <w:lang w:val="de-DE" w:eastAsia="de-DE"/>
+              <w14:ligatures w14:val="standardContextual"/>
+            </w:rPr>
+          </w:pPr>
+          <w:hyperlink w:anchor="_Toc198275293" w:history="1">
+            <w:r>
+              <w:rPr>
+                <w:rStyle w:val="Hyperlink"/>
+                <w:noProof/>
+              </w:rPr>
+              <w:t>4.4.9</w:t>
+            </w:r>
+            <w:r>
+              <w:rPr>
+                <w:rFonts w:asciiTheme="minorHAnsi" w:eastAsiaTheme="minorEastAsia" w:hAnsiTheme="minorHAnsi"/>
+                <w:noProof/>
+                <w:kern w:val="2"/>
+                <w:szCs w:val="24"/>
+                <w:lang w:val="de-DE" w:eastAsia="de-DE"/>
+                <w14:ligatures w14:val="standardContextual"/>
+              </w:rPr>
+              <w:tab/>
+            </w:r>
+            <w:r>
+              <w:rPr>
+                <w:rStyle w:val="Hyperlink"/>
+                <w:noProof/>
+              </w:rPr>
+              <w:t>System Integration (SI)</w:t>
+            </w:r>
+            <w:r>
+              <w:rPr>
+                <w:noProof/>
+                <w:webHidden/>
+              </w:rPr>
+              <w:tab/>
+            </w:r>
+            <w:r>
+              <w:rPr>
+                <w:noProof/>
+                <w:webHidden/>
+              </w:rPr>
+              <w:fldChar w:fldCharType="begin"/>
+            </w:r>
+            <w:r>
+              <w:rPr>
+                <w:noProof/>
+                <w:webHidden/>
+              </w:rPr>
+              <w:instrText xml:space="preserve"> PAGEREF _Toc198275293 \h </w:instrText>
+            </w:r>
+            <w:r>
+              <w:rPr>
+                <w:noProof/>
+                <w:webHidden/>
+              </w:rPr>
+            </w:r>
+            <w:r>
+              <w:rPr>
+                <w:noProof/>
+                <w:webHidden/>
+              </w:rPr>
+              <w:fldChar w:fldCharType="separate"/>
+            </w:r>
+            <w:r>
+              <w:rPr>
+                <w:noProof/>
+                <w:webHidden/>
+              </w:rPr>
+              <w:t>12</w:t>
+            </w:r>
+            <w:r>
+              <w:rPr>
+                <w:noProof/>
+                <w:webHidden/>
+              </w:rPr>
+              <w:fldChar w:fldCharType="end"/>
+            </w:r>
+          </w:hyperlink>
+        </w:p>
+        <w:p>
+          <w:pPr>
+            <w:pStyle w:val="Verzeichnis3"/>
+            <w:tabs>
+              <w:tab w:val="left" w:pos="1440"/>
+              <w:tab w:val="right" w:leader="dot" w:pos="9062"/>
+            </w:tabs>
+            <w:rPr>
+              <w:rFonts w:asciiTheme="minorHAnsi" w:eastAsiaTheme="minorEastAsia" w:hAnsiTheme="minorHAnsi"/>
+              <w:noProof/>
+              <w:kern w:val="2"/>
+              <w:szCs w:val="24"/>
+              <w:lang w:val="de-DE" w:eastAsia="de-DE"/>
+              <w14:ligatures w14:val="standardContextual"/>
+            </w:rPr>
+          </w:pPr>
+          <w:hyperlink w:anchor="_Toc198275294" w:history="1">
+            <w:r>
+              <w:rPr>
+                <w:rStyle w:val="Hyperlink"/>
+                <w:noProof/>
+              </w:rPr>
+              <w:t>4.4.10</w:t>
+            </w:r>
+            <w:r>
+              <w:rPr>
+                <w:rFonts w:asciiTheme="minorHAnsi" w:eastAsiaTheme="minorEastAsia" w:hAnsiTheme="minorHAnsi"/>
+                <w:noProof/>
+                <w:kern w:val="2"/>
+                <w:szCs w:val="24"/>
+                <w:lang w:val="de-DE" w:eastAsia="de-DE"/>
+                <w14:ligatures w14:val="standardContextual"/>
+              </w:rPr>
+              <w:tab/>
+            </w:r>
+            <w:r>
+              <w:rPr>
+                <w:rStyle w:val="Hyperlink"/>
+                <w:noProof/>
+              </w:rPr>
+              <w:t>System Test (ST)</w:t>
+            </w:r>
+            <w:r>
+              <w:rPr>
+                <w:noProof/>
+                <w:webHidden/>
+              </w:rPr>
+              <w:tab/>
+            </w:r>
+            <w:r>
+              <w:rPr>
+                <w:noProof/>
+                <w:webHidden/>
+              </w:rPr>
+              <w:fldChar w:fldCharType="begin"/>
+            </w:r>
+            <w:r>
+              <w:rPr>
+                <w:noProof/>
+                <w:webHidden/>
+              </w:rPr>
+              <w:instrText xml:space="preserve"> PAGEREF _Toc198275294 \h </w:instrText>
+            </w:r>
+            <w:r>
+              <w:rPr>
+                <w:noProof/>
+                <w:webHidden/>
+              </w:rPr>
+            </w:r>
+            <w:r>
+              <w:rPr>
+                <w:noProof/>
+                <w:webHidden/>
+              </w:rPr>
+              <w:fldChar w:fldCharType="separate"/>
+            </w:r>
+            <w:r>
+              <w:rPr>
+                <w:noProof/>
+                <w:webHidden/>
+              </w:rPr>
+              <w:t>12</w:t>
+            </w:r>
+            <w:r>
+              <w:rPr>
+                <w:noProof/>
+                <w:webHidden/>
+              </w:rPr>
+              <w:fldChar w:fldCharType="end"/>
+            </w:r>
+          </w:hyperlink>
+        </w:p>
+        <w:p>
+          <w:pPr>
+            <w:pStyle w:val="Verzeichnis3"/>
+            <w:tabs>
+              <w:tab w:val="left" w:pos="1440"/>
+              <w:tab w:val="right" w:leader="dot" w:pos="9062"/>
+            </w:tabs>
+            <w:rPr>
+              <w:rFonts w:asciiTheme="minorHAnsi" w:eastAsiaTheme="minorEastAsia" w:hAnsiTheme="minorHAnsi"/>
+              <w:noProof/>
+              <w:kern w:val="2"/>
+              <w:szCs w:val="24"/>
+              <w:lang w:val="de-DE" w:eastAsia="de-DE"/>
+              <w14:ligatures w14:val="standardContextual"/>
+            </w:rPr>
+          </w:pPr>
+          <w:hyperlink w:anchor="_Toc198275295" w:history="1">
+            <w:r>
+              <w:rPr>
+                <w:rStyle w:val="Hyperlink"/>
+                <w:noProof/>
+              </w:rPr>
+              <w:t>4.4.11</w:t>
+            </w:r>
+            <w:r>
+              <w:rPr>
+                <w:rFonts w:asciiTheme="minorHAnsi" w:eastAsiaTheme="minorEastAsia" w:hAnsiTheme="minorHAnsi"/>
+                <w:noProof/>
+                <w:kern w:val="2"/>
+                <w:szCs w:val="24"/>
+                <w:lang w:val="de-DE" w:eastAsia="de-DE"/>
+                <w14:ligatures w14:val="standardContextual"/>
+              </w:rPr>
+              <w:tab/>
+            </w:r>
+            <w:r>
+              <w:rPr>
+                <w:rStyle w:val="Hyperlink"/>
+                <w:noProof/>
+              </w:rPr>
+              <w:t>Pre-Production (PP)</w:t>
+            </w:r>
+            <w:r>
+              <w:rPr>
+                <w:noProof/>
+                <w:webHidden/>
+              </w:rPr>
+              <w:tab/>
+            </w:r>
+            <w:r>
+              <w:rPr>
+                <w:noProof/>
+                <w:webHidden/>
+              </w:rPr>
+              <w:fldChar w:fldCharType="begin"/>
+            </w:r>
+            <w:r>
+              <w:rPr>
+                <w:noProof/>
+                <w:webHidden/>
+              </w:rPr>
+              <w:instrText xml:space="preserve"> PAGEREF _Toc198275295 \h </w:instrText>
+            </w:r>
+            <w:r>
+              <w:rPr>
+                <w:noProof/>
+                <w:webHidden/>
+              </w:rPr>
+            </w:r>
+            <w:r>
+              <w:rPr>
+                <w:noProof/>
+                <w:webHidden/>
+              </w:rPr>
+              <w:fldChar w:fldCharType="separate"/>
+            </w:r>
+            <w:r>
+              <w:rPr>
+                <w:noProof/>
+                <w:webHidden/>
+              </w:rPr>
+              <w:t>12</w:t>
+            </w:r>
+            <w:r>
+              <w:rPr>
+                <w:noProof/>
+                <w:webHidden/>
+              </w:rPr>
+              <w:fldChar w:fldCharType="end"/>
+            </w:r>
+          </w:hyperlink>
+        </w:p>
+        <w:p>
+          <w:pPr>
+            <w:pStyle w:val="Verzeichnis3"/>
+            <w:tabs>
+              <w:tab w:val="left" w:pos="1440"/>
+              <w:tab w:val="right" w:leader="dot" w:pos="9062"/>
+            </w:tabs>
+            <w:rPr>
+              <w:rFonts w:asciiTheme="minorHAnsi" w:eastAsiaTheme="minorEastAsia" w:hAnsiTheme="minorHAnsi"/>
+              <w:noProof/>
+              <w:kern w:val="2"/>
+              <w:szCs w:val="24"/>
+              <w:lang w:val="de-DE" w:eastAsia="de-DE"/>
+              <w14:ligatures w14:val="standardContextual"/>
+            </w:rPr>
+          </w:pPr>
+          <w:hyperlink w:anchor="_Toc198275296" w:history="1">
+            <w:r>
+              <w:rPr>
+                <w:rStyle w:val="Hyperlink"/>
+                <w:noProof/>
+              </w:rPr>
+              <w:t>4.4.12</w:t>
+            </w:r>
+            <w:r>
+              <w:rPr>
+                <w:rFonts w:asciiTheme="minorHAnsi" w:eastAsiaTheme="minorEastAsia" w:hAnsiTheme="minorHAnsi"/>
+                <w:noProof/>
+                <w:kern w:val="2"/>
+                <w:szCs w:val="24"/>
+                <w:lang w:val="de-DE" w:eastAsia="de-DE"/>
+                <w14:ligatures w14:val="standardContextual"/>
+              </w:rPr>
+              <w:tab/>
+            </w:r>
+            <w:r>
+              <w:rPr>
+                <w:rStyle w:val="Hyperlink"/>
+                <w:noProof/>
+              </w:rPr>
+              <w:t>Feldtest (FT)</w:t>
+            </w:r>
+            <w:r>
+              <w:rPr>
+                <w:noProof/>
+                <w:webHidden/>
+              </w:rPr>
+              <w:tab/>
+            </w:r>
+            <w:r>
+              <w:rPr>
+                <w:noProof/>
+                <w:webHidden/>
+              </w:rPr>
+              <w:fldChar w:fldCharType="begin"/>
+            </w:r>
+            <w:r>
+              <w:rPr>
+                <w:noProof/>
+                <w:webHidden/>
+              </w:rPr>
+              <w:instrText xml:space="preserve"> PAGEREF _Toc198275296 \h </w:instrText>
+            </w:r>
+            <w:r>
+              <w:rPr>
+                <w:noProof/>
+                <w:webHidden/>
+              </w:rPr>
+            </w:r>
+            <w:r>
+              <w:rPr>
+                <w:noProof/>
+                <w:webHidden/>
+              </w:rPr>
+              <w:fldChar w:fldCharType="separate"/>
+            </w:r>
+            <w:r>
+              <w:rPr>
+                <w:noProof/>
+                <w:webHidden/>
+              </w:rPr>
+              <w:t>12</w:t>
+            </w:r>
+            <w:r>
+              <w:rPr>
+                <w:noProof/>
+                <w:webHidden/>
+              </w:rPr>
+              <w:fldChar w:fldCharType="end"/>
+            </w:r>
+          </w:hyperlink>
+        </w:p>
+        <w:p>
+          <w:pPr>
+            <w:pStyle w:val="Verzeichnis3"/>
+            <w:tabs>
+              <w:tab w:val="left" w:pos="1440"/>
+              <w:tab w:val="right" w:leader="dot" w:pos="9062"/>
+            </w:tabs>
+            <w:rPr>
+              <w:rFonts w:asciiTheme="minorHAnsi" w:eastAsiaTheme="minorEastAsia" w:hAnsiTheme="minorHAnsi"/>
+              <w:noProof/>
+              <w:kern w:val="2"/>
+              <w:szCs w:val="24"/>
+              <w:lang w:val="de-DE" w:eastAsia="de-DE"/>
+              <w14:ligatures w14:val="standardContextual"/>
+            </w:rPr>
+          </w:pPr>
+          <w:hyperlink w:anchor="_Toc198275297" w:history="1">
+            <w:r>
+              <w:rPr>
+                <w:rStyle w:val="Hyperlink"/>
+                <w:noProof/>
+              </w:rPr>
+              <w:t>4.4.13</w:t>
+            </w:r>
+            <w:r>
+              <w:rPr>
+                <w:rFonts w:asciiTheme="minorHAnsi" w:eastAsiaTheme="minorEastAsia" w:hAnsiTheme="minorHAnsi"/>
+                <w:noProof/>
+                <w:kern w:val="2"/>
+                <w:szCs w:val="24"/>
+                <w:lang w:val="de-DE" w:eastAsia="de-DE"/>
+                <w14:ligatures w14:val="standardContextual"/>
+              </w:rPr>
+              <w:tab/>
+            </w:r>
+            <w:r>
+              <w:rPr>
+                <w:rStyle w:val="Hyperlink"/>
+                <w:noProof/>
+              </w:rPr>
+              <w:t>Akzeptanztest (AT)</w:t>
+            </w:r>
+            <w:r>
+              <w:rPr>
+                <w:noProof/>
+                <w:webHidden/>
+              </w:rPr>
+              <w:tab/>
+            </w:r>
+            <w:r>
+              <w:rPr>
+                <w:noProof/>
+                <w:webHidden/>
+              </w:rPr>
+              <w:fldChar w:fldCharType="begin"/>
+            </w:r>
+            <w:r>
+              <w:rPr>
+                <w:noProof/>
+                <w:webHidden/>
+              </w:rPr>
+              <w:instrText xml:space="preserve"> PAGEREF _Toc198275297 \h </w:instrText>
+            </w:r>
+            <w:r>
+              <w:rPr>
+                <w:noProof/>
+                <w:webHidden/>
+              </w:rPr>
+            </w:r>
+            <w:r>
+              <w:rPr>
+                <w:noProof/>
+                <w:webHidden/>
+              </w:rPr>
+              <w:fldChar w:fldCharType="separate"/>
+            </w:r>
+            <w:r>
+              <w:rPr>
+                <w:noProof/>
+                <w:webHidden/>
+              </w:rPr>
+              <w:t>12</w:t>
+            </w:r>
+            <w:r>
+              <w:rPr>
+                <w:noProof/>
+                <w:webHidden/>
+              </w:rPr>
+              <w:fldChar w:fldCharType="end"/>
+            </w:r>
+          </w:hyperlink>
+        </w:p>
+        <w:p>
+          <w:pPr>
+            <w:pStyle w:val="Verzeichnis2"/>
+            <w:tabs>
+              <w:tab w:val="left" w:pos="960"/>
+              <w:tab w:val="right" w:leader="dot" w:pos="9062"/>
+            </w:tabs>
+            <w:rPr>
+              <w:rFonts w:asciiTheme="minorHAnsi" w:eastAsiaTheme="minorEastAsia" w:hAnsiTheme="minorHAnsi"/>
+              <w:noProof/>
+              <w:kern w:val="2"/>
+              <w:szCs w:val="24"/>
+              <w:lang w:val="de-DE" w:eastAsia="de-DE"/>
+              <w14:ligatures w14:val="standardContextual"/>
+            </w:rPr>
+          </w:pPr>
+          <w:hyperlink w:anchor="_Toc198275298" w:history="1">
+            <w:r>
+              <w:rPr>
+                <w:rStyle w:val="Hyperlink"/>
+                <w:noProof/>
+                <w:lang w:val="de-DE"/>
+              </w:rPr>
+              <w:t>4.5</w:t>
+            </w:r>
+            <w:r>
+              <w:rPr>
+                <w:rFonts w:asciiTheme="minorHAnsi" w:eastAsiaTheme="minorEastAsia" w:hAnsiTheme="minorHAnsi"/>
+                <w:noProof/>
+                <w:kern w:val="2"/>
+                <w:szCs w:val="24"/>
+                <w:lang w:val="de-DE" w:eastAsia="de-DE"/>
+                <w14:ligatures w14:val="standardContextual"/>
+              </w:rPr>
+              <w:tab/>
+            </w:r>
+            <w:r>
+              <w:rPr>
+                <w:rStyle w:val="Hyperlink"/>
+                <w:noProof/>
+                <w:lang w:val="de-DE"/>
+              </w:rPr>
+              <w:t>Teststrategiematrix</w:t>
+            </w:r>
+            <w:r>
+              <w:rPr>
+                <w:noProof/>
+                <w:webHidden/>
+              </w:rPr>
+              <w:tab/>
+            </w:r>
+            <w:r>
+              <w:rPr>
+                <w:noProof/>
+                <w:webHidden/>
+              </w:rPr>
+              <w:fldChar w:fldCharType="begin"/>
+            </w:r>
+            <w:r>
+              <w:rPr>
+                <w:noProof/>
+                <w:webHidden/>
+              </w:rPr>
+              <w:instrText xml:space="preserve"> PAGEREF _Toc198275298 \h </w:instrText>
+            </w:r>
+            <w:r>
+              <w:rPr>
+                <w:noProof/>
+                <w:webHidden/>
+              </w:rPr>
+            </w:r>
+            <w:r>
+              <w:rPr>
+                <w:noProof/>
+                <w:webHidden/>
+              </w:rPr>
+              <w:fldChar w:fldCharType="separate"/>
+            </w:r>
+            <w:r>
+              <w:rPr>
+                <w:noProof/>
+                <w:webHidden/>
+              </w:rPr>
+              <w:t>13</w:t>
+            </w:r>
+            <w:r>
+              <w:rPr>
+                <w:noProof/>
+                <w:webHidden/>
+              </w:rPr>
+              <w:fldChar w:fldCharType="end"/>
+            </w:r>
+          </w:hyperlink>
+        </w:p>
+        <w:p>
+          <w:pPr>
+            <w:pStyle w:val="Verzeichnis1"/>
+            <w:tabs>
+              <w:tab w:val="left" w:pos="480"/>
+              <w:tab w:val="right" w:leader="dot" w:pos="9062"/>
+            </w:tabs>
+            <w:rPr>
+              <w:rFonts w:asciiTheme="minorHAnsi" w:eastAsiaTheme="minorEastAsia" w:hAnsiTheme="minorHAnsi"/>
+              <w:noProof/>
+              <w:kern w:val="2"/>
+              <w:szCs w:val="24"/>
+              <w:lang w:val="de-DE" w:eastAsia="de-DE"/>
+              <w14:ligatures w14:val="standardContextual"/>
+            </w:rPr>
+          </w:pPr>
+          <w:hyperlink w:anchor="_Toc198275299" w:history="1">
+            <w:r>
+              <w:rPr>
+                <w:rStyle w:val="Hyperlink"/>
+                <w:noProof/>
+                <w:lang w:val="de-DE"/>
+              </w:rPr>
               <w:t>5</w:t>
             </w:r>
             <w:r>
               <w:rPr>
-                <w:noProof/>
+                <w:rFonts w:asciiTheme="minorHAnsi" w:eastAsiaTheme="minorEastAsia" w:hAnsiTheme="minorHAnsi"/>
+                <w:noProof/>
+                <w:kern w:val="2"/>
+                <w:szCs w:val="24"/>
+                <w:lang w:val="de-DE" w:eastAsia="de-DE"/>
+                <w14:ligatures w14:val="standardContextual"/>
               </w:rPr>
               <w:tab/>
             </w:r>
@@ -4780,7 +5079,7 @@
                 <w:noProof/>
                 <w:webHidden/>
               </w:rPr>
-              <w:instrText xml:space="preserve"> PAGEREF _Toc189845180 \h </w:instrText>
+              <w:instrText xml:space="preserve"> PAGEREF _Toc198275299 \h </w:instrText>
             </w:r>
             <w:r>
               <w:rPr>
@@ -4844,7 +5143,7 @@
       <w:pPr>
         <w:pStyle w:val="berschrift1"/>
       </w:pPr>
-      <w:bookmarkStart w:id="0" w:name="_Toc189845143"/>
+      <w:bookmarkStart w:id="0" w:name="_Toc198275263"/>
       <w:r>
         <w:lastRenderedPageBreak/>
         <w:t>Projekt</w:t>
@@ -4858,7 +5157,7 @@
           <w:lang w:val="de-DE"/>
         </w:rPr>
       </w:pPr>
-      <w:bookmarkStart w:id="1" w:name="_Toc189845144"/>
+      <w:bookmarkStart w:id="1" w:name="_Toc198275264"/>
       <w:r>
         <w:rPr>
           <w:noProof/>
@@ -5133,7 +5432,7 @@
           <w:lang w:val="de-DE"/>
         </w:rPr>
       </w:pPr>
-      <w:bookmarkStart w:id="2" w:name="_Toc189845145"/>
+      <w:bookmarkStart w:id="2" w:name="_Toc198275265"/>
       <w:r>
         <w:rPr>
           <w:lang w:val="de-DE"/>
@@ -5247,7 +5546,41 @@
           <w:bCs/>
           <w:lang w:val="de-DE"/>
         </w:rPr>
-        <w:t>Wiederverwendbarkeit durch Modularität</w:t>
+        <w:t xml:space="preserve">Wiederverwendbarkeit </w:t>
+      </w:r>
+      <w:r>
+        <w:rPr>
+          <w:b/>
+          <w:bCs/>
+          <w:lang w:val="de-DE"/>
+        </w:rPr>
+        <w:t xml:space="preserve">und </w:t>
+      </w:r>
+      <w:proofErr w:type="spellStart"/>
+      <w:r>
+        <w:rPr>
+          <w:b/>
+          <w:bCs/>
+          <w:lang w:val="de-DE"/>
+        </w:rPr>
+        <w:t>Erweiterbarkeit</w:t>
+      </w:r>
+      <w:r>
+        <w:rPr>
+          <w:b/>
+          <w:bCs/>
+          <w:lang w:val="de-DE"/>
+        </w:rPr>
+        <w:t>durch</w:t>
+      </w:r>
+      <w:proofErr w:type="spellEnd"/>
+      <w:r>
+        <w:rPr>
+          <w:b/>
+          <w:bCs/>
+          <w:lang w:val="de-DE"/>
+        </w:rPr>
+        <w:t xml:space="preserve"> Modularität</w:t>
       </w:r>
     </w:p>
     <w:p>
@@ -5359,7 +5692,7 @@
           <w:lang w:val="de-DE"/>
         </w:rPr>
       </w:pPr>
-      <w:bookmarkStart w:id="3" w:name="_Toc189845146"/>
+      <w:bookmarkStart w:id="3" w:name="_Toc198275266"/>
       <w:r>
         <w:rPr>
           <w:lang w:val="de-DE"/>
@@ -5540,7 +5873,7 @@
           <w:lang w:val="de-DE"/>
         </w:rPr>
       </w:pPr>
-      <w:bookmarkStart w:id="4" w:name="_Toc189845147"/>
+      <w:bookmarkStart w:id="4" w:name="_Toc198275267"/>
       <w:r>
         <w:rPr>
           <w:lang w:val="de-DE"/>
@@ -5615,7 +5948,13 @@
         <w:rPr>
           <w:lang w:val="de-DE"/>
         </w:rPr>
-        <w:t xml:space="preserve"> Armin Anton</w:t>
+        <w:t xml:space="preserve"> </w:t>
+      </w:r>
+      <w:r>
+        <w:rPr>
+          <w:lang w:val="de-DE"/>
+        </w:rPr>
+        <w:t>Benz Jan</w:t>
       </w:r>
     </w:p>
     <w:p>
@@ -5696,7 +6035,7 @@
           <w:lang w:val="de-DE"/>
         </w:rPr>
       </w:pPr>
-      <w:bookmarkStart w:id="5" w:name="_Toc189845148"/>
+      <w:bookmarkStart w:id="5" w:name="_Toc198275268"/>
       <w:r>
         <w:rPr>
           <w:lang w:val="de-DE"/>
@@ -5713,7 +6052,7 @@
           <w:lang w:val="de-DE"/>
         </w:rPr>
       </w:pPr>
-      <w:bookmarkStart w:id="6" w:name="_Toc189845149"/>
+      <w:bookmarkStart w:id="6" w:name="_Toc198275269"/>
       <w:r>
         <w:rPr>
           <w:lang w:val="de-DE"/>
@@ -5993,7 +6332,7 @@
           <w:lang w:val="de-DE"/>
         </w:rPr>
       </w:pPr>
-      <w:bookmarkStart w:id="7" w:name="_Toc189845151"/>
+      <w:bookmarkStart w:id="7" w:name="_Toc198275270"/>
       <w:r>
         <w:rPr>
           <w:lang w:val="de-DE"/>
@@ -6010,7 +6349,7 @@
           <w:lang w:val="de-DE"/>
         </w:rPr>
       </w:pPr>
-      <w:bookmarkStart w:id="8" w:name="_Toc189845152"/>
+      <w:bookmarkStart w:id="8" w:name="_Toc198275271"/>
       <w:r>
         <w:rPr>
           <w:lang w:val="de-DE"/>
@@ -6236,7 +6575,7 @@
           <w:lang w:val="de-DE"/>
         </w:rPr>
       </w:pPr>
-      <w:bookmarkStart w:id="9" w:name="_Toc189845153"/>
+      <w:bookmarkStart w:id="9" w:name="_Toc198275272"/>
       <w:r>
         <w:rPr>
           <w:lang w:val="de-DE"/>
@@ -6253,7 +6592,7 @@
           <w:lang w:val="de-DE"/>
         </w:rPr>
       </w:pPr>
-      <w:bookmarkStart w:id="10" w:name="_Toc189845154"/>
+      <w:bookmarkStart w:id="10" w:name="_Toc198275273"/>
       <w:r>
         <w:rPr>
           <w:lang w:val="de-DE"/>
@@ -6285,7 +6624,7 @@
           <w:lang w:val="de-DE"/>
         </w:rPr>
       </w:pPr>
-      <w:bookmarkStart w:id="11" w:name="_Toc189845155"/>
+      <w:bookmarkStart w:id="11" w:name="_Toc198275274"/>
       <w:r>
         <w:rPr>
           <w:lang w:val="de-DE"/>
@@ -6814,7 +7153,7 @@
           <w:lang w:val="de-DE"/>
         </w:rPr>
       </w:pPr>
-      <w:bookmarkStart w:id="12" w:name="_Toc189845156"/>
+      <w:bookmarkStart w:id="12" w:name="_Toc198275275"/>
       <w:r>
         <w:rPr>
           <w:lang w:val="de-DE"/>
@@ -6994,7 +7333,7 @@
           <w:lang w:val="de-DE"/>
         </w:rPr>
       </w:pPr>
-      <w:bookmarkStart w:id="13" w:name="_Toc189845157"/>
+      <w:bookmarkStart w:id="13" w:name="_Toc198275276"/>
       <w:r>
         <w:rPr>
           <w:lang w:val="de-DE"/>
@@ -7026,7 +7365,7 @@
           <w:lang w:val="de-DE"/>
         </w:rPr>
       </w:pPr>
-      <w:bookmarkStart w:id="14" w:name="_Toc189845158"/>
+      <w:bookmarkStart w:id="14" w:name="_Toc198275277"/>
       <w:r>
         <w:rPr>
           <w:lang w:val="de-DE"/>
@@ -7042,7 +7381,6 @@
           <w:lang w:val="de-DE"/>
         </w:rPr>
       </w:pPr>
-      <w:bookmarkStart w:id="15" w:name="_Toc189845159"/>
       <w:r>
         <w:rPr>
           <w:i/>
@@ -7059,6 +7397,7 @@
           <w:lang w:val="de-DE"/>
         </w:rPr>
       </w:pPr>
+      <w:bookmarkStart w:id="15" w:name="_Toc198275278"/>
       <w:r>
         <w:rPr>
           <w:lang w:val="de-DE"/>
@@ -7075,7 +7414,6 @@
           <w:lang w:val="de-DE"/>
         </w:rPr>
       </w:pPr>
-      <w:bookmarkStart w:id="16" w:name="_Toc189845160"/>
       <w:r>
         <w:rPr>
           <w:i/>
@@ -7092,6 +7430,7 @@
           <w:lang w:val="de-DE"/>
         </w:rPr>
       </w:pPr>
+      <w:bookmarkStart w:id="16" w:name="_Toc198275279"/>
       <w:r>
         <w:rPr>
           <w:lang w:val="de-DE"/>
@@ -7107,7 +7446,6 @@
           <w:lang w:val="de-DE"/>
         </w:rPr>
       </w:pPr>
-      <w:bookmarkStart w:id="17" w:name="_Toc189845161"/>
       <w:r>
         <w:rPr>
           <w:i/>
@@ -7124,6 +7462,7 @@
           <w:lang w:val="de-DE"/>
         </w:rPr>
       </w:pPr>
+      <w:bookmarkStart w:id="17" w:name="_Toc198275280"/>
       <w:r>
         <w:rPr>
           <w:lang w:val="de-DE"/>
@@ -7139,7 +7478,6 @@
           <w:lang w:val="de-DE"/>
         </w:rPr>
       </w:pPr>
-      <w:bookmarkStart w:id="18" w:name="_Toc189845162"/>
       <w:r>
         <w:rPr>
           <w:i/>
@@ -7156,6 +7494,7 @@
           <w:lang w:val="de-DE"/>
         </w:rPr>
       </w:pPr>
+      <w:bookmarkStart w:id="18" w:name="_Toc198275281"/>
       <w:r>
         <w:rPr>
           <w:lang w:val="de-DE"/>
@@ -7171,7 +7510,6 @@
           <w:lang w:val="de-DE"/>
         </w:rPr>
       </w:pPr>
-      <w:bookmarkStart w:id="19" w:name="_Toc189845163"/>
       <w:r>
         <w:rPr>
           <w:i/>
@@ -7188,6 +7526,7 @@
           <w:lang w:val="de-DE"/>
         </w:rPr>
       </w:pPr>
+      <w:bookmarkStart w:id="19" w:name="_Toc198275282"/>
       <w:r>
         <w:rPr>
           <w:lang w:val="de-DE"/>
@@ -7326,7 +7665,7 @@
           <w:lang w:val="de-DE"/>
         </w:rPr>
       </w:pPr>
-      <w:bookmarkStart w:id="20" w:name="_Toc189845164"/>
+      <w:bookmarkStart w:id="20" w:name="_Toc198275283"/>
       <w:r>
         <w:rPr>
           <w:lang w:val="de-DE"/>
@@ -7919,7 +8258,7 @@
           <w:lang w:val="de-DE"/>
         </w:rPr>
       </w:pPr>
-      <w:bookmarkStart w:id="21" w:name="_Toc189845165"/>
+      <w:bookmarkStart w:id="21" w:name="_Toc198275284"/>
       <w:r>
         <w:rPr>
           <w:lang w:val="de-DE"/>
@@ -7936,7 +8275,7 @@
           <w:lang w:val="de-DE"/>
         </w:rPr>
       </w:pPr>
-      <w:bookmarkStart w:id="22" w:name="_Toc189845166"/>
+      <w:bookmarkStart w:id="22" w:name="_Toc198275285"/>
       <w:r>
         <w:rPr>
           <w:lang w:val="de-DE"/>
@@ -7949,7 +8288,7 @@
       <w:pPr>
         <w:pStyle w:val="berschrift3"/>
       </w:pPr>
-      <w:bookmarkStart w:id="23" w:name="_Toc189845167"/>
+      <w:bookmarkStart w:id="23" w:name="_Toc198275286"/>
       <w:r>
         <w:t>Model in the Lo</w:t>
       </w:r>
@@ -7970,7 +8309,7 @@
       <w:pPr>
         <w:pStyle w:val="berschrift3"/>
       </w:pPr>
-      <w:bookmarkStart w:id="24" w:name="_Toc189845168"/>
+      <w:bookmarkStart w:id="24" w:name="_Toc198275287"/>
       <w:r>
         <w:t>Rapid Prototyping (RP)</w:t>
       </w:r>
@@ -7980,7 +8319,7 @@
       <w:pPr>
         <w:pStyle w:val="berschrift3"/>
       </w:pPr>
-      <w:bookmarkStart w:id="25" w:name="_Toc189845169"/>
+      <w:bookmarkStart w:id="25" w:name="_Toc198275288"/>
       <w:r>
         <w:t>Software Unit – Host (</w:t>
       </w:r>
@@ -8305,7 +8644,7 @@
           <w:lang w:val="de-DE"/>
         </w:rPr>
       </w:pPr>
-      <w:bookmarkStart w:id="26" w:name="_Toc189845170"/>
+      <w:bookmarkStart w:id="26" w:name="_Toc198275289"/>
       <w:r>
         <w:rPr>
           <w:lang w:val="de-DE"/>
@@ -8332,7 +8671,7 @@
       <w:pPr>
         <w:pStyle w:val="berschrift3"/>
       </w:pPr>
-      <w:bookmarkStart w:id="27" w:name="_Toc189845171"/>
+      <w:bookmarkStart w:id="27" w:name="_Toc198275290"/>
       <w:r>
         <w:t>Software Integration – Target (SWI-</w:t>
       </w:r>
@@ -8348,7 +8687,7 @@
       <w:pPr>
         <w:pStyle w:val="berschrift3"/>
       </w:pPr>
-      <w:bookmarkStart w:id="28" w:name="_Toc189845172"/>
+      <w:bookmarkStart w:id="28" w:name="_Toc198275291"/>
       <w:r>
         <w:t>Software Integration – Target (SWI-T)</w:t>
       </w:r>
@@ -8358,7 +8697,7 @@
       <w:pPr>
         <w:pStyle w:val="berschrift3"/>
       </w:pPr>
-      <w:bookmarkStart w:id="29" w:name="_Toc189845173"/>
+      <w:bookmarkStart w:id="29" w:name="_Toc198275292"/>
       <w:r>
         <w:t>HW/SW Integration (</w:t>
       </w:r>
@@ -8376,7 +8715,7 @@
       <w:pPr>
         <w:pStyle w:val="berschrift3"/>
       </w:pPr>
-      <w:bookmarkStart w:id="30" w:name="_Toc189845174"/>
+      <w:bookmarkStart w:id="30" w:name="_Toc198275293"/>
       <w:r>
         <w:t>System Integration (S</w:t>
       </w:r>
@@ -8392,7 +8731,7 @@
       <w:pPr>
         <w:pStyle w:val="berschrift3"/>
       </w:pPr>
-      <w:bookmarkStart w:id="31" w:name="_Toc189845175"/>
+      <w:bookmarkStart w:id="31" w:name="_Toc198275294"/>
       <w:r>
         <w:t>System Test (ST)</w:t>
       </w:r>
@@ -8402,7 +8741,7 @@
       <w:pPr>
         <w:pStyle w:val="berschrift3"/>
       </w:pPr>
-      <w:bookmarkStart w:id="32" w:name="_Toc189845176"/>
+      <w:bookmarkStart w:id="32" w:name="_Toc198275295"/>
       <w:r>
         <w:t>Pre-Production (PP)</w:t>
       </w:r>
@@ -8412,7 +8751,7 @@
       <w:pPr>
         <w:pStyle w:val="berschrift3"/>
       </w:pPr>
-      <w:bookmarkStart w:id="33" w:name="_Toc189845177"/>
+      <w:bookmarkStart w:id="33" w:name="_Toc198275296"/>
       <w:proofErr w:type="spellStart"/>
       <w:r>
         <w:t>Feldtest</w:t>
@@ -8427,7 +8766,7 @@
       <w:pPr>
         <w:pStyle w:val="berschrift3"/>
       </w:pPr>
-      <w:bookmarkStart w:id="34" w:name="_Toc189845178"/>
+      <w:bookmarkStart w:id="34" w:name="_Toc198275297"/>
       <w:proofErr w:type="spellStart"/>
       <w:r>
         <w:t>Akzeptanztest</w:t>
@@ -8478,7 +8817,7 @@
           <w:lang w:val="de-DE"/>
         </w:rPr>
       </w:pPr>
-      <w:bookmarkStart w:id="35" w:name="_Toc189845179"/>
+      <w:bookmarkStart w:id="35" w:name="_Toc198275298"/>
       <w:r>
         <w:rPr>
           <w:lang w:val="de-DE"/>
@@ -11681,7 +12020,7 @@
           <w:lang w:val="de-DE"/>
         </w:rPr>
       </w:pPr>
-      <w:bookmarkStart w:id="36" w:name="_Toc189845180"/>
+      <w:bookmarkStart w:id="36" w:name="_Toc198275299"/>
       <w:r>
         <w:rPr>
           <w:lang w:val="de-DE"/>

--- a/Project-organisation/MasterTestplan_V0.0.1.docx
+++ b/Project-organisation/MasterTestplan_V0.0.1.docx
@@ -227,7 +227,6 @@
           <w:szCs w:val="24"/>
         </w:rPr>
       </w:pPr>
-      <w:proofErr w:type="spellStart"/>
       <w:r>
         <w:rPr>
           <w:rFonts w:cs="Times New Roman"/>
@@ -237,7 +236,6 @@
         <w:lastRenderedPageBreak/>
         <w:t>Änderungshistorie</w:t>
       </w:r>
-      <w:proofErr w:type="spellEnd"/>
     </w:p>
     <w:p>
       <w:pPr>
@@ -295,7 +293,6 @@
                 <w:szCs w:val="24"/>
               </w:rPr>
             </w:pPr>
-            <w:proofErr w:type="spellStart"/>
             <w:r>
               <w:rPr>
                 <w:rFonts w:cs="Times New Roman"/>
@@ -303,7 +300,6 @@
               </w:rPr>
               <w:t>Kommentar</w:t>
             </w:r>
-            <w:proofErr w:type="spellEnd"/>
           </w:p>
         </w:tc>
         <w:tc>
@@ -381,7 +377,6 @@
                 <w:szCs w:val="24"/>
               </w:rPr>
             </w:pPr>
-            <w:proofErr w:type="spellStart"/>
             <w:r>
               <w:rPr>
                 <w:rFonts w:cs="Times New Roman"/>
@@ -389,7 +384,6 @@
               </w:rPr>
               <w:t>Ersterstellung</w:t>
             </w:r>
-            <w:proofErr w:type="spellEnd"/>
           </w:p>
         </w:tc>
         <w:tc>
@@ -498,17 +492,8 @@
                 <w:rFonts w:cs="Times New Roman"/>
                 <w:szCs w:val="24"/>
               </w:rPr>
-              <w:t xml:space="preserve">Erweiterung und </w:t>
-            </w:r>
-            <w:proofErr w:type="spellStart"/>
-            <w:r>
-              <w:rPr>
-                <w:rFonts w:cs="Times New Roman"/>
-                <w:szCs w:val="24"/>
-              </w:rPr>
-              <w:t>Anpassung</w:t>
-            </w:r>
-            <w:proofErr w:type="spellEnd"/>
+              <w:t>Erweiterung und Anpassung</w:t>
+            </w:r>
           </w:p>
         </w:tc>
         <w:tc>
@@ -589,17 +574,8 @@
                 <w:rFonts w:cs="Times New Roman"/>
                 <w:szCs w:val="24"/>
               </w:rPr>
-              <w:t xml:space="preserve">Erweiterung und </w:t>
-            </w:r>
-            <w:proofErr w:type="spellStart"/>
-            <w:r>
-              <w:rPr>
-                <w:rFonts w:cs="Times New Roman"/>
-                <w:szCs w:val="24"/>
-              </w:rPr>
-              <w:t>Anpassung</w:t>
-            </w:r>
-            <w:proofErr w:type="spellEnd"/>
+              <w:t>Erweiterung und Anpassung</w:t>
+            </w:r>
           </w:p>
         </w:tc>
         <w:tc>
@@ -680,17 +656,8 @@
                 <w:rFonts w:cs="Times New Roman"/>
                 <w:szCs w:val="24"/>
               </w:rPr>
-              <w:t xml:space="preserve">Erweiterung und </w:t>
-            </w:r>
-            <w:proofErr w:type="spellStart"/>
-            <w:r>
-              <w:rPr>
-                <w:rFonts w:cs="Times New Roman"/>
-                <w:szCs w:val="24"/>
-              </w:rPr>
-              <w:t>Anpassung</w:t>
-            </w:r>
-            <w:proofErr w:type="spellEnd"/>
+              <w:t>Erweiterung und Anpassung</w:t>
+            </w:r>
           </w:p>
         </w:tc>
         <w:tc>
@@ -771,17 +738,8 @@
                 <w:rFonts w:cs="Times New Roman"/>
                 <w:szCs w:val="24"/>
               </w:rPr>
-              <w:t xml:space="preserve">Erweiterung und </w:t>
-            </w:r>
-            <w:proofErr w:type="spellStart"/>
-            <w:r>
-              <w:rPr>
-                <w:rFonts w:cs="Times New Roman"/>
-                <w:szCs w:val="24"/>
-              </w:rPr>
-              <w:t>Anpassung</w:t>
-            </w:r>
-            <w:proofErr w:type="spellEnd"/>
+              <w:t>Erweiterung und Anpassung</w:t>
+            </w:r>
           </w:p>
         </w:tc>
         <w:tc>
@@ -837,6 +795,13 @@
                 <w:szCs w:val="24"/>
               </w:rPr>
             </w:pPr>
+            <w:r>
+              <w:rPr>
+                <w:rFonts w:cs="Times New Roman"/>
+                <w:szCs w:val="24"/>
+              </w:rPr>
+              <w:t>0.6.0</w:t>
+            </w:r>
           </w:p>
         </w:tc>
         <w:tc>
@@ -850,6 +815,13 @@
                 <w:szCs w:val="24"/>
               </w:rPr>
             </w:pPr>
+            <w:r>
+              <w:rPr>
+                <w:rFonts w:cs="Times New Roman"/>
+                <w:szCs w:val="24"/>
+              </w:rPr>
+              <w:t>Erweiterung und Anpassung</w:t>
+            </w:r>
           </w:p>
         </w:tc>
         <w:tc>
@@ -863,6 +835,13 @@
                 <w:szCs w:val="24"/>
               </w:rPr>
             </w:pPr>
+            <w:r>
+              <w:rPr>
+                <w:rFonts w:cs="Times New Roman"/>
+                <w:szCs w:val="24"/>
+              </w:rPr>
+              <w:t>23.06.2025</w:t>
+            </w:r>
           </w:p>
         </w:tc>
         <w:tc>
@@ -876,6 +855,13 @@
                 <w:szCs w:val="24"/>
               </w:rPr>
             </w:pPr>
+            <w:r>
+              <w:rPr>
+                <w:rFonts w:cs="Times New Roman"/>
+                <w:szCs w:val="24"/>
+              </w:rPr>
+              <w:t>NB</w:t>
+            </w:r>
           </w:p>
         </w:tc>
       </w:tr>
@@ -891,6 +877,13 @@
                 <w:szCs w:val="24"/>
               </w:rPr>
             </w:pPr>
+            <w:r>
+              <w:rPr>
+                <w:rFonts w:cs="Times New Roman"/>
+                <w:szCs w:val="24"/>
+              </w:rPr>
+              <w:t>0.7.0</w:t>
+            </w:r>
           </w:p>
         </w:tc>
         <w:tc>
@@ -904,6 +897,13 @@
                 <w:szCs w:val="24"/>
               </w:rPr>
             </w:pPr>
+            <w:r>
+              <w:rPr>
+                <w:rFonts w:cs="Times New Roman"/>
+                <w:szCs w:val="24"/>
+              </w:rPr>
+              <w:t>Erweiterung</w:t>
+            </w:r>
           </w:p>
         </w:tc>
         <w:tc>
@@ -917,6 +917,13 @@
                 <w:szCs w:val="24"/>
               </w:rPr>
             </w:pPr>
+            <w:r>
+              <w:rPr>
+                <w:rFonts w:cs="Times New Roman"/>
+                <w:szCs w:val="24"/>
+              </w:rPr>
+              <w:t>25.06.2025</w:t>
+            </w:r>
           </w:p>
         </w:tc>
         <w:tc>
@@ -930,6 +937,13 @@
                 <w:szCs w:val="24"/>
               </w:rPr>
             </w:pPr>
+            <w:r>
+              <w:rPr>
+                <w:rFonts w:cs="Times New Roman"/>
+                <w:szCs w:val="24"/>
+              </w:rPr>
+              <w:t>NB</w:t>
+            </w:r>
           </w:p>
         </w:tc>
       </w:tr>
@@ -1608,7 +1622,6 @@
           <w:szCs w:val="24"/>
         </w:rPr>
       </w:pPr>
-      <w:proofErr w:type="spellStart"/>
       <w:r>
         <w:rPr>
           <w:rFonts w:cs="Times New Roman"/>
@@ -1618,7 +1631,6 @@
         <w:lastRenderedPageBreak/>
         <w:t>Inhaltsverzeichnis</w:t>
       </w:r>
-      <w:proofErr w:type="spellEnd"/>
     </w:p>
     <w:sdt>
       <w:sdtPr>
@@ -5233,196 +5245,18 @@
     </w:p>
     <w:p>
       <w:r>
-        <w:t xml:space="preserve">Es </w:t>
-      </w:r>
-      <w:proofErr w:type="spellStart"/>
-      <w:r>
-        <w:t>soll</w:t>
-      </w:r>
-      <w:proofErr w:type="spellEnd"/>
-      <w:r>
-        <w:t xml:space="preserve"> </w:t>
-      </w:r>
-      <w:proofErr w:type="spellStart"/>
-      <w:r>
-        <w:t>eine</w:t>
-      </w:r>
-      <w:proofErr w:type="spellEnd"/>
-      <w:r>
-        <w:t xml:space="preserve"> </w:t>
-      </w:r>
-      <w:proofErr w:type="spellStart"/>
-      <w:r>
-        <w:t>Sprachsteuerung</w:t>
-      </w:r>
-      <w:proofErr w:type="spellEnd"/>
-      <w:r>
-        <w:t xml:space="preserve"> für die </w:t>
-      </w:r>
-      <w:proofErr w:type="spellStart"/>
-      <w:r>
-        <w:t>Spritzgussmaschine</w:t>
-      </w:r>
-      <w:proofErr w:type="spellEnd"/>
-      <w:r>
-        <w:t xml:space="preserve"> </w:t>
-      </w:r>
-      <w:proofErr w:type="spellStart"/>
-      <w:r>
-        <w:t>entwickelt</w:t>
-      </w:r>
-      <w:proofErr w:type="spellEnd"/>
-      <w:r>
-        <w:t xml:space="preserve"> </w:t>
-      </w:r>
-      <w:proofErr w:type="spellStart"/>
-      <w:r>
-        <w:t>werden</w:t>
-      </w:r>
-      <w:proofErr w:type="spellEnd"/>
-      <w:r>
-        <w:t xml:space="preserve">, </w:t>
-      </w:r>
-      <w:proofErr w:type="spellStart"/>
-      <w:r>
-        <w:t>welche</w:t>
-      </w:r>
-      <w:proofErr w:type="spellEnd"/>
-      <w:r>
-        <w:t xml:space="preserve"> </w:t>
-      </w:r>
-      <w:proofErr w:type="spellStart"/>
-      <w:r>
-        <w:t>anhand</w:t>
-      </w:r>
-      <w:proofErr w:type="spellEnd"/>
-      <w:r>
-        <w:t xml:space="preserve"> der </w:t>
-      </w:r>
-      <w:proofErr w:type="spellStart"/>
-      <w:r>
-        <w:t>Sprachbefehle</w:t>
-      </w:r>
-      <w:proofErr w:type="spellEnd"/>
-      <w:r>
-        <w:t xml:space="preserve"> 1-9 </w:t>
-      </w:r>
-      <w:proofErr w:type="spellStart"/>
-      <w:r>
-        <w:t>ein</w:t>
-      </w:r>
-      <w:proofErr w:type="spellEnd"/>
-      <w:r>
-        <w:t xml:space="preserve"> </w:t>
-      </w:r>
-      <w:proofErr w:type="spellStart"/>
-      <w:r>
-        <w:t>Zeitsignal</w:t>
-      </w:r>
-      <w:proofErr w:type="spellEnd"/>
-      <w:r>
-        <w:t xml:space="preserve"> </w:t>
-      </w:r>
-      <w:proofErr w:type="spellStart"/>
-      <w:r>
-        <w:t>erstellt</w:t>
-      </w:r>
-      <w:proofErr w:type="spellEnd"/>
-      <w:r>
-        <w:t xml:space="preserve"> und dieses auf der </w:t>
-      </w:r>
-      <w:proofErr w:type="spellStart"/>
-      <w:r>
-        <w:t>Benutzeroberfläche</w:t>
-      </w:r>
-      <w:proofErr w:type="spellEnd"/>
-      <w:r>
-        <w:t xml:space="preserve"> </w:t>
-      </w:r>
-      <w:proofErr w:type="spellStart"/>
-      <w:r>
-        <w:t>darstellt</w:t>
-      </w:r>
-      <w:proofErr w:type="spellEnd"/>
-      <w:r>
-        <w:t xml:space="preserve"> und </w:t>
-      </w:r>
-      <w:proofErr w:type="spellStart"/>
-      <w:r>
-        <w:t>ausführt</w:t>
-      </w:r>
-      <w:proofErr w:type="spellEnd"/>
+        <w:t>Es soll eine Sprachsteuerung für die Spritzgussmaschine entwickelt werden, welche anhand der Sprachbefehle 1-9 ein Zeitsignal erstellt und dieses auf der Benutzeroberfläche darstellt</w:t>
+      </w:r>
+      <w:r>
+        <w:t xml:space="preserve"> und ausführt</w:t>
+      </w:r>
       <w:r>
         <w:t>.</w:t>
       </w:r>
     </w:p>
     <w:p>
       <w:r>
-        <w:t xml:space="preserve">Die Lieferung </w:t>
-      </w:r>
-      <w:proofErr w:type="spellStart"/>
-      <w:r>
-        <w:t>umfasst</w:t>
-      </w:r>
-      <w:proofErr w:type="spellEnd"/>
-      <w:r>
-        <w:t xml:space="preserve"> </w:t>
-      </w:r>
-      <w:proofErr w:type="spellStart"/>
-      <w:r>
-        <w:t>eine</w:t>
-      </w:r>
-      <w:proofErr w:type="spellEnd"/>
-      <w:r>
-        <w:t xml:space="preserve"> </w:t>
-      </w:r>
-      <w:proofErr w:type="spellStart"/>
-      <w:r>
-        <w:t>Sprachauswertung</w:t>
-      </w:r>
-      <w:proofErr w:type="spellEnd"/>
-      <w:r>
-        <w:t xml:space="preserve"> der </w:t>
-      </w:r>
-      <w:proofErr w:type="spellStart"/>
-      <w:r>
-        <w:t>besagten</w:t>
-      </w:r>
-      <w:proofErr w:type="spellEnd"/>
-      <w:r>
-        <w:t xml:space="preserve"> </w:t>
-      </w:r>
-      <w:proofErr w:type="spellStart"/>
-      <w:r>
-        <w:t>Befehle</w:t>
-      </w:r>
-      <w:proofErr w:type="spellEnd"/>
-      <w:r>
-        <w:t xml:space="preserve"> </w:t>
-      </w:r>
-      <w:proofErr w:type="spellStart"/>
-      <w:r>
-        <w:t>mit</w:t>
-      </w:r>
-      <w:proofErr w:type="spellEnd"/>
-      <w:r>
-        <w:t xml:space="preserve"> </w:t>
-      </w:r>
-      <w:proofErr w:type="spellStart"/>
-      <w:r>
-        <w:t>entsprechender</w:t>
-      </w:r>
-      <w:proofErr w:type="spellEnd"/>
-      <w:r>
-        <w:t xml:space="preserve"> </w:t>
-      </w:r>
-      <w:proofErr w:type="spellStart"/>
-      <w:r>
-        <w:t>Bedienoberfläche</w:t>
-      </w:r>
-      <w:proofErr w:type="spellEnd"/>
-      <w:r>
-        <w:t xml:space="preserve"> für Personal.</w:t>
+        <w:t>Die Lieferung umfasst eine Sprachauswertung der besagten Befehle mit entsprechender Bedienoberfläche für Personal.</w:t>
       </w:r>
     </w:p>
     <w:p>
@@ -5474,21 +5308,7 @@
         <w:rPr>
           <w:lang w:val="de-DE"/>
         </w:rPr>
-        <w:t xml:space="preserve">Durch den </w:t>
-      </w:r>
-      <w:proofErr w:type="spellStart"/>
-      <w:r>
-        <w:rPr>
-          <w:lang w:val="de-DE"/>
-        </w:rPr>
-        <w:t>funktionfähigen</w:t>
-      </w:r>
-      <w:proofErr w:type="spellEnd"/>
-      <w:r>
-        <w:rPr>
-          <w:lang w:val="de-DE"/>
-        </w:rPr>
-        <w:t xml:space="preserve"> Prototyp soll gezeigt werden, dass die Sprachsteuerung trotz Umgebungsgeräuschen, umsetzbar ist.</w:t>
+        <w:t>Durch den funktionfähigen Prototyp soll gezeigt werden, dass die Sprachsteuerung trotz Umgebungsgeräuschen, umsetzbar ist.</w:t>
       </w:r>
     </w:p>
     <w:p>
@@ -5554,33 +5374,15 @@
           <w:bCs/>
           <w:lang w:val="de-DE"/>
         </w:rPr>
-        <w:t xml:space="preserve">und </w:t>
-      </w:r>
-      <w:proofErr w:type="spellStart"/>
+        <w:t>und Erweiterbarkeit</w:t>
+      </w:r>
       <w:r>
         <w:rPr>
           <w:b/>
           <w:bCs/>
           <w:lang w:val="de-DE"/>
         </w:rPr>
-        <w:t>Erweiterbarkeit</w:t>
-      </w:r>
-      <w:r>
-        <w:rPr>
-          <w:b/>
-          <w:bCs/>
-          <w:lang w:val="de-DE"/>
-        </w:rPr>
-        <w:t>durch</w:t>
-      </w:r>
-      <w:proofErr w:type="spellEnd"/>
-      <w:r>
-        <w:rPr>
-          <w:b/>
-          <w:bCs/>
-          <w:lang w:val="de-DE"/>
-        </w:rPr>
-        <w:t xml:space="preserve"> Modularität</w:t>
+        <w:t>durch Modularität</w:t>
       </w:r>
     </w:p>
     <w:p>
@@ -5839,23 +5641,7 @@
           <w:lang w:val="de-DE"/>
         </w:rPr>
         <w:lastRenderedPageBreak/>
-        <w:t xml:space="preserve">Verweise auf Projekte in </w:t>
-      </w:r>
-      <w:proofErr w:type="spellStart"/>
-      <w:r>
-        <w:rPr>
-          <w:i/>
-          <w:lang w:val="de-DE"/>
-        </w:rPr>
-        <w:t>Application</w:t>
-      </w:r>
-      <w:proofErr w:type="spellEnd"/>
-      <w:r>
-        <w:rPr>
-          <w:i/>
-          <w:lang w:val="de-DE"/>
-        </w:rPr>
-        <w:t xml:space="preserve"> Lifecycle Tools (Jira, Polarion, …)</w:t>
+        <w:t>Verweise auf Projekte in Application Lifecycle Tools (Jira, Polarion, …)</w:t>
       </w:r>
     </w:p>
     <w:p>
@@ -5981,28 +5767,25 @@
         </w:rPr>
         <w:t xml:space="preserve"> </w:t>
       </w:r>
-      <w:proofErr w:type="spellStart"/>
-      <w:r>
-        <w:rPr>
-          <w:lang w:val="de-DE"/>
-        </w:rPr>
-        <w:t>Bazaj</w:t>
-      </w:r>
-      <w:proofErr w:type="spellEnd"/>
-      <w:r>
-        <w:rPr>
-          <w:lang w:val="de-DE"/>
-        </w:rPr>
-        <w:t xml:space="preserve"> </w:t>
-      </w:r>
-      <w:proofErr w:type="spellStart"/>
-      <w:r>
-        <w:rPr>
-          <w:lang w:val="de-DE"/>
-        </w:rPr>
-        <w:t>Donart</w:t>
-      </w:r>
-      <w:proofErr w:type="spellEnd"/>
+      <w:r>
+        <w:rPr>
+          <w:lang w:val="de-DE"/>
+        </w:rPr>
+        <w:t>Bazaj Donart</w:t>
+      </w:r>
+    </w:p>
+    <w:p>
+      <w:pPr>
+        <w:rPr>
+          <w:lang w:val="de-DE"/>
+        </w:rPr>
+      </w:pPr>
+      <w:r>
+        <w:rPr>
+          <w:lang w:val="de-DE"/>
+        </w:rPr>
+        <w:t>Projektkoordinatorin: Nadine Bichler</w:t>
+      </w:r>
     </w:p>
     <w:p>
       <w:pPr>
@@ -6076,44 +5859,8 @@
         <w:rPr>
           <w:i/>
         </w:rPr>
-        <w:t xml:space="preserve">ISO/IEC 25000:2014 Systems and software </w:t>
-      </w:r>
-      <w:proofErr w:type="spellStart"/>
-      <w:r>
-        <w:rPr>
-          <w:i/>
-        </w:rPr>
-        <w:t>engineerng</w:t>
-      </w:r>
-      <w:proofErr w:type="spellEnd"/>
-      <w:r>
-        <w:rPr>
-          <w:i/>
-        </w:rPr>
-        <w:t xml:space="preserve"> – Systems and software Quality Requirements and Evaluation (</w:t>
-      </w:r>
-      <w:proofErr w:type="spellStart"/>
-      <w:r>
-        <w:rPr>
-          <w:i/>
-        </w:rPr>
-        <w:t>SQuaRE</w:t>
-      </w:r>
-      <w:proofErr w:type="spellEnd"/>
-      <w:r>
-        <w:rPr>
-          <w:i/>
-        </w:rPr>
-        <w:t xml:space="preserve">) – Guide to </w:t>
-      </w:r>
-      <w:proofErr w:type="spellStart"/>
-      <w:r>
-        <w:rPr>
-          <w:i/>
-        </w:rPr>
-        <w:t>SQuaRE</w:t>
-      </w:r>
-      <w:proofErr w:type="spellEnd"/>
+        <w:t>ISO/IEC 25000:2014 Systems and software engineerng – Systems and software Quality Requirements and Evaluation (SQuaRE) – Guide to SQuaRE</w:t>
+      </w:r>
     </w:p>
     <w:p>
       <w:pPr>
@@ -6144,7 +5891,6 @@
         </w:rPr>
         <w:t xml:space="preserve">oftware </w:t>
       </w:r>
-      <w:proofErr w:type="spellStart"/>
       <w:r>
         <w:rPr>
           <w:i/>
@@ -6155,46 +5901,25 @@
         <w:rPr>
           <w:i/>
         </w:rPr>
-        <w:t>ngineerng</w:t>
-      </w:r>
-      <w:proofErr w:type="spellEnd"/>
+        <w:t xml:space="preserve">ngineerng </w:t>
+      </w:r>
       <w:r>
         <w:rPr>
           <w:i/>
         </w:rPr>
-        <w:t xml:space="preserve"> </w:t>
+        <w:t>–</w:t>
       </w:r>
       <w:r>
         <w:rPr>
           <w:i/>
         </w:rPr>
-        <w:t>–</w:t>
+        <w:t xml:space="preserve"> Sys</w:t>
       </w:r>
       <w:r>
         <w:rPr>
           <w:i/>
         </w:rPr>
-        <w:t xml:space="preserve"> Sys</w:t>
-      </w:r>
-      <w:r>
-        <w:rPr>
-          <w:i/>
-        </w:rPr>
-        <w:t>tems and software Quality Requirements and Evaluation (</w:t>
-      </w:r>
-      <w:proofErr w:type="spellStart"/>
-      <w:r>
-        <w:rPr>
-          <w:i/>
-        </w:rPr>
-        <w:t>SQuaRE</w:t>
-      </w:r>
-      <w:proofErr w:type="spellEnd"/>
-      <w:r>
-        <w:rPr>
-          <w:i/>
-        </w:rPr>
-        <w:t>) – Product quality model</w:t>
+        <w:t>tems and software Quality Requirements and Evaluation (SQuaRE) – Product quality model</w:t>
       </w:r>
     </w:p>
     <w:p>
@@ -6360,216 +6085,95 @@
     </w:p>
     <w:p>
       <w:r>
-        <w:t xml:space="preserve">Es </w:t>
-      </w:r>
-      <w:proofErr w:type="spellStart"/>
-      <w:r>
-        <w:t>soll</w:t>
-      </w:r>
-      <w:proofErr w:type="spellEnd"/>
-      <w:r>
-        <w:t xml:space="preserve"> </w:t>
-      </w:r>
-      <w:proofErr w:type="spellStart"/>
-      <w:r>
-        <w:t>eine</w:t>
-      </w:r>
-      <w:proofErr w:type="spellEnd"/>
-      <w:r>
-        <w:t xml:space="preserve"> </w:t>
-      </w:r>
-      <w:proofErr w:type="spellStart"/>
-      <w:r>
-        <w:t>Sprachsteuerung</w:t>
-      </w:r>
-      <w:proofErr w:type="spellEnd"/>
-      <w:r>
-        <w:t xml:space="preserve"> für die </w:t>
-      </w:r>
-      <w:proofErr w:type="spellStart"/>
-      <w:r>
-        <w:t>Spritzgussmaschine</w:t>
-      </w:r>
-      <w:proofErr w:type="spellEnd"/>
-      <w:r>
-        <w:t xml:space="preserve"> </w:t>
-      </w:r>
-      <w:proofErr w:type="spellStart"/>
-      <w:r>
-        <w:t>entwickelt</w:t>
-      </w:r>
-      <w:proofErr w:type="spellEnd"/>
-      <w:r>
-        <w:t xml:space="preserve"> </w:t>
-      </w:r>
-      <w:proofErr w:type="spellStart"/>
-      <w:r>
-        <w:t>werden</w:t>
-      </w:r>
-      <w:proofErr w:type="spellEnd"/>
-      <w:r>
-        <w:t xml:space="preserve">, </w:t>
-      </w:r>
-      <w:proofErr w:type="spellStart"/>
-      <w:r>
-        <w:t>welche</w:t>
-      </w:r>
-      <w:proofErr w:type="spellEnd"/>
-      <w:r>
-        <w:t xml:space="preserve"> </w:t>
-      </w:r>
-      <w:proofErr w:type="spellStart"/>
-      <w:r>
-        <w:t>anhand</w:t>
-      </w:r>
-      <w:proofErr w:type="spellEnd"/>
-      <w:r>
-        <w:t xml:space="preserve"> der </w:t>
-      </w:r>
-      <w:proofErr w:type="spellStart"/>
-      <w:r>
-        <w:t>Sprachbefehle</w:t>
-      </w:r>
-      <w:proofErr w:type="spellEnd"/>
-      <w:r>
-        <w:t xml:space="preserve"> 1-9 </w:t>
-      </w:r>
-      <w:proofErr w:type="spellStart"/>
-      <w:r>
-        <w:t>ein</w:t>
-      </w:r>
-      <w:proofErr w:type="spellEnd"/>
-      <w:r>
-        <w:t xml:space="preserve"> </w:t>
-      </w:r>
-      <w:proofErr w:type="spellStart"/>
-      <w:r>
-        <w:t>Zeitsignal</w:t>
-      </w:r>
-      <w:proofErr w:type="spellEnd"/>
-      <w:r>
-        <w:t xml:space="preserve"> </w:t>
-      </w:r>
-      <w:proofErr w:type="spellStart"/>
-      <w:r>
-        <w:t>erstellt</w:t>
-      </w:r>
-      <w:proofErr w:type="spellEnd"/>
-      <w:r>
-        <w:t xml:space="preserve"> und dieses auf der </w:t>
-      </w:r>
-      <w:proofErr w:type="spellStart"/>
-      <w:r>
-        <w:t>Benutzeroberfläche</w:t>
-      </w:r>
-      <w:proofErr w:type="spellEnd"/>
-      <w:r>
-        <w:t xml:space="preserve"> </w:t>
-      </w:r>
-      <w:proofErr w:type="spellStart"/>
-      <w:r>
-        <w:t>darstellt</w:t>
-      </w:r>
-      <w:proofErr w:type="spellEnd"/>
-      <w:r>
-        <w:t>.</w:t>
+        <w:t>Es soll eine Sprachsteuerung für die Spritzgussmaschine entwickelt werden, welche anhand der Sprachbefehle 1-9 ein Zeitsignal erstellt und dieses auf der Benutzeroberfläche darstellt.</w:t>
       </w:r>
     </w:p>
     <w:p>
       <w:r>
-        <w:t xml:space="preserve">Die Lieferung </w:t>
-      </w:r>
-      <w:proofErr w:type="spellStart"/>
-      <w:r>
-        <w:t>umfasst</w:t>
-      </w:r>
-      <w:proofErr w:type="spellEnd"/>
-      <w:r>
-        <w:t xml:space="preserve"> </w:t>
-      </w:r>
-      <w:proofErr w:type="spellStart"/>
-      <w:r>
-        <w:t>eine</w:t>
-      </w:r>
-      <w:proofErr w:type="spellEnd"/>
-      <w:r>
-        <w:t xml:space="preserve"> </w:t>
-      </w:r>
-      <w:proofErr w:type="spellStart"/>
-      <w:r>
-        <w:t>Sprachauswertung</w:t>
-      </w:r>
-      <w:proofErr w:type="spellEnd"/>
-      <w:r>
-        <w:t xml:space="preserve"> der </w:t>
-      </w:r>
-      <w:proofErr w:type="spellStart"/>
-      <w:r>
-        <w:t>besagten</w:t>
-      </w:r>
-      <w:proofErr w:type="spellEnd"/>
-      <w:r>
-        <w:t xml:space="preserve"> </w:t>
-      </w:r>
-      <w:proofErr w:type="spellStart"/>
-      <w:r>
-        <w:t>Befehle</w:t>
-      </w:r>
-      <w:proofErr w:type="spellEnd"/>
-      <w:r>
-        <w:t xml:space="preserve"> </w:t>
-      </w:r>
-      <w:proofErr w:type="spellStart"/>
-      <w:r>
-        <w:t>mit</w:t>
-      </w:r>
-      <w:proofErr w:type="spellEnd"/>
-      <w:r>
-        <w:t xml:space="preserve"> </w:t>
-      </w:r>
-      <w:proofErr w:type="spellStart"/>
-      <w:r>
-        <w:t>entsprechender</w:t>
-      </w:r>
-      <w:proofErr w:type="spellEnd"/>
-      <w:r>
-        <w:t xml:space="preserve"> </w:t>
-      </w:r>
-      <w:proofErr w:type="spellStart"/>
-      <w:r>
-        <w:t>Bedienoberfläche</w:t>
-      </w:r>
-      <w:proofErr w:type="spellEnd"/>
-      <w:r>
-        <w:t xml:space="preserve"> für Personal.</w:t>
+        <w:t>Die Lieferung umfasst eine Sprachauswertung der besagten Befehle mit entsprechender Bedienoberfläche für Personal.</w:t>
+      </w:r>
+    </w:p>
+    <w:p/>
+    <w:p>
+      <w:r>
+        <w:t>Die Testziele des Projekts „Sprachsteuerung für die Spritzgussmaschine“ umfassen:</w:t>
       </w:r>
     </w:p>
     <w:p>
       <w:pPr>
-        <w:rPr>
-          <w:lang w:val="de-DE"/>
-        </w:rPr>
-      </w:pPr>
+        <w:pStyle w:val="Listenabsatz"/>
+        <w:numPr>
+          <w:ilvl w:val="0"/>
+          <w:numId w:val="10"/>
+        </w:numPr>
+      </w:pPr>
+      <w:r>
+        <w:t>Sicherstellung der funktionalen Korrektheit der Spracherkennung für die Ziffern 1–9.</w:t>
+      </w:r>
     </w:p>
     <w:p>
       <w:pPr>
-        <w:rPr>
-          <w:rFonts w:eastAsiaTheme="majorEastAsia" w:cstheme="majorBidi"/>
-          <w:b/>
-          <w:sz w:val="32"/>
-          <w:szCs w:val="32"/>
-          <w:lang w:val="de-DE"/>
-        </w:rPr>
-      </w:pPr>
-      <w:r>
-        <w:rPr>
-          <w:lang w:val="de-DE"/>
-        </w:rPr>
-        <w:br w:type="page"/>
+        <w:pStyle w:val="Listenabsatz"/>
+        <w:numPr>
+          <w:ilvl w:val="0"/>
+          <w:numId w:val="10"/>
+        </w:numPr>
+      </w:pPr>
+      <w:r>
+        <w:t>Richtige Visualisierung des erzeugten Zeitsignals in der Benutzeroberfläche.</w:t>
       </w:r>
     </w:p>
     <w:p>
       <w:pPr>
+        <w:pStyle w:val="Listenabsatz"/>
+        <w:numPr>
+          <w:ilvl w:val="0"/>
+          <w:numId w:val="10"/>
+        </w:numPr>
+      </w:pPr>
+      <w:r>
+        <w:t>Überprüfung der Systemreaktion bei Umgebungsgeräuschen (Robustheit).</w:t>
+      </w:r>
+    </w:p>
+    <w:p>
+      <w:pPr>
+        <w:pStyle w:val="Listenabsatz"/>
+        <w:numPr>
+          <w:ilvl w:val="0"/>
+          <w:numId w:val="10"/>
+        </w:numPr>
+      </w:pPr>
+      <w:r>
+        <w:t>Verifikation der Protokollierung (Historie, Zeitsignal, Mikrofondaten).</w:t>
+      </w:r>
+    </w:p>
+    <w:p>
+      <w:pPr>
+        <w:pStyle w:val="Listenabsatz"/>
+        <w:numPr>
+          <w:ilvl w:val="0"/>
+          <w:numId w:val="10"/>
+        </w:numPr>
+      </w:pPr>
+      <w:r>
+        <w:t>Überprüfung der Benutzerfreundlichkeit (GUI, Systemfeedback).</w:t>
+      </w:r>
+    </w:p>
+    <w:p>
+      <w:pPr>
+        <w:pStyle w:val="Listenabsatz"/>
+        <w:numPr>
+          <w:ilvl w:val="0"/>
+          <w:numId w:val="10"/>
+        </w:numPr>
+      </w:pPr>
+      <w:r>
+        <w:t>Validierung der Systemintegration (Hardware, Mikrofon, GUI, Logik).</w:t>
+      </w:r>
+    </w:p>
+    <w:p/>
+    <w:p>
+      <w:pPr>
         <w:pStyle w:val="berschrift1"/>
         <w:rPr>
           <w:lang w:val="de-DE"/>
@@ -6580,7 +6184,6 @@
         <w:rPr>
           <w:lang w:val="de-DE"/>
         </w:rPr>
-        <w:lastRenderedPageBreak/>
         <w:t>Teststrategie</w:t>
       </w:r>
       <w:bookmarkEnd w:id="9"/>
@@ -6600,22 +6203,119 @@
         <w:t>Grundsätzliche Vorgehensweise</w:t>
       </w:r>
       <w:bookmarkEnd w:id="10"/>
+      <w:r>
+        <w:rPr>
+          <w:i/>
+          <w:lang w:val="de-DE"/>
+        </w:rPr>
+        <w:t>.</w:t>
+      </w:r>
     </w:p>
     <w:p>
       <w:pPr>
         <w:rPr>
+          <w:lang w:val="de-DE"/>
+        </w:rPr>
+      </w:pPr>
+      <w:r>
+        <w:rPr>
+          <w:lang w:val="de-DE"/>
+        </w:rPr>
+        <w:t>Die Teststrategie folgt einer iterativen Vorgehensweise auf Basis der Testpyramide:</w:t>
+      </w:r>
+    </w:p>
+    <w:p>
+      <w:pPr>
+        <w:pStyle w:val="Listenabsatz"/>
+        <w:numPr>
+          <w:ilvl w:val="0"/>
+          <w:numId w:val="13"/>
+        </w:numPr>
+        <w:rPr>
+          <w:lang w:val="de-DE"/>
+        </w:rPr>
+      </w:pPr>
+      <w:r>
+        <w:rPr>
+          <w:lang w:val="de-DE"/>
+        </w:rPr>
+        <w:t>Unit Tests (Spritzgusslogik, Einzelkomponenten)</w:t>
+      </w:r>
+    </w:p>
+    <w:p>
+      <w:pPr>
+        <w:pStyle w:val="Listenabsatz"/>
+        <w:numPr>
+          <w:ilvl w:val="0"/>
+          <w:numId w:val="13"/>
+        </w:numPr>
+        <w:rPr>
+          <w:lang w:val="de-DE"/>
+        </w:rPr>
+      </w:pPr>
+      <w:r>
+        <w:rPr>
+          <w:lang w:val="de-DE"/>
+        </w:rPr>
+        <w:t>Integrationstests (Verknüpfung von Mikrofon, Spracherkennung, GUI)</w:t>
+      </w:r>
+    </w:p>
+    <w:p>
+      <w:pPr>
+        <w:pStyle w:val="Listenabsatz"/>
+        <w:numPr>
+          <w:ilvl w:val="0"/>
+          <w:numId w:val="13"/>
+        </w:numPr>
+        <w:rPr>
+          <w:lang w:val="de-DE"/>
+        </w:rPr>
+      </w:pPr>
+      <w:r>
+        <w:rPr>
+          <w:lang w:val="de-DE"/>
+        </w:rPr>
+        <w:t>Systemtests (Gesamtsystem, inkl. Hardware &amp; Sprache)</w:t>
+      </w:r>
+    </w:p>
+    <w:p>
+      <w:pPr>
+        <w:pStyle w:val="Listenabsatz"/>
+        <w:numPr>
+          <w:ilvl w:val="0"/>
+          <w:numId w:val="13"/>
+        </w:numPr>
+        <w:rPr>
+          <w:lang w:val="de-DE"/>
+        </w:rPr>
+      </w:pPr>
+      <w:r>
+        <w:rPr>
+          <w:lang w:val="de-DE"/>
+        </w:rPr>
+        <w:t>Abnahmetests (Demo mit realen Nutzern)</w:t>
+      </w:r>
+    </w:p>
+    <w:p>
+      <w:pPr>
+        <w:rPr>
+          <w:lang w:val="de-DE"/>
+        </w:rPr>
+      </w:pPr>
+      <w:r>
+        <w:rPr>
+          <w:lang w:val="de-DE"/>
+        </w:rPr>
+        <w:t>Testfälle werden vor der Implementierung spezifiziert, bei Änderungen aktualisiert und automatisiert, wo möglich.</w:t>
+      </w:r>
+    </w:p>
+    <w:p>
+      <w:pPr>
+        <w:rPr>
           <w:i/>
           <w:lang w:val="de-DE"/>
         </w:rPr>
       </w:pPr>
-      <w:r>
-        <w:rPr>
-          <w:i/>
-          <w:highlight w:val="red"/>
-          <w:lang w:val="de-DE"/>
-        </w:rPr>
-        <w:t>Kurzbeschreibung</w:t>
-      </w:r>
     </w:p>
     <w:p>
       <w:pPr>
@@ -6640,8 +6340,9 @@
         <w:tblLook w:val="04A0" w:firstRow="1" w:lastRow="0" w:firstColumn="1" w:lastColumn="0" w:noHBand="0" w:noVBand="1"/>
       </w:tblPr>
       <w:tblGrid>
-        <w:gridCol w:w="3257"/>
-        <w:gridCol w:w="5805"/>
+        <w:gridCol w:w="2405"/>
+        <w:gridCol w:w="4678"/>
+        <w:gridCol w:w="1979"/>
       </w:tblGrid>
       <w:tr>
         <w:trPr>
@@ -6649,7 +6350,7 @@
         </w:trPr>
         <w:tc>
           <w:tcPr>
-            <w:tcW w:w="1797" w:type="pct"/>
+            <w:tcW w:w="1327" w:type="pct"/>
             <w:vAlign w:val="center"/>
           </w:tcPr>
           <w:p>
@@ -6666,13 +6367,13 @@
                 <w:b/>
                 <w:bCs/>
               </w:rPr>
-              <w:t>Kriterien</w:t>
-            </w:r>
-          </w:p>
-        </w:tc>
-        <w:tc>
-          <w:tcPr>
-            <w:tcW w:w="3203" w:type="pct"/>
+              <w:t>Kriterium</w:t>
+            </w:r>
+          </w:p>
+        </w:tc>
+        <w:tc>
+          <w:tcPr>
+            <w:tcW w:w="2581" w:type="pct"/>
             <w:vAlign w:val="center"/>
           </w:tcPr>
           <w:p>
@@ -6684,16 +6385,38 @@
                 <w:bCs/>
               </w:rPr>
             </w:pPr>
-            <w:proofErr w:type="spellStart"/>
             <w:r>
               <w:rPr>
                 <w:rFonts w:ascii="Arial" w:hAnsi="Arial" w:cs="Arial"/>
                 <w:b/>
                 <w:bCs/>
               </w:rPr>
-              <w:t>Wichtigkeit</w:t>
-            </w:r>
-            <w:proofErr w:type="spellEnd"/>
+              <w:t>Testansatz</w:t>
+            </w:r>
+          </w:p>
+        </w:tc>
+        <w:tc>
+          <w:tcPr>
+            <w:tcW w:w="1092" w:type="pct"/>
+            <w:vAlign w:val="center"/>
+          </w:tcPr>
+          <w:p>
+            <w:pPr>
+              <w:jc w:val="center"/>
+              <w:rPr>
+                <w:rFonts w:ascii="Arial" w:hAnsi="Arial" w:cs="Arial"/>
+                <w:b/>
+                <w:bCs/>
+              </w:rPr>
+            </w:pPr>
+            <w:r>
+              <w:rPr>
+                <w:rFonts w:ascii="Arial" w:hAnsi="Arial" w:cs="Arial"/>
+                <w:b/>
+                <w:bCs/>
+              </w:rPr>
+              <w:t>Relevanz</w:t>
+            </w:r>
           </w:p>
         </w:tc>
       </w:tr>
@@ -6703,7 +6426,7 @@
         </w:trPr>
         <w:tc>
           <w:tcPr>
-            <w:tcW w:w="1797" w:type="pct"/>
+            <w:tcW w:w="1327" w:type="pct"/>
             <w:vAlign w:val="center"/>
           </w:tcPr>
           <w:p>
@@ -6712,33 +6435,56 @@
                 <w:rFonts w:ascii="Arial" w:hAnsi="Arial" w:cs="Arial"/>
               </w:rPr>
             </w:pPr>
-            <w:proofErr w:type="spellStart"/>
             <w:r>
               <w:rPr>
                 <w:rFonts w:ascii="Arial" w:hAnsi="Arial" w:cs="Arial"/>
               </w:rPr>
-              <w:t>Funktionale</w:t>
-            </w:r>
-            <w:proofErr w:type="spellEnd"/>
-            <w:r>
+              <w:t>Funktionalität</w:t>
+            </w:r>
+          </w:p>
+        </w:tc>
+        <w:tc>
+          <w:tcPr>
+            <w:tcW w:w="2581" w:type="pct"/>
+            <w:vAlign w:val="center"/>
+          </w:tcPr>
+          <w:p>
+            <w:pPr>
               <w:rPr>
                 <w:rFonts w:ascii="Arial" w:hAnsi="Arial" w:cs="Arial"/>
               </w:rPr>
-              <w:t xml:space="preserve"> </w:t>
-            </w:r>
-            <w:proofErr w:type="spellStart"/>
+            </w:pPr>
             <w:r>
               <w:rPr>
                 <w:rFonts w:ascii="Arial" w:hAnsi="Arial" w:cs="Arial"/>
               </w:rPr>
-              <w:t>Eignung</w:t>
-            </w:r>
-            <w:proofErr w:type="spellEnd"/>
-          </w:p>
-        </w:tc>
-        <w:tc>
-          <w:tcPr>
-            <w:tcW w:w="3203" w:type="pct"/>
+              <w:t xml:space="preserve">- </w:t>
+            </w:r>
+            <w:r>
+              <w:rPr>
+                <w:rFonts w:ascii="Arial" w:hAnsi="Arial" w:cs="Arial"/>
+              </w:rPr>
+              <w:t>Modul: Spracherkennung</w:t>
+            </w:r>
+            <w:r>
+              <w:rPr>
+                <w:rFonts w:ascii="Arial" w:hAnsi="Arial" w:cs="Arial"/>
+              </w:rPr>
+              <w:br/>
+              <w:t>- Submodule: Mikrofonaufnahme, MFCC-Extraktion, Vergleich mit Samples</w:t>
+            </w:r>
+            <w:r>
+              <w:rPr>
+                <w:rFonts w:ascii="Arial" w:hAnsi="Arial" w:cs="Arial"/>
+              </w:rPr>
+              <w:br/>
+              <w:t>- Test: Sprachbefehl korrekt erkannt?</w:t>
+            </w:r>
+          </w:p>
+        </w:tc>
+        <w:tc>
+          <w:tcPr>
+            <w:tcW w:w="1092" w:type="pct"/>
             <w:vAlign w:val="center"/>
           </w:tcPr>
           <w:p>
@@ -6752,16 +6498,8 @@
               <w:rPr>
                 <w:rFonts w:ascii="Arial" w:hAnsi="Arial" w:cs="Arial"/>
               </w:rPr>
-              <w:t xml:space="preserve">Sehr </w:t>
-            </w:r>
-            <w:proofErr w:type="spellStart"/>
-            <w:r>
-              <w:rPr>
-                <w:rFonts w:ascii="Arial" w:hAnsi="Arial" w:cs="Arial"/>
-              </w:rPr>
-              <w:t>wichtig</w:t>
-            </w:r>
-            <w:proofErr w:type="spellEnd"/>
+              <w:t>Hoch</w:t>
+            </w:r>
           </w:p>
         </w:tc>
       </w:tr>
@@ -6771,7 +6509,7 @@
         </w:trPr>
         <w:tc>
           <w:tcPr>
-            <w:tcW w:w="1797" w:type="pct"/>
+            <w:tcW w:w="1327" w:type="pct"/>
             <w:vAlign w:val="center"/>
           </w:tcPr>
           <w:p>
@@ -6780,25 +6518,59 @@
                 <w:rFonts w:ascii="Arial" w:hAnsi="Arial" w:cs="Arial"/>
               </w:rPr>
             </w:pPr>
-            <w:proofErr w:type="spellStart"/>
             <w:r>
               <w:rPr>
                 <w:rFonts w:ascii="Arial" w:hAnsi="Arial" w:cs="Arial"/>
               </w:rPr>
-              <w:t>Effizienz</w:t>
-            </w:r>
-            <w:proofErr w:type="spellEnd"/>
-            <w:r>
+              <w:t>Zuverlässigkeit</w:t>
+            </w:r>
+          </w:p>
+        </w:tc>
+        <w:tc>
+          <w:tcPr>
+            <w:tcW w:w="2581" w:type="pct"/>
+            <w:vAlign w:val="center"/>
+          </w:tcPr>
+          <w:p>
+            <w:pPr>
+              <w:tabs>
+                <w:tab w:val="left" w:pos="555"/>
+              </w:tabs>
               <w:rPr>
                 <w:rFonts w:ascii="Arial" w:hAnsi="Arial" w:cs="Arial"/>
               </w:rPr>
-              <w:t xml:space="preserve"> </w:t>
-            </w:r>
-          </w:p>
-        </w:tc>
-        <w:tc>
-          <w:tcPr>
-            <w:tcW w:w="3203" w:type="pct"/>
+            </w:pPr>
+            <w:r>
+              <w:rPr>
+                <w:rFonts w:ascii="Arial" w:hAnsi="Arial" w:cs="Arial"/>
+              </w:rPr>
+              <w:t>- Reaktion bei Rauschen, falscher Eingabe</w:t>
+            </w:r>
+            <w:r>
+              <w:rPr>
+                <w:rFonts w:ascii="Arial" w:hAnsi="Arial" w:cs="Arial"/>
+              </w:rPr>
+              <w:br/>
+              <w:t>- Konsistente Ergebnisse bei mehrfacher Eingabe</w:t>
+            </w:r>
+            <w:r>
+              <w:rPr>
+                <w:rFonts w:ascii="Arial" w:hAnsi="Arial" w:cs="Arial"/>
+              </w:rPr>
+              <w:br/>
+              <w:t>- Messung der Fehlerrate</w:t>
+            </w:r>
+            <w:r>
+              <w:rPr>
+                <w:rFonts w:ascii="Arial" w:hAnsi="Arial" w:cs="Arial"/>
+              </w:rPr>
+              <w:tab/>
+            </w:r>
+          </w:p>
+        </w:tc>
+        <w:tc>
+          <w:tcPr>
+            <w:tcW w:w="1092" w:type="pct"/>
             <w:vAlign w:val="center"/>
           </w:tcPr>
           <w:p>
@@ -6812,16 +6584,8 @@
               <w:rPr>
                 <w:rFonts w:ascii="Arial" w:hAnsi="Arial" w:cs="Arial"/>
               </w:rPr>
-              <w:t xml:space="preserve">Weniger </w:t>
-            </w:r>
-            <w:proofErr w:type="spellStart"/>
-            <w:r>
-              <w:rPr>
-                <w:rFonts w:ascii="Arial" w:hAnsi="Arial" w:cs="Arial"/>
-              </w:rPr>
-              <w:t>wichtig</w:t>
-            </w:r>
-            <w:proofErr w:type="spellEnd"/>
+              <w:t>Hoch</w:t>
+            </w:r>
           </w:p>
         </w:tc>
       </w:tr>
@@ -6831,7 +6595,7 @@
         </w:trPr>
         <w:tc>
           <w:tcPr>
-            <w:tcW w:w="1797" w:type="pct"/>
+            <w:tcW w:w="1327" w:type="pct"/>
             <w:vAlign w:val="center"/>
           </w:tcPr>
           <w:p>
@@ -6840,23 +6604,55 @@
                 <w:rFonts w:ascii="Arial" w:hAnsi="Arial" w:cs="Arial"/>
               </w:rPr>
             </w:pPr>
-            <w:proofErr w:type="spellStart"/>
             <w:r>
               <w:rPr>
                 <w:rFonts w:ascii="Arial" w:hAnsi="Arial" w:cs="Arial"/>
               </w:rPr>
-              <w:t>Kompatibilität</w:t>
-            </w:r>
-            <w:proofErr w:type="spellEnd"/>
-          </w:p>
-        </w:tc>
-        <w:tc>
-          <w:tcPr>
-            <w:tcW w:w="3203" w:type="pct"/>
+              <w:lastRenderedPageBreak/>
+              <w:t>Benutzbarkeit</w:t>
+            </w:r>
+          </w:p>
+        </w:tc>
+        <w:tc>
+          <w:tcPr>
+            <w:tcW w:w="2581" w:type="pct"/>
             <w:vAlign w:val="center"/>
           </w:tcPr>
           <w:p>
             <w:pPr>
+              <w:rPr>
+                <w:rFonts w:ascii="Arial" w:hAnsi="Arial" w:cs="Arial"/>
+              </w:rPr>
+            </w:pPr>
+            <w:r>
+              <w:rPr>
+                <w:rFonts w:ascii="Arial" w:hAnsi="Arial" w:cs="Arial"/>
+              </w:rPr>
+              <w:t>- GUI verständlich?</w:t>
+            </w:r>
+            <w:r>
+              <w:rPr>
+                <w:rFonts w:ascii="Arial" w:hAnsi="Arial" w:cs="Arial"/>
+              </w:rPr>
+              <w:br/>
+              <w:t>- Sprachfeedback?</w:t>
+            </w:r>
+            <w:r>
+              <w:rPr>
+                <w:rFonts w:ascii="Arial" w:hAnsi="Arial" w:cs="Arial"/>
+              </w:rPr>
+              <w:br/>
+              <w:t>- Ergonomietest mit Testpersonen</w:t>
+            </w:r>
+          </w:p>
+        </w:tc>
+        <w:tc>
+          <w:tcPr>
+            <w:tcW w:w="1092" w:type="pct"/>
+            <w:vAlign w:val="center"/>
+          </w:tcPr>
+          <w:p>
+            <w:pPr>
               <w:jc w:val="center"/>
               <w:rPr>
                 <w:rFonts w:ascii="Arial" w:hAnsi="Arial" w:cs="Arial"/>
@@ -6866,16 +6662,8 @@
               <w:rPr>
                 <w:rFonts w:ascii="Arial" w:hAnsi="Arial" w:cs="Arial"/>
               </w:rPr>
-              <w:t xml:space="preserve">Weniger </w:t>
-            </w:r>
-            <w:proofErr w:type="spellStart"/>
-            <w:r>
-              <w:rPr>
-                <w:rFonts w:ascii="Arial" w:hAnsi="Arial" w:cs="Arial"/>
-              </w:rPr>
-              <w:t>wichtig</w:t>
-            </w:r>
-            <w:proofErr w:type="spellEnd"/>
+              <w:t>Mittel</w:t>
+            </w:r>
           </w:p>
         </w:tc>
       </w:tr>
@@ -6885,7 +6673,7 @@
         </w:trPr>
         <w:tc>
           <w:tcPr>
-            <w:tcW w:w="1797" w:type="pct"/>
+            <w:tcW w:w="1327" w:type="pct"/>
             <w:vAlign w:val="center"/>
           </w:tcPr>
           <w:p>
@@ -6894,23 +6682,54 @@
                 <w:rFonts w:ascii="Arial" w:hAnsi="Arial" w:cs="Arial"/>
               </w:rPr>
             </w:pPr>
-            <w:proofErr w:type="spellStart"/>
             <w:r>
               <w:rPr>
                 <w:rFonts w:ascii="Arial" w:hAnsi="Arial" w:cs="Arial"/>
               </w:rPr>
-              <w:t>Benutzerfreundlichkeit</w:t>
-            </w:r>
-            <w:proofErr w:type="spellEnd"/>
-          </w:p>
-        </w:tc>
-        <w:tc>
-          <w:tcPr>
-            <w:tcW w:w="3203" w:type="pct"/>
+              <w:t>Effizienz</w:t>
+            </w:r>
+          </w:p>
+        </w:tc>
+        <w:tc>
+          <w:tcPr>
+            <w:tcW w:w="2581" w:type="pct"/>
             <w:vAlign w:val="center"/>
           </w:tcPr>
           <w:p>
             <w:pPr>
+              <w:rPr>
+                <w:rFonts w:ascii="Arial" w:hAnsi="Arial" w:cs="Arial"/>
+              </w:rPr>
+            </w:pPr>
+            <w:r>
+              <w:rPr>
+                <w:rFonts w:ascii="Arial" w:hAnsi="Arial" w:cs="Arial"/>
+              </w:rPr>
+              <w:t>- Verarbeitung innerhalb von &lt; 1s</w:t>
+            </w:r>
+            <w:r>
+              <w:rPr>
+                <w:rFonts w:ascii="Arial" w:hAnsi="Arial" w:cs="Arial"/>
+              </w:rPr>
+              <w:br/>
+              <w:t>- Ressourcenverbrauch gering</w:t>
+            </w:r>
+            <w:r>
+              <w:rPr>
+                <w:rFonts w:ascii="Arial" w:hAnsi="Arial" w:cs="Arial"/>
+              </w:rPr>
+              <w:br/>
+              <w:t>- CPU-Last beim Live-Recording</w:t>
+            </w:r>
+          </w:p>
+        </w:tc>
+        <w:tc>
+          <w:tcPr>
+            <w:tcW w:w="1092" w:type="pct"/>
+            <w:vAlign w:val="center"/>
+          </w:tcPr>
+          <w:p>
+            <w:pPr>
               <w:jc w:val="center"/>
               <w:rPr>
                 <w:rFonts w:ascii="Arial" w:hAnsi="Arial" w:cs="Arial"/>
@@ -6920,16 +6739,8 @@
               <w:rPr>
                 <w:rFonts w:ascii="Arial" w:hAnsi="Arial" w:cs="Arial"/>
               </w:rPr>
-              <w:t xml:space="preserve">Sehr </w:t>
-            </w:r>
-            <w:proofErr w:type="spellStart"/>
-            <w:r>
-              <w:rPr>
-                <w:rFonts w:ascii="Arial" w:hAnsi="Arial" w:cs="Arial"/>
-              </w:rPr>
-              <w:t>wichtig</w:t>
-            </w:r>
-            <w:proofErr w:type="spellEnd"/>
+              <w:t>Mittel</w:t>
+            </w:r>
           </w:p>
         </w:tc>
       </w:tr>
@@ -6939,7 +6750,7 @@
         </w:trPr>
         <w:tc>
           <w:tcPr>
-            <w:tcW w:w="1797" w:type="pct"/>
+            <w:tcW w:w="1327" w:type="pct"/>
             <w:vAlign w:val="center"/>
           </w:tcPr>
           <w:p>
@@ -6948,23 +6759,54 @@
                 <w:rFonts w:ascii="Arial" w:hAnsi="Arial" w:cs="Arial"/>
               </w:rPr>
             </w:pPr>
-            <w:proofErr w:type="spellStart"/>
             <w:r>
               <w:rPr>
                 <w:rFonts w:ascii="Arial" w:hAnsi="Arial" w:cs="Arial"/>
               </w:rPr>
-              <w:t>Zuverlässigkeit</w:t>
-            </w:r>
-            <w:proofErr w:type="spellEnd"/>
-          </w:p>
-        </w:tc>
-        <w:tc>
-          <w:tcPr>
-            <w:tcW w:w="3203" w:type="pct"/>
+              <w:t>Sicherheit</w:t>
+            </w:r>
+          </w:p>
+        </w:tc>
+        <w:tc>
+          <w:tcPr>
+            <w:tcW w:w="2581" w:type="pct"/>
             <w:vAlign w:val="center"/>
           </w:tcPr>
           <w:p>
             <w:pPr>
+              <w:rPr>
+                <w:rFonts w:ascii="Arial" w:hAnsi="Arial" w:cs="Arial"/>
+              </w:rPr>
+            </w:pPr>
+            <w:r>
+              <w:rPr>
+                <w:rFonts w:ascii="Arial" w:hAnsi="Arial" w:cs="Arial"/>
+              </w:rPr>
+              <w:t>- Unzulässige Befehle dürfen keine Wirkung zeigen</w:t>
+            </w:r>
+            <w:r>
+              <w:rPr>
+                <w:rFonts w:ascii="Arial" w:hAnsi="Arial" w:cs="Arial"/>
+              </w:rPr>
+              <w:br/>
+              <w:t>- Systemzugriffe nur intern erlaubt</w:t>
+            </w:r>
+            <w:r>
+              <w:rPr>
+                <w:rFonts w:ascii="Arial" w:hAnsi="Arial" w:cs="Arial"/>
+              </w:rPr>
+              <w:br/>
+              <w:t>- Keine Verarbeitung bei unvollständiger Spracheingabe</w:t>
+            </w:r>
+          </w:p>
+        </w:tc>
+        <w:tc>
+          <w:tcPr>
+            <w:tcW w:w="1092" w:type="pct"/>
+            <w:vAlign w:val="center"/>
+          </w:tcPr>
+          <w:p>
+            <w:pPr>
               <w:jc w:val="center"/>
               <w:rPr>
                 <w:rFonts w:ascii="Arial" w:hAnsi="Arial" w:cs="Arial"/>
@@ -6974,16 +6816,8 @@
               <w:rPr>
                 <w:rFonts w:ascii="Arial" w:hAnsi="Arial" w:cs="Arial"/>
               </w:rPr>
-              <w:t xml:space="preserve">Sehr </w:t>
-            </w:r>
-            <w:proofErr w:type="spellStart"/>
-            <w:r>
-              <w:rPr>
-                <w:rFonts w:ascii="Arial" w:hAnsi="Arial" w:cs="Arial"/>
-              </w:rPr>
-              <w:t>wichtig</w:t>
-            </w:r>
-            <w:proofErr w:type="spellEnd"/>
+              <w:t>Hoch</w:t>
+            </w:r>
           </w:p>
         </w:tc>
       </w:tr>
@@ -6993,7 +6827,8 @@
         </w:trPr>
         <w:tc>
           <w:tcPr>
-            <w:tcW w:w="1797" w:type="pct"/>
+            <w:tcW w:w="1327" w:type="pct"/>
+            <w:vAlign w:val="center"/>
           </w:tcPr>
           <w:p>
             <w:pPr>
@@ -7005,13 +6840,33 @@
               <w:rPr>
                 <w:rFonts w:ascii="Arial" w:hAnsi="Arial" w:cs="Arial"/>
               </w:rPr>
-              <w:t>Sicherheit</w:t>
-            </w:r>
-          </w:p>
-        </w:tc>
-        <w:tc>
-          <w:tcPr>
-            <w:tcW w:w="3203" w:type="pct"/>
+              <w:t>Kompatibilität</w:t>
+            </w:r>
+          </w:p>
+        </w:tc>
+        <w:tc>
+          <w:tcPr>
+            <w:tcW w:w="2581" w:type="pct"/>
+            <w:vAlign w:val="center"/>
+          </w:tcPr>
+          <w:p>
+            <w:pPr>
+              <w:rPr>
+                <w:rFonts w:ascii="Arial" w:hAnsi="Arial" w:cs="Arial"/>
+              </w:rPr>
+            </w:pPr>
+            <w:r>
+              <w:rPr>
+                <w:rFonts w:ascii="Arial" w:hAnsi="Arial" w:cs="Arial"/>
+              </w:rPr>
+              <w:t>- Abspielen von .wav-Files auch von Dritten</w:t>
+            </w:r>
+          </w:p>
+        </w:tc>
+        <w:tc>
+          <w:tcPr>
+            <w:tcW w:w="1092" w:type="pct"/>
+            <w:vAlign w:val="center"/>
           </w:tcPr>
           <w:p>
             <w:pPr>
@@ -7024,16 +6879,8 @@
               <w:rPr>
                 <w:rFonts w:ascii="Arial" w:hAnsi="Arial" w:cs="Arial"/>
               </w:rPr>
-              <w:t xml:space="preserve">Weniger </w:t>
-            </w:r>
-            <w:proofErr w:type="spellStart"/>
-            <w:r>
-              <w:rPr>
-                <w:rFonts w:ascii="Arial" w:hAnsi="Arial" w:cs="Arial"/>
-              </w:rPr>
-              <w:t>wichtig</w:t>
-            </w:r>
-            <w:proofErr w:type="spellEnd"/>
+              <w:t>Mittel</w:t>
+            </w:r>
           </w:p>
         </w:tc>
       </w:tr>
@@ -7043,7 +6890,8 @@
         </w:trPr>
         <w:tc>
           <w:tcPr>
-            <w:tcW w:w="1797" w:type="pct"/>
+            <w:tcW w:w="1327" w:type="pct"/>
+            <w:vAlign w:val="center"/>
           </w:tcPr>
           <w:p>
             <w:pPr>
@@ -7051,19 +6899,51 @@
                 <w:rFonts w:ascii="Arial" w:hAnsi="Arial" w:cs="Arial"/>
               </w:rPr>
             </w:pPr>
-            <w:proofErr w:type="spellStart"/>
             <w:r>
               <w:rPr>
                 <w:rFonts w:ascii="Arial" w:hAnsi="Arial" w:cs="Arial"/>
               </w:rPr>
               <w:t>Wartbarkeit</w:t>
             </w:r>
-            <w:proofErr w:type="spellEnd"/>
-          </w:p>
-        </w:tc>
-        <w:tc>
-          <w:tcPr>
-            <w:tcW w:w="3203" w:type="pct"/>
+          </w:p>
+        </w:tc>
+        <w:tc>
+          <w:tcPr>
+            <w:tcW w:w="2581" w:type="pct"/>
+            <w:vAlign w:val="center"/>
+          </w:tcPr>
+          <w:p>
+            <w:pPr>
+              <w:rPr>
+                <w:rFonts w:ascii="Arial" w:hAnsi="Arial" w:cs="Arial"/>
+              </w:rPr>
+            </w:pPr>
+            <w:r>
+              <w:rPr>
+                <w:rFonts w:ascii="Arial" w:hAnsi="Arial" w:cs="Arial"/>
+              </w:rPr>
+              <w:t>- Klare Modulschnittstellen</w:t>
+            </w:r>
+            <w:r>
+              <w:rPr>
+                <w:rFonts w:ascii="Arial" w:hAnsi="Arial" w:cs="Arial"/>
+              </w:rPr>
+              <w:br/>
+              <w:t>- Logging von Erkennungsergebnissen</w:t>
+            </w:r>
+            <w:r>
+              <w:rPr>
+                <w:rFonts w:ascii="Arial" w:hAnsi="Arial" w:cs="Arial"/>
+              </w:rPr>
+              <w:br/>
+              <w:t>- saubere Kapselung der Funktionen</w:t>
+            </w:r>
+          </w:p>
+        </w:tc>
+        <w:tc>
+          <w:tcPr>
+            <w:tcW w:w="1092" w:type="pct"/>
+            <w:vAlign w:val="center"/>
           </w:tcPr>
           <w:p>
             <w:pPr>
@@ -7072,14 +6952,12 @@
                 <w:rFonts w:ascii="Arial" w:hAnsi="Arial" w:cs="Arial"/>
               </w:rPr>
             </w:pPr>
-            <w:proofErr w:type="spellStart"/>
             <w:r>
               <w:rPr>
                 <w:rFonts w:ascii="Arial" w:hAnsi="Arial" w:cs="Arial"/>
               </w:rPr>
-              <w:t>Wichtig</w:t>
-            </w:r>
-            <w:proofErr w:type="spellEnd"/>
+              <w:t>Mittel</w:t>
+            </w:r>
           </w:p>
         </w:tc>
       </w:tr>
@@ -7089,7 +6967,8 @@
         </w:trPr>
         <w:tc>
           <w:tcPr>
-            <w:tcW w:w="1797" w:type="pct"/>
+            <w:tcW w:w="1327" w:type="pct"/>
+            <w:vAlign w:val="center"/>
           </w:tcPr>
           <w:p>
             <w:pPr>
@@ -7097,19 +6976,37 @@
                 <w:rFonts w:ascii="Arial" w:hAnsi="Arial" w:cs="Arial"/>
               </w:rPr>
             </w:pPr>
-            <w:proofErr w:type="spellStart"/>
             <w:r>
               <w:rPr>
                 <w:rFonts w:ascii="Arial" w:hAnsi="Arial" w:cs="Arial"/>
               </w:rPr>
-              <w:t>Übertragbarkeit</w:t>
-            </w:r>
-            <w:proofErr w:type="spellEnd"/>
-          </w:p>
-        </w:tc>
-        <w:tc>
-          <w:tcPr>
-            <w:tcW w:w="3203" w:type="pct"/>
+              <w:t>Portabilität</w:t>
+            </w:r>
+          </w:p>
+        </w:tc>
+        <w:tc>
+          <w:tcPr>
+            <w:tcW w:w="2581" w:type="pct"/>
+            <w:vAlign w:val="center"/>
+          </w:tcPr>
+          <w:p>
+            <w:pPr>
+              <w:rPr>
+                <w:rFonts w:ascii="Arial" w:hAnsi="Arial" w:cs="Arial"/>
+              </w:rPr>
+            </w:pPr>
+            <w:r>
+              <w:rPr>
+                <w:rFonts w:ascii="Arial" w:hAnsi="Arial" w:cs="Arial"/>
+              </w:rPr>
+              <w:t>- Verlagerung in Embedded-System perspektivisch vorgesehen</w:t>
+            </w:r>
+          </w:p>
+        </w:tc>
+        <w:tc>
+          <w:tcPr>
+            <w:tcW w:w="1092" w:type="pct"/>
+            <w:vAlign w:val="center"/>
           </w:tcPr>
           <w:p>
             <w:pPr>
@@ -7118,14 +7015,12 @@
                 <w:rFonts w:ascii="Arial" w:hAnsi="Arial" w:cs="Arial"/>
               </w:rPr>
             </w:pPr>
-            <w:proofErr w:type="spellStart"/>
             <w:r>
               <w:rPr>
                 <w:rFonts w:ascii="Arial" w:hAnsi="Arial" w:cs="Arial"/>
               </w:rPr>
-              <w:t>Wichtig</w:t>
-            </w:r>
-            <w:proofErr w:type="spellEnd"/>
+              <w:t>Niedrig</w:t>
+            </w:r>
           </w:p>
         </w:tc>
       </w:tr>
@@ -7141,55 +7036,22 @@
     <w:p>
       <w:pPr>
         <w:rPr>
-          <w:i/>
-          <w:lang w:val="de-DE"/>
-        </w:rPr>
-      </w:pPr>
-    </w:p>
-    <w:p>
-      <w:pPr>
-        <w:pStyle w:val="berschrift3"/>
-        <w:rPr>
-          <w:lang w:val="de-DE"/>
-        </w:rPr>
-      </w:pPr>
-      <w:bookmarkStart w:id="12" w:name="_Toc198275275"/>
-      <w:r>
-        <w:rPr>
-          <w:lang w:val="de-DE"/>
-        </w:rPr>
-        <w:t>Funktionalität</w:t>
-      </w:r>
-      <w:bookmarkEnd w:id="12"/>
-    </w:p>
-    <w:p>
-      <w:pPr>
-        <w:rPr>
-          <w:i/>
-          <w:lang w:val="de-DE"/>
-        </w:rPr>
-      </w:pPr>
-      <w:r>
-        <w:rPr>
-          <w:i/>
-          <w:lang w:val="de-DE"/>
-        </w:rPr>
-        <w:t>Wie wird das getestet?</w:t>
-      </w:r>
-    </w:p>
-    <w:p>
-      <w:pPr>
-        <w:rPr>
-          <w:lang w:val="de-DE"/>
-        </w:rPr>
-      </w:pPr>
+          <w:lang w:val="de-DE"/>
+        </w:rPr>
+      </w:pPr>
+      <w:r>
+        <w:rPr>
+          <w:lang w:val="de-DE"/>
+        </w:rPr>
+        <w:t>Konflikt:</w:t>
+      </w:r>
     </w:p>
     <w:p>
       <w:pPr>
         <w:pStyle w:val="Listenabsatz"/>
         <w:numPr>
           <w:ilvl w:val="0"/>
-          <w:numId w:val="11"/>
+          <w:numId w:val="14"/>
         </w:numPr>
         <w:rPr>
           <w:lang w:val="de-DE"/>
@@ -7199,59 +7061,7 @@
         <w:rPr>
           <w:lang w:val="de-DE"/>
         </w:rPr>
-        <w:t>Spracherkennung</w:t>
-      </w:r>
-    </w:p>
-    <w:p>
-      <w:pPr>
-        <w:pStyle w:val="Listenabsatz"/>
-        <w:numPr>
-          <w:ilvl w:val="1"/>
-          <w:numId w:val="11"/>
-        </w:numPr>
-        <w:rPr>
-          <w:lang w:val="de-DE"/>
-        </w:rPr>
-      </w:pPr>
-      <w:proofErr w:type="spellStart"/>
-      <w:r>
-        <w:rPr>
-          <w:lang w:val="de-DE"/>
-        </w:rPr>
-        <w:t>Sprachbefehlerkennung</w:t>
-      </w:r>
-      <w:proofErr w:type="spellEnd"/>
-      <w:r>
-        <w:rPr>
-          <w:lang w:val="de-DE"/>
-        </w:rPr>
-        <w:t xml:space="preserve"> der Ziffern 1-9</w:t>
-      </w:r>
-    </w:p>
-    <w:p>
-      <w:pPr>
-        <w:pStyle w:val="Listenabsatz"/>
-        <w:numPr>
-          <w:ilvl w:val="1"/>
-          <w:numId w:val="11"/>
-        </w:numPr>
-        <w:rPr>
-          <w:lang w:val="de-DE"/>
-        </w:rPr>
-      </w:pPr>
-      <w:proofErr w:type="spellStart"/>
-      <w:r>
-        <w:rPr>
-          <w:lang w:val="de-DE"/>
-        </w:rPr>
-        <w:t>Sprachbefehlerkennung</w:t>
-      </w:r>
-      <w:proofErr w:type="spellEnd"/>
-      <w:r>
-        <w:rPr>
-          <w:lang w:val="de-DE"/>
-        </w:rPr>
-        <w:t xml:space="preserve"> trotz Umgebungsgeräusche</w:t>
+        <w:t>Hohe Zuverlässigkeit erfordert ggf. stärkere Filter → das kann die Effizienz mindern.</w:t>
       </w:r>
     </w:p>
     <w:p>
@@ -7259,7 +7069,7 @@
         <w:pStyle w:val="Listenabsatz"/>
         <w:numPr>
           <w:ilvl w:val="0"/>
-          <w:numId w:val="11"/>
+          <w:numId w:val="14"/>
         </w:numPr>
         <w:rPr>
           <w:lang w:val="de-DE"/>
@@ -7269,378 +7079,452 @@
         <w:rPr>
           <w:lang w:val="de-DE"/>
         </w:rPr>
-        <w:t>Sprachverarbeitung</w:t>
+        <w:t>Einfache Wartbarkeit (modular) kann die Performance verschlechtern.</w:t>
       </w:r>
     </w:p>
     <w:p>
       <w:pPr>
-        <w:pStyle w:val="Listenabsatz"/>
-        <w:numPr>
-          <w:ilvl w:val="1"/>
-          <w:numId w:val="11"/>
-        </w:numPr>
-        <w:rPr>
-          <w:lang w:val="de-DE"/>
-        </w:rPr>
-      </w:pPr>
-      <w:r>
-        <w:rPr>
-          <w:lang w:val="de-DE"/>
-        </w:rPr>
-        <w:t>Fouriertransformation</w:t>
-      </w:r>
+        <w:ind w:left="360"/>
+        <w:rPr>
+          <w:lang w:val="de-DE"/>
+        </w:rPr>
+      </w:pPr>
     </w:p>
     <w:p>
       <w:pPr>
-        <w:pStyle w:val="Listenabsatz"/>
+        <w:pStyle w:val="berschrift2"/>
         <w:numPr>
           <w:ilvl w:val="0"/>
-          <w:numId w:val="11"/>
+          <w:numId w:val="0"/>
         </w:numPr>
-        <w:rPr>
-          <w:lang w:val="de-DE"/>
-        </w:rPr>
-      </w:pPr>
-      <w:r>
-        <w:rPr>
-          <w:lang w:val="de-DE"/>
-        </w:rPr>
-        <w:t>Darstellung des Zeitsignals &amp; der Befehle</w:t>
+        <w:ind w:left="576" w:hanging="576"/>
+        <w:rPr>
+          <w:lang w:val="de-DE"/>
+        </w:rPr>
+      </w:pPr>
+      <w:r>
+        <w:rPr>
+          <w:lang w:val="de-DE"/>
+        </w:rPr>
+        <w:t>Priorisierung</w:t>
       </w:r>
     </w:p>
-    <w:p>
-      <w:pPr>
-        <w:pStyle w:val="Listenabsatz"/>
-        <w:numPr>
-          <w:ilvl w:val="1"/>
-          <w:numId w:val="11"/>
-        </w:numPr>
-        <w:rPr>
-          <w:lang w:val="de-DE"/>
-        </w:rPr>
-      </w:pPr>
-      <w:r>
-        <w:rPr>
-          <w:lang w:val="de-DE"/>
-        </w:rPr>
-        <w:t>GUI Ergonomie</w:t>
-      </w:r>
-    </w:p>
-    <w:p>
-      <w:pPr>
-        <w:pStyle w:val="berschrift3"/>
-        <w:rPr>
-          <w:lang w:val="de-DE"/>
-        </w:rPr>
-      </w:pPr>
-      <w:bookmarkStart w:id="13" w:name="_Toc198275276"/>
-      <w:r>
-        <w:rPr>
-          <w:lang w:val="de-DE"/>
-        </w:rPr>
-        <w:t>Zuverlässigkeit</w:t>
-      </w:r>
-      <w:bookmarkEnd w:id="13"/>
-    </w:p>
-    <w:p>
-      <w:pPr>
-        <w:rPr>
-          <w:i/>
-          <w:lang w:val="de-DE"/>
-        </w:rPr>
-      </w:pPr>
-      <w:r>
-        <w:rPr>
-          <w:i/>
-          <w:highlight w:val="red"/>
-          <w:lang w:val="de-DE"/>
-        </w:rPr>
-        <w:t>Wie wird das getestet?</w:t>
-      </w:r>
-    </w:p>
-    <w:p>
-      <w:pPr>
-        <w:pStyle w:val="berschrift3"/>
-        <w:rPr>
-          <w:lang w:val="de-DE"/>
-        </w:rPr>
-      </w:pPr>
-      <w:bookmarkStart w:id="14" w:name="_Toc198275277"/>
-      <w:r>
-        <w:rPr>
-          <w:lang w:val="de-DE"/>
-        </w:rPr>
-        <w:t>Benutzbarkeit</w:t>
-      </w:r>
-      <w:bookmarkEnd w:id="14"/>
-    </w:p>
-    <w:p>
-      <w:pPr>
-        <w:rPr>
-          <w:i/>
-          <w:lang w:val="de-DE"/>
-        </w:rPr>
-      </w:pPr>
-      <w:r>
-        <w:rPr>
-          <w:i/>
-          <w:highlight w:val="red"/>
-          <w:lang w:val="de-DE"/>
-        </w:rPr>
-        <w:t>Wie wird das getestet?</w:t>
-      </w:r>
-    </w:p>
-    <w:p>
-      <w:pPr>
-        <w:pStyle w:val="berschrift3"/>
-        <w:rPr>
-          <w:lang w:val="de-DE"/>
-        </w:rPr>
-      </w:pPr>
-      <w:bookmarkStart w:id="15" w:name="_Toc198275278"/>
-      <w:r>
-        <w:rPr>
-          <w:lang w:val="de-DE"/>
-        </w:rPr>
-        <w:lastRenderedPageBreak/>
-        <w:t>Effizienz</w:t>
-      </w:r>
-      <w:bookmarkEnd w:id="15"/>
-    </w:p>
-    <w:p>
-      <w:pPr>
-        <w:rPr>
-          <w:i/>
-          <w:lang w:val="de-DE"/>
-        </w:rPr>
-      </w:pPr>
-      <w:r>
-        <w:rPr>
-          <w:i/>
-          <w:highlight w:val="red"/>
-          <w:lang w:val="de-DE"/>
-        </w:rPr>
-        <w:t>Wie wird das getestet?</w:t>
-      </w:r>
-    </w:p>
-    <w:p>
-      <w:pPr>
-        <w:pStyle w:val="berschrift3"/>
-        <w:rPr>
-          <w:lang w:val="de-DE"/>
-        </w:rPr>
-      </w:pPr>
-      <w:bookmarkStart w:id="16" w:name="_Toc198275279"/>
-      <w:r>
-        <w:rPr>
-          <w:lang w:val="de-DE"/>
-        </w:rPr>
-        <w:t>Sicherheit (Security)</w:t>
-      </w:r>
-      <w:bookmarkEnd w:id="16"/>
-    </w:p>
-    <w:p>
-      <w:pPr>
-        <w:rPr>
-          <w:i/>
-          <w:lang w:val="de-DE"/>
-        </w:rPr>
-      </w:pPr>
-      <w:r>
-        <w:rPr>
-          <w:i/>
-          <w:highlight w:val="red"/>
-          <w:lang w:val="de-DE"/>
-        </w:rPr>
-        <w:t>Wie wird das getestet?</w:t>
-      </w:r>
-    </w:p>
-    <w:p>
-      <w:pPr>
-        <w:pStyle w:val="berschrift3"/>
-        <w:rPr>
-          <w:lang w:val="de-DE"/>
-        </w:rPr>
-      </w:pPr>
-      <w:bookmarkStart w:id="17" w:name="_Toc198275280"/>
-      <w:r>
-        <w:rPr>
-          <w:lang w:val="de-DE"/>
-        </w:rPr>
-        <w:t>Kompatibilität</w:t>
-      </w:r>
-      <w:bookmarkEnd w:id="17"/>
-    </w:p>
-    <w:p>
-      <w:pPr>
-        <w:rPr>
-          <w:i/>
-          <w:lang w:val="de-DE"/>
-        </w:rPr>
-      </w:pPr>
-      <w:r>
-        <w:rPr>
-          <w:i/>
-          <w:highlight w:val="red"/>
-          <w:lang w:val="de-DE"/>
-        </w:rPr>
-        <w:t>Wie wird das getestet?</w:t>
-      </w:r>
-    </w:p>
-    <w:p>
-      <w:pPr>
-        <w:pStyle w:val="berschrift3"/>
-        <w:rPr>
-          <w:lang w:val="de-DE"/>
-        </w:rPr>
-      </w:pPr>
-      <w:bookmarkStart w:id="18" w:name="_Toc198275281"/>
-      <w:r>
-        <w:rPr>
-          <w:lang w:val="de-DE"/>
-        </w:rPr>
-        <w:t>Wartbarkeit</w:t>
-      </w:r>
-      <w:bookmarkEnd w:id="18"/>
-    </w:p>
-    <w:p>
-      <w:pPr>
-        <w:rPr>
-          <w:i/>
-          <w:lang w:val="de-DE"/>
-        </w:rPr>
-      </w:pPr>
-      <w:r>
-        <w:rPr>
-          <w:i/>
-          <w:highlight w:val="red"/>
-          <w:lang w:val="de-DE"/>
-        </w:rPr>
-        <w:t>Wie wird das getestet?</w:t>
-      </w:r>
-    </w:p>
-    <w:p>
-      <w:pPr>
-        <w:pStyle w:val="berschrift3"/>
-        <w:rPr>
-          <w:lang w:val="de-DE"/>
-        </w:rPr>
-      </w:pPr>
-      <w:bookmarkStart w:id="19" w:name="_Toc198275282"/>
-      <w:r>
-        <w:rPr>
-          <w:lang w:val="de-DE"/>
-        </w:rPr>
-        <w:t>Portabilität</w:t>
-      </w:r>
-      <w:bookmarkEnd w:id="19"/>
-    </w:p>
-    <w:p>
-      <w:pPr>
-        <w:rPr>
-          <w:i/>
-          <w:lang w:val="de-DE"/>
-        </w:rPr>
-      </w:pPr>
-      <w:r>
-        <w:rPr>
-          <w:i/>
-          <w:highlight w:val="red"/>
-          <w:lang w:val="de-DE"/>
-        </w:rPr>
-        <w:t>Wie wird das getestet?</w:t>
-      </w:r>
-    </w:p>
-    <w:p>
-      <w:pPr>
-        <w:rPr>
-          <w:lang w:val="de-DE"/>
-        </w:rPr>
-      </w:pPr>
-    </w:p>
-    <w:p>
-      <w:pPr>
-        <w:rPr>
-          <w:i/>
-          <w:lang w:val="de-DE"/>
-        </w:rPr>
-      </w:pPr>
-      <w:r>
-        <w:rPr>
-          <w:i/>
-          <w:lang w:val="de-DE"/>
-        </w:rPr>
-        <w:t>Ggf. Verfeinern (siehe oben)</w:t>
-      </w:r>
-    </w:p>
-    <w:p>
-      <w:pPr>
-        <w:rPr>
-          <w:i/>
-          <w:lang w:val="de-DE"/>
-        </w:rPr>
-      </w:pPr>
-      <w:r>
-        <w:rPr>
-          <w:i/>
-          <w:lang w:val="de-DE"/>
-        </w:rPr>
-        <w:t>Begründung, falls nicht relevant</w:t>
-      </w:r>
-    </w:p>
-    <w:p>
-      <w:pPr>
-        <w:jc w:val="both"/>
-        <w:rPr>
-          <w:i/>
-          <w:highlight w:val="yellow"/>
-          <w:lang w:val="de-DE"/>
-        </w:rPr>
-      </w:pPr>
-      <w:r>
-        <w:rPr>
-          <w:i/>
-          <w:highlight w:val="yellow"/>
-          <w:lang w:val="de-DE"/>
-        </w:rPr>
-        <w:t xml:space="preserve">Wichtig: </w:t>
-      </w:r>
-      <w:proofErr w:type="spellStart"/>
-      <w:r>
-        <w:rPr>
-          <w:i/>
-          <w:highlight w:val="yellow"/>
-          <w:lang w:val="de-DE"/>
-        </w:rPr>
-        <w:t>Qualitätskonfikte</w:t>
-      </w:r>
-      <w:proofErr w:type="spellEnd"/>
-      <w:r>
-        <w:rPr>
-          <w:i/>
-          <w:highlight w:val="yellow"/>
-          <w:lang w:val="de-DE"/>
-        </w:rPr>
-        <w:t>/Priorisierte Qualitätsmerkmale: Effizienz und Zuverlässigkeit/Wartbarkeit können sich wiedersprechen. Dies hier beschreiben und eine Priorisierung festlegen.</w:t>
-      </w:r>
-    </w:p>
-    <w:p>
-      <w:pPr>
-        <w:jc w:val="both"/>
-        <w:rPr>
-          <w:i/>
-          <w:lang w:val="de-DE"/>
-        </w:rPr>
-      </w:pPr>
-      <w:r>
-        <w:rPr>
-          <w:i/>
-          <w:highlight w:val="yellow"/>
-          <w:lang w:val="de-DE"/>
-        </w:rPr>
-        <w:t>Tabellarische Kurzübersicht: Welche sind relevant</w:t>
-      </w:r>
-    </w:p>
+    <w:tbl>
+      <w:tblPr>
+        <w:tblStyle w:val="Tabellenraster"/>
+        <w:tblW w:w="5000" w:type="pct"/>
+        <w:tblLook w:val="04A0" w:firstRow="1" w:lastRow="0" w:firstColumn="1" w:lastColumn="0" w:noHBand="0" w:noVBand="1"/>
+      </w:tblPr>
+      <w:tblGrid>
+        <w:gridCol w:w="4402"/>
+        <w:gridCol w:w="4660"/>
+      </w:tblGrid>
+      <w:tr>
+        <w:trPr>
+          <w:trHeight w:val="720"/>
+        </w:trPr>
+        <w:tc>
+          <w:tcPr>
+            <w:tcW w:w="2429" w:type="pct"/>
+            <w:vAlign w:val="center"/>
+          </w:tcPr>
+          <w:p>
+            <w:pPr>
+              <w:rPr>
+                <w:rFonts w:ascii="Arial" w:hAnsi="Arial" w:cs="Arial"/>
+                <w:b/>
+                <w:bCs/>
+              </w:rPr>
+            </w:pPr>
+            <w:r>
+              <w:rPr>
+                <w:rFonts w:ascii="Arial" w:hAnsi="Arial" w:cs="Arial"/>
+                <w:b/>
+                <w:bCs/>
+              </w:rPr>
+              <w:t>Kriterium</w:t>
+            </w:r>
+          </w:p>
+        </w:tc>
+        <w:tc>
+          <w:tcPr>
+            <w:tcW w:w="2571" w:type="pct"/>
+            <w:vAlign w:val="center"/>
+          </w:tcPr>
+          <w:p>
+            <w:pPr>
+              <w:jc w:val="center"/>
+              <w:rPr>
+                <w:rFonts w:ascii="Arial" w:hAnsi="Arial" w:cs="Arial"/>
+                <w:b/>
+                <w:bCs/>
+              </w:rPr>
+            </w:pPr>
+            <w:r>
+              <w:rPr>
+                <w:rFonts w:ascii="Arial" w:hAnsi="Arial" w:cs="Arial"/>
+                <w:b/>
+                <w:bCs/>
+              </w:rPr>
+              <w:t>Relevanz</w:t>
+            </w:r>
+          </w:p>
+        </w:tc>
+      </w:tr>
+      <w:tr>
+        <w:trPr>
+          <w:trHeight w:val="720"/>
+        </w:trPr>
+        <w:tc>
+          <w:tcPr>
+            <w:tcW w:w="2429" w:type="pct"/>
+            <w:vAlign w:val="center"/>
+          </w:tcPr>
+          <w:p>
+            <w:pPr>
+              <w:rPr>
+                <w:rFonts w:ascii="Arial" w:hAnsi="Arial" w:cs="Arial"/>
+              </w:rPr>
+            </w:pPr>
+            <w:r>
+              <w:rPr>
+                <w:rFonts w:ascii="Arial" w:hAnsi="Arial" w:cs="Arial"/>
+              </w:rPr>
+              <w:t>Funktionalität</w:t>
+            </w:r>
+          </w:p>
+        </w:tc>
+        <w:tc>
+          <w:tcPr>
+            <w:tcW w:w="2571" w:type="pct"/>
+            <w:vAlign w:val="center"/>
+          </w:tcPr>
+          <w:p>
+            <w:pPr>
+              <w:jc w:val="center"/>
+              <w:rPr>
+                <w:rFonts w:ascii="Arial" w:hAnsi="Arial" w:cs="Arial"/>
+              </w:rPr>
+            </w:pPr>
+            <w:r>
+              <w:rPr>
+                <w:rFonts w:ascii="Arial" w:hAnsi="Arial" w:cs="Arial"/>
+              </w:rPr>
+              <w:t>1</w:t>
+            </w:r>
+          </w:p>
+        </w:tc>
+      </w:tr>
+      <w:tr>
+        <w:trPr>
+          <w:trHeight w:val="720"/>
+        </w:trPr>
+        <w:tc>
+          <w:tcPr>
+            <w:tcW w:w="2429" w:type="pct"/>
+            <w:vAlign w:val="center"/>
+          </w:tcPr>
+          <w:p>
+            <w:pPr>
+              <w:rPr>
+                <w:rFonts w:ascii="Arial" w:hAnsi="Arial" w:cs="Arial"/>
+              </w:rPr>
+            </w:pPr>
+            <w:r>
+              <w:rPr>
+                <w:rFonts w:ascii="Arial" w:hAnsi="Arial" w:cs="Arial"/>
+              </w:rPr>
+              <w:t>Zuverlässigkeit</w:t>
+            </w:r>
+          </w:p>
+        </w:tc>
+        <w:tc>
+          <w:tcPr>
+            <w:tcW w:w="2571" w:type="pct"/>
+            <w:vAlign w:val="center"/>
+          </w:tcPr>
+          <w:p>
+            <w:pPr>
+              <w:jc w:val="center"/>
+              <w:rPr>
+                <w:rFonts w:ascii="Arial" w:hAnsi="Arial" w:cs="Arial"/>
+              </w:rPr>
+            </w:pPr>
+            <w:r>
+              <w:rPr>
+                <w:rFonts w:ascii="Arial" w:hAnsi="Arial" w:cs="Arial"/>
+              </w:rPr>
+              <w:t>2</w:t>
+            </w:r>
+          </w:p>
+        </w:tc>
+      </w:tr>
+      <w:tr>
+        <w:trPr>
+          <w:trHeight w:val="720"/>
+        </w:trPr>
+        <w:tc>
+          <w:tcPr>
+            <w:tcW w:w="2429" w:type="pct"/>
+            <w:vAlign w:val="center"/>
+          </w:tcPr>
+          <w:p>
+            <w:pPr>
+              <w:rPr>
+                <w:rFonts w:ascii="Arial" w:hAnsi="Arial" w:cs="Arial"/>
+              </w:rPr>
+            </w:pPr>
+            <w:r>
+              <w:rPr>
+                <w:rFonts w:ascii="Arial" w:hAnsi="Arial" w:cs="Arial"/>
+              </w:rPr>
+              <w:t>Benutzbarkeit</w:t>
+            </w:r>
+          </w:p>
+        </w:tc>
+        <w:tc>
+          <w:tcPr>
+            <w:tcW w:w="2571" w:type="pct"/>
+            <w:vAlign w:val="center"/>
+          </w:tcPr>
+          <w:p>
+            <w:pPr>
+              <w:jc w:val="center"/>
+              <w:rPr>
+                <w:rFonts w:ascii="Arial" w:hAnsi="Arial" w:cs="Arial"/>
+              </w:rPr>
+            </w:pPr>
+            <w:r>
+              <w:rPr>
+                <w:rFonts w:ascii="Arial" w:hAnsi="Arial" w:cs="Arial"/>
+              </w:rPr>
+              <w:t>3</w:t>
+            </w:r>
+          </w:p>
+        </w:tc>
+      </w:tr>
+      <w:tr>
+        <w:trPr>
+          <w:trHeight w:val="720"/>
+        </w:trPr>
+        <w:tc>
+          <w:tcPr>
+            <w:tcW w:w="2429" w:type="pct"/>
+            <w:vAlign w:val="center"/>
+          </w:tcPr>
+          <w:p>
+            <w:pPr>
+              <w:rPr>
+                <w:rFonts w:ascii="Arial" w:hAnsi="Arial" w:cs="Arial"/>
+              </w:rPr>
+            </w:pPr>
+            <w:r>
+              <w:rPr>
+                <w:rFonts w:ascii="Arial" w:hAnsi="Arial" w:cs="Arial"/>
+              </w:rPr>
+              <w:t>Effizienz</w:t>
+            </w:r>
+          </w:p>
+        </w:tc>
+        <w:tc>
+          <w:tcPr>
+            <w:tcW w:w="2571" w:type="pct"/>
+            <w:vAlign w:val="center"/>
+          </w:tcPr>
+          <w:p>
+            <w:pPr>
+              <w:jc w:val="center"/>
+              <w:rPr>
+                <w:rFonts w:ascii="Arial" w:hAnsi="Arial" w:cs="Arial"/>
+              </w:rPr>
+            </w:pPr>
+            <w:r>
+              <w:rPr>
+                <w:rFonts w:ascii="Arial" w:hAnsi="Arial" w:cs="Arial"/>
+              </w:rPr>
+              <w:t>4</w:t>
+            </w:r>
+          </w:p>
+        </w:tc>
+      </w:tr>
+      <w:tr>
+        <w:trPr>
+          <w:trHeight w:val="720"/>
+        </w:trPr>
+        <w:tc>
+          <w:tcPr>
+            <w:tcW w:w="2429" w:type="pct"/>
+            <w:vAlign w:val="center"/>
+          </w:tcPr>
+          <w:p>
+            <w:pPr>
+              <w:rPr>
+                <w:rFonts w:ascii="Arial" w:hAnsi="Arial" w:cs="Arial"/>
+              </w:rPr>
+            </w:pPr>
+            <w:r>
+              <w:rPr>
+                <w:rFonts w:ascii="Arial" w:hAnsi="Arial" w:cs="Arial"/>
+              </w:rPr>
+              <w:t>Sicherheit</w:t>
+            </w:r>
+          </w:p>
+        </w:tc>
+        <w:tc>
+          <w:tcPr>
+            <w:tcW w:w="2571" w:type="pct"/>
+            <w:vAlign w:val="center"/>
+          </w:tcPr>
+          <w:p>
+            <w:pPr>
+              <w:jc w:val="center"/>
+              <w:rPr>
+                <w:rFonts w:ascii="Arial" w:hAnsi="Arial" w:cs="Arial"/>
+              </w:rPr>
+            </w:pPr>
+            <w:r>
+              <w:rPr>
+                <w:rFonts w:ascii="Arial" w:hAnsi="Arial" w:cs="Arial"/>
+              </w:rPr>
+              <w:t>5</w:t>
+            </w:r>
+          </w:p>
+        </w:tc>
+      </w:tr>
+      <w:tr>
+        <w:trPr>
+          <w:trHeight w:val="720"/>
+        </w:trPr>
+        <w:tc>
+          <w:tcPr>
+            <w:tcW w:w="2429" w:type="pct"/>
+            <w:vAlign w:val="center"/>
+          </w:tcPr>
+          <w:p>
+            <w:pPr>
+              <w:rPr>
+                <w:rFonts w:ascii="Arial" w:hAnsi="Arial" w:cs="Arial"/>
+              </w:rPr>
+            </w:pPr>
+            <w:r>
+              <w:rPr>
+                <w:rFonts w:ascii="Arial" w:hAnsi="Arial" w:cs="Arial"/>
+              </w:rPr>
+              <w:t>Kompatibilität</w:t>
+            </w:r>
+          </w:p>
+        </w:tc>
+        <w:tc>
+          <w:tcPr>
+            <w:tcW w:w="2571" w:type="pct"/>
+            <w:vAlign w:val="center"/>
+          </w:tcPr>
+          <w:p>
+            <w:pPr>
+              <w:jc w:val="center"/>
+              <w:rPr>
+                <w:rFonts w:ascii="Arial" w:hAnsi="Arial" w:cs="Arial"/>
+              </w:rPr>
+            </w:pPr>
+            <w:r>
+              <w:rPr>
+                <w:rFonts w:ascii="Arial" w:hAnsi="Arial" w:cs="Arial"/>
+              </w:rPr>
+              <w:t>6</w:t>
+            </w:r>
+          </w:p>
+        </w:tc>
+      </w:tr>
+      <w:tr>
+        <w:trPr>
+          <w:trHeight w:val="720"/>
+        </w:trPr>
+        <w:tc>
+          <w:tcPr>
+            <w:tcW w:w="2429" w:type="pct"/>
+            <w:vAlign w:val="center"/>
+          </w:tcPr>
+          <w:p>
+            <w:pPr>
+              <w:rPr>
+                <w:rFonts w:ascii="Arial" w:hAnsi="Arial" w:cs="Arial"/>
+              </w:rPr>
+            </w:pPr>
+            <w:r>
+              <w:rPr>
+                <w:rFonts w:ascii="Arial" w:hAnsi="Arial" w:cs="Arial"/>
+              </w:rPr>
+              <w:t>Wartbarkeit</w:t>
+            </w:r>
+          </w:p>
+        </w:tc>
+        <w:tc>
+          <w:tcPr>
+            <w:tcW w:w="2571" w:type="pct"/>
+            <w:vAlign w:val="center"/>
+          </w:tcPr>
+          <w:p>
+            <w:pPr>
+              <w:jc w:val="center"/>
+              <w:rPr>
+                <w:rFonts w:ascii="Arial" w:hAnsi="Arial" w:cs="Arial"/>
+              </w:rPr>
+            </w:pPr>
+            <w:r>
+              <w:rPr>
+                <w:rFonts w:ascii="Arial" w:hAnsi="Arial" w:cs="Arial"/>
+              </w:rPr>
+              <w:t>7</w:t>
+            </w:r>
+          </w:p>
+        </w:tc>
+      </w:tr>
+      <w:tr>
+        <w:trPr>
+          <w:trHeight w:val="720"/>
+        </w:trPr>
+        <w:tc>
+          <w:tcPr>
+            <w:tcW w:w="2429" w:type="pct"/>
+            <w:vAlign w:val="center"/>
+          </w:tcPr>
+          <w:p>
+            <w:pPr>
+              <w:rPr>
+                <w:rFonts w:ascii="Arial" w:hAnsi="Arial" w:cs="Arial"/>
+              </w:rPr>
+            </w:pPr>
+            <w:r>
+              <w:rPr>
+                <w:rFonts w:ascii="Arial" w:hAnsi="Arial" w:cs="Arial"/>
+              </w:rPr>
+              <w:lastRenderedPageBreak/>
+              <w:t>Portabilität</w:t>
+            </w:r>
+          </w:p>
+        </w:tc>
+        <w:tc>
+          <w:tcPr>
+            <w:tcW w:w="2571" w:type="pct"/>
+            <w:vAlign w:val="center"/>
+          </w:tcPr>
+          <w:p>
+            <w:pPr>
+              <w:jc w:val="center"/>
+              <w:rPr>
+                <w:rFonts w:ascii="Arial" w:hAnsi="Arial" w:cs="Arial"/>
+              </w:rPr>
+            </w:pPr>
+            <w:r>
+              <w:rPr>
+                <w:rFonts w:ascii="Arial" w:hAnsi="Arial" w:cs="Arial"/>
+              </w:rPr>
+              <w:t>8</w:t>
+            </w:r>
+          </w:p>
+        </w:tc>
+      </w:tr>
+    </w:tbl>
     <w:p>
       <w:pPr>
         <w:rPr>
@@ -7651,12 +7535,6 @@
           <w:lang w:val="de-DE"/>
         </w:rPr>
       </w:pPr>
-      <w:r>
-        <w:rPr>
-          <w:lang w:val="de-DE"/>
-        </w:rPr>
-        <w:br w:type="page"/>
-      </w:r>
     </w:p>
     <w:p>
       <w:pPr>
@@ -7665,15 +7543,14 @@
           <w:lang w:val="de-DE"/>
         </w:rPr>
       </w:pPr>
-      <w:bookmarkStart w:id="20" w:name="_Toc198275283"/>
-      <w:r>
-        <w:rPr>
-          <w:lang w:val="de-DE"/>
-        </w:rPr>
-        <w:lastRenderedPageBreak/>
+      <w:bookmarkStart w:id="12" w:name="_Toc198275283"/>
+      <w:r>
+        <w:rPr>
+          <w:lang w:val="de-DE"/>
+        </w:rPr>
         <w:t>Risiken</w:t>
       </w:r>
-      <w:bookmarkEnd w:id="20"/>
+      <w:bookmarkEnd w:id="12"/>
     </w:p>
     <w:p>
       <w:pPr>
@@ -8234,6 +8111,593 @@
         </w:rPr>
       </w:pPr>
     </w:p>
+    <w:tbl>
+      <w:tblPr>
+        <w:tblStyle w:val="Tabellenraster"/>
+        <w:tblW w:w="5000" w:type="pct"/>
+        <w:tblLook w:val="04A0" w:firstRow="1" w:lastRow="0" w:firstColumn="1" w:lastColumn="0" w:noHBand="0" w:noVBand="1"/>
+      </w:tblPr>
+      <w:tblGrid>
+        <w:gridCol w:w="2405"/>
+        <w:gridCol w:w="1985"/>
+        <w:gridCol w:w="4672"/>
+      </w:tblGrid>
+      <w:tr>
+        <w:trPr>
+          <w:trHeight w:val="677"/>
+        </w:trPr>
+        <w:tc>
+          <w:tcPr>
+            <w:tcW w:w="1327" w:type="pct"/>
+            <w:vAlign w:val="center"/>
+          </w:tcPr>
+          <w:p>
+            <w:pPr>
+              <w:rPr>
+                <w:rFonts w:ascii="Arial" w:hAnsi="Arial" w:cs="Arial"/>
+                <w:b/>
+                <w:bCs/>
+              </w:rPr>
+            </w:pPr>
+            <w:r>
+              <w:rPr>
+                <w:rFonts w:ascii="Arial" w:hAnsi="Arial" w:cs="Arial"/>
+                <w:b/>
+                <w:bCs/>
+              </w:rPr>
+              <w:t>Kriterium</w:t>
+            </w:r>
+          </w:p>
+        </w:tc>
+        <w:tc>
+          <w:tcPr>
+            <w:tcW w:w="1095" w:type="pct"/>
+            <w:vAlign w:val="center"/>
+          </w:tcPr>
+          <w:p>
+            <w:pPr>
+              <w:jc w:val="center"/>
+              <w:rPr>
+                <w:rFonts w:ascii="Arial" w:hAnsi="Arial" w:cs="Arial"/>
+                <w:b/>
+                <w:bCs/>
+              </w:rPr>
+            </w:pPr>
+            <w:r>
+              <w:rPr>
+                <w:rFonts w:ascii="Arial" w:hAnsi="Arial" w:cs="Arial"/>
+                <w:b/>
+                <w:bCs/>
+              </w:rPr>
+              <w:t>Risiko</w:t>
+            </w:r>
+          </w:p>
+        </w:tc>
+        <w:tc>
+          <w:tcPr>
+            <w:tcW w:w="2578" w:type="pct"/>
+            <w:vAlign w:val="center"/>
+          </w:tcPr>
+          <w:p>
+            <w:pPr>
+              <w:jc w:val="center"/>
+              <w:rPr>
+                <w:rFonts w:ascii="Arial" w:hAnsi="Arial" w:cs="Arial"/>
+                <w:b/>
+                <w:bCs/>
+              </w:rPr>
+            </w:pPr>
+            <w:r>
+              <w:rPr>
+                <w:rFonts w:ascii="Arial" w:hAnsi="Arial" w:cs="Arial"/>
+                <w:b/>
+                <w:bCs/>
+              </w:rPr>
+              <w:t>Begründung</w:t>
+            </w:r>
+          </w:p>
+        </w:tc>
+      </w:tr>
+      <w:tr>
+        <w:trPr>
+          <w:trHeight w:val="677"/>
+        </w:trPr>
+        <w:tc>
+          <w:tcPr>
+            <w:tcW w:w="1327" w:type="pct"/>
+            <w:vAlign w:val="center"/>
+          </w:tcPr>
+          <w:p>
+            <w:pPr>
+              <w:rPr>
+                <w:rFonts w:ascii="Arial" w:hAnsi="Arial" w:cs="Arial"/>
+              </w:rPr>
+            </w:pPr>
+            <w:r>
+              <w:rPr>
+                <w:rFonts w:ascii="Arial" w:hAnsi="Arial" w:cs="Arial"/>
+              </w:rPr>
+              <w:t>Funktionalität</w:t>
+            </w:r>
+          </w:p>
+        </w:tc>
+        <w:tc>
+          <w:tcPr>
+            <w:tcW w:w="1095" w:type="pct"/>
+            <w:vAlign w:val="center"/>
+          </w:tcPr>
+          <w:p>
+            <w:pPr>
+              <w:rPr>
+                <w:rFonts w:ascii="Arial" w:hAnsi="Arial" w:cs="Arial"/>
+              </w:rPr>
+            </w:pPr>
+            <w:r>
+              <w:rPr>
+                <w:rFonts w:ascii="Arial" w:hAnsi="Arial" w:cs="Arial"/>
+              </w:rPr>
+              <w:t>A</w:t>
+            </w:r>
+          </w:p>
+        </w:tc>
+        <w:tc>
+          <w:tcPr>
+            <w:tcW w:w="2578" w:type="pct"/>
+            <w:vAlign w:val="center"/>
+          </w:tcPr>
+          <w:p>
+            <w:pPr>
+              <w:rPr>
+                <w:rFonts w:ascii="Arial" w:hAnsi="Arial" w:cs="Arial"/>
+              </w:rPr>
+            </w:pPr>
+            <w:r>
+              <w:rPr>
+                <w:rFonts w:ascii="Arial" w:hAnsi="Arial" w:cs="Arial"/>
+              </w:rPr>
+              <w:t>Fehlerhafte Spracherkennung kann Maschinenfunktionen fälschlich auslösen.</w:t>
+            </w:r>
+          </w:p>
+        </w:tc>
+      </w:tr>
+      <w:tr>
+        <w:trPr>
+          <w:trHeight w:val="677"/>
+        </w:trPr>
+        <w:tc>
+          <w:tcPr>
+            <w:tcW w:w="1327" w:type="pct"/>
+            <w:vAlign w:val="center"/>
+          </w:tcPr>
+          <w:p>
+            <w:pPr>
+              <w:rPr>
+                <w:rFonts w:ascii="Arial" w:hAnsi="Arial" w:cs="Arial"/>
+              </w:rPr>
+            </w:pPr>
+            <w:r>
+              <w:rPr>
+                <w:rFonts w:ascii="Arial" w:hAnsi="Arial" w:cs="Arial"/>
+              </w:rPr>
+              <w:t>Zuverlässigkeit</w:t>
+            </w:r>
+          </w:p>
+        </w:tc>
+        <w:tc>
+          <w:tcPr>
+            <w:tcW w:w="1095" w:type="pct"/>
+            <w:vAlign w:val="center"/>
+          </w:tcPr>
+          <w:p>
+            <w:pPr>
+              <w:tabs>
+                <w:tab w:val="left" w:pos="555"/>
+              </w:tabs>
+              <w:rPr>
+                <w:rFonts w:ascii="Arial" w:hAnsi="Arial" w:cs="Arial"/>
+              </w:rPr>
+            </w:pPr>
+            <w:r>
+              <w:rPr>
+                <w:rFonts w:ascii="Arial" w:hAnsi="Arial" w:cs="Arial"/>
+              </w:rPr>
+              <w:t>A</w:t>
+            </w:r>
+          </w:p>
+        </w:tc>
+        <w:tc>
+          <w:tcPr>
+            <w:tcW w:w="2578" w:type="pct"/>
+            <w:vAlign w:val="center"/>
+          </w:tcPr>
+          <w:p>
+            <w:pPr>
+              <w:rPr>
+                <w:rFonts w:ascii="Arial" w:hAnsi="Arial" w:cs="Arial"/>
+              </w:rPr>
+            </w:pPr>
+            <w:r>
+              <w:rPr>
+                <w:rFonts w:ascii="Arial" w:hAnsi="Arial" w:cs="Arial"/>
+              </w:rPr>
+              <w:t>Unklare oder wechselnde Erkennung gefährdet die Bedienbarkeit.</w:t>
+            </w:r>
+          </w:p>
+        </w:tc>
+      </w:tr>
+      <w:tr>
+        <w:trPr>
+          <w:trHeight w:val="677"/>
+        </w:trPr>
+        <w:tc>
+          <w:tcPr>
+            <w:tcW w:w="1327" w:type="pct"/>
+            <w:vAlign w:val="center"/>
+          </w:tcPr>
+          <w:p>
+            <w:pPr>
+              <w:rPr>
+                <w:rFonts w:ascii="Arial" w:hAnsi="Arial" w:cs="Arial"/>
+              </w:rPr>
+            </w:pPr>
+            <w:r>
+              <w:rPr>
+                <w:rFonts w:ascii="Arial" w:hAnsi="Arial" w:cs="Arial"/>
+              </w:rPr>
+              <w:t>Benutzbarkeit</w:t>
+            </w:r>
+          </w:p>
+        </w:tc>
+        <w:tc>
+          <w:tcPr>
+            <w:tcW w:w="1095" w:type="pct"/>
+            <w:vAlign w:val="center"/>
+          </w:tcPr>
+          <w:p>
+            <w:pPr>
+              <w:rPr>
+                <w:rFonts w:ascii="Arial" w:hAnsi="Arial" w:cs="Arial"/>
+              </w:rPr>
+            </w:pPr>
+            <w:r>
+              <w:rPr>
+                <w:rFonts w:ascii="Arial" w:hAnsi="Arial" w:cs="Arial"/>
+              </w:rPr>
+              <w:t>B</w:t>
+            </w:r>
+          </w:p>
+        </w:tc>
+        <w:tc>
+          <w:tcPr>
+            <w:tcW w:w="2578" w:type="pct"/>
+            <w:vAlign w:val="center"/>
+          </w:tcPr>
+          <w:p>
+            <w:pPr>
+              <w:rPr>
+                <w:rFonts w:ascii="Arial" w:hAnsi="Arial" w:cs="Arial"/>
+              </w:rPr>
+            </w:pPr>
+            <w:r>
+              <w:rPr>
+                <w:rFonts w:ascii="Arial" w:hAnsi="Arial" w:cs="Arial"/>
+              </w:rPr>
+              <w:t>Verwirrende GUI kann Bedienfehler verursachen, z. B. falsche Zifferneingabe.</w:t>
+            </w:r>
+          </w:p>
+        </w:tc>
+      </w:tr>
+      <w:tr>
+        <w:trPr>
+          <w:trHeight w:val="677"/>
+        </w:trPr>
+        <w:tc>
+          <w:tcPr>
+            <w:tcW w:w="1327" w:type="pct"/>
+            <w:vAlign w:val="center"/>
+          </w:tcPr>
+          <w:p>
+            <w:pPr>
+              <w:rPr>
+                <w:rFonts w:ascii="Arial" w:hAnsi="Arial" w:cs="Arial"/>
+              </w:rPr>
+            </w:pPr>
+            <w:r>
+              <w:rPr>
+                <w:rFonts w:ascii="Arial" w:hAnsi="Arial" w:cs="Arial"/>
+              </w:rPr>
+              <w:t>Effizienz</w:t>
+            </w:r>
+          </w:p>
+        </w:tc>
+        <w:tc>
+          <w:tcPr>
+            <w:tcW w:w="1095" w:type="pct"/>
+            <w:vAlign w:val="center"/>
+          </w:tcPr>
+          <w:p>
+            <w:pPr>
+              <w:rPr>
+                <w:rFonts w:ascii="Arial" w:hAnsi="Arial" w:cs="Arial"/>
+              </w:rPr>
+            </w:pPr>
+            <w:r>
+              <w:rPr>
+                <w:rFonts w:ascii="Arial" w:hAnsi="Arial" w:cs="Arial"/>
+              </w:rPr>
+              <w:t>B</w:t>
+            </w:r>
+          </w:p>
+        </w:tc>
+        <w:tc>
+          <w:tcPr>
+            <w:tcW w:w="2578" w:type="pct"/>
+            <w:vAlign w:val="center"/>
+          </w:tcPr>
+          <w:p>
+            <w:pPr>
+              <w:rPr>
+                <w:rFonts w:ascii="Arial" w:hAnsi="Arial" w:cs="Arial"/>
+              </w:rPr>
+            </w:pPr>
+            <w:r>
+              <w:rPr>
+                <w:rFonts w:ascii="Arial" w:hAnsi="Arial" w:cs="Arial"/>
+              </w:rPr>
+              <w:t>Verzögerte Erkennung führt zu Frust oder Sicherheitsrisiken.</w:t>
+            </w:r>
+          </w:p>
+        </w:tc>
+      </w:tr>
+      <w:tr>
+        <w:trPr>
+          <w:trHeight w:val="677"/>
+        </w:trPr>
+        <w:tc>
+          <w:tcPr>
+            <w:tcW w:w="1327" w:type="pct"/>
+            <w:vAlign w:val="center"/>
+          </w:tcPr>
+          <w:p>
+            <w:pPr>
+              <w:rPr>
+                <w:rFonts w:ascii="Arial" w:hAnsi="Arial" w:cs="Arial"/>
+              </w:rPr>
+            </w:pPr>
+            <w:r>
+              <w:rPr>
+                <w:rFonts w:ascii="Arial" w:hAnsi="Arial" w:cs="Arial"/>
+              </w:rPr>
+              <w:t>Sicherheit</w:t>
+            </w:r>
+          </w:p>
+        </w:tc>
+        <w:tc>
+          <w:tcPr>
+            <w:tcW w:w="1095" w:type="pct"/>
+            <w:vAlign w:val="center"/>
+          </w:tcPr>
+          <w:p>
+            <w:pPr>
+              <w:rPr>
+                <w:rFonts w:ascii="Arial" w:hAnsi="Arial" w:cs="Arial"/>
+              </w:rPr>
+            </w:pPr>
+            <w:r>
+              <w:rPr>
+                <w:rFonts w:ascii="Arial" w:hAnsi="Arial" w:cs="Arial"/>
+              </w:rPr>
+              <w:t>A</w:t>
+            </w:r>
+          </w:p>
+        </w:tc>
+        <w:tc>
+          <w:tcPr>
+            <w:tcW w:w="2578" w:type="pct"/>
+            <w:vAlign w:val="center"/>
+          </w:tcPr>
+          <w:p>
+            <w:pPr>
+              <w:rPr>
+                <w:rFonts w:ascii="Arial" w:hAnsi="Arial" w:cs="Arial"/>
+              </w:rPr>
+            </w:pPr>
+            <w:r>
+              <w:rPr>
+                <w:rFonts w:ascii="Arial" w:hAnsi="Arial" w:cs="Arial"/>
+              </w:rPr>
+              <w:t>System darf keine gefährlichen Zustände bei Fehlbedienung erreichen.</w:t>
+            </w:r>
+          </w:p>
+        </w:tc>
+      </w:tr>
+      <w:tr>
+        <w:trPr>
+          <w:trHeight w:val="677"/>
+        </w:trPr>
+        <w:tc>
+          <w:tcPr>
+            <w:tcW w:w="1327" w:type="pct"/>
+            <w:vAlign w:val="center"/>
+          </w:tcPr>
+          <w:p>
+            <w:pPr>
+              <w:rPr>
+                <w:rFonts w:ascii="Arial" w:hAnsi="Arial" w:cs="Arial"/>
+              </w:rPr>
+            </w:pPr>
+            <w:r>
+              <w:rPr>
+                <w:rFonts w:ascii="Arial" w:hAnsi="Arial" w:cs="Arial"/>
+              </w:rPr>
+              <w:t>Kompatibilität</w:t>
+            </w:r>
+          </w:p>
+        </w:tc>
+        <w:tc>
+          <w:tcPr>
+            <w:tcW w:w="1095" w:type="pct"/>
+            <w:vAlign w:val="center"/>
+          </w:tcPr>
+          <w:p>
+            <w:pPr>
+              <w:rPr>
+                <w:rFonts w:ascii="Arial" w:hAnsi="Arial" w:cs="Arial"/>
+              </w:rPr>
+            </w:pPr>
+            <w:r>
+              <w:rPr>
+                <w:rFonts w:ascii="Arial" w:hAnsi="Arial" w:cs="Arial"/>
+              </w:rPr>
+              <w:t>C</w:t>
+            </w:r>
+          </w:p>
+        </w:tc>
+        <w:tc>
+          <w:tcPr>
+            <w:tcW w:w="2578" w:type="pct"/>
+            <w:vAlign w:val="center"/>
+          </w:tcPr>
+          <w:p>
+            <w:pPr>
+              <w:rPr>
+                <w:rFonts w:ascii="Arial" w:hAnsi="Arial" w:cs="Arial"/>
+              </w:rPr>
+            </w:pPr>
+            <w:r>
+              <w:rPr>
+                <w:rFonts w:ascii="Arial" w:hAnsi="Arial" w:cs="Arial"/>
+              </w:rPr>
+              <w:t>Einschränkungen bei Hardware beeinträchtigen Portabilität, nicht die Funktion.</w:t>
+            </w:r>
+          </w:p>
+        </w:tc>
+      </w:tr>
+      <w:tr>
+        <w:trPr>
+          <w:trHeight w:val="677"/>
+        </w:trPr>
+        <w:tc>
+          <w:tcPr>
+            <w:tcW w:w="1327" w:type="pct"/>
+            <w:vAlign w:val="center"/>
+          </w:tcPr>
+          <w:p>
+            <w:pPr>
+              <w:rPr>
+                <w:rFonts w:ascii="Arial" w:hAnsi="Arial" w:cs="Arial"/>
+              </w:rPr>
+            </w:pPr>
+            <w:r>
+              <w:rPr>
+                <w:rFonts w:ascii="Arial" w:hAnsi="Arial" w:cs="Arial"/>
+              </w:rPr>
+              <w:t>Wartbarkeit</w:t>
+            </w:r>
+          </w:p>
+        </w:tc>
+        <w:tc>
+          <w:tcPr>
+            <w:tcW w:w="1095" w:type="pct"/>
+            <w:vAlign w:val="center"/>
+          </w:tcPr>
+          <w:p>
+            <w:pPr>
+              <w:rPr>
+                <w:rFonts w:ascii="Arial" w:hAnsi="Arial" w:cs="Arial"/>
+              </w:rPr>
+            </w:pPr>
+            <w:r>
+              <w:rPr>
+                <w:rFonts w:ascii="Arial" w:hAnsi="Arial" w:cs="Arial"/>
+              </w:rPr>
+              <w:t>B</w:t>
+            </w:r>
+          </w:p>
+        </w:tc>
+        <w:tc>
+          <w:tcPr>
+            <w:tcW w:w="2578" w:type="pct"/>
+            <w:vAlign w:val="center"/>
+          </w:tcPr>
+          <w:p>
+            <w:pPr>
+              <w:rPr>
+                <w:rFonts w:ascii="Arial" w:hAnsi="Arial" w:cs="Arial"/>
+              </w:rPr>
+            </w:pPr>
+            <w:r>
+              <w:rPr>
+                <w:rFonts w:ascii="Arial" w:hAnsi="Arial" w:cs="Arial"/>
+              </w:rPr>
+              <w:t>Schlechte Kapselung kann Fehlerbehebung behindern.</w:t>
+            </w:r>
+          </w:p>
+        </w:tc>
+      </w:tr>
+      <w:tr>
+        <w:trPr>
+          <w:trHeight w:val="677"/>
+        </w:trPr>
+        <w:tc>
+          <w:tcPr>
+            <w:tcW w:w="1327" w:type="pct"/>
+            <w:vAlign w:val="center"/>
+          </w:tcPr>
+          <w:p>
+            <w:pPr>
+              <w:rPr>
+                <w:rFonts w:ascii="Arial" w:hAnsi="Arial" w:cs="Arial"/>
+              </w:rPr>
+            </w:pPr>
+            <w:r>
+              <w:rPr>
+                <w:rFonts w:ascii="Arial" w:hAnsi="Arial" w:cs="Arial"/>
+              </w:rPr>
+              <w:t>Portabilität</w:t>
+            </w:r>
+          </w:p>
+        </w:tc>
+        <w:tc>
+          <w:tcPr>
+            <w:tcW w:w="1095" w:type="pct"/>
+            <w:vAlign w:val="center"/>
+          </w:tcPr>
+          <w:p>
+            <w:pPr>
+              <w:rPr>
+                <w:rFonts w:ascii="Arial" w:hAnsi="Arial" w:cs="Arial"/>
+              </w:rPr>
+            </w:pPr>
+            <w:r>
+              <w:rPr>
+                <w:rFonts w:ascii="Arial" w:hAnsi="Arial" w:cs="Arial"/>
+              </w:rPr>
+              <w:t>C</w:t>
+            </w:r>
+          </w:p>
+        </w:tc>
+        <w:tc>
+          <w:tcPr>
+            <w:tcW w:w="2578" w:type="pct"/>
+            <w:vAlign w:val="center"/>
+          </w:tcPr>
+          <w:p>
+            <w:pPr>
+              <w:rPr>
+                <w:rFonts w:ascii="Arial" w:hAnsi="Arial" w:cs="Arial"/>
+              </w:rPr>
+            </w:pPr>
+            <w:r>
+              <w:rPr>
+                <w:rFonts w:ascii="Arial" w:hAnsi="Arial" w:cs="Arial"/>
+              </w:rPr>
+              <w:t>Spätere Systemmigration unwahrscheinlich, geringes Risiko.</w:t>
+            </w:r>
+          </w:p>
+        </w:tc>
+      </w:tr>
+    </w:tbl>
     <w:p>
       <w:pPr>
         <w:rPr>
@@ -8258,7 +8722,7 @@
           <w:lang w:val="de-DE"/>
         </w:rPr>
       </w:pPr>
-      <w:bookmarkStart w:id="21" w:name="_Toc198275284"/>
+      <w:bookmarkStart w:id="13" w:name="_Toc198275284"/>
       <w:r>
         <w:rPr>
           <w:lang w:val="de-DE"/>
@@ -8266,7 +8730,7 @@
         <w:lastRenderedPageBreak/>
         <w:t>Teststufen</w:t>
       </w:r>
-      <w:bookmarkEnd w:id="21"/>
+      <w:bookmarkEnd w:id="13"/>
     </w:p>
     <w:p>
       <w:pPr>
@@ -8275,133 +8739,279 @@
           <w:lang w:val="de-DE"/>
         </w:rPr>
       </w:pPr>
-      <w:bookmarkStart w:id="22" w:name="_Toc198275285"/>
+      <w:bookmarkStart w:id="14" w:name="_Toc198275285"/>
       <w:r>
         <w:rPr>
           <w:lang w:val="de-DE"/>
         </w:rPr>
         <w:t>Model Test (MT)</w:t>
       </w:r>
-      <w:bookmarkEnd w:id="22"/>
+      <w:bookmarkEnd w:id="14"/>
     </w:p>
     <w:p>
       <w:pPr>
-        <w:pStyle w:val="berschrift3"/>
-      </w:pPr>
-      <w:bookmarkStart w:id="23" w:name="_Toc198275286"/>
-      <w:r>
-        <w:t>Model in the Lo</w:t>
-      </w:r>
-      <w:r>
-        <w:t>op (</w:t>
-      </w:r>
-      <w:proofErr w:type="spellStart"/>
-      <w:r>
-        <w:t>MiL</w:t>
-      </w:r>
-      <w:proofErr w:type="spellEnd"/>
-      <w:r>
-        <w:t>)</w:t>
-      </w:r>
-      <w:bookmarkEnd w:id="23"/>
+        <w:rPr>
+          <w:lang w:val="de-DE"/>
+        </w:rPr>
+      </w:pPr>
+      <w:r>
+        <w:rPr>
+          <w:b/>
+          <w:bCs/>
+          <w:lang w:val="de-DE"/>
+        </w:rPr>
+        <w:t>Ziel:</w:t>
+      </w:r>
+      <w:r>
+        <w:rPr>
+          <w:lang w:val="de-DE"/>
+        </w:rPr>
+        <w:t xml:space="preserve"> </w:t>
+      </w:r>
+      <w:r>
+        <w:rPr>
+          <w:lang w:val="de-DE"/>
+        </w:rPr>
+        <w:t>Test der Signalverarbeitung (z.B. MFCC) unabhängig von Spracheingabe</w:t>
+      </w:r>
     </w:p>
     <w:p>
       <w:pPr>
-        <w:pStyle w:val="berschrift3"/>
-      </w:pPr>
-      <w:bookmarkStart w:id="24" w:name="_Toc198275287"/>
-      <w:r>
-        <w:t>Rapid Prototyping (RP)</w:t>
-      </w:r>
-      <w:bookmarkEnd w:id="24"/>
+        <w:rPr>
+          <w:lang w:val="de-DE"/>
+        </w:rPr>
+      </w:pPr>
+      <w:r>
+        <w:rPr>
+          <w:b/>
+          <w:bCs/>
+          <w:lang w:val="de-DE"/>
+        </w:rPr>
+        <w:t>Testart:</w:t>
+      </w:r>
+      <w:r>
+        <w:rPr>
+          <w:lang w:val="de-DE"/>
+        </w:rPr>
+        <w:t xml:space="preserve"> Unit-Test mit predefinierten Testdaten</w:t>
+      </w:r>
     </w:p>
     <w:p>
       <w:pPr>
-        <w:pStyle w:val="berschrift3"/>
-      </w:pPr>
-      <w:bookmarkStart w:id="25" w:name="_Toc198275288"/>
-      <w:r>
-        <w:t>Software Unit – Host (</w:t>
-      </w:r>
-      <w:proofErr w:type="spellStart"/>
-      <w:r>
-        <w:t>SiL</w:t>
-      </w:r>
-      <w:proofErr w:type="spellEnd"/>
-      <w:r>
-        <w:t>-H)</w:t>
-      </w:r>
-      <w:bookmarkEnd w:id="25"/>
+        <w:rPr>
+          <w:lang w:val="de-DE"/>
+        </w:rPr>
+      </w:pPr>
+      <w:r>
+        <w:rPr>
+          <w:b/>
+          <w:bCs/>
+          <w:lang w:val="de-DE"/>
+        </w:rPr>
+        <w:t>Werkzeug:</w:t>
+      </w:r>
+      <w:r>
+        <w:rPr>
+          <w:lang w:val="de-DE"/>
+        </w:rPr>
+        <w:t xml:space="preserve"> MSTest, </w:t>
+      </w:r>
+      <w:r>
+        <w:rPr>
+          <w:lang w:val="de-DE"/>
+        </w:rPr>
+        <w:t>Unit-Tests in C#</w:t>
+      </w:r>
     </w:p>
     <w:p>
       <w:pPr>
-        <w:rPr>
-          <w:i/>
-          <w:lang w:val="de-DE"/>
-        </w:rPr>
-      </w:pPr>
-      <w:r>
-        <w:rPr>
-          <w:i/>
-          <w:lang w:val="de-DE"/>
-        </w:rPr>
-        <w:t>Begründung, falls nicht angewendet</w:t>
-      </w:r>
+        <w:pStyle w:val="berschrift3"/>
+      </w:pPr>
+      <w:bookmarkStart w:id="15" w:name="_Toc198275286"/>
+      <w:r>
+        <w:t>Model in the Lo</w:t>
+      </w:r>
+      <w:r>
+        <w:t>op (MiL)</w:t>
+      </w:r>
+      <w:bookmarkEnd w:id="15"/>
     </w:p>
     <w:p>
       <w:pPr>
         <w:rPr>
-          <w:i/>
-          <w:lang w:val="de-DE"/>
-        </w:rPr>
-      </w:pPr>
-      <w:r>
-        <w:rPr>
-          <w:i/>
-          <w:lang w:val="de-DE"/>
-        </w:rPr>
-        <w:t>Was wird getestet:</w:t>
-      </w:r>
-      <w:r>
-        <w:rPr>
-          <w:i/>
-          <w:lang w:val="de-DE"/>
-        </w:rPr>
-        <w:t>,…</w:t>
+          <w:lang w:val="de-DE"/>
+        </w:rPr>
+      </w:pPr>
+      <w:r>
+        <w:rPr>
+          <w:b/>
+          <w:bCs/>
+          <w:lang w:val="de-DE"/>
+        </w:rPr>
+        <w:t>Ziel:</w:t>
+      </w:r>
+      <w:r>
+        <w:rPr>
+          <w:lang w:val="de-DE"/>
+        </w:rPr>
+        <w:t xml:space="preserve"> </w:t>
+      </w:r>
+      <w:r>
+        <w:t>Vergleich des Audiosignals mit dem Modell (MFCC-Vergleich)</w:t>
       </w:r>
     </w:p>
     <w:p>
       <w:pPr>
         <w:rPr>
-          <w:i/>
-          <w:lang w:val="de-DE"/>
-        </w:rPr>
-      </w:pPr>
-      <w:r>
-        <w:rPr>
-          <w:i/>
-          <w:lang w:val="de-DE"/>
-        </w:rPr>
-        <w:t>Verweis auf Dokumente (Testorakel)</w:t>
+          <w:lang w:val="de-DE"/>
+        </w:rPr>
+      </w:pPr>
+      <w:r>
+        <w:rPr>
+          <w:b/>
+          <w:bCs/>
+          <w:lang w:val="de-DE"/>
+        </w:rPr>
+        <w:t>Testart:</w:t>
+      </w:r>
+      <w:r>
+        <w:rPr>
+          <w:lang w:val="de-DE"/>
+        </w:rPr>
+        <w:t xml:space="preserve"> </w:t>
+      </w:r>
+      <w:r>
+        <w:t>Blackbox-Analyse gegen Referenzdaten</w:t>
       </w:r>
     </w:p>
     <w:p>
       <w:pPr>
         <w:rPr>
-          <w:i/>
-          <w:lang w:val="de-DE"/>
-        </w:rPr>
-      </w:pPr>
-      <w:r>
-        <w:rPr>
-          <w:i/>
-          <w:lang w:val="de-DE"/>
-        </w:rPr>
-        <w:t>Primäre Testfallentwurfsverfahren/Testarten aufzählen</w:t>
+          <w:lang w:val="de-DE"/>
+        </w:rPr>
+      </w:pPr>
+      <w:r>
+        <w:rPr>
+          <w:b/>
+          <w:bCs/>
+          <w:lang w:val="de-DE"/>
+        </w:rPr>
+        <w:t>Werkzeug:</w:t>
+      </w:r>
+      <w:r>
+        <w:rPr>
+          <w:lang w:val="de-DE"/>
+        </w:rPr>
+        <w:t xml:space="preserve"> </w:t>
+      </w:r>
+      <w:r>
+        <w:rPr>
+          <w:lang w:val="de-DE"/>
+        </w:rPr>
+        <w:t>Python + gespeicherte CSV-Vektoren</w:t>
       </w:r>
     </w:p>
     <w:p>
       <w:pPr>
+        <w:pStyle w:val="berschrift3"/>
+      </w:pPr>
+      <w:bookmarkStart w:id="16" w:name="_Toc198275287"/>
+      <w:r>
+        <w:t>Rapid Prototyping (RP)</w:t>
+      </w:r>
+      <w:bookmarkEnd w:id="16"/>
+    </w:p>
+    <w:p>
+      <w:pPr>
+        <w:rPr>
+          <w:lang w:val="de-DE"/>
+        </w:rPr>
+      </w:pPr>
+      <w:r>
+        <w:rPr>
+          <w:b/>
+          <w:bCs/>
+          <w:lang w:val="de-DE"/>
+        </w:rPr>
+        <w:t>Ziel:</w:t>
+      </w:r>
+      <w:r>
+        <w:rPr>
+          <w:lang w:val="de-DE"/>
+        </w:rPr>
+        <w:t xml:space="preserve"> </w:t>
+      </w:r>
+      <w:r>
+        <w:t>Schneller Gesamttest der Spracheingabe bis GUI-Ausgabe</w:t>
+      </w:r>
+    </w:p>
+    <w:p>
+      <w:pPr>
+        <w:rPr>
+          <w:lang w:val="de-DE"/>
+        </w:rPr>
+      </w:pPr>
+      <w:r>
+        <w:rPr>
+          <w:b/>
+          <w:bCs/>
+          <w:lang w:val="de-DE"/>
+        </w:rPr>
+        <w:t>Testart:</w:t>
+      </w:r>
+      <w:r>
+        <w:rPr>
+          <w:lang w:val="de-DE"/>
+        </w:rPr>
+        <w:t xml:space="preserve"> </w:t>
+      </w:r>
+      <w:r>
+        <w:t>Explorative Tests während der Entwicklung</w:t>
+      </w:r>
+    </w:p>
+    <w:p>
+      <w:pPr>
+        <w:pStyle w:val="berschrift3"/>
+      </w:pPr>
+      <w:bookmarkStart w:id="17" w:name="_Toc198275288"/>
+      <w:r>
+        <w:t>Software Unit – Host (SiL-H)</w:t>
+      </w:r>
+      <w:bookmarkEnd w:id="17"/>
+    </w:p>
+    <w:p>
+      <w:r>
+        <w:rPr>
+          <w:b/>
+          <w:bCs/>
+        </w:rPr>
+        <w:t>Ziel:</w:t>
+      </w:r>
+      <w:r>
+        <w:t xml:space="preserve"> Einzeltests von audioConvert, SignalIdentifier, Microphone</w:t>
+      </w:r>
+    </w:p>
+    <w:p>
+      <w:r>
+        <w:rPr>
+          <w:b/>
+          <w:bCs/>
+        </w:rPr>
+        <w:t>Was wird getestet:</w:t>
+      </w:r>
+    </w:p>
+    <w:p>
+      <w:r>
+        <w:t>Da alle zentralen Funktionen des Systems (z. B. Audioverarbeitung, MFCC-Vergleich, GUI-Reaktion, History-Management) auf dem Host-PC in C# oder Python implementiert sind, ist eine isolierte Testung auf Modulebene notwendig und technisch vollständig möglich.</w:t>
+      </w:r>
+    </w:p>
+    <w:p>
+      <w:pPr>
+        <w:pStyle w:val="Listenabsatz"/>
+        <w:numPr>
+          <w:ilvl w:val="0"/>
+          <w:numId w:val="16"/>
+        </w:numPr>
         <w:rPr>
           <w:i/>
           <w:lang w:val="de-DE"/>
@@ -8412,18 +9022,441 @@
           <w:i/>
           <w:lang w:val="de-DE"/>
         </w:rPr>
-        <w:t xml:space="preserve">Spezifische Tools für die Teststufe </w:t>
-      </w:r>
-      <w:proofErr w:type="spellStart"/>
-      <w:r>
+        <w:t>SignalIdentifier (Modul für Spracherkennung und Ereignisauslösung)</w:t>
+      </w:r>
+    </w:p>
+    <w:p>
+      <w:pPr>
+        <w:pStyle w:val="Listenabsatz"/>
+        <w:numPr>
+          <w:ilvl w:val="0"/>
+          <w:numId w:val="16"/>
+        </w:numPr>
         <w:rPr>
           <w:i/>
           <w:lang w:val="de-DE"/>
         </w:rPr>
-        <w:t>auzählen</w:t>
-      </w:r>
-      <w:proofErr w:type="spellEnd"/>
+      </w:pPr>
+      <w:r>
+        <w:rPr>
+          <w:i/>
+          <w:lang w:val="de-DE"/>
+        </w:rPr>
+        <w:t>audioConvert (Modul für WAV-Speicherung und CSV-Handling)</w:t>
+      </w:r>
     </w:p>
+    <w:p>
+      <w:pPr>
+        <w:pStyle w:val="Listenabsatz"/>
+        <w:numPr>
+          <w:ilvl w:val="0"/>
+          <w:numId w:val="16"/>
+        </w:numPr>
+        <w:rPr>
+          <w:i/>
+          <w:lang w:val="de-DE"/>
+        </w:rPr>
+      </w:pPr>
+      <w:r>
+        <w:rPr>
+          <w:i/>
+          <w:lang w:val="de-DE"/>
+        </w:rPr>
+        <w:t>Microphone (Logik zur Audioerfassung, Voice-Aktivitäts-Erkennung)</w:t>
+      </w:r>
+    </w:p>
+    <w:p>
+      <w:pPr>
+        <w:pStyle w:val="Listenabsatz"/>
+        <w:numPr>
+          <w:ilvl w:val="0"/>
+          <w:numId w:val="16"/>
+        </w:numPr>
+        <w:rPr>
+          <w:i/>
+          <w:lang w:val="de-DE"/>
+        </w:rPr>
+      </w:pPr>
+      <w:r>
+        <w:rPr>
+          <w:i/>
+          <w:lang w:val="de-DE"/>
+        </w:rPr>
+        <w:t>DigitRecognizer (Python-Logik für MFCC-Vergleich)</w:t>
+      </w:r>
+    </w:p>
+    <w:p>
+      <w:pPr>
+        <w:pStyle w:val="Listenabsatz"/>
+        <w:numPr>
+          <w:ilvl w:val="0"/>
+          <w:numId w:val="16"/>
+        </w:numPr>
+        <w:rPr>
+          <w:i/>
+          <w:lang w:val="de-DE"/>
+        </w:rPr>
+      </w:pPr>
+      <w:r>
+        <w:rPr>
+          <w:i/>
+          <w:lang w:val="de-DE"/>
+        </w:rPr>
+        <w:t>Fehlersituationen, z. B.:</w:t>
+      </w:r>
+    </w:p>
+    <w:p>
+      <w:pPr>
+        <w:pStyle w:val="Listenabsatz"/>
+        <w:numPr>
+          <w:ilvl w:val="1"/>
+          <w:numId w:val="16"/>
+        </w:numPr>
+        <w:rPr>
+          <w:i/>
+          <w:lang w:val="de-DE"/>
+        </w:rPr>
+      </w:pPr>
+      <w:r>
+        <w:rPr>
+          <w:i/>
+          <w:lang w:val="de-DE"/>
+        </w:rPr>
+        <w:t>leeres PCM-Signal</w:t>
+      </w:r>
+    </w:p>
+    <w:p>
+      <w:pPr>
+        <w:pStyle w:val="Listenabsatz"/>
+        <w:numPr>
+          <w:ilvl w:val="1"/>
+          <w:numId w:val="16"/>
+        </w:numPr>
+        <w:rPr>
+          <w:i/>
+          <w:lang w:val="de-DE"/>
+        </w:rPr>
+      </w:pPr>
+      <w:r>
+        <w:rPr>
+          <w:i/>
+          <w:lang w:val="de-DE"/>
+        </w:rPr>
+        <w:t>ungültiger Dateiname</w:t>
+      </w:r>
+    </w:p>
+    <w:p>
+      <w:pPr>
+        <w:pStyle w:val="Listenabsatz"/>
+        <w:numPr>
+          <w:ilvl w:val="1"/>
+          <w:numId w:val="16"/>
+        </w:numPr>
+        <w:rPr>
+          <w:i/>
+          <w:lang w:val="de-DE"/>
+        </w:rPr>
+      </w:pPr>
+      <w:r>
+        <w:rPr>
+          <w:i/>
+          <w:lang w:val="de-DE"/>
+        </w:rPr>
+        <w:t>beschädigte Sample-Dateien</w:t>
+      </w:r>
+    </w:p>
+    <w:p>
+      <w:pPr>
+        <w:pStyle w:val="Listenabsatz"/>
+        <w:numPr>
+          <w:ilvl w:val="1"/>
+          <w:numId w:val="16"/>
+        </w:numPr>
+        <w:rPr>
+          <w:i/>
+          <w:lang w:val="de-DE"/>
+        </w:rPr>
+      </w:pPr>
+      <w:r>
+        <w:rPr>
+          <w:i/>
+          <w:lang w:val="de-DE"/>
+        </w:rPr>
+        <w:t>keine Übereinstimmung erkannt</w:t>
+      </w:r>
+    </w:p>
+    <w:p>
+      <w:pPr>
+        <w:rPr>
+          <w:b/>
+          <w:bCs/>
+          <w:iCs/>
+          <w:lang w:val="de-DE"/>
+        </w:rPr>
+      </w:pPr>
+      <w:r>
+        <w:rPr>
+          <w:b/>
+          <w:bCs/>
+          <w:iCs/>
+          <w:lang w:val="de-DE"/>
+        </w:rPr>
+        <w:t>Verweis auf Dokumente:</w:t>
+      </w:r>
+    </w:p>
+    <w:p>
+      <w:pPr>
+        <w:pStyle w:val="Listenabsatz"/>
+        <w:numPr>
+          <w:ilvl w:val="0"/>
+          <w:numId w:val="18"/>
+        </w:numPr>
+        <w:rPr>
+          <w:iCs/>
+          <w:lang w:val="de-DE"/>
+        </w:rPr>
+      </w:pPr>
+      <w:r>
+        <w:rPr>
+          <w:iCs/>
+          <w:lang w:val="de-DE"/>
+        </w:rPr>
+        <w:t>Pflichtenheft</w:t>
+      </w:r>
+    </w:p>
+    <w:p>
+      <w:pPr>
+        <w:pStyle w:val="Listenabsatz"/>
+        <w:numPr>
+          <w:ilvl w:val="0"/>
+          <w:numId w:val="18"/>
+        </w:numPr>
+        <w:rPr>
+          <w:iCs/>
+          <w:lang w:val="de-DE"/>
+        </w:rPr>
+      </w:pPr>
+      <w:r>
+        <w:rPr>
+          <w:iCs/>
+          <w:lang w:val="de-DE"/>
+        </w:rPr>
+        <w:t>Systemtest</w:t>
+      </w:r>
+    </w:p>
+    <w:p>
+      <w:pPr>
+        <w:tabs>
+          <w:tab w:val="left" w:pos="3930"/>
+        </w:tabs>
+      </w:pPr>
+      <w:r>
+        <w:rPr>
+          <w:b/>
+          <w:bCs/>
+        </w:rPr>
+        <w:t>Testart</w:t>
+      </w:r>
+      <w:r>
+        <w:t>:</w:t>
+      </w:r>
+      <w:r>
+        <w:t xml:space="preserve"> </w:t>
+      </w:r>
+    </w:p>
+    <w:p>
+      <w:pPr>
+        <w:pStyle w:val="Listenabsatz"/>
+        <w:numPr>
+          <w:ilvl w:val="0"/>
+          <w:numId w:val="19"/>
+        </w:numPr>
+        <w:tabs>
+          <w:tab w:val="left" w:pos="3930"/>
+        </w:tabs>
+      </w:pPr>
+      <w:r>
+        <w:t>White-Box-Testverfahren</w:t>
+      </w:r>
+    </w:p>
+    <w:p>
+      <w:pPr>
+        <w:pStyle w:val="Listenabsatz"/>
+        <w:numPr>
+          <w:ilvl w:val="1"/>
+          <w:numId w:val="19"/>
+        </w:numPr>
+        <w:tabs>
+          <w:tab w:val="left" w:pos="3930"/>
+        </w:tabs>
+      </w:pPr>
+      <w:r>
+        <w:t>Äquivalenzklassen</w:t>
+      </w:r>
+    </w:p>
+    <w:p>
+      <w:pPr>
+        <w:pStyle w:val="Listenabsatz"/>
+        <w:numPr>
+          <w:ilvl w:val="1"/>
+          <w:numId w:val="19"/>
+        </w:numPr>
+        <w:tabs>
+          <w:tab w:val="left" w:pos="3930"/>
+        </w:tabs>
+      </w:pPr>
+      <w:r>
+        <w:t>Grenzwertanalyse</w:t>
+      </w:r>
+    </w:p>
+    <w:p>
+      <w:pPr>
+        <w:pStyle w:val="Listenabsatz"/>
+        <w:numPr>
+          <w:ilvl w:val="1"/>
+          <w:numId w:val="19"/>
+        </w:numPr>
+        <w:tabs>
+          <w:tab w:val="left" w:pos="3930"/>
+        </w:tabs>
+      </w:pPr>
+      <w:r>
+        <w:t>Kontrollflussorientierte Tests (z. B. if (similarity &gt; threshold))</w:t>
+      </w:r>
+    </w:p>
+    <w:p>
+      <w:pPr>
+        <w:tabs>
+          <w:tab w:val="left" w:pos="3930"/>
+        </w:tabs>
+      </w:pPr>
+    </w:p>
+    <w:p>
+      <w:pPr>
+        <w:pStyle w:val="Listenabsatz"/>
+        <w:numPr>
+          <w:ilvl w:val="0"/>
+          <w:numId w:val="19"/>
+        </w:numPr>
+        <w:tabs>
+          <w:tab w:val="left" w:pos="3930"/>
+        </w:tabs>
+      </w:pPr>
+      <w:r>
+        <w:lastRenderedPageBreak/>
+        <w:t>Fehlerszenarien / Robustheitstests</w:t>
+      </w:r>
+    </w:p>
+    <w:p>
+      <w:pPr>
+        <w:pStyle w:val="Listenabsatz"/>
+        <w:numPr>
+          <w:ilvl w:val="1"/>
+          <w:numId w:val="19"/>
+        </w:numPr>
+        <w:tabs>
+          <w:tab w:val="left" w:pos="3930"/>
+        </w:tabs>
+      </w:pPr>
+      <w:r>
+        <w:t>Null-Referenzen</w:t>
+      </w:r>
+    </w:p>
+    <w:p>
+      <w:pPr>
+        <w:pStyle w:val="Listenabsatz"/>
+        <w:numPr>
+          <w:ilvl w:val="1"/>
+          <w:numId w:val="19"/>
+        </w:numPr>
+        <w:tabs>
+          <w:tab w:val="left" w:pos="3930"/>
+        </w:tabs>
+      </w:pPr>
+      <w:r>
+        <w:t>nicht vorhandene Dateien</w:t>
+      </w:r>
+    </w:p>
+    <w:p>
+      <w:pPr>
+        <w:pStyle w:val="Listenabsatz"/>
+        <w:numPr>
+          <w:ilvl w:val="1"/>
+          <w:numId w:val="19"/>
+        </w:numPr>
+        <w:tabs>
+          <w:tab w:val="left" w:pos="3930"/>
+        </w:tabs>
+      </w:pPr>
+      <w:r>
+        <w:t>fehlerhafte Dateiinhalte</w:t>
+      </w:r>
+    </w:p>
+    <w:p>
+      <w:pPr>
+        <w:pStyle w:val="Listenabsatz"/>
+        <w:numPr>
+          <w:ilvl w:val="0"/>
+          <w:numId w:val="19"/>
+        </w:numPr>
+        <w:tabs>
+          <w:tab w:val="left" w:pos="3930"/>
+        </w:tabs>
+      </w:pPr>
+      <w:r>
+        <w:t>Regressionstests</w:t>
+      </w:r>
+    </w:p>
+    <w:p>
+      <w:pPr>
+        <w:pStyle w:val="Listenabsatz"/>
+        <w:numPr>
+          <w:ilvl w:val="1"/>
+          <w:numId w:val="19"/>
+        </w:numPr>
+        <w:tabs>
+          <w:tab w:val="left" w:pos="3930"/>
+        </w:tabs>
+      </w:pPr>
+      <w:r>
+        <w:t>Tests werden nach jeder Änderung automatisiert neu ausgeführt</w:t>
+      </w:r>
+      <w:r>
+        <w:tab/>
+      </w:r>
+    </w:p>
+    <w:p>
+      <w:pPr>
+        <w:tabs>
+          <w:tab w:val="left" w:pos="3930"/>
+        </w:tabs>
+        <w:rPr>
+          <w:b/>
+          <w:bCs/>
+        </w:rPr>
+      </w:pPr>
+      <w:r>
+        <w:rPr>
+          <w:b/>
+          <w:bCs/>
+        </w:rPr>
+        <w:t>Tools:</w:t>
+      </w:r>
+      <w:r>
+        <w:rPr>
+          <w:b/>
+          <w:bCs/>
+        </w:rPr>
+        <w:t xml:space="preserve"> </w:t>
+      </w:r>
+      <w:r>
+        <w:t>Unit-Tests in C#</w:t>
+      </w:r>
+      <w:r>
+        <w:t>, MSTest, Python</w:t>
+      </w:r>
+    </w:p>
+    <w:p/>
     <w:p>
       <w:pPr>
         <w:pStyle w:val="berschrift4"/>
@@ -8491,19 +9524,11 @@
           <w:lang w:val="de-DE"/>
         </w:rPr>
       </w:pPr>
-      <w:proofErr w:type="spellStart"/>
-      <w:r>
-        <w:rPr>
-          <w:lang w:val="de-DE"/>
-        </w:rPr>
-        <w:t>Decision</w:t>
-      </w:r>
-      <w:proofErr w:type="spellEnd"/>
-      <w:r>
-        <w:rPr>
-          <w:lang w:val="de-DE"/>
-        </w:rPr>
-        <w:t xml:space="preserve"> Coverage 100%</w:t>
+      <w:r>
+        <w:rPr>
+          <w:lang w:val="de-DE"/>
+        </w:rPr>
+        <w:t>Decision Coverage 100%</w:t>
       </w:r>
     </w:p>
     <w:p>
@@ -8553,33 +9578,11 @@
           <w:lang w:val="de-DE"/>
         </w:rPr>
       </w:pPr>
-      <w:proofErr w:type="spellStart"/>
-      <w:r>
-        <w:rPr>
-          <w:lang w:val="de-DE"/>
-        </w:rPr>
-        <w:t>No</w:t>
-      </w:r>
-      <w:proofErr w:type="spellEnd"/>
-      <w:r>
-        <w:rPr>
-          <w:lang w:val="de-DE"/>
-        </w:rPr>
-        <w:t xml:space="preserve"> </w:t>
-      </w:r>
-      <w:proofErr w:type="spellStart"/>
-      <w:r>
-        <w:rPr>
-          <w:lang w:val="de-DE"/>
-        </w:rPr>
-        <w:t>Warnings</w:t>
-      </w:r>
-      <w:proofErr w:type="spellEnd"/>
-      <w:r>
-        <w:rPr>
-          <w:lang w:val="de-DE"/>
-        </w:rPr>
-        <w:t xml:space="preserve"> bei -WALL</w:t>
+      <w:r>
+        <w:rPr>
+          <w:lang w:val="de-DE"/>
+        </w:rPr>
+        <w:t>No Warnings bei -WALL</w:t>
       </w:r>
     </w:p>
     <w:p>
@@ -8593,33 +9596,11 @@
           <w:lang w:val="de-DE"/>
         </w:rPr>
       </w:pPr>
-      <w:proofErr w:type="spellStart"/>
-      <w:r>
-        <w:rPr>
-          <w:lang w:val="de-DE"/>
-        </w:rPr>
-        <w:t>Cognitve</w:t>
-      </w:r>
-      <w:proofErr w:type="spellEnd"/>
-      <w:r>
-        <w:rPr>
-          <w:lang w:val="de-DE"/>
-        </w:rPr>
-        <w:t xml:space="preserve"> </w:t>
-      </w:r>
-      <w:proofErr w:type="spellStart"/>
-      <w:r>
-        <w:rPr>
-          <w:lang w:val="de-DE"/>
-        </w:rPr>
-        <w:t>Complexity</w:t>
-      </w:r>
-      <w:proofErr w:type="spellEnd"/>
-      <w:r>
-        <w:rPr>
-          <w:lang w:val="de-DE"/>
-        </w:rPr>
-        <w:t xml:space="preserve"> jeder Funktion &lt; 10</w:t>
+      <w:r>
+        <w:rPr>
+          <w:lang w:val="de-DE"/>
+        </w:rPr>
+        <w:t>Cognitve Complexity jeder Funktion &lt; 10</w:t>
       </w:r>
     </w:p>
     <w:p>
@@ -8644,138 +9625,311 @@
           <w:lang w:val="de-DE"/>
         </w:rPr>
       </w:pPr>
-      <w:bookmarkStart w:id="26" w:name="_Toc198275289"/>
-      <w:r>
-        <w:rPr>
-          <w:lang w:val="de-DE"/>
-        </w:rPr>
-        <w:t>Software Unit – Target (</w:t>
-      </w:r>
-      <w:proofErr w:type="spellStart"/>
-      <w:r>
-        <w:rPr>
-          <w:lang w:val="de-DE"/>
-        </w:rPr>
-        <w:t>SiL</w:t>
-      </w:r>
-      <w:proofErr w:type="spellEnd"/>
-      <w:r>
-        <w:rPr>
-          <w:lang w:val="de-DE"/>
-        </w:rPr>
-        <w:t>-T)</w:t>
+      <w:bookmarkStart w:id="18" w:name="_Toc198275289"/>
+      <w:r>
+        <w:rPr>
+          <w:lang w:val="de-DE"/>
+        </w:rPr>
+        <w:t>Software Unit – Target (SiL-T)</w:t>
+      </w:r>
+      <w:bookmarkStart w:id="19" w:name="_Toc198275290"/>
+      <w:bookmarkEnd w:id="18"/>
+    </w:p>
+    <w:p>
+      <w:pPr>
+        <w:pStyle w:val="Listenabsatz"/>
+        <w:numPr>
+          <w:ilvl w:val="0"/>
+          <w:numId w:val="20"/>
+        </w:numPr>
+        <w:rPr>
+          <w:lang w:val="de-DE"/>
+        </w:rPr>
+      </w:pPr>
+      <w:r>
+        <w:rPr>
+          <w:lang w:val="de-DE"/>
+        </w:rPr>
+        <w:t>Nicht durchgeführt – Target-System nicht vorgesehen</w:t>
+      </w:r>
+    </w:p>
+    <w:p>
+      <w:pPr>
+        <w:pStyle w:val="berschrift3"/>
+      </w:pPr>
+      <w:r>
+        <w:t>Software Integration – Target (SWI-</w:t>
+      </w:r>
+      <w:r>
+        <w:t>H</w:t>
+      </w:r>
+      <w:r>
+        <w:t>)</w:t>
+      </w:r>
+      <w:bookmarkEnd w:id="19"/>
+    </w:p>
+    <w:p>
+      <w:pPr>
+        <w:pStyle w:val="Listenabsatz"/>
+        <w:numPr>
+          <w:ilvl w:val="0"/>
+          <w:numId w:val="20"/>
+        </w:numPr>
+      </w:pPr>
+      <w:r>
+        <w:t>Ziel : Zusammenspiel von Signalverarbeitung, Python-Backend und C#-Frontend</w:t>
+      </w:r>
+    </w:p>
+    <w:p>
+      <w:pPr>
+        <w:pStyle w:val="Listenabsatz"/>
+        <w:numPr>
+          <w:ilvl w:val="0"/>
+          <w:numId w:val="20"/>
+        </w:numPr>
+      </w:pPr>
+      <w:r>
+        <w:t>Testart: Integrationstest</w:t>
+      </w:r>
+    </w:p>
+    <w:p>
+      <w:pPr>
+        <w:pStyle w:val="berschrift3"/>
+      </w:pPr>
+      <w:bookmarkStart w:id="20" w:name="_Toc198275291"/>
+      <w:r>
+        <w:t>Software Integration – Target (SWI-T)</w:t>
+      </w:r>
+      <w:bookmarkEnd w:id="20"/>
+    </w:p>
+    <w:p>
+      <w:pPr>
+        <w:pStyle w:val="Listenabsatz"/>
+        <w:numPr>
+          <w:ilvl w:val="0"/>
+          <w:numId w:val="20"/>
+        </w:numPr>
+      </w:pPr>
+      <w:r>
+        <w:t>Nicht druchgeführt – kein Embedded-System</w:t>
+      </w:r>
+    </w:p>
+    <w:p>
+      <w:pPr>
+        <w:pStyle w:val="berschrift3"/>
+      </w:pPr>
+      <w:bookmarkStart w:id="21" w:name="_Toc198275292"/>
+      <w:r>
+        <w:t>HW/SW Integration (HiL)</w:t>
+      </w:r>
+      <w:bookmarkEnd w:id="21"/>
+    </w:p>
+    <w:p>
+      <w:pPr>
+        <w:pStyle w:val="Listenabsatz"/>
+        <w:numPr>
+          <w:ilvl w:val="0"/>
+          <w:numId w:val="20"/>
+        </w:numPr>
+      </w:pPr>
+      <w:r>
+        <w:t>Ziel: Mikrofon + Lautsprecher + GUI im Zusammenspiel</w:t>
+      </w:r>
+    </w:p>
+    <w:p>
+      <w:pPr>
+        <w:pStyle w:val="Listenabsatz"/>
+        <w:numPr>
+          <w:ilvl w:val="0"/>
+          <w:numId w:val="20"/>
+        </w:numPr>
+      </w:pPr>
+      <w:r>
+        <w:t>Testart: Hardware-in-the-Loop mit Live-Spracheingabe</w:t>
+      </w:r>
+    </w:p>
+    <w:p>
+      <w:pPr>
+        <w:pStyle w:val="berschrift3"/>
+      </w:pPr>
+      <w:bookmarkStart w:id="22" w:name="_Toc198275293"/>
+      <w:r>
+        <w:t>System Integration (S</w:t>
+      </w:r>
+      <w:r>
+        <w:t>I</w:t>
+      </w:r>
+      <w:r>
+        <w:t>)</w:t>
+      </w:r>
+      <w:bookmarkEnd w:id="22"/>
+    </w:p>
+    <w:p>
+      <w:pPr>
+        <w:pStyle w:val="Listenabsatz"/>
+        <w:numPr>
+          <w:ilvl w:val="0"/>
+          <w:numId w:val="21"/>
+        </w:numPr>
+      </w:pPr>
+      <w:r>
+        <w:t>Ziel: Vollständige Sprachsteuerung inkl. Reaktion der Oberfläche</w:t>
+      </w:r>
+    </w:p>
+    <w:p>
+      <w:pPr>
+        <w:pStyle w:val="Listenabsatz"/>
+        <w:numPr>
+          <w:ilvl w:val="0"/>
+          <w:numId w:val="21"/>
+        </w:numPr>
+      </w:pPr>
+      <w:r>
+        <w:t>Testart: Blackbox-Gesamttest</w:t>
+      </w:r>
+    </w:p>
+    <w:p>
+      <w:pPr>
+        <w:pStyle w:val="berschrift3"/>
+      </w:pPr>
+      <w:bookmarkStart w:id="23" w:name="_Toc198275294"/>
+      <w:r>
+        <w:t>System Test (ST)</w:t>
+      </w:r>
+      <w:bookmarkEnd w:id="23"/>
+    </w:p>
+    <w:p>
+      <w:pPr>
+        <w:pStyle w:val="Listenabsatz"/>
+        <w:numPr>
+          <w:ilvl w:val="0"/>
+          <w:numId w:val="22"/>
+        </w:numPr>
+      </w:pPr>
+      <w:r>
+        <w:t xml:space="preserve">Ziel: </w:t>
+      </w:r>
+      <w:r>
+        <w:t>Validierung aller Anforderungen unter realen Bedingungen</w:t>
+      </w:r>
+    </w:p>
+    <w:p>
+      <w:pPr>
+        <w:pStyle w:val="Listenabsatz"/>
+        <w:numPr>
+          <w:ilvl w:val="0"/>
+          <w:numId w:val="22"/>
+        </w:numPr>
+      </w:pPr>
+      <w:r>
+        <w:t xml:space="preserve">Kriterien: </w:t>
+      </w:r>
+      <w:r>
+        <w:t>Sprachverständlichkeit, GUI-Reaktion, Feedback korrekt</w:t>
+      </w:r>
+    </w:p>
+    <w:p>
+      <w:pPr>
+        <w:pStyle w:val="berschrift3"/>
+      </w:pPr>
+      <w:bookmarkStart w:id="24" w:name="_Toc198275295"/>
+      <w:r>
+        <w:t>Pre-Production (PP)</w:t>
+      </w:r>
+      <w:bookmarkEnd w:id="24"/>
+    </w:p>
+    <w:p>
+      <w:pPr>
+        <w:pStyle w:val="Listenabsatz"/>
+        <w:numPr>
+          <w:ilvl w:val="0"/>
+          <w:numId w:val="23"/>
+        </w:numPr>
+      </w:pPr>
+      <w:r>
+        <w:t>Ziel: Test mit internen Pilotnutzern</w:t>
+      </w:r>
+    </w:p>
+    <w:p>
+      <w:pPr>
+        <w:pStyle w:val="Listenabsatz"/>
+        <w:numPr>
+          <w:ilvl w:val="0"/>
+          <w:numId w:val="23"/>
+        </w:numPr>
+      </w:pPr>
+      <w:r>
+        <w:t>Anwendung: Übergabe an finales UI-Team</w:t>
+      </w:r>
+    </w:p>
+    <w:p>
+      <w:pPr>
+        <w:pStyle w:val="berschrift3"/>
+      </w:pPr>
+      <w:bookmarkStart w:id="25" w:name="_Toc198275296"/>
+      <w:r>
+        <w:lastRenderedPageBreak/>
+        <w:t>Feldtest (FT)</w:t>
+      </w:r>
+      <w:bookmarkEnd w:id="25"/>
+    </w:p>
+    <w:p>
+      <w:pPr>
+        <w:pStyle w:val="Listenabsatz"/>
+        <w:numPr>
+          <w:ilvl w:val="0"/>
+          <w:numId w:val="24"/>
+        </w:numPr>
+      </w:pPr>
+      <w:r>
+        <w:t>Ziel: Einsatz in einer echten Umgebung mit Bedienpersonal</w:t>
+      </w:r>
+    </w:p>
+    <w:p>
+      <w:pPr>
+        <w:pStyle w:val="Listenabsatz"/>
+        <w:numPr>
+          <w:ilvl w:val="0"/>
+          <w:numId w:val="24"/>
+        </w:numPr>
+      </w:pPr>
+      <w:r>
+        <w:t>Ergebnis: Rückmeldung zur Erkennung unter Umgebungsgeräuschen</w:t>
+      </w:r>
+    </w:p>
+    <w:p>
+      <w:pPr>
+        <w:pStyle w:val="berschrift3"/>
+      </w:pPr>
+      <w:bookmarkStart w:id="26" w:name="_Toc198275297"/>
+      <w:r>
+        <w:t>Akzeptanztest (AT)</w:t>
       </w:r>
       <w:bookmarkEnd w:id="26"/>
     </w:p>
     <w:p>
       <w:pPr>
-        <w:pStyle w:val="berschrift3"/>
-      </w:pPr>
-      <w:bookmarkStart w:id="27" w:name="_Toc198275290"/>
-      <w:r>
-        <w:t>Software Integration – Target (SWI-</w:t>
-      </w:r>
-      <w:r>
-        <w:t>H</w:t>
-      </w:r>
-      <w:r>
-        <w:t>)</w:t>
-      </w:r>
-      <w:bookmarkEnd w:id="27"/>
+        <w:pStyle w:val="Listenabsatz"/>
+        <w:numPr>
+          <w:ilvl w:val="0"/>
+          <w:numId w:val="25"/>
+        </w:numPr>
+      </w:pPr>
+      <w:r>
+        <w:t>Ziel: Präsentation &amp; Übergabe an Auftraggeber</w:t>
+      </w:r>
     </w:p>
     <w:p>
       <w:pPr>
-        <w:pStyle w:val="berschrift3"/>
-      </w:pPr>
-      <w:bookmarkStart w:id="28" w:name="_Toc198275291"/>
-      <w:r>
-        <w:t>Software Integration – Target (SWI-T)</w:t>
-      </w:r>
-      <w:bookmarkEnd w:id="28"/>
-    </w:p>
-    <w:p>
-      <w:pPr>
-        <w:pStyle w:val="berschrift3"/>
-      </w:pPr>
-      <w:bookmarkStart w:id="29" w:name="_Toc198275292"/>
-      <w:r>
-        <w:t>HW/SW Integration (</w:t>
-      </w:r>
-      <w:proofErr w:type="spellStart"/>
-      <w:r>
-        <w:t>HiL</w:t>
-      </w:r>
-      <w:proofErr w:type="spellEnd"/>
-      <w:r>
-        <w:t>)</w:t>
-      </w:r>
-      <w:bookmarkEnd w:id="29"/>
-    </w:p>
-    <w:p>
-      <w:pPr>
-        <w:pStyle w:val="berschrift3"/>
-      </w:pPr>
-      <w:bookmarkStart w:id="30" w:name="_Toc198275293"/>
-      <w:r>
-        <w:t>System Integration (S</w:t>
-      </w:r>
-      <w:r>
-        <w:t>I</w:t>
-      </w:r>
-      <w:r>
-        <w:t>)</w:t>
-      </w:r>
-      <w:bookmarkEnd w:id="30"/>
-    </w:p>
-    <w:p>
-      <w:pPr>
-        <w:pStyle w:val="berschrift3"/>
-      </w:pPr>
-      <w:bookmarkStart w:id="31" w:name="_Toc198275294"/>
-      <w:r>
-        <w:t>System Test (ST)</w:t>
-      </w:r>
-      <w:bookmarkEnd w:id="31"/>
-    </w:p>
-    <w:p>
-      <w:pPr>
-        <w:pStyle w:val="berschrift3"/>
-      </w:pPr>
-      <w:bookmarkStart w:id="32" w:name="_Toc198275295"/>
-      <w:r>
-        <w:t>Pre-Production (PP)</w:t>
-      </w:r>
-      <w:bookmarkEnd w:id="32"/>
-    </w:p>
-    <w:p>
-      <w:pPr>
-        <w:pStyle w:val="berschrift3"/>
-      </w:pPr>
-      <w:bookmarkStart w:id="33" w:name="_Toc198275296"/>
-      <w:proofErr w:type="spellStart"/>
-      <w:r>
-        <w:t>Feldtest</w:t>
-      </w:r>
-      <w:proofErr w:type="spellEnd"/>
-      <w:r>
-        <w:t xml:space="preserve"> (FT)</w:t>
-      </w:r>
-      <w:bookmarkEnd w:id="33"/>
-    </w:p>
-    <w:p>
-      <w:pPr>
-        <w:pStyle w:val="berschrift3"/>
-      </w:pPr>
-      <w:bookmarkStart w:id="34" w:name="_Toc198275297"/>
-      <w:proofErr w:type="spellStart"/>
-      <w:r>
-        <w:t>Akzeptanztest</w:t>
-      </w:r>
-      <w:proofErr w:type="spellEnd"/>
-      <w:r>
-        <w:t xml:space="preserve"> (AT)</w:t>
-      </w:r>
-      <w:bookmarkEnd w:id="34"/>
+        <w:pStyle w:val="Listenabsatz"/>
+        <w:numPr>
+          <w:ilvl w:val="0"/>
+          <w:numId w:val="25"/>
+        </w:numPr>
+      </w:pPr>
+      <w:r>
+        <w:t>Erfolgsbedingung: 100% korrekt erkannte Sprachbefehle</w:t>
+      </w:r>
     </w:p>
     <w:p/>
     <w:p>
@@ -8817,7 +9971,7 @@
           <w:lang w:val="de-DE"/>
         </w:rPr>
       </w:pPr>
-      <w:bookmarkStart w:id="35" w:name="_Toc198275298"/>
+      <w:bookmarkStart w:id="27" w:name="_Toc198275298"/>
       <w:r>
         <w:rPr>
           <w:lang w:val="de-DE"/>
@@ -8825,7 +9979,7 @@
         <w:lastRenderedPageBreak/>
         <w:t>Teststrategiematrix</w:t>
       </w:r>
-      <w:bookmarkEnd w:id="35"/>
+      <w:bookmarkEnd w:id="27"/>
     </w:p>
     <w:tbl>
       <w:tblPr>
@@ -8961,6 +10115,7 @@
           </w:tcPr>
           <w:p>
             <w:pPr>
+              <w:jc w:val="center"/>
               <w:rPr>
                 <w:sz w:val="22"/>
                 <w:lang w:val="de-DE"/>
@@ -8981,12 +10136,12 @@
           </w:tcPr>
           <w:p>
             <w:pPr>
+              <w:jc w:val="center"/>
               <w:rPr>
                 <w:sz w:val="22"/>
                 <w:lang w:val="de-DE"/>
               </w:rPr>
             </w:pPr>
-            <w:proofErr w:type="spellStart"/>
             <w:r>
               <w:rPr>
                 <w:sz w:val="22"/>
@@ -8994,7 +10149,6 @@
               </w:rPr>
               <w:t>MiL</w:t>
             </w:r>
-            <w:proofErr w:type="spellEnd"/>
           </w:p>
         </w:tc>
         <w:tc>
@@ -9003,6 +10157,7 @@
           </w:tcPr>
           <w:p>
             <w:pPr>
+              <w:jc w:val="center"/>
               <w:rPr>
                 <w:sz w:val="22"/>
                 <w:lang w:val="de-DE"/>
@@ -9023,6 +10178,7 @@
           </w:tcPr>
           <w:p>
             <w:pPr>
+              <w:jc w:val="center"/>
               <w:rPr>
                 <w:sz w:val="22"/>
                 <w:lang w:val="de-DE"/>
@@ -9043,6 +10199,7 @@
           </w:tcPr>
           <w:p>
             <w:pPr>
+              <w:jc w:val="center"/>
               <w:rPr>
                 <w:sz w:val="22"/>
                 <w:lang w:val="de-DE"/>
@@ -9063,6 +10220,7 @@
           </w:tcPr>
           <w:p>
             <w:pPr>
+              <w:jc w:val="center"/>
               <w:rPr>
                 <w:sz w:val="22"/>
                 <w:lang w:val="de-DE"/>
@@ -9083,6 +10241,7 @@
           </w:tcPr>
           <w:p>
             <w:pPr>
+              <w:jc w:val="center"/>
               <w:rPr>
                 <w:sz w:val="22"/>
                 <w:lang w:val="de-DE"/>
@@ -9103,12 +10262,12 @@
           </w:tcPr>
           <w:p>
             <w:pPr>
+              <w:jc w:val="center"/>
               <w:rPr>
                 <w:sz w:val="22"/>
                 <w:lang w:val="de-DE"/>
               </w:rPr>
             </w:pPr>
-            <w:proofErr w:type="spellStart"/>
             <w:r>
               <w:rPr>
                 <w:sz w:val="22"/>
@@ -9116,7 +10275,6 @@
               </w:rPr>
               <w:t>HiL</w:t>
             </w:r>
-            <w:proofErr w:type="spellEnd"/>
           </w:p>
         </w:tc>
         <w:tc>
@@ -9125,6 +10283,7 @@
           </w:tcPr>
           <w:p>
             <w:pPr>
+              <w:jc w:val="center"/>
               <w:rPr>
                 <w:sz w:val="22"/>
                 <w:lang w:val="de-DE"/>
@@ -9145,6 +10304,7 @@
           </w:tcPr>
           <w:p>
             <w:pPr>
+              <w:jc w:val="center"/>
               <w:rPr>
                 <w:sz w:val="22"/>
                 <w:lang w:val="de-DE"/>
@@ -9165,6 +10325,7 @@
           </w:tcPr>
           <w:p>
             <w:pPr>
+              <w:jc w:val="center"/>
               <w:rPr>
                 <w:sz w:val="22"/>
                 <w:lang w:val="de-DE"/>
@@ -9185,6 +10346,7 @@
           </w:tcPr>
           <w:p>
             <w:pPr>
+              <w:jc w:val="center"/>
               <w:rPr>
                 <w:sz w:val="22"/>
                 <w:lang w:val="de-DE"/>
@@ -9205,6 +10367,7 @@
           </w:tcPr>
           <w:p>
             <w:pPr>
+              <w:jc w:val="center"/>
               <w:rPr>
                 <w:sz w:val="22"/>
                 <w:lang w:val="de-DE"/>
@@ -9249,6 +10412,12 @@
                 <w:lang w:val="de-DE"/>
               </w:rPr>
             </w:pPr>
+            <w:r>
+              <w:rPr>
+                <w:lang w:val="de-DE"/>
+              </w:rPr>
+              <w:t>A</w:t>
+            </w:r>
           </w:p>
         </w:tc>
         <w:tc>
@@ -9261,6 +10430,12 @@
                 <w:lang w:val="de-DE"/>
               </w:rPr>
             </w:pPr>
+            <w:r>
+              <w:rPr>
+                <w:lang w:val="de-DE"/>
+              </w:rPr>
+              <w:t>ja</w:t>
+            </w:r>
           </w:p>
         </w:tc>
         <w:tc>
@@ -9269,10 +10444,17 @@
           </w:tcPr>
           <w:p>
             <w:pPr>
-              <w:rPr>
-                <w:lang w:val="de-DE"/>
-              </w:rPr>
-            </w:pPr>
+              <w:jc w:val="center"/>
+              <w:rPr>
+                <w:lang w:val="de-DE"/>
+              </w:rPr>
+            </w:pPr>
+            <w:r>
+              <w:rPr>
+                <w:rFonts w:cs="Tahoma"/>
+              </w:rPr>
+              <w:t>●●●</w:t>
+            </w:r>
           </w:p>
         </w:tc>
         <w:tc>
@@ -9281,10 +10463,17 @@
           </w:tcPr>
           <w:p>
             <w:pPr>
-              <w:rPr>
-                <w:lang w:val="de-DE"/>
-              </w:rPr>
-            </w:pPr>
+              <w:jc w:val="center"/>
+              <w:rPr>
+                <w:lang w:val="de-DE"/>
+              </w:rPr>
+            </w:pPr>
+            <w:r>
+              <w:rPr>
+                <w:rFonts w:cs="Tahoma"/>
+              </w:rPr>
+              <w:t>●●●</w:t>
+            </w:r>
           </w:p>
         </w:tc>
         <w:tc>
@@ -9293,10 +10482,17 @@
           </w:tcPr>
           <w:p>
             <w:pPr>
-              <w:rPr>
-                <w:lang w:val="de-DE"/>
-              </w:rPr>
-            </w:pPr>
+              <w:jc w:val="center"/>
+              <w:rPr>
+                <w:lang w:val="de-DE"/>
+              </w:rPr>
+            </w:pPr>
+            <w:r>
+              <w:rPr>
+                <w:rFonts w:cs="Tahoma"/>
+              </w:rPr>
+              <w:t>●</w:t>
+            </w:r>
           </w:p>
         </w:tc>
         <w:tc>
@@ -9305,10 +10501,17 @@
           </w:tcPr>
           <w:p>
             <w:pPr>
-              <w:rPr>
-                <w:lang w:val="de-DE"/>
-              </w:rPr>
-            </w:pPr>
+              <w:jc w:val="center"/>
+              <w:rPr>
+                <w:lang w:val="de-DE"/>
+              </w:rPr>
+            </w:pPr>
+            <w:r>
+              <w:rPr>
+                <w:rFonts w:cs="Tahoma"/>
+              </w:rPr>
+              <w:t>●●●</w:t>
+            </w:r>
           </w:p>
         </w:tc>
         <w:tc>
@@ -9317,6 +10520,7 @@
           </w:tcPr>
           <w:p>
             <w:pPr>
+              <w:jc w:val="center"/>
               <w:rPr>
                 <w:lang w:val="de-DE"/>
               </w:rPr>
@@ -9329,10 +10533,17 @@
           </w:tcPr>
           <w:p>
             <w:pPr>
-              <w:rPr>
-                <w:lang w:val="de-DE"/>
-              </w:rPr>
-            </w:pPr>
+              <w:jc w:val="center"/>
+              <w:rPr>
+                <w:lang w:val="de-DE"/>
+              </w:rPr>
+            </w:pPr>
+            <w:r>
+              <w:rPr>
+                <w:rFonts w:cs="Tahoma"/>
+              </w:rPr>
+              <w:t>●●</w:t>
+            </w:r>
           </w:p>
         </w:tc>
         <w:tc>
@@ -9341,6 +10552,7 @@
           </w:tcPr>
           <w:p>
             <w:pPr>
+              <w:jc w:val="center"/>
               <w:rPr>
                 <w:lang w:val="de-DE"/>
               </w:rPr>
@@ -9353,10 +10565,17 @@
           </w:tcPr>
           <w:p>
             <w:pPr>
-              <w:rPr>
-                <w:lang w:val="de-DE"/>
-              </w:rPr>
-            </w:pPr>
+              <w:jc w:val="center"/>
+              <w:rPr>
+                <w:lang w:val="de-DE"/>
+              </w:rPr>
+            </w:pPr>
+            <w:r>
+              <w:rPr>
+                <w:rFonts w:cs="Tahoma"/>
+              </w:rPr>
+              <w:t>●●●</w:t>
+            </w:r>
           </w:p>
         </w:tc>
         <w:tc>
@@ -9365,10 +10584,17 @@
           </w:tcPr>
           <w:p>
             <w:pPr>
-              <w:rPr>
-                <w:lang w:val="de-DE"/>
-              </w:rPr>
-            </w:pPr>
+              <w:jc w:val="center"/>
+              <w:rPr>
+                <w:lang w:val="de-DE"/>
+              </w:rPr>
+            </w:pPr>
+            <w:r>
+              <w:rPr>
+                <w:rFonts w:cs="Tahoma"/>
+              </w:rPr>
+              <w:t>●●●</w:t>
+            </w:r>
           </w:p>
         </w:tc>
         <w:tc>
@@ -9377,10 +10603,17 @@
           </w:tcPr>
           <w:p>
             <w:pPr>
-              <w:rPr>
-                <w:lang w:val="de-DE"/>
-              </w:rPr>
-            </w:pPr>
+              <w:jc w:val="center"/>
+              <w:rPr>
+                <w:lang w:val="de-DE"/>
+              </w:rPr>
+            </w:pPr>
+            <w:r>
+              <w:rPr>
+                <w:rFonts w:cs="Tahoma"/>
+              </w:rPr>
+              <w:t>●●●</w:t>
+            </w:r>
           </w:p>
         </w:tc>
         <w:tc>
@@ -9389,10 +10622,17 @@
           </w:tcPr>
           <w:p>
             <w:pPr>
-              <w:rPr>
-                <w:lang w:val="de-DE"/>
-              </w:rPr>
-            </w:pPr>
+              <w:jc w:val="center"/>
+              <w:rPr>
+                <w:lang w:val="de-DE"/>
+              </w:rPr>
+            </w:pPr>
+            <w:r>
+              <w:rPr>
+                <w:rFonts w:cs="Tahoma"/>
+              </w:rPr>
+              <w:t>●●</w:t>
+            </w:r>
           </w:p>
         </w:tc>
         <w:tc>
@@ -9401,10 +10641,17 @@
           </w:tcPr>
           <w:p>
             <w:pPr>
-              <w:rPr>
-                <w:lang w:val="de-DE"/>
-              </w:rPr>
-            </w:pPr>
+              <w:jc w:val="center"/>
+              <w:rPr>
+                <w:lang w:val="de-DE"/>
+              </w:rPr>
+            </w:pPr>
+            <w:r>
+              <w:rPr>
+                <w:rFonts w:cs="Tahoma"/>
+              </w:rPr>
+              <w:t>●●</w:t>
+            </w:r>
           </w:p>
         </w:tc>
         <w:tc>
@@ -9413,10 +10660,17 @@
           </w:tcPr>
           <w:p>
             <w:pPr>
-              <w:rPr>
-                <w:lang w:val="de-DE"/>
-              </w:rPr>
-            </w:pPr>
+              <w:jc w:val="center"/>
+              <w:rPr>
+                <w:lang w:val="de-DE"/>
+              </w:rPr>
+            </w:pPr>
+            <w:r>
+              <w:rPr>
+                <w:rFonts w:cs="Tahoma"/>
+              </w:rPr>
+              <w:t>●●●</w:t>
+            </w:r>
           </w:p>
         </w:tc>
       </w:tr>
@@ -9486,6 +10740,7 @@
           </w:tcPr>
           <w:p>
             <w:pPr>
+              <w:jc w:val="center"/>
               <w:rPr>
                 <w:lang w:val="de-DE"/>
               </w:rPr>
@@ -9510,6 +10765,7 @@
           </w:tcPr>
           <w:p>
             <w:pPr>
+              <w:jc w:val="center"/>
               <w:rPr>
                 <w:lang w:val="de-DE"/>
               </w:rPr>
@@ -9522,6 +10778,7 @@
           </w:tcPr>
           <w:p>
             <w:pPr>
+              <w:jc w:val="center"/>
               <w:rPr>
                 <w:lang w:val="de-DE"/>
               </w:rPr>
@@ -9534,6 +10791,7 @@
           </w:tcPr>
           <w:p>
             <w:pPr>
+              <w:jc w:val="center"/>
               <w:rPr>
                 <w:lang w:val="de-DE"/>
               </w:rPr>
@@ -9546,6 +10804,7 @@
           </w:tcPr>
           <w:p>
             <w:pPr>
+              <w:jc w:val="center"/>
               <w:rPr>
                 <w:lang w:val="de-DE"/>
               </w:rPr>
@@ -9558,6 +10817,7 @@
           </w:tcPr>
           <w:p>
             <w:pPr>
+              <w:jc w:val="center"/>
               <w:rPr>
                 <w:lang w:val="de-DE"/>
               </w:rPr>
@@ -9570,6 +10830,7 @@
           </w:tcPr>
           <w:p>
             <w:pPr>
+              <w:jc w:val="center"/>
               <w:rPr>
                 <w:lang w:val="de-DE"/>
               </w:rPr>
@@ -9582,6 +10843,7 @@
           </w:tcPr>
           <w:p>
             <w:pPr>
+              <w:jc w:val="center"/>
               <w:rPr>
                 <w:lang w:val="de-DE"/>
               </w:rPr>
@@ -9594,6 +10856,7 @@
           </w:tcPr>
           <w:p>
             <w:pPr>
+              <w:jc w:val="center"/>
               <w:rPr>
                 <w:lang w:val="de-DE"/>
               </w:rPr>
@@ -9606,6 +10869,7 @@
           </w:tcPr>
           <w:p>
             <w:pPr>
+              <w:jc w:val="center"/>
               <w:rPr>
                 <w:lang w:val="de-DE"/>
               </w:rPr>
@@ -9618,6 +10882,7 @@
           </w:tcPr>
           <w:p>
             <w:pPr>
+              <w:jc w:val="center"/>
               <w:rPr>
                 <w:lang w:val="de-DE"/>
               </w:rPr>
@@ -9630,6 +10895,7 @@
           </w:tcPr>
           <w:p>
             <w:pPr>
+              <w:jc w:val="center"/>
               <w:rPr>
                 <w:lang w:val="de-DE"/>
               </w:rPr>
@@ -9703,6 +10969,7 @@
           </w:tcPr>
           <w:p>
             <w:pPr>
+              <w:jc w:val="center"/>
               <w:rPr>
                 <w:lang w:val="de-DE"/>
               </w:rPr>
@@ -9715,6 +10982,7 @@
           </w:tcPr>
           <w:p>
             <w:pPr>
+              <w:jc w:val="center"/>
               <w:rPr>
                 <w:lang w:val="de-DE"/>
               </w:rPr>
@@ -9727,6 +10995,7 @@
           </w:tcPr>
           <w:p>
             <w:pPr>
+              <w:jc w:val="center"/>
               <w:rPr>
                 <w:lang w:val="de-DE"/>
               </w:rPr>
@@ -9739,6 +11008,7 @@
           </w:tcPr>
           <w:p>
             <w:pPr>
+              <w:jc w:val="center"/>
               <w:rPr>
                 <w:lang w:val="de-DE"/>
               </w:rPr>
@@ -9751,6 +11021,7 @@
           </w:tcPr>
           <w:p>
             <w:pPr>
+              <w:jc w:val="center"/>
               <w:rPr>
                 <w:lang w:val="de-DE"/>
               </w:rPr>
@@ -9763,6 +11034,7 @@
           </w:tcPr>
           <w:p>
             <w:pPr>
+              <w:jc w:val="center"/>
               <w:rPr>
                 <w:lang w:val="de-DE"/>
               </w:rPr>
@@ -9775,6 +11047,7 @@
           </w:tcPr>
           <w:p>
             <w:pPr>
+              <w:jc w:val="center"/>
               <w:rPr>
                 <w:lang w:val="de-DE"/>
               </w:rPr>
@@ -9787,6 +11060,7 @@
           </w:tcPr>
           <w:p>
             <w:pPr>
+              <w:jc w:val="center"/>
               <w:rPr>
                 <w:lang w:val="de-DE"/>
               </w:rPr>
@@ -9799,6 +11073,7 @@
           </w:tcPr>
           <w:p>
             <w:pPr>
+              <w:jc w:val="center"/>
               <w:rPr>
                 <w:lang w:val="de-DE"/>
               </w:rPr>
@@ -9811,6 +11086,7 @@
           </w:tcPr>
           <w:p>
             <w:pPr>
+              <w:jc w:val="center"/>
               <w:rPr>
                 <w:lang w:val="de-DE"/>
               </w:rPr>
@@ -9823,6 +11099,7 @@
           </w:tcPr>
           <w:p>
             <w:pPr>
+              <w:jc w:val="center"/>
               <w:rPr>
                 <w:lang w:val="de-DE"/>
               </w:rPr>
@@ -9835,6 +11112,7 @@
           </w:tcPr>
           <w:p>
             <w:pPr>
+              <w:jc w:val="center"/>
               <w:rPr>
                 <w:lang w:val="de-DE"/>
               </w:rPr>
@@ -9847,6 +11125,7 @@
           </w:tcPr>
           <w:p>
             <w:pPr>
+              <w:jc w:val="center"/>
               <w:rPr>
                 <w:lang w:val="de-DE"/>
               </w:rPr>
@@ -9920,6 +11199,7 @@
           </w:tcPr>
           <w:p>
             <w:pPr>
+              <w:jc w:val="center"/>
               <w:rPr>
                 <w:lang w:val="de-DE"/>
               </w:rPr>
@@ -9932,6 +11212,7 @@
           </w:tcPr>
           <w:p>
             <w:pPr>
+              <w:jc w:val="center"/>
               <w:rPr>
                 <w:lang w:val="de-DE"/>
               </w:rPr>
@@ -9944,6 +11225,7 @@
           </w:tcPr>
           <w:p>
             <w:pPr>
+              <w:jc w:val="center"/>
               <w:rPr>
                 <w:lang w:val="de-DE"/>
               </w:rPr>
@@ -9956,6 +11238,7 @@
           </w:tcPr>
           <w:p>
             <w:pPr>
+              <w:jc w:val="center"/>
               <w:rPr>
                 <w:lang w:val="de-DE"/>
               </w:rPr>
@@ -9968,6 +11251,7 @@
           </w:tcPr>
           <w:p>
             <w:pPr>
+              <w:jc w:val="center"/>
               <w:rPr>
                 <w:lang w:val="de-DE"/>
               </w:rPr>
@@ -9980,6 +11264,7 @@
           </w:tcPr>
           <w:p>
             <w:pPr>
+              <w:jc w:val="center"/>
               <w:rPr>
                 <w:lang w:val="de-DE"/>
               </w:rPr>
@@ -9992,6 +11277,7 @@
           </w:tcPr>
           <w:p>
             <w:pPr>
+              <w:jc w:val="center"/>
               <w:rPr>
                 <w:lang w:val="de-DE"/>
               </w:rPr>
@@ -10004,6 +11290,7 @@
           </w:tcPr>
           <w:p>
             <w:pPr>
+              <w:jc w:val="center"/>
               <w:rPr>
                 <w:lang w:val="de-DE"/>
               </w:rPr>
@@ -10016,6 +11303,7 @@
           </w:tcPr>
           <w:p>
             <w:pPr>
+              <w:jc w:val="center"/>
               <w:rPr>
                 <w:lang w:val="de-DE"/>
               </w:rPr>
@@ -10028,6 +11316,7 @@
           </w:tcPr>
           <w:p>
             <w:pPr>
+              <w:jc w:val="center"/>
               <w:rPr>
                 <w:lang w:val="de-DE"/>
               </w:rPr>
@@ -10040,6 +11329,7 @@
           </w:tcPr>
           <w:p>
             <w:pPr>
+              <w:jc w:val="center"/>
               <w:rPr>
                 <w:lang w:val="de-DE"/>
               </w:rPr>
@@ -10052,6 +11342,7 @@
           </w:tcPr>
           <w:p>
             <w:pPr>
+              <w:jc w:val="center"/>
               <w:rPr>
                 <w:lang w:val="de-DE"/>
               </w:rPr>
@@ -10064,6 +11355,7 @@
           </w:tcPr>
           <w:p>
             <w:pPr>
+              <w:jc w:val="center"/>
               <w:rPr>
                 <w:lang w:val="de-DE"/>
               </w:rPr>
@@ -10104,7 +11396,7 @@
               <w:rPr>
                 <w:lang w:val="de-DE"/>
               </w:rPr>
-              <w:t>-</w:t>
+              <w:t>A</w:t>
             </w:r>
           </w:p>
         </w:tc>
@@ -10132,10 +11424,17 @@
           </w:tcPr>
           <w:p>
             <w:pPr>
-              <w:rPr>
-                <w:lang w:val="de-DE"/>
-              </w:rPr>
-            </w:pPr>
+              <w:jc w:val="center"/>
+              <w:rPr>
+                <w:lang w:val="de-DE"/>
+              </w:rPr>
+            </w:pPr>
+            <w:r>
+              <w:rPr>
+                <w:rFonts w:cs="Tahoma"/>
+              </w:rPr>
+              <w:t>●●</w:t>
+            </w:r>
           </w:p>
         </w:tc>
         <w:tc>
@@ -10144,10 +11443,17 @@
           </w:tcPr>
           <w:p>
             <w:pPr>
-              <w:rPr>
-                <w:lang w:val="de-DE"/>
-              </w:rPr>
-            </w:pPr>
+              <w:jc w:val="center"/>
+              <w:rPr>
+                <w:lang w:val="de-DE"/>
+              </w:rPr>
+            </w:pPr>
+            <w:r>
+              <w:rPr>
+                <w:rFonts w:cs="Tahoma"/>
+              </w:rPr>
+              <w:t>●●●</w:t>
+            </w:r>
           </w:p>
         </w:tc>
         <w:tc>
@@ -10156,10 +11462,17 @@
           </w:tcPr>
           <w:p>
             <w:pPr>
-              <w:rPr>
-                <w:lang w:val="de-DE"/>
-              </w:rPr>
-            </w:pPr>
+              <w:jc w:val="center"/>
+              <w:rPr>
+                <w:lang w:val="de-DE"/>
+              </w:rPr>
+            </w:pPr>
+            <w:r>
+              <w:rPr>
+                <w:rFonts w:cs="Tahoma"/>
+              </w:rPr>
+              <w:t>●</w:t>
+            </w:r>
           </w:p>
         </w:tc>
         <w:tc>
@@ -10168,10 +11481,17 @@
           </w:tcPr>
           <w:p>
             <w:pPr>
-              <w:rPr>
-                <w:lang w:val="de-DE"/>
-              </w:rPr>
-            </w:pPr>
+              <w:jc w:val="center"/>
+              <w:rPr>
+                <w:lang w:val="de-DE"/>
+              </w:rPr>
+            </w:pPr>
+            <w:r>
+              <w:rPr>
+                <w:rFonts w:cs="Tahoma"/>
+              </w:rPr>
+              <w:t>●</w:t>
+            </w:r>
           </w:p>
         </w:tc>
         <w:tc>
@@ -10180,6 +11500,7 @@
           </w:tcPr>
           <w:p>
             <w:pPr>
+              <w:jc w:val="center"/>
               <w:rPr>
                 <w:lang w:val="de-DE"/>
               </w:rPr>
@@ -10192,10 +11513,17 @@
           </w:tcPr>
           <w:p>
             <w:pPr>
-              <w:rPr>
-                <w:lang w:val="de-DE"/>
-              </w:rPr>
-            </w:pPr>
+              <w:jc w:val="center"/>
+              <w:rPr>
+                <w:lang w:val="de-DE"/>
+              </w:rPr>
+            </w:pPr>
+            <w:r>
+              <w:rPr>
+                <w:rFonts w:cs="Tahoma"/>
+              </w:rPr>
+              <w:t>●●</w:t>
+            </w:r>
           </w:p>
         </w:tc>
         <w:tc>
@@ -10204,6 +11532,7 @@
           </w:tcPr>
           <w:p>
             <w:pPr>
+              <w:jc w:val="center"/>
               <w:rPr>
                 <w:lang w:val="de-DE"/>
               </w:rPr>
@@ -10216,10 +11545,17 @@
           </w:tcPr>
           <w:p>
             <w:pPr>
-              <w:rPr>
-                <w:lang w:val="de-DE"/>
-              </w:rPr>
-            </w:pPr>
+              <w:jc w:val="center"/>
+              <w:rPr>
+                <w:lang w:val="de-DE"/>
+              </w:rPr>
+            </w:pPr>
+            <w:r>
+              <w:rPr>
+                <w:rFonts w:cs="Tahoma"/>
+              </w:rPr>
+              <w:t>●●●</w:t>
+            </w:r>
           </w:p>
         </w:tc>
         <w:tc>
@@ -10228,10 +11564,17 @@
           </w:tcPr>
           <w:p>
             <w:pPr>
-              <w:rPr>
-                <w:lang w:val="de-DE"/>
-              </w:rPr>
-            </w:pPr>
+              <w:jc w:val="center"/>
+              <w:rPr>
+                <w:lang w:val="de-DE"/>
+              </w:rPr>
+            </w:pPr>
+            <w:r>
+              <w:rPr>
+                <w:rFonts w:cs="Tahoma"/>
+              </w:rPr>
+              <w:t>●●</w:t>
+            </w:r>
           </w:p>
         </w:tc>
         <w:tc>
@@ -10240,10 +11583,17 @@
           </w:tcPr>
           <w:p>
             <w:pPr>
-              <w:rPr>
-                <w:lang w:val="de-DE"/>
-              </w:rPr>
-            </w:pPr>
+              <w:jc w:val="center"/>
+              <w:rPr>
+                <w:lang w:val="de-DE"/>
+              </w:rPr>
+            </w:pPr>
+            <w:r>
+              <w:rPr>
+                <w:rFonts w:cs="Tahoma"/>
+              </w:rPr>
+              <w:t>●●●</w:t>
+            </w:r>
           </w:p>
         </w:tc>
         <w:tc>
@@ -10252,10 +11602,17 @@
           </w:tcPr>
           <w:p>
             <w:pPr>
-              <w:rPr>
-                <w:lang w:val="de-DE"/>
-              </w:rPr>
-            </w:pPr>
+              <w:jc w:val="center"/>
+              <w:rPr>
+                <w:lang w:val="de-DE"/>
+              </w:rPr>
+            </w:pPr>
+            <w:r>
+              <w:rPr>
+                <w:rFonts w:cs="Tahoma"/>
+              </w:rPr>
+              <w:t>●</w:t>
+            </w:r>
           </w:p>
         </w:tc>
         <w:tc>
@@ -10264,10 +11621,17 @@
           </w:tcPr>
           <w:p>
             <w:pPr>
-              <w:rPr>
-                <w:lang w:val="de-DE"/>
-              </w:rPr>
-            </w:pPr>
+              <w:jc w:val="center"/>
+              <w:rPr>
+                <w:lang w:val="de-DE"/>
+              </w:rPr>
+            </w:pPr>
+            <w:r>
+              <w:rPr>
+                <w:rFonts w:cs="Tahoma"/>
+              </w:rPr>
+              <w:t>●●</w:t>
+            </w:r>
           </w:p>
         </w:tc>
         <w:tc>
@@ -10276,10 +11640,17 @@
           </w:tcPr>
           <w:p>
             <w:pPr>
-              <w:rPr>
-                <w:lang w:val="de-DE"/>
-              </w:rPr>
-            </w:pPr>
+              <w:jc w:val="center"/>
+              <w:rPr>
+                <w:lang w:val="de-DE"/>
+              </w:rPr>
+            </w:pPr>
+            <w:r>
+              <w:rPr>
+                <w:rFonts w:cs="Tahoma"/>
+              </w:rPr>
+              <w:t>●●●</w:t>
+            </w:r>
           </w:p>
         </w:tc>
       </w:tr>
@@ -10344,10 +11715,17 @@
           </w:tcPr>
           <w:p>
             <w:pPr>
-              <w:rPr>
-                <w:lang w:val="de-DE"/>
-              </w:rPr>
-            </w:pPr>
+              <w:jc w:val="center"/>
+              <w:rPr>
+                <w:lang w:val="de-DE"/>
+              </w:rPr>
+            </w:pPr>
+            <w:r>
+              <w:rPr>
+                <w:rFonts w:cs="Tahoma"/>
+              </w:rPr>
+              <w:t>●●●</w:t>
+            </w:r>
           </w:p>
         </w:tc>
         <w:tc>
@@ -10356,6 +11734,7 @@
           </w:tcPr>
           <w:p>
             <w:pPr>
+              <w:jc w:val="center"/>
               <w:rPr>
                 <w:lang w:val="de-DE"/>
               </w:rPr>
@@ -10368,10 +11747,17 @@
           </w:tcPr>
           <w:p>
             <w:pPr>
-              <w:rPr>
-                <w:lang w:val="de-DE"/>
-              </w:rPr>
-            </w:pPr>
+              <w:jc w:val="center"/>
+              <w:rPr>
+                <w:lang w:val="de-DE"/>
+              </w:rPr>
+            </w:pPr>
+            <w:r>
+              <w:rPr>
+                <w:rFonts w:cs="Tahoma"/>
+              </w:rPr>
+              <w:t>●●</w:t>
+            </w:r>
           </w:p>
         </w:tc>
         <w:tc>
@@ -10380,6 +11766,7 @@
           </w:tcPr>
           <w:p>
             <w:pPr>
+              <w:jc w:val="center"/>
               <w:rPr>
                 <w:lang w:val="de-DE"/>
               </w:rPr>
@@ -10392,6 +11779,7 @@
           </w:tcPr>
           <w:p>
             <w:pPr>
+              <w:jc w:val="center"/>
               <w:rPr>
                 <w:lang w:val="de-DE"/>
               </w:rPr>
@@ -10404,10 +11792,17 @@
           </w:tcPr>
           <w:p>
             <w:pPr>
-              <w:rPr>
-                <w:lang w:val="de-DE"/>
-              </w:rPr>
-            </w:pPr>
+              <w:jc w:val="center"/>
+              <w:rPr>
+                <w:lang w:val="de-DE"/>
+              </w:rPr>
+            </w:pPr>
+            <w:r>
+              <w:rPr>
+                <w:rFonts w:cs="Tahoma"/>
+              </w:rPr>
+              <w:t>●</w:t>
+            </w:r>
           </w:p>
         </w:tc>
         <w:tc>
@@ -10416,6 +11811,7 @@
           </w:tcPr>
           <w:p>
             <w:pPr>
+              <w:jc w:val="center"/>
               <w:rPr>
                 <w:lang w:val="de-DE"/>
               </w:rPr>
@@ -10428,10 +11824,17 @@
           </w:tcPr>
           <w:p>
             <w:pPr>
-              <w:rPr>
-                <w:lang w:val="de-DE"/>
-              </w:rPr>
-            </w:pPr>
+              <w:jc w:val="center"/>
+              <w:rPr>
+                <w:lang w:val="de-DE"/>
+              </w:rPr>
+            </w:pPr>
+            <w:r>
+              <w:rPr>
+                <w:rFonts w:cs="Tahoma"/>
+              </w:rPr>
+              <w:t>●●●</w:t>
+            </w:r>
           </w:p>
         </w:tc>
         <w:tc>
@@ -10440,10 +11843,17 @@
           </w:tcPr>
           <w:p>
             <w:pPr>
-              <w:rPr>
-                <w:lang w:val="de-DE"/>
-              </w:rPr>
-            </w:pPr>
+              <w:jc w:val="center"/>
+              <w:rPr>
+                <w:rFonts w:cs="Tahoma"/>
+              </w:rPr>
+            </w:pPr>
+            <w:r>
+              <w:rPr>
+                <w:rFonts w:cs="Tahoma"/>
+              </w:rPr>
+              <w:t>●●</w:t>
+            </w:r>
           </w:p>
         </w:tc>
         <w:tc>
@@ -10452,10 +11862,17 @@
           </w:tcPr>
           <w:p>
             <w:pPr>
-              <w:rPr>
-                <w:lang w:val="de-DE"/>
-              </w:rPr>
-            </w:pPr>
+              <w:jc w:val="center"/>
+              <w:rPr>
+                <w:lang w:val="de-DE"/>
+              </w:rPr>
+            </w:pPr>
+            <w:r>
+              <w:rPr>
+                <w:rFonts w:cs="Tahoma"/>
+              </w:rPr>
+              <w:t>●●●</w:t>
+            </w:r>
           </w:p>
         </w:tc>
         <w:tc>
@@ -10464,10 +11881,17 @@
           </w:tcPr>
           <w:p>
             <w:pPr>
-              <w:rPr>
-                <w:lang w:val="de-DE"/>
-              </w:rPr>
-            </w:pPr>
+              <w:jc w:val="center"/>
+              <w:rPr>
+                <w:lang w:val="de-DE"/>
+              </w:rPr>
+            </w:pPr>
+            <w:r>
+              <w:rPr>
+                <w:rFonts w:cs="Tahoma"/>
+              </w:rPr>
+              <w:t>●●●</w:t>
+            </w:r>
           </w:p>
         </w:tc>
         <w:tc>
@@ -10476,10 +11900,17 @@
           </w:tcPr>
           <w:p>
             <w:pPr>
-              <w:rPr>
-                <w:lang w:val="de-DE"/>
-              </w:rPr>
-            </w:pPr>
+              <w:jc w:val="center"/>
+              <w:rPr>
+                <w:lang w:val="de-DE"/>
+              </w:rPr>
+            </w:pPr>
+            <w:r>
+              <w:rPr>
+                <w:rFonts w:cs="Tahoma"/>
+              </w:rPr>
+              <w:t>●●</w:t>
+            </w:r>
           </w:p>
         </w:tc>
         <w:tc>
@@ -10488,10 +11919,17 @@
           </w:tcPr>
           <w:p>
             <w:pPr>
-              <w:rPr>
-                <w:lang w:val="de-DE"/>
-              </w:rPr>
-            </w:pPr>
+              <w:jc w:val="center"/>
+              <w:rPr>
+                <w:lang w:val="de-DE"/>
+              </w:rPr>
+            </w:pPr>
+            <w:r>
+              <w:rPr>
+                <w:rFonts w:cs="Tahoma"/>
+              </w:rPr>
+              <w:t>●●●</w:t>
+            </w:r>
           </w:p>
         </w:tc>
       </w:tr>
@@ -10528,7 +11966,7 @@
               <w:rPr>
                 <w:lang w:val="de-DE"/>
               </w:rPr>
-              <w:t>-</w:t>
+              <w:t>B</w:t>
             </w:r>
           </w:p>
         </w:tc>
@@ -10556,10 +11994,17 @@
           </w:tcPr>
           <w:p>
             <w:pPr>
-              <w:rPr>
-                <w:lang w:val="de-DE"/>
-              </w:rPr>
-            </w:pPr>
+              <w:jc w:val="center"/>
+              <w:rPr>
+                <w:lang w:val="de-DE"/>
+              </w:rPr>
+            </w:pPr>
+            <w:r>
+              <w:rPr>
+                <w:rFonts w:cs="Tahoma"/>
+              </w:rPr>
+              <w:t>●</w:t>
+            </w:r>
           </w:p>
         </w:tc>
         <w:tc>
@@ -10568,10 +12013,17 @@
           </w:tcPr>
           <w:p>
             <w:pPr>
-              <w:rPr>
-                <w:lang w:val="de-DE"/>
-              </w:rPr>
-            </w:pPr>
+              <w:jc w:val="center"/>
+              <w:rPr>
+                <w:lang w:val="de-DE"/>
+              </w:rPr>
+            </w:pPr>
+            <w:r>
+              <w:rPr>
+                <w:rFonts w:cs="Tahoma"/>
+              </w:rPr>
+              <w:t>●</w:t>
+            </w:r>
           </w:p>
         </w:tc>
         <w:tc>
@@ -10580,10 +12032,17 @@
           </w:tcPr>
           <w:p>
             <w:pPr>
-              <w:rPr>
-                <w:lang w:val="de-DE"/>
-              </w:rPr>
-            </w:pPr>
+              <w:jc w:val="center"/>
+              <w:rPr>
+                <w:lang w:val="de-DE"/>
+              </w:rPr>
+            </w:pPr>
+            <w:r>
+              <w:rPr>
+                <w:rFonts w:cs="Tahoma"/>
+              </w:rPr>
+              <w:t>●</w:t>
+            </w:r>
           </w:p>
         </w:tc>
         <w:tc>
@@ -10592,10 +12051,17 @@
           </w:tcPr>
           <w:p>
             <w:pPr>
-              <w:rPr>
-                <w:lang w:val="de-DE"/>
-              </w:rPr>
-            </w:pPr>
+              <w:jc w:val="center"/>
+              <w:rPr>
+                <w:lang w:val="de-DE"/>
+              </w:rPr>
+            </w:pPr>
+            <w:r>
+              <w:rPr>
+                <w:rFonts w:cs="Tahoma"/>
+              </w:rPr>
+              <w:t>●●</w:t>
+            </w:r>
           </w:p>
         </w:tc>
         <w:tc>
@@ -10604,6 +12070,7 @@
           </w:tcPr>
           <w:p>
             <w:pPr>
+              <w:jc w:val="center"/>
               <w:rPr>
                 <w:lang w:val="de-DE"/>
               </w:rPr>
@@ -10616,10 +12083,17 @@
           </w:tcPr>
           <w:p>
             <w:pPr>
-              <w:rPr>
-                <w:lang w:val="de-DE"/>
-              </w:rPr>
-            </w:pPr>
+              <w:jc w:val="center"/>
+              <w:rPr>
+                <w:lang w:val="de-DE"/>
+              </w:rPr>
+            </w:pPr>
+            <w:r>
+              <w:rPr>
+                <w:rFonts w:cs="Tahoma"/>
+              </w:rPr>
+              <w:t>●</w:t>
+            </w:r>
           </w:p>
         </w:tc>
         <w:tc>
@@ -10628,6 +12102,7 @@
           </w:tcPr>
           <w:p>
             <w:pPr>
+              <w:jc w:val="center"/>
               <w:rPr>
                 <w:lang w:val="de-DE"/>
               </w:rPr>
@@ -10640,10 +12115,17 @@
           </w:tcPr>
           <w:p>
             <w:pPr>
-              <w:rPr>
-                <w:lang w:val="de-DE"/>
-              </w:rPr>
-            </w:pPr>
+              <w:jc w:val="center"/>
+              <w:rPr>
+                <w:lang w:val="de-DE"/>
+              </w:rPr>
+            </w:pPr>
+            <w:r>
+              <w:rPr>
+                <w:rFonts w:cs="Tahoma"/>
+              </w:rPr>
+              <w:t>●●</w:t>
+            </w:r>
           </w:p>
         </w:tc>
         <w:tc>
@@ -10652,10 +12134,17 @@
           </w:tcPr>
           <w:p>
             <w:pPr>
-              <w:rPr>
-                <w:lang w:val="de-DE"/>
-              </w:rPr>
-            </w:pPr>
+              <w:jc w:val="center"/>
+              <w:rPr>
+                <w:lang w:val="de-DE"/>
+              </w:rPr>
+            </w:pPr>
+            <w:r>
+              <w:rPr>
+                <w:rFonts w:cs="Tahoma"/>
+              </w:rPr>
+              <w:t>●</w:t>
+            </w:r>
           </w:p>
         </w:tc>
         <w:tc>
@@ -10664,10 +12153,17 @@
           </w:tcPr>
           <w:p>
             <w:pPr>
-              <w:rPr>
-                <w:lang w:val="de-DE"/>
-              </w:rPr>
-            </w:pPr>
+              <w:jc w:val="center"/>
+              <w:rPr>
+                <w:lang w:val="de-DE"/>
+              </w:rPr>
+            </w:pPr>
+            <w:r>
+              <w:rPr>
+                <w:rFonts w:cs="Tahoma"/>
+              </w:rPr>
+              <w:t>●●</w:t>
+            </w:r>
           </w:p>
         </w:tc>
         <w:tc>
@@ -10676,6 +12172,7 @@
           </w:tcPr>
           <w:p>
             <w:pPr>
+              <w:jc w:val="center"/>
               <w:rPr>
                 <w:lang w:val="de-DE"/>
               </w:rPr>
@@ -10688,10 +12185,17 @@
           </w:tcPr>
           <w:p>
             <w:pPr>
-              <w:rPr>
-                <w:lang w:val="de-DE"/>
-              </w:rPr>
-            </w:pPr>
+              <w:jc w:val="center"/>
+              <w:rPr>
+                <w:lang w:val="de-DE"/>
+              </w:rPr>
+            </w:pPr>
+            <w:r>
+              <w:rPr>
+                <w:rFonts w:cs="Tahoma"/>
+              </w:rPr>
+              <w:t>●</w:t>
+            </w:r>
           </w:p>
         </w:tc>
         <w:tc>
@@ -10700,10 +12204,17 @@
           </w:tcPr>
           <w:p>
             <w:pPr>
-              <w:rPr>
-                <w:lang w:val="de-DE"/>
-              </w:rPr>
-            </w:pPr>
+              <w:jc w:val="center"/>
+              <w:rPr>
+                <w:lang w:val="de-DE"/>
+              </w:rPr>
+            </w:pPr>
+            <w:r>
+              <w:rPr>
+                <w:rFonts w:cs="Tahoma"/>
+              </w:rPr>
+              <w:t>●●</w:t>
+            </w:r>
           </w:p>
         </w:tc>
       </w:tr>
@@ -10768,10 +12279,17 @@
           </w:tcPr>
           <w:p>
             <w:pPr>
-              <w:rPr>
-                <w:lang w:val="de-DE"/>
-              </w:rPr>
-            </w:pPr>
+              <w:jc w:val="center"/>
+              <w:rPr>
+                <w:lang w:val="de-DE"/>
+              </w:rPr>
+            </w:pPr>
+            <w:r>
+              <w:rPr>
+                <w:rFonts w:cs="Tahoma"/>
+              </w:rPr>
+              <w:t>●●</w:t>
+            </w:r>
           </w:p>
         </w:tc>
         <w:tc>
@@ -10780,6 +12298,7 @@
           </w:tcPr>
           <w:p>
             <w:pPr>
+              <w:jc w:val="center"/>
               <w:rPr>
                 <w:lang w:val="de-DE"/>
               </w:rPr>
@@ -10792,6 +12311,7 @@
           </w:tcPr>
           <w:p>
             <w:pPr>
+              <w:jc w:val="center"/>
               <w:rPr>
                 <w:lang w:val="de-DE"/>
               </w:rPr>
@@ -10804,6 +12324,7 @@
           </w:tcPr>
           <w:p>
             <w:pPr>
+              <w:jc w:val="center"/>
               <w:rPr>
                 <w:lang w:val="de-DE"/>
               </w:rPr>
@@ -10816,6 +12337,7 @@
           </w:tcPr>
           <w:p>
             <w:pPr>
+              <w:jc w:val="center"/>
               <w:rPr>
                 <w:lang w:val="de-DE"/>
               </w:rPr>
@@ -10828,10 +12350,17 @@
           </w:tcPr>
           <w:p>
             <w:pPr>
-              <w:rPr>
-                <w:lang w:val="de-DE"/>
-              </w:rPr>
-            </w:pPr>
+              <w:jc w:val="center"/>
+              <w:rPr>
+                <w:lang w:val="de-DE"/>
+              </w:rPr>
+            </w:pPr>
+            <w:r>
+              <w:rPr>
+                <w:rFonts w:cs="Tahoma"/>
+              </w:rPr>
+              <w:t>●</w:t>
+            </w:r>
           </w:p>
         </w:tc>
         <w:tc>
@@ -10840,6 +12369,7 @@
           </w:tcPr>
           <w:p>
             <w:pPr>
+              <w:jc w:val="center"/>
               <w:rPr>
                 <w:lang w:val="de-DE"/>
               </w:rPr>
@@ -10852,10 +12382,17 @@
           </w:tcPr>
           <w:p>
             <w:pPr>
-              <w:rPr>
-                <w:lang w:val="de-DE"/>
-              </w:rPr>
-            </w:pPr>
+              <w:jc w:val="center"/>
+              <w:rPr>
+                <w:lang w:val="de-DE"/>
+              </w:rPr>
+            </w:pPr>
+            <w:r>
+              <w:rPr>
+                <w:rFonts w:cs="Tahoma"/>
+              </w:rPr>
+              <w:t>●●●</w:t>
+            </w:r>
           </w:p>
         </w:tc>
         <w:tc>
@@ -10864,10 +12401,17 @@
           </w:tcPr>
           <w:p>
             <w:pPr>
-              <w:rPr>
-                <w:lang w:val="de-DE"/>
-              </w:rPr>
-            </w:pPr>
+              <w:jc w:val="center"/>
+              <w:rPr>
+                <w:lang w:val="de-DE"/>
+              </w:rPr>
+            </w:pPr>
+            <w:r>
+              <w:rPr>
+                <w:rFonts w:cs="Tahoma"/>
+              </w:rPr>
+              <w:t>●●</w:t>
+            </w:r>
           </w:p>
         </w:tc>
         <w:tc>
@@ -10876,10 +12420,17 @@
           </w:tcPr>
           <w:p>
             <w:pPr>
-              <w:rPr>
-                <w:lang w:val="de-DE"/>
-              </w:rPr>
-            </w:pPr>
+              <w:jc w:val="center"/>
+              <w:rPr>
+                <w:lang w:val="de-DE"/>
+              </w:rPr>
+            </w:pPr>
+            <w:r>
+              <w:rPr>
+                <w:rFonts w:cs="Tahoma"/>
+              </w:rPr>
+              <w:t>●●●</w:t>
+            </w:r>
           </w:p>
         </w:tc>
         <w:tc>
@@ -10888,10 +12439,17 @@
           </w:tcPr>
           <w:p>
             <w:pPr>
-              <w:rPr>
-                <w:lang w:val="de-DE"/>
-              </w:rPr>
-            </w:pPr>
+              <w:jc w:val="center"/>
+              <w:rPr>
+                <w:lang w:val="de-DE"/>
+              </w:rPr>
+            </w:pPr>
+            <w:r>
+              <w:rPr>
+                <w:rFonts w:cs="Tahoma"/>
+              </w:rPr>
+              <w:t>●</w:t>
+            </w:r>
           </w:p>
         </w:tc>
         <w:tc>
@@ -10900,10 +12458,17 @@
           </w:tcPr>
           <w:p>
             <w:pPr>
-              <w:rPr>
-                <w:lang w:val="de-DE"/>
-              </w:rPr>
-            </w:pPr>
+              <w:jc w:val="center"/>
+              <w:rPr>
+                <w:lang w:val="de-DE"/>
+              </w:rPr>
+            </w:pPr>
+            <w:r>
+              <w:rPr>
+                <w:rFonts w:cs="Tahoma"/>
+              </w:rPr>
+              <w:t>●●</w:t>
+            </w:r>
           </w:p>
         </w:tc>
         <w:tc>
@@ -10912,10 +12477,17 @@
           </w:tcPr>
           <w:p>
             <w:pPr>
-              <w:rPr>
-                <w:lang w:val="de-DE"/>
-              </w:rPr>
-            </w:pPr>
+              <w:jc w:val="center"/>
+              <w:rPr>
+                <w:lang w:val="de-DE"/>
+              </w:rPr>
+            </w:pPr>
+            <w:r>
+              <w:rPr>
+                <w:rFonts w:cs="Tahoma"/>
+              </w:rPr>
+              <w:t>●●●</w:t>
+            </w:r>
           </w:p>
         </w:tc>
       </w:tr>
@@ -10952,7 +12524,7 @@
               <w:rPr>
                 <w:lang w:val="de-DE"/>
               </w:rPr>
-              <w:t>-</w:t>
+              <w:t>C</w:t>
             </w:r>
           </w:p>
         </w:tc>
@@ -10992,6 +12564,7 @@
           </w:tcPr>
           <w:p>
             <w:pPr>
+              <w:jc w:val="center"/>
               <w:rPr>
                 <w:lang w:val="de-DE"/>
               </w:rPr>
@@ -11004,10 +12577,17 @@
           </w:tcPr>
           <w:p>
             <w:pPr>
-              <w:rPr>
-                <w:lang w:val="de-DE"/>
-              </w:rPr>
-            </w:pPr>
+              <w:jc w:val="center"/>
+              <w:rPr>
+                <w:lang w:val="de-DE"/>
+              </w:rPr>
+            </w:pPr>
+            <w:r>
+              <w:rPr>
+                <w:rFonts w:cs="Tahoma"/>
+              </w:rPr>
+              <w:t>●</w:t>
+            </w:r>
           </w:p>
         </w:tc>
         <w:tc>
@@ -11016,6 +12596,7 @@
           </w:tcPr>
           <w:p>
             <w:pPr>
+              <w:jc w:val="center"/>
               <w:rPr>
                 <w:lang w:val="de-DE"/>
               </w:rPr>
@@ -11028,6 +12609,7 @@
           </w:tcPr>
           <w:p>
             <w:pPr>
+              <w:jc w:val="center"/>
               <w:rPr>
                 <w:lang w:val="de-DE"/>
               </w:rPr>
@@ -11040,6 +12622,7 @@
           </w:tcPr>
           <w:p>
             <w:pPr>
+              <w:jc w:val="center"/>
               <w:rPr>
                 <w:lang w:val="de-DE"/>
               </w:rPr>
@@ -11052,6 +12635,7 @@
           </w:tcPr>
           <w:p>
             <w:pPr>
+              <w:jc w:val="center"/>
               <w:rPr>
                 <w:lang w:val="de-DE"/>
               </w:rPr>
@@ -11064,10 +12648,17 @@
           </w:tcPr>
           <w:p>
             <w:pPr>
-              <w:rPr>
-                <w:lang w:val="de-DE"/>
-              </w:rPr>
-            </w:pPr>
+              <w:jc w:val="center"/>
+              <w:rPr>
+                <w:lang w:val="de-DE"/>
+              </w:rPr>
+            </w:pPr>
+            <w:r>
+              <w:rPr>
+                <w:rFonts w:cs="Tahoma"/>
+              </w:rPr>
+              <w:t>●●</w:t>
+            </w:r>
           </w:p>
         </w:tc>
         <w:tc>
@@ -11076,10 +12667,17 @@
           </w:tcPr>
           <w:p>
             <w:pPr>
-              <w:rPr>
-                <w:lang w:val="de-DE"/>
-              </w:rPr>
-            </w:pPr>
+              <w:jc w:val="center"/>
+              <w:rPr>
+                <w:lang w:val="de-DE"/>
+              </w:rPr>
+            </w:pPr>
+            <w:r>
+              <w:rPr>
+                <w:rFonts w:cs="Tahoma"/>
+              </w:rPr>
+              <w:t>●</w:t>
+            </w:r>
           </w:p>
         </w:tc>
         <w:tc>
@@ -11088,10 +12686,17 @@
           </w:tcPr>
           <w:p>
             <w:pPr>
-              <w:rPr>
-                <w:lang w:val="de-DE"/>
-              </w:rPr>
-            </w:pPr>
+              <w:jc w:val="center"/>
+              <w:rPr>
+                <w:lang w:val="de-DE"/>
+              </w:rPr>
+            </w:pPr>
+            <w:r>
+              <w:rPr>
+                <w:rFonts w:cs="Tahoma"/>
+              </w:rPr>
+              <w:t>●●</w:t>
+            </w:r>
           </w:p>
         </w:tc>
         <w:tc>
@@ -11100,10 +12705,17 @@
           </w:tcPr>
           <w:p>
             <w:pPr>
-              <w:rPr>
-                <w:lang w:val="de-DE"/>
-              </w:rPr>
-            </w:pPr>
+              <w:jc w:val="center"/>
+              <w:rPr>
+                <w:lang w:val="de-DE"/>
+              </w:rPr>
+            </w:pPr>
+            <w:r>
+              <w:rPr>
+                <w:rFonts w:cs="Tahoma"/>
+              </w:rPr>
+              <w:t>●</w:t>
+            </w:r>
           </w:p>
         </w:tc>
         <w:tc>
@@ -11112,10 +12724,17 @@
           </w:tcPr>
           <w:p>
             <w:pPr>
-              <w:rPr>
-                <w:lang w:val="de-DE"/>
-              </w:rPr>
-            </w:pPr>
+              <w:jc w:val="center"/>
+              <w:rPr>
+                <w:lang w:val="de-DE"/>
+              </w:rPr>
+            </w:pPr>
+            <w:r>
+              <w:rPr>
+                <w:rFonts w:cs="Tahoma"/>
+              </w:rPr>
+              <w:t>●●</w:t>
+            </w:r>
           </w:p>
         </w:tc>
         <w:tc>
@@ -11124,10 +12743,17 @@
           </w:tcPr>
           <w:p>
             <w:pPr>
-              <w:rPr>
-                <w:lang w:val="de-DE"/>
-              </w:rPr>
-            </w:pPr>
+              <w:jc w:val="center"/>
+              <w:rPr>
+                <w:lang w:val="de-DE"/>
+              </w:rPr>
+            </w:pPr>
+            <w:r>
+              <w:rPr>
+                <w:rFonts w:cs="Tahoma"/>
+              </w:rPr>
+              <w:t>●</w:t>
+            </w:r>
           </w:p>
         </w:tc>
       </w:tr>
@@ -11164,7 +12790,7 @@
               <w:rPr>
                 <w:lang w:val="de-DE"/>
               </w:rPr>
-              <w:t>-</w:t>
+              <w:t>B</w:t>
             </w:r>
           </w:p>
         </w:tc>
@@ -11192,6 +12818,7 @@
           </w:tcPr>
           <w:p>
             <w:pPr>
+              <w:jc w:val="center"/>
               <w:rPr>
                 <w:lang w:val="de-DE"/>
               </w:rPr>
@@ -11204,6 +12831,7 @@
           </w:tcPr>
           <w:p>
             <w:pPr>
+              <w:jc w:val="center"/>
               <w:rPr>
                 <w:lang w:val="de-DE"/>
               </w:rPr>
@@ -11216,6 +12844,7 @@
           </w:tcPr>
           <w:p>
             <w:pPr>
+              <w:jc w:val="center"/>
               <w:rPr>
                 <w:lang w:val="de-DE"/>
               </w:rPr>
@@ -11228,10 +12857,17 @@
           </w:tcPr>
           <w:p>
             <w:pPr>
-              <w:rPr>
-                <w:lang w:val="de-DE"/>
-              </w:rPr>
-            </w:pPr>
+              <w:jc w:val="center"/>
+              <w:rPr>
+                <w:lang w:val="de-DE"/>
+              </w:rPr>
+            </w:pPr>
+            <w:r>
+              <w:rPr>
+                <w:rFonts w:cs="Tahoma"/>
+              </w:rPr>
+              <w:t>●●●</w:t>
+            </w:r>
           </w:p>
         </w:tc>
         <w:tc>
@@ -11240,6 +12876,7 @@
           </w:tcPr>
           <w:p>
             <w:pPr>
+              <w:jc w:val="center"/>
               <w:rPr>
                 <w:lang w:val="de-DE"/>
               </w:rPr>
@@ -11252,10 +12889,17 @@
           </w:tcPr>
           <w:p>
             <w:pPr>
-              <w:rPr>
-                <w:lang w:val="de-DE"/>
-              </w:rPr>
-            </w:pPr>
+              <w:jc w:val="center"/>
+              <w:rPr>
+                <w:lang w:val="de-DE"/>
+              </w:rPr>
+            </w:pPr>
+            <w:r>
+              <w:rPr>
+                <w:rFonts w:cs="Tahoma"/>
+              </w:rPr>
+              <w:t>●</w:t>
+            </w:r>
           </w:p>
         </w:tc>
         <w:tc>
@@ -11264,6 +12908,7 @@
           </w:tcPr>
           <w:p>
             <w:pPr>
+              <w:jc w:val="center"/>
               <w:rPr>
                 <w:lang w:val="de-DE"/>
               </w:rPr>
@@ -11276,6 +12921,7 @@
           </w:tcPr>
           <w:p>
             <w:pPr>
+              <w:jc w:val="center"/>
               <w:rPr>
                 <w:lang w:val="de-DE"/>
               </w:rPr>
@@ -11288,6 +12934,7 @@
           </w:tcPr>
           <w:p>
             <w:pPr>
+              <w:jc w:val="center"/>
               <w:rPr>
                 <w:lang w:val="de-DE"/>
               </w:rPr>
@@ -11300,10 +12947,17 @@
           </w:tcPr>
           <w:p>
             <w:pPr>
-              <w:rPr>
-                <w:lang w:val="de-DE"/>
-              </w:rPr>
-            </w:pPr>
+              <w:jc w:val="center"/>
+              <w:rPr>
+                <w:lang w:val="de-DE"/>
+              </w:rPr>
+            </w:pPr>
+            <w:r>
+              <w:rPr>
+                <w:rFonts w:cs="Tahoma"/>
+              </w:rPr>
+              <w:t>●</w:t>
+            </w:r>
           </w:p>
         </w:tc>
         <w:tc>
@@ -11312,6 +12966,7 @@
           </w:tcPr>
           <w:p>
             <w:pPr>
+              <w:jc w:val="center"/>
               <w:rPr>
                 <w:lang w:val="de-DE"/>
               </w:rPr>
@@ -11324,6 +12979,7 @@
           </w:tcPr>
           <w:p>
             <w:pPr>
+              <w:jc w:val="center"/>
               <w:rPr>
                 <w:lang w:val="de-DE"/>
               </w:rPr>
@@ -11336,6 +12992,7 @@
           </w:tcPr>
           <w:p>
             <w:pPr>
+              <w:jc w:val="center"/>
               <w:rPr>
                 <w:lang w:val="de-DE"/>
               </w:rPr>
@@ -11376,7 +13033,7 @@
               <w:rPr>
                 <w:lang w:val="de-DE"/>
               </w:rPr>
-              <w:t>-</w:t>
+              <w:t>C</w:t>
             </w:r>
           </w:p>
         </w:tc>
@@ -11404,6 +13061,7 @@
           </w:tcPr>
           <w:p>
             <w:pPr>
+              <w:jc w:val="center"/>
               <w:rPr>
                 <w:lang w:val="de-DE"/>
               </w:rPr>
@@ -11416,6 +13074,7 @@
           </w:tcPr>
           <w:p>
             <w:pPr>
+              <w:jc w:val="center"/>
               <w:rPr>
                 <w:lang w:val="de-DE"/>
               </w:rPr>
@@ -11428,6 +13087,7 @@
           </w:tcPr>
           <w:p>
             <w:pPr>
+              <w:jc w:val="center"/>
               <w:rPr>
                 <w:lang w:val="de-DE"/>
               </w:rPr>
@@ -11440,6 +13100,7 @@
           </w:tcPr>
           <w:p>
             <w:pPr>
+              <w:jc w:val="center"/>
               <w:rPr>
                 <w:lang w:val="de-DE"/>
               </w:rPr>
@@ -11452,6 +13113,7 @@
           </w:tcPr>
           <w:p>
             <w:pPr>
+              <w:jc w:val="center"/>
               <w:rPr>
                 <w:lang w:val="de-DE"/>
               </w:rPr>
@@ -11464,6 +13126,7 @@
           </w:tcPr>
           <w:p>
             <w:pPr>
+              <w:jc w:val="center"/>
               <w:rPr>
                 <w:lang w:val="de-DE"/>
               </w:rPr>
@@ -11476,6 +13139,7 @@
           </w:tcPr>
           <w:p>
             <w:pPr>
+              <w:jc w:val="center"/>
               <w:rPr>
                 <w:lang w:val="de-DE"/>
               </w:rPr>
@@ -11488,6 +13152,7 @@
           </w:tcPr>
           <w:p>
             <w:pPr>
+              <w:jc w:val="center"/>
               <w:rPr>
                 <w:lang w:val="de-DE"/>
               </w:rPr>
@@ -11500,6 +13165,7 @@
           </w:tcPr>
           <w:p>
             <w:pPr>
+              <w:jc w:val="center"/>
               <w:rPr>
                 <w:lang w:val="de-DE"/>
               </w:rPr>
@@ -11512,10 +13178,17 @@
           </w:tcPr>
           <w:p>
             <w:pPr>
-              <w:rPr>
-                <w:lang w:val="de-DE"/>
-              </w:rPr>
-            </w:pPr>
+              <w:jc w:val="center"/>
+              <w:rPr>
+                <w:lang w:val="de-DE"/>
+              </w:rPr>
+            </w:pPr>
+            <w:r>
+              <w:rPr>
+                <w:rFonts w:cs="Tahoma"/>
+              </w:rPr>
+              <w:t>●</w:t>
+            </w:r>
           </w:p>
         </w:tc>
         <w:tc>
@@ -11524,10 +13197,17 @@
           </w:tcPr>
           <w:p>
             <w:pPr>
-              <w:rPr>
-                <w:lang w:val="de-DE"/>
-              </w:rPr>
-            </w:pPr>
+              <w:jc w:val="center"/>
+              <w:rPr>
+                <w:lang w:val="de-DE"/>
+              </w:rPr>
+            </w:pPr>
+            <w:r>
+              <w:rPr>
+                <w:rFonts w:cs="Tahoma"/>
+              </w:rPr>
+              <w:t>●</w:t>
+            </w:r>
           </w:p>
         </w:tc>
         <w:tc>
@@ -11536,6 +13216,7 @@
           </w:tcPr>
           <w:p>
             <w:pPr>
+              <w:jc w:val="center"/>
               <w:rPr>
                 <w:lang w:val="de-DE"/>
               </w:rPr>
@@ -11548,6 +13229,7 @@
           </w:tcPr>
           <w:p>
             <w:pPr>
+              <w:jc w:val="center"/>
               <w:rPr>
                 <w:lang w:val="de-DE"/>
               </w:rPr>
@@ -11873,118 +13555,6 @@
     <w:p>
       <w:pPr>
         <w:rPr>
-          <w:lang w:val="de-DE"/>
-        </w:rPr>
-      </w:pPr>
-    </w:p>
-    <w:p>
-      <w:pPr>
-        <w:rPr>
-          <w:i/>
-          <w:lang w:val="de-DE"/>
-        </w:rPr>
-      </w:pPr>
-      <w:proofErr w:type="spellStart"/>
-      <w:r>
-        <w:rPr>
-          <w:i/>
-          <w:lang w:val="de-DE"/>
-        </w:rPr>
-        <w:t>Todo</w:t>
-      </w:r>
-      <w:proofErr w:type="spellEnd"/>
-      <w:r>
-        <w:rPr>
-          <w:i/>
-          <w:lang w:val="de-DE"/>
-        </w:rPr>
-        <w:t>:</w:t>
-      </w:r>
-    </w:p>
-    <w:p>
-      <w:pPr>
-        <w:rPr>
-          <w:i/>
-          <w:lang w:val="de-DE"/>
-        </w:rPr>
-      </w:pPr>
-      <w:r>
-        <w:rPr>
-          <w:i/>
-          <w:lang w:val="de-DE"/>
-        </w:rPr>
-        <w:t>Weitere Unterpunkte zu den Qualitätskriterien hinzufügen</w:t>
-      </w:r>
-    </w:p>
-    <w:p>
-      <w:pPr>
-        <w:rPr>
-          <w:i/>
-          <w:lang w:val="de-DE"/>
-        </w:rPr>
-      </w:pPr>
-      <w:r>
-        <w:rPr>
-          <w:i/>
-          <w:lang w:val="de-DE"/>
-        </w:rPr>
-        <w:t>Nicht relevante Qualitätskriterien und Teststufen löschen?</w:t>
-      </w:r>
-      <w:r>
-        <w:rPr>
-          <w:i/>
-          <w:lang w:val="de-DE"/>
-        </w:rPr>
-        <w:t xml:space="preserve"> (Unterschied: Interne/externe Projekte – bei externen </w:t>
-      </w:r>
-      <w:r>
-        <w:rPr>
-          <w:i/>
-          <w:lang w:val="de-DE"/>
-        </w:rPr>
-        <w:t xml:space="preserve">Projekten </w:t>
-      </w:r>
-      <w:r>
-        <w:rPr>
-          <w:i/>
-          <w:lang w:val="de-DE"/>
-        </w:rPr>
-        <w:t>eher löschen</w:t>
-      </w:r>
-      <w:r>
-        <w:rPr>
-          <w:i/>
-          <w:lang w:val="de-DE"/>
-        </w:rPr>
-        <w:t xml:space="preserve">, bei </w:t>
-      </w:r>
-      <w:proofErr w:type="spellStart"/>
-      <w:r>
-        <w:rPr>
-          <w:i/>
-          <w:lang w:val="de-DE"/>
-        </w:rPr>
-        <w:t>Safety</w:t>
-      </w:r>
-      <w:proofErr w:type="spellEnd"/>
-      <w:r>
-        <w:rPr>
-          <w:i/>
-          <w:lang w:val="de-DE"/>
-        </w:rPr>
-        <w:t xml:space="preserve"> eher nicht</w:t>
-      </w:r>
-      <w:r>
-        <w:rPr>
-          <w:i/>
-          <w:lang w:val="de-DE"/>
-        </w:rPr>
-        <w:t>)</w:t>
-      </w:r>
-    </w:p>
-    <w:p>
-      <w:pPr>
-        <w:rPr>
           <w:rFonts w:eastAsiaTheme="majorEastAsia" w:cstheme="majorBidi"/>
           <w:b/>
           <w:sz w:val="32"/>
@@ -12020,7 +13590,7 @@
           <w:lang w:val="de-DE"/>
         </w:rPr>
       </w:pPr>
-      <w:bookmarkStart w:id="36" w:name="_Toc198275299"/>
+      <w:bookmarkStart w:id="28" w:name="_Toc198275299"/>
       <w:r>
         <w:rPr>
           <w:lang w:val="de-DE"/>
@@ -12028,44 +13598,685 @@
         <w:lastRenderedPageBreak/>
         <w:t>Grober Zeitplan</w:t>
       </w:r>
-      <w:bookmarkEnd w:id="36"/>
+      <w:bookmarkEnd w:id="28"/>
+    </w:p>
+    <w:tbl>
+      <w:tblPr>
+        <w:tblStyle w:val="Tabellenraster"/>
+        <w:tblW w:w="0" w:type="auto"/>
+        <w:tblLook w:val="04A0" w:firstRow="1" w:lastRow="0" w:firstColumn="1" w:lastColumn="0" w:noHBand="0" w:noVBand="1"/>
+      </w:tblPr>
+      <w:tblGrid>
+        <w:gridCol w:w="4531"/>
+        <w:gridCol w:w="4531"/>
+      </w:tblGrid>
+      <w:tr>
+        <w:tc>
+          <w:tcPr>
+            <w:tcW w:w="4531" w:type="dxa"/>
+          </w:tcPr>
+          <w:p>
+            <w:pPr>
+              <w:pStyle w:val="berschrift1"/>
+              <w:numPr>
+                <w:ilvl w:val="0"/>
+                <w:numId w:val="0"/>
+              </w:numPr>
+              <w:rPr>
+                <w:sz w:val="24"/>
+                <w:szCs w:val="24"/>
+                <w:lang w:val="de-DE"/>
+              </w:rPr>
+            </w:pPr>
+            <w:r>
+              <w:rPr>
+                <w:sz w:val="24"/>
+                <w:szCs w:val="24"/>
+                <w:lang w:val="de-DE"/>
+              </w:rPr>
+              <w:t>Phase</w:t>
+            </w:r>
+          </w:p>
+        </w:tc>
+        <w:tc>
+          <w:tcPr>
+            <w:tcW w:w="4531" w:type="dxa"/>
+          </w:tcPr>
+          <w:p>
+            <w:pPr>
+              <w:pStyle w:val="berschrift1"/>
+              <w:numPr>
+                <w:ilvl w:val="0"/>
+                <w:numId w:val="0"/>
+              </w:numPr>
+              <w:rPr>
+                <w:sz w:val="24"/>
+                <w:szCs w:val="24"/>
+                <w:lang w:val="de-DE"/>
+              </w:rPr>
+            </w:pPr>
+            <w:r>
+              <w:rPr>
+                <w:sz w:val="24"/>
+                <w:szCs w:val="24"/>
+                <w:lang w:val="de-DE"/>
+              </w:rPr>
+              <w:t>Datum</w:t>
+            </w:r>
+          </w:p>
+        </w:tc>
+      </w:tr>
+      <w:tr>
+        <w:tc>
+          <w:tcPr>
+            <w:tcW w:w="4531" w:type="dxa"/>
+          </w:tcPr>
+          <w:p>
+            <w:pPr>
+              <w:pStyle w:val="berschrift1"/>
+              <w:numPr>
+                <w:ilvl w:val="0"/>
+                <w:numId w:val="0"/>
+              </w:numPr>
+              <w:rPr>
+                <w:b w:val="0"/>
+                <w:bCs/>
+                <w:sz w:val="24"/>
+                <w:szCs w:val="24"/>
+                <w:lang w:val="de-DE"/>
+              </w:rPr>
+            </w:pPr>
+            <w:r>
+              <w:rPr>
+                <w:b w:val="0"/>
+                <w:bCs/>
+                <w:sz w:val="24"/>
+                <w:szCs w:val="24"/>
+                <w:lang w:val="de-DE"/>
+              </w:rPr>
+              <w:t>Idee/Kickoff</w:t>
+            </w:r>
+          </w:p>
+        </w:tc>
+        <w:tc>
+          <w:tcPr>
+            <w:tcW w:w="4531" w:type="dxa"/>
+          </w:tcPr>
+          <w:p>
+            <w:pPr>
+              <w:pStyle w:val="berschrift1"/>
+              <w:numPr>
+                <w:ilvl w:val="0"/>
+                <w:numId w:val="0"/>
+              </w:numPr>
+              <w:rPr>
+                <w:b w:val="0"/>
+                <w:bCs/>
+                <w:sz w:val="24"/>
+                <w:szCs w:val="24"/>
+                <w:lang w:val="de-DE"/>
+              </w:rPr>
+            </w:pPr>
+            <w:r>
+              <w:rPr>
+                <w:b w:val="0"/>
+                <w:bCs/>
+                <w:sz w:val="24"/>
+                <w:szCs w:val="24"/>
+                <w:lang w:val="de-DE"/>
+              </w:rPr>
+              <w:t>15.04.2025</w:t>
+            </w:r>
+          </w:p>
+        </w:tc>
+      </w:tr>
+      <w:tr>
+        <w:tc>
+          <w:tcPr>
+            <w:tcW w:w="4531" w:type="dxa"/>
+          </w:tcPr>
+          <w:p>
+            <w:pPr>
+              <w:pStyle w:val="berschrift1"/>
+              <w:numPr>
+                <w:ilvl w:val="0"/>
+                <w:numId w:val="0"/>
+              </w:numPr>
+              <w:rPr>
+                <w:b w:val="0"/>
+                <w:bCs/>
+                <w:sz w:val="24"/>
+                <w:szCs w:val="24"/>
+                <w:lang w:val="de-DE"/>
+              </w:rPr>
+            </w:pPr>
+            <w:r>
+              <w:rPr>
+                <w:b w:val="0"/>
+                <w:bCs/>
+                <w:sz w:val="24"/>
+                <w:szCs w:val="24"/>
+                <w:lang w:val="de-DE"/>
+              </w:rPr>
+              <w:t>Systemanforderungen</w:t>
+            </w:r>
+          </w:p>
+        </w:tc>
+        <w:tc>
+          <w:tcPr>
+            <w:tcW w:w="4531" w:type="dxa"/>
+          </w:tcPr>
+          <w:p>
+            <w:pPr>
+              <w:pStyle w:val="berschrift1"/>
+              <w:numPr>
+                <w:ilvl w:val="0"/>
+                <w:numId w:val="0"/>
+              </w:numPr>
+              <w:rPr>
+                <w:b w:val="0"/>
+                <w:bCs/>
+                <w:sz w:val="24"/>
+                <w:szCs w:val="24"/>
+                <w:lang w:val="de-DE"/>
+              </w:rPr>
+            </w:pPr>
+            <w:r>
+              <w:rPr>
+                <w:b w:val="0"/>
+                <w:bCs/>
+                <w:sz w:val="24"/>
+                <w:szCs w:val="24"/>
+                <w:lang w:val="de-DE"/>
+              </w:rPr>
+              <w:t>20.4</w:t>
+            </w:r>
+            <w:r>
+              <w:rPr>
+                <w:b w:val="0"/>
+                <w:bCs/>
+                <w:sz w:val="24"/>
+                <w:szCs w:val="24"/>
+                <w:lang w:val="de-DE"/>
+              </w:rPr>
+              <w:t>.2025</w:t>
+            </w:r>
+          </w:p>
+        </w:tc>
+      </w:tr>
+      <w:tr>
+        <w:tc>
+          <w:tcPr>
+            <w:tcW w:w="4531" w:type="dxa"/>
+          </w:tcPr>
+          <w:p>
+            <w:pPr>
+              <w:pStyle w:val="berschrift1"/>
+              <w:numPr>
+                <w:ilvl w:val="0"/>
+                <w:numId w:val="0"/>
+              </w:numPr>
+              <w:rPr>
+                <w:b w:val="0"/>
+                <w:bCs/>
+                <w:sz w:val="24"/>
+                <w:szCs w:val="24"/>
+                <w:lang w:val="de-DE"/>
+              </w:rPr>
+            </w:pPr>
+            <w:r>
+              <w:rPr>
+                <w:b w:val="0"/>
+                <w:bCs/>
+                <w:sz w:val="24"/>
+                <w:szCs w:val="24"/>
+                <w:lang w:val="de-DE"/>
+              </w:rPr>
+              <w:t>Systementwurf</w:t>
+            </w:r>
+          </w:p>
+        </w:tc>
+        <w:tc>
+          <w:tcPr>
+            <w:tcW w:w="4531" w:type="dxa"/>
+          </w:tcPr>
+          <w:p>
+            <w:pPr>
+              <w:pStyle w:val="berschrift1"/>
+              <w:numPr>
+                <w:ilvl w:val="0"/>
+                <w:numId w:val="0"/>
+              </w:numPr>
+              <w:rPr>
+                <w:b w:val="0"/>
+                <w:bCs/>
+                <w:sz w:val="24"/>
+                <w:szCs w:val="24"/>
+                <w:lang w:val="de-DE"/>
+              </w:rPr>
+            </w:pPr>
+            <w:r>
+              <w:rPr>
+                <w:b w:val="0"/>
+                <w:bCs/>
+                <w:sz w:val="24"/>
+                <w:szCs w:val="24"/>
+                <w:lang w:val="de-DE"/>
+              </w:rPr>
+              <w:t>04.05.2025</w:t>
+            </w:r>
+          </w:p>
+        </w:tc>
+      </w:tr>
+      <w:tr>
+        <w:tc>
+          <w:tcPr>
+            <w:tcW w:w="4531" w:type="dxa"/>
+          </w:tcPr>
+          <w:p>
+            <w:pPr>
+              <w:pStyle w:val="berschrift1"/>
+              <w:numPr>
+                <w:ilvl w:val="0"/>
+                <w:numId w:val="0"/>
+              </w:numPr>
+              <w:rPr>
+                <w:b w:val="0"/>
+                <w:bCs/>
+                <w:sz w:val="24"/>
+                <w:szCs w:val="24"/>
+                <w:lang w:val="de-DE"/>
+              </w:rPr>
+            </w:pPr>
+            <w:r>
+              <w:rPr>
+                <w:b w:val="0"/>
+                <w:bCs/>
+                <w:sz w:val="24"/>
+                <w:szCs w:val="24"/>
+                <w:lang w:val="de-DE"/>
+              </w:rPr>
+              <w:t>High-Level-Design</w:t>
+            </w:r>
+          </w:p>
+        </w:tc>
+        <w:tc>
+          <w:tcPr>
+            <w:tcW w:w="4531" w:type="dxa"/>
+          </w:tcPr>
+          <w:p>
+            <w:pPr>
+              <w:pStyle w:val="berschrift1"/>
+              <w:numPr>
+                <w:ilvl w:val="0"/>
+                <w:numId w:val="0"/>
+              </w:numPr>
+              <w:rPr>
+                <w:b w:val="0"/>
+                <w:bCs/>
+                <w:sz w:val="24"/>
+                <w:szCs w:val="24"/>
+                <w:lang w:val="de-DE"/>
+              </w:rPr>
+            </w:pPr>
+            <w:r>
+              <w:rPr>
+                <w:b w:val="0"/>
+                <w:bCs/>
+                <w:sz w:val="24"/>
+                <w:szCs w:val="24"/>
+                <w:lang w:val="de-DE"/>
+              </w:rPr>
+              <w:t>25.05.2025</w:t>
+            </w:r>
+          </w:p>
+        </w:tc>
+      </w:tr>
+      <w:tr>
+        <w:tc>
+          <w:tcPr>
+            <w:tcW w:w="4531" w:type="dxa"/>
+          </w:tcPr>
+          <w:p>
+            <w:pPr>
+              <w:pStyle w:val="berschrift1"/>
+              <w:numPr>
+                <w:ilvl w:val="0"/>
+                <w:numId w:val="0"/>
+              </w:numPr>
+              <w:rPr>
+                <w:b w:val="0"/>
+                <w:bCs/>
+                <w:sz w:val="24"/>
+                <w:szCs w:val="24"/>
+                <w:lang w:val="de-DE"/>
+              </w:rPr>
+            </w:pPr>
+            <w:r>
+              <w:rPr>
+                <w:b w:val="0"/>
+                <w:bCs/>
+                <w:sz w:val="24"/>
+                <w:szCs w:val="24"/>
+                <w:lang w:val="de-DE"/>
+              </w:rPr>
+              <w:t>Low-Level-Design</w:t>
+            </w:r>
+          </w:p>
+        </w:tc>
+        <w:tc>
+          <w:tcPr>
+            <w:tcW w:w="4531" w:type="dxa"/>
+          </w:tcPr>
+          <w:p>
+            <w:pPr>
+              <w:pStyle w:val="berschrift1"/>
+              <w:numPr>
+                <w:ilvl w:val="0"/>
+                <w:numId w:val="0"/>
+              </w:numPr>
+              <w:rPr>
+                <w:b w:val="0"/>
+                <w:bCs/>
+                <w:sz w:val="24"/>
+                <w:szCs w:val="24"/>
+                <w:lang w:val="de-DE"/>
+              </w:rPr>
+            </w:pPr>
+            <w:r>
+              <w:rPr>
+                <w:b w:val="0"/>
+                <w:bCs/>
+                <w:sz w:val="24"/>
+                <w:szCs w:val="24"/>
+                <w:lang w:val="de-DE"/>
+              </w:rPr>
+              <w:t>01.06.20205</w:t>
+            </w:r>
+          </w:p>
+        </w:tc>
+      </w:tr>
+      <w:tr>
+        <w:tc>
+          <w:tcPr>
+            <w:tcW w:w="4531" w:type="dxa"/>
+          </w:tcPr>
+          <w:p>
+            <w:pPr>
+              <w:pStyle w:val="berschrift1"/>
+              <w:numPr>
+                <w:ilvl w:val="0"/>
+                <w:numId w:val="0"/>
+              </w:numPr>
+              <w:rPr>
+                <w:b w:val="0"/>
+                <w:bCs/>
+                <w:sz w:val="24"/>
+                <w:szCs w:val="24"/>
+                <w:lang w:val="de-DE"/>
+              </w:rPr>
+            </w:pPr>
+            <w:r>
+              <w:rPr>
+                <w:b w:val="0"/>
+                <w:bCs/>
+                <w:sz w:val="24"/>
+                <w:szCs w:val="24"/>
+                <w:lang w:val="de-DE"/>
+              </w:rPr>
+              <w:t>Implementierung</w:t>
+            </w:r>
+          </w:p>
+        </w:tc>
+        <w:tc>
+          <w:tcPr>
+            <w:tcW w:w="4531" w:type="dxa"/>
+          </w:tcPr>
+          <w:p>
+            <w:pPr>
+              <w:pStyle w:val="berschrift1"/>
+              <w:numPr>
+                <w:ilvl w:val="0"/>
+                <w:numId w:val="0"/>
+              </w:numPr>
+              <w:rPr>
+                <w:b w:val="0"/>
+                <w:bCs/>
+                <w:sz w:val="24"/>
+                <w:szCs w:val="24"/>
+                <w:lang w:val="de-DE"/>
+              </w:rPr>
+            </w:pPr>
+            <w:r>
+              <w:rPr>
+                <w:b w:val="0"/>
+                <w:bCs/>
+                <w:sz w:val="24"/>
+                <w:szCs w:val="24"/>
+                <w:lang w:val="de-DE"/>
+              </w:rPr>
+              <w:t>27.06.2025</w:t>
+            </w:r>
+          </w:p>
+        </w:tc>
+      </w:tr>
+      <w:tr>
+        <w:tc>
+          <w:tcPr>
+            <w:tcW w:w="4531" w:type="dxa"/>
+          </w:tcPr>
+          <w:p>
+            <w:pPr>
+              <w:pStyle w:val="berschrift1"/>
+              <w:numPr>
+                <w:ilvl w:val="0"/>
+                <w:numId w:val="0"/>
+              </w:numPr>
+              <w:rPr>
+                <w:b w:val="0"/>
+                <w:bCs/>
+                <w:sz w:val="24"/>
+                <w:szCs w:val="24"/>
+                <w:lang w:val="de-DE"/>
+              </w:rPr>
+            </w:pPr>
+            <w:r>
+              <w:rPr>
+                <w:b w:val="0"/>
+                <w:bCs/>
+                <w:sz w:val="24"/>
+                <w:szCs w:val="24"/>
+                <w:lang w:val="de-DE"/>
+              </w:rPr>
+              <w:t>Tests &amp; Reports</w:t>
+            </w:r>
+          </w:p>
+        </w:tc>
+        <w:tc>
+          <w:tcPr>
+            <w:tcW w:w="4531" w:type="dxa"/>
+          </w:tcPr>
+          <w:p>
+            <w:pPr>
+              <w:pStyle w:val="berschrift1"/>
+              <w:numPr>
+                <w:ilvl w:val="0"/>
+                <w:numId w:val="0"/>
+              </w:numPr>
+              <w:rPr>
+                <w:b w:val="0"/>
+                <w:bCs/>
+                <w:sz w:val="24"/>
+                <w:szCs w:val="24"/>
+                <w:lang w:val="de-DE"/>
+              </w:rPr>
+            </w:pPr>
+            <w:r>
+              <w:rPr>
+                <w:b w:val="0"/>
+                <w:bCs/>
+                <w:sz w:val="24"/>
+                <w:szCs w:val="24"/>
+                <w:lang w:val="de-DE"/>
+              </w:rPr>
+              <w:t>27.06.2025</w:t>
+            </w:r>
+          </w:p>
+        </w:tc>
+      </w:tr>
+      <w:tr>
+        <w:tc>
+          <w:tcPr>
+            <w:tcW w:w="4531" w:type="dxa"/>
+          </w:tcPr>
+          <w:p>
+            <w:pPr>
+              <w:pStyle w:val="berschrift1"/>
+              <w:numPr>
+                <w:ilvl w:val="0"/>
+                <w:numId w:val="0"/>
+              </w:numPr>
+              <w:rPr>
+                <w:b w:val="0"/>
+                <w:bCs/>
+                <w:sz w:val="24"/>
+                <w:szCs w:val="24"/>
+                <w:lang w:val="de-DE"/>
+              </w:rPr>
+            </w:pPr>
+            <w:r>
+              <w:rPr>
+                <w:b w:val="0"/>
+                <w:bCs/>
+                <w:sz w:val="24"/>
+                <w:szCs w:val="24"/>
+                <w:lang w:val="de-DE"/>
+              </w:rPr>
+              <w:t>Deployment</w:t>
+            </w:r>
+          </w:p>
+        </w:tc>
+        <w:tc>
+          <w:tcPr>
+            <w:tcW w:w="4531" w:type="dxa"/>
+          </w:tcPr>
+          <w:p>
+            <w:pPr>
+              <w:pStyle w:val="berschrift1"/>
+              <w:numPr>
+                <w:ilvl w:val="0"/>
+                <w:numId w:val="0"/>
+              </w:numPr>
+              <w:rPr>
+                <w:b w:val="0"/>
+                <w:bCs/>
+                <w:sz w:val="24"/>
+                <w:szCs w:val="24"/>
+                <w:lang w:val="de-DE"/>
+              </w:rPr>
+            </w:pPr>
+            <w:r>
+              <w:rPr>
+                <w:b w:val="0"/>
+                <w:bCs/>
+                <w:sz w:val="24"/>
+                <w:szCs w:val="24"/>
+                <w:lang w:val="de-DE"/>
+              </w:rPr>
+              <w:t>27.06.2025</w:t>
+            </w:r>
+          </w:p>
+        </w:tc>
+      </w:tr>
+      <w:tr>
+        <w:tc>
+          <w:tcPr>
+            <w:tcW w:w="4531" w:type="dxa"/>
+          </w:tcPr>
+          <w:p>
+            <w:pPr>
+              <w:pStyle w:val="berschrift1"/>
+              <w:numPr>
+                <w:ilvl w:val="0"/>
+                <w:numId w:val="0"/>
+              </w:numPr>
+              <w:rPr>
+                <w:b w:val="0"/>
+                <w:bCs/>
+                <w:sz w:val="24"/>
+                <w:szCs w:val="24"/>
+                <w:lang w:val="de-DE"/>
+              </w:rPr>
+            </w:pPr>
+            <w:r>
+              <w:rPr>
+                <w:b w:val="0"/>
+                <w:bCs/>
+                <w:sz w:val="24"/>
+                <w:szCs w:val="24"/>
+                <w:lang w:val="de-DE"/>
+              </w:rPr>
+              <w:t>DevOps, Testmanagement, Projektmanagement</w:t>
+            </w:r>
+          </w:p>
+        </w:tc>
+        <w:tc>
+          <w:tcPr>
+            <w:tcW w:w="4531" w:type="dxa"/>
+          </w:tcPr>
+          <w:p>
+            <w:pPr>
+              <w:pStyle w:val="berschrift1"/>
+              <w:numPr>
+                <w:ilvl w:val="0"/>
+                <w:numId w:val="0"/>
+              </w:numPr>
+              <w:rPr>
+                <w:b w:val="0"/>
+                <w:bCs/>
+                <w:sz w:val="24"/>
+                <w:szCs w:val="24"/>
+                <w:lang w:val="de-DE"/>
+              </w:rPr>
+            </w:pPr>
+            <w:r>
+              <w:rPr>
+                <w:b w:val="0"/>
+                <w:bCs/>
+                <w:sz w:val="24"/>
+                <w:szCs w:val="24"/>
+                <w:lang w:val="de-DE"/>
+              </w:rPr>
+              <w:t>27.06.2025</w:t>
+            </w:r>
+          </w:p>
+        </w:tc>
+      </w:tr>
+    </w:tbl>
+    <w:p>
+      <w:pPr>
+        <w:pStyle w:val="berschrift1"/>
+        <w:numPr>
+          <w:ilvl w:val="0"/>
+          <w:numId w:val="0"/>
+        </w:numPr>
+        <w:rPr>
+          <w:lang w:val="de-DE"/>
+        </w:rPr>
+      </w:pPr>
     </w:p>
     <w:p>
       <w:pPr>
-        <w:rPr>
-          <w:lang w:val="de-DE"/>
-        </w:rPr>
-      </w:pPr>
-      <w:r>
-        <w:rPr>
-          <w:lang w:val="de-DE"/>
-        </w:rPr>
-        <w:tab/>
-      </w:r>
-      <w:r>
-        <w:rPr>
-          <w:lang w:val="de-DE"/>
-        </w:rPr>
-        <w:tab/>
-      </w:r>
-      <w:r>
-        <w:rPr>
-          <w:lang w:val="de-DE"/>
-        </w:rPr>
-        <w:tab/>
-      </w:r>
-      <w:r>
-        <w:rPr>
-          <w:lang w:val="de-DE"/>
-        </w:rPr>
-        <w:tab/>
-      </w:r>
-      <w:r>
-        <w:rPr>
-          <w:lang w:val="de-DE"/>
-        </w:rPr>
-        <w:tab/>
-      </w:r>
+        <w:pStyle w:val="berschrift1"/>
+        <w:numPr>
+          <w:ilvl w:val="0"/>
+          <w:numId w:val="0"/>
+        </w:numPr>
+        <w:ind w:left="432" w:hanging="432"/>
+        <w:rPr>
+          <w:lang w:val="de-DE"/>
+        </w:rPr>
+      </w:pPr>
     </w:p>
     <w:sectPr>
       <w:pgSz w:w="11906" w:h="16838"/>
@@ -12280,6 +14491,119 @@
 <file path=word/numbering.xml><?xml version="1.0" encoding="utf-8"?>
 <w:numbering xmlns:wpc="http://schemas.microsoft.com/office/word/2010/wordprocessingCanvas" xmlns:cx="http://schemas.microsoft.com/office/drawing/2014/chartex" xmlns:cx1="http://schemas.microsoft.com/office/drawing/2015/9/8/chartex" xmlns:cx2="http://schemas.microsoft.com/office/drawing/2015/10/21/chartex" xmlns:cx3="http://schemas.microsoft.com/office/drawing/2016/5/9/chartex" xmlns:cx4="http://schemas.microsoft.com/office/drawing/2016/5/10/chartex" xmlns:cx5="http://schemas.microsoft.com/office/drawing/2016/5/11/chartex" xmlns:cx6="http://schemas.microsoft.com/office/drawing/2016/5/12/chartex" xmlns:cx7="http://schemas.microsoft.com/office/drawing/2016/5/13/chartex" xmlns:cx8="http://schemas.microsoft.com/office/drawing/2016/5/14/chartex" xmlns:mc="http://schemas.openxmlformats.org/markup-compatibility/2006" xmlns:aink="http://schemas.microsoft.com/office/drawing/2016/ink" xmlns:am3d="http://schemas.microsoft.com/office/drawing/2017/model3d" xmlns:o="urn:schemas-microsoft-com:office:office" xmlns:oel="http://schemas.microsoft.com/office/2019/extlst" xmlns:r="http://schemas.openxmlformats.org/officeDocument/2006/relationships" xmlns:m="http://schemas.openxmlformats.org/officeDocument/2006/math" xmlns:v="urn:schemas-microsoft-com:vml" xmlns:wp14="http://schemas.microsoft.com/office/word/2010/wordprocessingDrawing" xmlns:wp="http://schemas.openxmlformats.org/drawingml/2006/wordprocessingDrawing" xmlns:w10="urn:schemas-microsoft-com:office:word" xmlns:w="http://schemas.openxmlformats.org/wordprocessingml/2006/main" xmlns:w14="http://schemas.microsoft.com/office/word/2010/wordml" xmlns:w15="http://schemas.microsoft.com/office/word/2012/wordml" xmlns:w16cex="http://schemas.microsoft.com/office/word/2018/wordml/cex" xmlns:w16cid="http://schemas.microsoft.com/office/word/2016/wordml/cid" xmlns:w16="http://schemas.microsoft.com/office/word/2018/wordml" xmlns:w16du="http://schemas.microsoft.com/office/word/2023/wordml/word16du" xmlns:w16sdtdh="http://schemas.microsoft.com/office/word/2020/wordml/sdtdatahash" xmlns:w16sdtfl="http://schemas.microsoft.com/office/word/2024/wordml/sdtformatlock" xmlns:w16se="http://schemas.microsoft.com/office/word/2015/wordml/symex" xmlns:wpg="http://schemas.microsoft.com/office/word/2010/wordprocessingGroup" xmlns:wpi="http://schemas.microsoft.com/office/word/2010/wordprocessingInk" xmlns:wne="http://schemas.microsoft.com/office/word/2006/wordml" xmlns:wps="http://schemas.microsoft.com/office/word/2010/wordprocessingShape" mc:Ignorable="w14 w15 w16se w16cid w16 w16cex w16sdtdh w16sdtfl w16du wp14">
   <w:abstractNum w:abstractNumId="0" w15:restartNumberingAfterBreak="0">
+    <w:nsid w:val="03102FA8"/>
+    <w:multiLevelType w:val="hybridMultilevel"/>
+    <w:tmpl w:val="1CB249C0"/>
+    <w:lvl w:ilvl="0" w:tplc="04070001">
+      <w:start w:val="1"/>
+      <w:numFmt w:val="bullet"/>
+      <w:lvlText w:val=""/>
+      <w:lvlJc w:val="left"/>
+      <w:pPr>
+        <w:ind w:left="1440" w:hanging="360"/>
+      </w:pPr>
+      <w:rPr>
+        <w:rFonts w:ascii="Symbol" w:hAnsi="Symbol" w:hint="default"/>
+      </w:rPr>
+    </w:lvl>
+    <w:lvl w:ilvl="1" w:tplc="04070003" w:tentative="1">
+      <w:start w:val="1"/>
+      <w:numFmt w:val="bullet"/>
+      <w:lvlText w:val="o"/>
+      <w:lvlJc w:val="left"/>
+      <w:pPr>
+        <w:ind w:left="2160" w:hanging="360"/>
+      </w:pPr>
+      <w:rPr>
+        <w:rFonts w:ascii="Courier New" w:hAnsi="Courier New" w:cs="Courier New" w:hint="default"/>
+      </w:rPr>
+    </w:lvl>
+    <w:lvl w:ilvl="2" w:tplc="04070005" w:tentative="1">
+      <w:start w:val="1"/>
+      <w:numFmt w:val="bullet"/>
+      <w:lvlText w:val=""/>
+      <w:lvlJc w:val="left"/>
+      <w:pPr>
+        <w:ind w:left="2880" w:hanging="360"/>
+      </w:pPr>
+      <w:rPr>
+        <w:rFonts w:ascii="Wingdings" w:hAnsi="Wingdings" w:hint="default"/>
+      </w:rPr>
+    </w:lvl>
+    <w:lvl w:ilvl="3" w:tplc="04070001" w:tentative="1">
+      <w:start w:val="1"/>
+      <w:numFmt w:val="bullet"/>
+      <w:lvlText w:val=""/>
+      <w:lvlJc w:val="left"/>
+      <w:pPr>
+        <w:ind w:left="3600" w:hanging="360"/>
+      </w:pPr>
+      <w:rPr>
+        <w:rFonts w:ascii="Symbol" w:hAnsi="Symbol" w:hint="default"/>
+      </w:rPr>
+    </w:lvl>
+    <w:lvl w:ilvl="4" w:tplc="04070003" w:tentative="1">
+      <w:start w:val="1"/>
+      <w:numFmt w:val="bullet"/>
+      <w:lvlText w:val="o"/>
+      <w:lvlJc w:val="left"/>
+      <w:pPr>
+        <w:ind w:left="4320" w:hanging="360"/>
+      </w:pPr>
+      <w:rPr>
+        <w:rFonts w:ascii="Courier New" w:hAnsi="Courier New" w:cs="Courier New" w:hint="default"/>
+      </w:rPr>
+    </w:lvl>
+    <w:lvl w:ilvl="5" w:tplc="04070005" w:tentative="1">
+      <w:start w:val="1"/>
+      <w:numFmt w:val="bullet"/>
+      <w:lvlText w:val=""/>
+      <w:lvlJc w:val="left"/>
+      <w:pPr>
+        <w:ind w:left="5040" w:hanging="360"/>
+      </w:pPr>
+      <w:rPr>
+        <w:rFonts w:ascii="Wingdings" w:hAnsi="Wingdings" w:hint="default"/>
+      </w:rPr>
+    </w:lvl>
+    <w:lvl w:ilvl="6" w:tplc="04070001" w:tentative="1">
+      <w:start w:val="1"/>
+      <w:numFmt w:val="bullet"/>
+      <w:lvlText w:val=""/>
+      <w:lvlJc w:val="left"/>
+      <w:pPr>
+        <w:ind w:left="5760" w:hanging="360"/>
+      </w:pPr>
+      <w:rPr>
+        <w:rFonts w:ascii="Symbol" w:hAnsi="Symbol" w:hint="default"/>
+      </w:rPr>
+    </w:lvl>
+    <w:lvl w:ilvl="7" w:tplc="04070003" w:tentative="1">
+      <w:start w:val="1"/>
+      <w:numFmt w:val="bullet"/>
+      <w:lvlText w:val="o"/>
+      <w:lvlJc w:val="left"/>
+      <w:pPr>
+        <w:ind w:left="6480" w:hanging="360"/>
+      </w:pPr>
+      <w:rPr>
+        <w:rFonts w:ascii="Courier New" w:hAnsi="Courier New" w:cs="Courier New" w:hint="default"/>
+      </w:rPr>
+    </w:lvl>
+    <w:lvl w:ilvl="8" w:tplc="04070005" w:tentative="1">
+      <w:start w:val="1"/>
+      <w:numFmt w:val="bullet"/>
+      <w:lvlText w:val=""/>
+      <w:lvlJc w:val="left"/>
+      <w:pPr>
+        <w:ind w:left="7200" w:hanging="360"/>
+      </w:pPr>
+      <w:rPr>
+        <w:rFonts w:ascii="Wingdings" w:hAnsi="Wingdings" w:hint="default"/>
+      </w:rPr>
+    </w:lvl>
+  </w:abstractNum>
+  <w:abstractNum w:abstractNumId="1" w15:restartNumberingAfterBreak="0">
     <w:nsid w:val="04084F5D"/>
     <w:multiLevelType w:val="hybridMultilevel"/>
     <w:tmpl w:val="C1380890"/>
@@ -12392,7 +14716,120 @@
       </w:rPr>
     </w:lvl>
   </w:abstractNum>
-  <w:abstractNum w:abstractNumId="1" w15:restartNumberingAfterBreak="0">
+  <w:abstractNum w:abstractNumId="2" w15:restartNumberingAfterBreak="0">
+    <w:nsid w:val="04FC66B1"/>
+    <w:multiLevelType w:val="hybridMultilevel"/>
+    <w:tmpl w:val="E63C0868"/>
+    <w:lvl w:ilvl="0" w:tplc="04070001">
+      <w:start w:val="1"/>
+      <w:numFmt w:val="bullet"/>
+      <w:lvlText w:val=""/>
+      <w:lvlJc w:val="left"/>
+      <w:pPr>
+        <w:ind w:left="720" w:hanging="360"/>
+      </w:pPr>
+      <w:rPr>
+        <w:rFonts w:ascii="Symbol" w:hAnsi="Symbol" w:hint="default"/>
+      </w:rPr>
+    </w:lvl>
+    <w:lvl w:ilvl="1" w:tplc="04070003" w:tentative="1">
+      <w:start w:val="1"/>
+      <w:numFmt w:val="bullet"/>
+      <w:lvlText w:val="o"/>
+      <w:lvlJc w:val="left"/>
+      <w:pPr>
+        <w:ind w:left="1440" w:hanging="360"/>
+      </w:pPr>
+      <w:rPr>
+        <w:rFonts w:ascii="Courier New" w:hAnsi="Courier New" w:cs="Courier New" w:hint="default"/>
+      </w:rPr>
+    </w:lvl>
+    <w:lvl w:ilvl="2" w:tplc="04070005" w:tentative="1">
+      <w:start w:val="1"/>
+      <w:numFmt w:val="bullet"/>
+      <w:lvlText w:val=""/>
+      <w:lvlJc w:val="left"/>
+      <w:pPr>
+        <w:ind w:left="2160" w:hanging="360"/>
+      </w:pPr>
+      <w:rPr>
+        <w:rFonts w:ascii="Wingdings" w:hAnsi="Wingdings" w:hint="default"/>
+      </w:rPr>
+    </w:lvl>
+    <w:lvl w:ilvl="3" w:tplc="04070001" w:tentative="1">
+      <w:start w:val="1"/>
+      <w:numFmt w:val="bullet"/>
+      <w:lvlText w:val=""/>
+      <w:lvlJc w:val="left"/>
+      <w:pPr>
+        <w:ind w:left="2880" w:hanging="360"/>
+      </w:pPr>
+      <w:rPr>
+        <w:rFonts w:ascii="Symbol" w:hAnsi="Symbol" w:hint="default"/>
+      </w:rPr>
+    </w:lvl>
+    <w:lvl w:ilvl="4" w:tplc="04070003" w:tentative="1">
+      <w:start w:val="1"/>
+      <w:numFmt w:val="bullet"/>
+      <w:lvlText w:val="o"/>
+      <w:lvlJc w:val="left"/>
+      <w:pPr>
+        <w:ind w:left="3600" w:hanging="360"/>
+      </w:pPr>
+      <w:rPr>
+        <w:rFonts w:ascii="Courier New" w:hAnsi="Courier New" w:cs="Courier New" w:hint="default"/>
+      </w:rPr>
+    </w:lvl>
+    <w:lvl w:ilvl="5" w:tplc="04070005" w:tentative="1">
+      <w:start w:val="1"/>
+      <w:numFmt w:val="bullet"/>
+      <w:lvlText w:val=""/>
+      <w:lvlJc w:val="left"/>
+      <w:pPr>
+        <w:ind w:left="4320" w:hanging="360"/>
+      </w:pPr>
+      <w:rPr>
+        <w:rFonts w:ascii="Wingdings" w:hAnsi="Wingdings" w:hint="default"/>
+      </w:rPr>
+    </w:lvl>
+    <w:lvl w:ilvl="6" w:tplc="04070001" w:tentative="1">
+      <w:start w:val="1"/>
+      <w:numFmt w:val="bullet"/>
+      <w:lvlText w:val=""/>
+      <w:lvlJc w:val="left"/>
+      <w:pPr>
+        <w:ind w:left="5040" w:hanging="360"/>
+      </w:pPr>
+      <w:rPr>
+        <w:rFonts w:ascii="Symbol" w:hAnsi="Symbol" w:hint="default"/>
+      </w:rPr>
+    </w:lvl>
+    <w:lvl w:ilvl="7" w:tplc="04070003" w:tentative="1">
+      <w:start w:val="1"/>
+      <w:numFmt w:val="bullet"/>
+      <w:lvlText w:val="o"/>
+      <w:lvlJc w:val="left"/>
+      <w:pPr>
+        <w:ind w:left="5760" w:hanging="360"/>
+      </w:pPr>
+      <w:rPr>
+        <w:rFonts w:ascii="Courier New" w:hAnsi="Courier New" w:cs="Courier New" w:hint="default"/>
+      </w:rPr>
+    </w:lvl>
+    <w:lvl w:ilvl="8" w:tplc="04070005" w:tentative="1">
+      <w:start w:val="1"/>
+      <w:numFmt w:val="bullet"/>
+      <w:lvlText w:val=""/>
+      <w:lvlJc w:val="left"/>
+      <w:pPr>
+        <w:ind w:left="6480" w:hanging="360"/>
+      </w:pPr>
+      <w:rPr>
+        <w:rFonts w:ascii="Wingdings" w:hAnsi="Wingdings" w:hint="default"/>
+      </w:rPr>
+    </w:lvl>
+  </w:abstractNum>
+  <w:abstractNum w:abstractNumId="3" w15:restartNumberingAfterBreak="0">
     <w:nsid w:val="0D995C8A"/>
     <w:multiLevelType w:val="multilevel"/>
     <w:tmpl w:val="DAF80CB6"/>
@@ -12505,7 +14942,120 @@
       </w:rPr>
     </w:lvl>
   </w:abstractNum>
-  <w:abstractNum w:abstractNumId="2" w15:restartNumberingAfterBreak="0">
+  <w:abstractNum w:abstractNumId="4" w15:restartNumberingAfterBreak="0">
+    <w:nsid w:val="122B2540"/>
+    <w:multiLevelType w:val="hybridMultilevel"/>
+    <w:tmpl w:val="85D850AC"/>
+    <w:lvl w:ilvl="0" w:tplc="04070001">
+      <w:start w:val="1"/>
+      <w:numFmt w:val="bullet"/>
+      <w:lvlText w:val=""/>
+      <w:lvlJc w:val="left"/>
+      <w:pPr>
+        <w:ind w:left="720" w:hanging="360"/>
+      </w:pPr>
+      <w:rPr>
+        <w:rFonts w:ascii="Symbol" w:hAnsi="Symbol" w:hint="default"/>
+      </w:rPr>
+    </w:lvl>
+    <w:lvl w:ilvl="1" w:tplc="04070003" w:tentative="1">
+      <w:start w:val="1"/>
+      <w:numFmt w:val="bullet"/>
+      <w:lvlText w:val="o"/>
+      <w:lvlJc w:val="left"/>
+      <w:pPr>
+        <w:ind w:left="1440" w:hanging="360"/>
+      </w:pPr>
+      <w:rPr>
+        <w:rFonts w:ascii="Courier New" w:hAnsi="Courier New" w:cs="Courier New" w:hint="default"/>
+      </w:rPr>
+    </w:lvl>
+    <w:lvl w:ilvl="2" w:tplc="04070005" w:tentative="1">
+      <w:start w:val="1"/>
+      <w:numFmt w:val="bullet"/>
+      <w:lvlText w:val=""/>
+      <w:lvlJc w:val="left"/>
+      <w:pPr>
+        <w:ind w:left="2160" w:hanging="360"/>
+      </w:pPr>
+      <w:rPr>
+        <w:rFonts w:ascii="Wingdings" w:hAnsi="Wingdings" w:hint="default"/>
+      </w:rPr>
+    </w:lvl>
+    <w:lvl w:ilvl="3" w:tplc="04070001" w:tentative="1">
+      <w:start w:val="1"/>
+      <w:numFmt w:val="bullet"/>
+      <w:lvlText w:val=""/>
+      <w:lvlJc w:val="left"/>
+      <w:pPr>
+        <w:ind w:left="2880" w:hanging="360"/>
+      </w:pPr>
+      <w:rPr>
+        <w:rFonts w:ascii="Symbol" w:hAnsi="Symbol" w:hint="default"/>
+      </w:rPr>
+    </w:lvl>
+    <w:lvl w:ilvl="4" w:tplc="04070003" w:tentative="1">
+      <w:start w:val="1"/>
+      <w:numFmt w:val="bullet"/>
+      <w:lvlText w:val="o"/>
+      <w:lvlJc w:val="left"/>
+      <w:pPr>
+        <w:ind w:left="3600" w:hanging="360"/>
+      </w:pPr>
+      <w:rPr>
+        <w:rFonts w:ascii="Courier New" w:hAnsi="Courier New" w:cs="Courier New" w:hint="default"/>
+      </w:rPr>
+    </w:lvl>
+    <w:lvl w:ilvl="5" w:tplc="04070005" w:tentative="1">
+      <w:start w:val="1"/>
+      <w:numFmt w:val="bullet"/>
+      <w:lvlText w:val=""/>
+      <w:lvlJc w:val="left"/>
+      <w:pPr>
+        <w:ind w:left="4320" w:hanging="360"/>
+      </w:pPr>
+      <w:rPr>
+        <w:rFonts w:ascii="Wingdings" w:hAnsi="Wingdings" w:hint="default"/>
+      </w:rPr>
+    </w:lvl>
+    <w:lvl w:ilvl="6" w:tplc="04070001" w:tentative="1">
+      <w:start w:val="1"/>
+      <w:numFmt w:val="bullet"/>
+      <w:lvlText w:val=""/>
+      <w:lvlJc w:val="left"/>
+      <w:pPr>
+        <w:ind w:left="5040" w:hanging="360"/>
+      </w:pPr>
+      <w:rPr>
+        <w:rFonts w:ascii="Symbol" w:hAnsi="Symbol" w:hint="default"/>
+      </w:rPr>
+    </w:lvl>
+    <w:lvl w:ilvl="7" w:tplc="04070003" w:tentative="1">
+      <w:start w:val="1"/>
+      <w:numFmt w:val="bullet"/>
+      <w:lvlText w:val="o"/>
+      <w:lvlJc w:val="left"/>
+      <w:pPr>
+        <w:ind w:left="5760" w:hanging="360"/>
+      </w:pPr>
+      <w:rPr>
+        <w:rFonts w:ascii="Courier New" w:hAnsi="Courier New" w:cs="Courier New" w:hint="default"/>
+      </w:rPr>
+    </w:lvl>
+    <w:lvl w:ilvl="8" w:tplc="04070005" w:tentative="1">
+      <w:start w:val="1"/>
+      <w:numFmt w:val="bullet"/>
+      <w:lvlText w:val=""/>
+      <w:lvlJc w:val="left"/>
+      <w:pPr>
+        <w:ind w:left="6480" w:hanging="360"/>
+      </w:pPr>
+      <w:rPr>
+        <w:rFonts w:ascii="Wingdings" w:hAnsi="Wingdings" w:hint="default"/>
+      </w:rPr>
+    </w:lvl>
+  </w:abstractNum>
+  <w:abstractNum w:abstractNumId="5" w15:restartNumberingAfterBreak="0">
     <w:nsid w:val="146C309A"/>
     <w:multiLevelType w:val="hybridMultilevel"/>
     <w:tmpl w:val="142889C2"/>
@@ -12591,7 +15141,233 @@
       </w:pPr>
     </w:lvl>
   </w:abstractNum>
-  <w:abstractNum w:abstractNumId="3" w15:restartNumberingAfterBreak="0">
+  <w:abstractNum w:abstractNumId="6" w15:restartNumberingAfterBreak="0">
+    <w:nsid w:val="1F401C80"/>
+    <w:multiLevelType w:val="hybridMultilevel"/>
+    <w:tmpl w:val="050AB042"/>
+    <w:lvl w:ilvl="0" w:tplc="04070001">
+      <w:start w:val="1"/>
+      <w:numFmt w:val="bullet"/>
+      <w:lvlText w:val=""/>
+      <w:lvlJc w:val="left"/>
+      <w:pPr>
+        <w:ind w:left="720" w:hanging="360"/>
+      </w:pPr>
+      <w:rPr>
+        <w:rFonts w:ascii="Symbol" w:hAnsi="Symbol" w:hint="default"/>
+      </w:rPr>
+    </w:lvl>
+    <w:lvl w:ilvl="1" w:tplc="04070003" w:tentative="1">
+      <w:start w:val="1"/>
+      <w:numFmt w:val="bullet"/>
+      <w:lvlText w:val="o"/>
+      <w:lvlJc w:val="left"/>
+      <w:pPr>
+        <w:ind w:left="1440" w:hanging="360"/>
+      </w:pPr>
+      <w:rPr>
+        <w:rFonts w:ascii="Courier New" w:hAnsi="Courier New" w:cs="Courier New" w:hint="default"/>
+      </w:rPr>
+    </w:lvl>
+    <w:lvl w:ilvl="2" w:tplc="04070005" w:tentative="1">
+      <w:start w:val="1"/>
+      <w:numFmt w:val="bullet"/>
+      <w:lvlText w:val=""/>
+      <w:lvlJc w:val="left"/>
+      <w:pPr>
+        <w:ind w:left="2160" w:hanging="360"/>
+      </w:pPr>
+      <w:rPr>
+        <w:rFonts w:ascii="Wingdings" w:hAnsi="Wingdings" w:hint="default"/>
+      </w:rPr>
+    </w:lvl>
+    <w:lvl w:ilvl="3" w:tplc="04070001" w:tentative="1">
+      <w:start w:val="1"/>
+      <w:numFmt w:val="bullet"/>
+      <w:lvlText w:val=""/>
+      <w:lvlJc w:val="left"/>
+      <w:pPr>
+        <w:ind w:left="2880" w:hanging="360"/>
+      </w:pPr>
+      <w:rPr>
+        <w:rFonts w:ascii="Symbol" w:hAnsi="Symbol" w:hint="default"/>
+      </w:rPr>
+    </w:lvl>
+    <w:lvl w:ilvl="4" w:tplc="04070003" w:tentative="1">
+      <w:start w:val="1"/>
+      <w:numFmt w:val="bullet"/>
+      <w:lvlText w:val="o"/>
+      <w:lvlJc w:val="left"/>
+      <w:pPr>
+        <w:ind w:left="3600" w:hanging="360"/>
+      </w:pPr>
+      <w:rPr>
+        <w:rFonts w:ascii="Courier New" w:hAnsi="Courier New" w:cs="Courier New" w:hint="default"/>
+      </w:rPr>
+    </w:lvl>
+    <w:lvl w:ilvl="5" w:tplc="04070005" w:tentative="1">
+      <w:start w:val="1"/>
+      <w:numFmt w:val="bullet"/>
+      <w:lvlText w:val=""/>
+      <w:lvlJc w:val="left"/>
+      <w:pPr>
+        <w:ind w:left="4320" w:hanging="360"/>
+      </w:pPr>
+      <w:rPr>
+        <w:rFonts w:ascii="Wingdings" w:hAnsi="Wingdings" w:hint="default"/>
+      </w:rPr>
+    </w:lvl>
+    <w:lvl w:ilvl="6" w:tplc="04070001" w:tentative="1">
+      <w:start w:val="1"/>
+      <w:numFmt w:val="bullet"/>
+      <w:lvlText w:val=""/>
+      <w:lvlJc w:val="left"/>
+      <w:pPr>
+        <w:ind w:left="5040" w:hanging="360"/>
+      </w:pPr>
+      <w:rPr>
+        <w:rFonts w:ascii="Symbol" w:hAnsi="Symbol" w:hint="default"/>
+      </w:rPr>
+    </w:lvl>
+    <w:lvl w:ilvl="7" w:tplc="04070003" w:tentative="1">
+      <w:start w:val="1"/>
+      <w:numFmt w:val="bullet"/>
+      <w:lvlText w:val="o"/>
+      <w:lvlJc w:val="left"/>
+      <w:pPr>
+        <w:ind w:left="5760" w:hanging="360"/>
+      </w:pPr>
+      <w:rPr>
+        <w:rFonts w:ascii="Courier New" w:hAnsi="Courier New" w:cs="Courier New" w:hint="default"/>
+      </w:rPr>
+    </w:lvl>
+    <w:lvl w:ilvl="8" w:tplc="04070005" w:tentative="1">
+      <w:start w:val="1"/>
+      <w:numFmt w:val="bullet"/>
+      <w:lvlText w:val=""/>
+      <w:lvlJc w:val="left"/>
+      <w:pPr>
+        <w:ind w:left="6480" w:hanging="360"/>
+      </w:pPr>
+      <w:rPr>
+        <w:rFonts w:ascii="Wingdings" w:hAnsi="Wingdings" w:hint="default"/>
+      </w:rPr>
+    </w:lvl>
+  </w:abstractNum>
+  <w:abstractNum w:abstractNumId="7" w15:restartNumberingAfterBreak="0">
+    <w:nsid w:val="23C03C7A"/>
+    <w:multiLevelType w:val="hybridMultilevel"/>
+    <w:tmpl w:val="C0F654C4"/>
+    <w:lvl w:ilvl="0" w:tplc="04070001">
+      <w:start w:val="1"/>
+      <w:numFmt w:val="bullet"/>
+      <w:lvlText w:val=""/>
+      <w:lvlJc w:val="left"/>
+      <w:pPr>
+        <w:ind w:left="720" w:hanging="360"/>
+      </w:pPr>
+      <w:rPr>
+        <w:rFonts w:ascii="Symbol" w:hAnsi="Symbol" w:hint="default"/>
+      </w:rPr>
+    </w:lvl>
+    <w:lvl w:ilvl="1" w:tplc="04070003">
+      <w:start w:val="1"/>
+      <w:numFmt w:val="bullet"/>
+      <w:lvlText w:val="o"/>
+      <w:lvlJc w:val="left"/>
+      <w:pPr>
+        <w:ind w:left="1440" w:hanging="360"/>
+      </w:pPr>
+      <w:rPr>
+        <w:rFonts w:ascii="Courier New" w:hAnsi="Courier New" w:cs="Courier New" w:hint="default"/>
+      </w:rPr>
+    </w:lvl>
+    <w:lvl w:ilvl="2" w:tplc="04070005" w:tentative="1">
+      <w:start w:val="1"/>
+      <w:numFmt w:val="bullet"/>
+      <w:lvlText w:val=""/>
+      <w:lvlJc w:val="left"/>
+      <w:pPr>
+        <w:ind w:left="2160" w:hanging="360"/>
+      </w:pPr>
+      <w:rPr>
+        <w:rFonts w:ascii="Wingdings" w:hAnsi="Wingdings" w:hint="default"/>
+      </w:rPr>
+    </w:lvl>
+    <w:lvl w:ilvl="3" w:tplc="04070001" w:tentative="1">
+      <w:start w:val="1"/>
+      <w:numFmt w:val="bullet"/>
+      <w:lvlText w:val=""/>
+      <w:lvlJc w:val="left"/>
+      <w:pPr>
+        <w:ind w:left="2880" w:hanging="360"/>
+      </w:pPr>
+      <w:rPr>
+        <w:rFonts w:ascii="Symbol" w:hAnsi="Symbol" w:hint="default"/>
+      </w:rPr>
+    </w:lvl>
+    <w:lvl w:ilvl="4" w:tplc="04070003" w:tentative="1">
+      <w:start w:val="1"/>
+      <w:numFmt w:val="bullet"/>
+      <w:lvlText w:val="o"/>
+      <w:lvlJc w:val="left"/>
+      <w:pPr>
+        <w:ind w:left="3600" w:hanging="360"/>
+      </w:pPr>
+      <w:rPr>
+        <w:rFonts w:ascii="Courier New" w:hAnsi="Courier New" w:cs="Courier New" w:hint="default"/>
+      </w:rPr>
+    </w:lvl>
+    <w:lvl w:ilvl="5" w:tplc="04070005" w:tentative="1">
+      <w:start w:val="1"/>
+      <w:numFmt w:val="bullet"/>
+      <w:lvlText w:val=""/>
+      <w:lvlJc w:val="left"/>
+      <w:pPr>
+        <w:ind w:left="4320" w:hanging="360"/>
+      </w:pPr>
+      <w:rPr>
+        <w:rFonts w:ascii="Wingdings" w:hAnsi="Wingdings" w:hint="default"/>
+      </w:rPr>
+    </w:lvl>
+    <w:lvl w:ilvl="6" w:tplc="04070001" w:tentative="1">
+      <w:start w:val="1"/>
+      <w:numFmt w:val="bullet"/>
+      <w:lvlText w:val=""/>
+      <w:lvlJc w:val="left"/>
+      <w:pPr>
+        <w:ind w:left="5040" w:hanging="360"/>
+      </w:pPr>
+      <w:rPr>
+        <w:rFonts w:ascii="Symbol" w:hAnsi="Symbol" w:hint="default"/>
+      </w:rPr>
+    </w:lvl>
+    <w:lvl w:ilvl="7" w:tplc="04070003" w:tentative="1">
+      <w:start w:val="1"/>
+      <w:numFmt w:val="bullet"/>
+      <w:lvlText w:val="o"/>
+      <w:lvlJc w:val="left"/>
+      <w:pPr>
+        <w:ind w:left="5760" w:hanging="360"/>
+      </w:pPr>
+      <w:rPr>
+        <w:rFonts w:ascii="Courier New" w:hAnsi="Courier New" w:cs="Courier New" w:hint="default"/>
+      </w:rPr>
+    </w:lvl>
+    <w:lvl w:ilvl="8" w:tplc="04070005" w:tentative="1">
+      <w:start w:val="1"/>
+      <w:numFmt w:val="bullet"/>
+      <w:lvlText w:val=""/>
+      <w:lvlJc w:val="left"/>
+      <w:pPr>
+        <w:ind w:left="6480" w:hanging="360"/>
+      </w:pPr>
+      <w:rPr>
+        <w:rFonts w:ascii="Wingdings" w:hAnsi="Wingdings" w:hint="default"/>
+      </w:rPr>
+    </w:lvl>
+  </w:abstractNum>
+  <w:abstractNum w:abstractNumId="8" w15:restartNumberingAfterBreak="0">
     <w:nsid w:val="23EA7DAD"/>
     <w:multiLevelType w:val="hybridMultilevel"/>
     <w:tmpl w:val="6E24F2E2"/>
@@ -12704,7 +15480,7 @@
       </w:rPr>
     </w:lvl>
   </w:abstractNum>
-  <w:abstractNum w:abstractNumId="4" w15:restartNumberingAfterBreak="0">
+  <w:abstractNum w:abstractNumId="9" w15:restartNumberingAfterBreak="0">
     <w:nsid w:val="26C21963"/>
     <w:multiLevelType w:val="hybridMultilevel"/>
     <w:tmpl w:val="629699CC"/>
@@ -12817,7 +15593,346 @@
       </w:rPr>
     </w:lvl>
   </w:abstractNum>
-  <w:abstractNum w:abstractNumId="5" w15:restartNumberingAfterBreak="0">
+  <w:abstractNum w:abstractNumId="10" w15:restartNumberingAfterBreak="0">
+    <w:nsid w:val="28917413"/>
+    <w:multiLevelType w:val="hybridMultilevel"/>
+    <w:tmpl w:val="EEA24BB8"/>
+    <w:lvl w:ilvl="0" w:tplc="04070001">
+      <w:start w:val="1"/>
+      <w:numFmt w:val="bullet"/>
+      <w:lvlText w:val=""/>
+      <w:lvlJc w:val="left"/>
+      <w:pPr>
+        <w:ind w:left="720" w:hanging="360"/>
+      </w:pPr>
+      <w:rPr>
+        <w:rFonts w:ascii="Symbol" w:hAnsi="Symbol" w:hint="default"/>
+      </w:rPr>
+    </w:lvl>
+    <w:lvl w:ilvl="1" w:tplc="04070003" w:tentative="1">
+      <w:start w:val="1"/>
+      <w:numFmt w:val="bullet"/>
+      <w:lvlText w:val="o"/>
+      <w:lvlJc w:val="left"/>
+      <w:pPr>
+        <w:ind w:left="1440" w:hanging="360"/>
+      </w:pPr>
+      <w:rPr>
+        <w:rFonts w:ascii="Courier New" w:hAnsi="Courier New" w:cs="Courier New" w:hint="default"/>
+      </w:rPr>
+    </w:lvl>
+    <w:lvl w:ilvl="2" w:tplc="04070005" w:tentative="1">
+      <w:start w:val="1"/>
+      <w:numFmt w:val="bullet"/>
+      <w:lvlText w:val=""/>
+      <w:lvlJc w:val="left"/>
+      <w:pPr>
+        <w:ind w:left="2160" w:hanging="360"/>
+      </w:pPr>
+      <w:rPr>
+        <w:rFonts w:ascii="Wingdings" w:hAnsi="Wingdings" w:hint="default"/>
+      </w:rPr>
+    </w:lvl>
+    <w:lvl w:ilvl="3" w:tplc="04070001" w:tentative="1">
+      <w:start w:val="1"/>
+      <w:numFmt w:val="bullet"/>
+      <w:lvlText w:val=""/>
+      <w:lvlJc w:val="left"/>
+      <w:pPr>
+        <w:ind w:left="2880" w:hanging="360"/>
+      </w:pPr>
+      <w:rPr>
+        <w:rFonts w:ascii="Symbol" w:hAnsi="Symbol" w:hint="default"/>
+      </w:rPr>
+    </w:lvl>
+    <w:lvl w:ilvl="4" w:tplc="04070003" w:tentative="1">
+      <w:start w:val="1"/>
+      <w:numFmt w:val="bullet"/>
+      <w:lvlText w:val="o"/>
+      <w:lvlJc w:val="left"/>
+      <w:pPr>
+        <w:ind w:left="3600" w:hanging="360"/>
+      </w:pPr>
+      <w:rPr>
+        <w:rFonts w:ascii="Courier New" w:hAnsi="Courier New" w:cs="Courier New" w:hint="default"/>
+      </w:rPr>
+    </w:lvl>
+    <w:lvl w:ilvl="5" w:tplc="04070005" w:tentative="1">
+      <w:start w:val="1"/>
+      <w:numFmt w:val="bullet"/>
+      <w:lvlText w:val=""/>
+      <w:lvlJc w:val="left"/>
+      <w:pPr>
+        <w:ind w:left="4320" w:hanging="360"/>
+      </w:pPr>
+      <w:rPr>
+        <w:rFonts w:ascii="Wingdings" w:hAnsi="Wingdings" w:hint="default"/>
+      </w:rPr>
+    </w:lvl>
+    <w:lvl w:ilvl="6" w:tplc="04070001" w:tentative="1">
+      <w:start w:val="1"/>
+      <w:numFmt w:val="bullet"/>
+      <w:lvlText w:val=""/>
+      <w:lvlJc w:val="left"/>
+      <w:pPr>
+        <w:ind w:left="5040" w:hanging="360"/>
+      </w:pPr>
+      <w:rPr>
+        <w:rFonts w:ascii="Symbol" w:hAnsi="Symbol" w:hint="default"/>
+      </w:rPr>
+    </w:lvl>
+    <w:lvl w:ilvl="7" w:tplc="04070003" w:tentative="1">
+      <w:start w:val="1"/>
+      <w:numFmt w:val="bullet"/>
+      <w:lvlText w:val="o"/>
+      <w:lvlJc w:val="left"/>
+      <w:pPr>
+        <w:ind w:left="5760" w:hanging="360"/>
+      </w:pPr>
+      <w:rPr>
+        <w:rFonts w:ascii="Courier New" w:hAnsi="Courier New" w:cs="Courier New" w:hint="default"/>
+      </w:rPr>
+    </w:lvl>
+    <w:lvl w:ilvl="8" w:tplc="04070005" w:tentative="1">
+      <w:start w:val="1"/>
+      <w:numFmt w:val="bullet"/>
+      <w:lvlText w:val=""/>
+      <w:lvlJc w:val="left"/>
+      <w:pPr>
+        <w:ind w:left="6480" w:hanging="360"/>
+      </w:pPr>
+      <w:rPr>
+        <w:rFonts w:ascii="Wingdings" w:hAnsi="Wingdings" w:hint="default"/>
+      </w:rPr>
+    </w:lvl>
+  </w:abstractNum>
+  <w:abstractNum w:abstractNumId="11" w15:restartNumberingAfterBreak="0">
+    <w:nsid w:val="297518B7"/>
+    <w:multiLevelType w:val="hybridMultilevel"/>
+    <w:tmpl w:val="B42466D4"/>
+    <w:lvl w:ilvl="0" w:tplc="04070001">
+      <w:start w:val="1"/>
+      <w:numFmt w:val="bullet"/>
+      <w:lvlText w:val=""/>
+      <w:lvlJc w:val="left"/>
+      <w:pPr>
+        <w:ind w:left="720" w:hanging="360"/>
+      </w:pPr>
+      <w:rPr>
+        <w:rFonts w:ascii="Symbol" w:hAnsi="Symbol" w:hint="default"/>
+      </w:rPr>
+    </w:lvl>
+    <w:lvl w:ilvl="1" w:tplc="04070003" w:tentative="1">
+      <w:start w:val="1"/>
+      <w:numFmt w:val="bullet"/>
+      <w:lvlText w:val="o"/>
+      <w:lvlJc w:val="left"/>
+      <w:pPr>
+        <w:ind w:left="1440" w:hanging="360"/>
+      </w:pPr>
+      <w:rPr>
+        <w:rFonts w:ascii="Courier New" w:hAnsi="Courier New" w:cs="Courier New" w:hint="default"/>
+      </w:rPr>
+    </w:lvl>
+    <w:lvl w:ilvl="2" w:tplc="04070005" w:tentative="1">
+      <w:start w:val="1"/>
+      <w:numFmt w:val="bullet"/>
+      <w:lvlText w:val=""/>
+      <w:lvlJc w:val="left"/>
+      <w:pPr>
+        <w:ind w:left="2160" w:hanging="360"/>
+      </w:pPr>
+      <w:rPr>
+        <w:rFonts w:ascii="Wingdings" w:hAnsi="Wingdings" w:hint="default"/>
+      </w:rPr>
+    </w:lvl>
+    <w:lvl w:ilvl="3" w:tplc="04070001" w:tentative="1">
+      <w:start w:val="1"/>
+      <w:numFmt w:val="bullet"/>
+      <w:lvlText w:val=""/>
+      <w:lvlJc w:val="left"/>
+      <w:pPr>
+        <w:ind w:left="2880" w:hanging="360"/>
+      </w:pPr>
+      <w:rPr>
+        <w:rFonts w:ascii="Symbol" w:hAnsi="Symbol" w:hint="default"/>
+      </w:rPr>
+    </w:lvl>
+    <w:lvl w:ilvl="4" w:tplc="04070003" w:tentative="1">
+      <w:start w:val="1"/>
+      <w:numFmt w:val="bullet"/>
+      <w:lvlText w:val="o"/>
+      <w:lvlJc w:val="left"/>
+      <w:pPr>
+        <w:ind w:left="3600" w:hanging="360"/>
+      </w:pPr>
+      <w:rPr>
+        <w:rFonts w:ascii="Courier New" w:hAnsi="Courier New" w:cs="Courier New" w:hint="default"/>
+      </w:rPr>
+    </w:lvl>
+    <w:lvl w:ilvl="5" w:tplc="04070005" w:tentative="1">
+      <w:start w:val="1"/>
+      <w:numFmt w:val="bullet"/>
+      <w:lvlText w:val=""/>
+      <w:lvlJc w:val="left"/>
+      <w:pPr>
+        <w:ind w:left="4320" w:hanging="360"/>
+      </w:pPr>
+      <w:rPr>
+        <w:rFonts w:ascii="Wingdings" w:hAnsi="Wingdings" w:hint="default"/>
+      </w:rPr>
+    </w:lvl>
+    <w:lvl w:ilvl="6" w:tplc="04070001" w:tentative="1">
+      <w:start w:val="1"/>
+      <w:numFmt w:val="bullet"/>
+      <w:lvlText w:val=""/>
+      <w:lvlJc w:val="left"/>
+      <w:pPr>
+        <w:ind w:left="5040" w:hanging="360"/>
+      </w:pPr>
+      <w:rPr>
+        <w:rFonts w:ascii="Symbol" w:hAnsi="Symbol" w:hint="default"/>
+      </w:rPr>
+    </w:lvl>
+    <w:lvl w:ilvl="7" w:tplc="04070003" w:tentative="1">
+      <w:start w:val="1"/>
+      <w:numFmt w:val="bullet"/>
+      <w:lvlText w:val="o"/>
+      <w:lvlJc w:val="left"/>
+      <w:pPr>
+        <w:ind w:left="5760" w:hanging="360"/>
+      </w:pPr>
+      <w:rPr>
+        <w:rFonts w:ascii="Courier New" w:hAnsi="Courier New" w:cs="Courier New" w:hint="default"/>
+      </w:rPr>
+    </w:lvl>
+    <w:lvl w:ilvl="8" w:tplc="04070005" w:tentative="1">
+      <w:start w:val="1"/>
+      <w:numFmt w:val="bullet"/>
+      <w:lvlText w:val=""/>
+      <w:lvlJc w:val="left"/>
+      <w:pPr>
+        <w:ind w:left="6480" w:hanging="360"/>
+      </w:pPr>
+      <w:rPr>
+        <w:rFonts w:ascii="Wingdings" w:hAnsi="Wingdings" w:hint="default"/>
+      </w:rPr>
+    </w:lvl>
+  </w:abstractNum>
+  <w:abstractNum w:abstractNumId="12" w15:restartNumberingAfterBreak="0">
+    <w:nsid w:val="2C587896"/>
+    <w:multiLevelType w:val="hybridMultilevel"/>
+    <w:tmpl w:val="2460C340"/>
+    <w:lvl w:ilvl="0" w:tplc="04070001">
+      <w:start w:val="1"/>
+      <w:numFmt w:val="bullet"/>
+      <w:lvlText w:val=""/>
+      <w:lvlJc w:val="left"/>
+      <w:pPr>
+        <w:ind w:left="720" w:hanging="360"/>
+      </w:pPr>
+      <w:rPr>
+        <w:rFonts w:ascii="Symbol" w:hAnsi="Symbol" w:hint="default"/>
+      </w:rPr>
+    </w:lvl>
+    <w:lvl w:ilvl="1" w:tplc="04070003" w:tentative="1">
+      <w:start w:val="1"/>
+      <w:numFmt w:val="bullet"/>
+      <w:lvlText w:val="o"/>
+      <w:lvlJc w:val="left"/>
+      <w:pPr>
+        <w:ind w:left="1440" w:hanging="360"/>
+      </w:pPr>
+      <w:rPr>
+        <w:rFonts w:ascii="Courier New" w:hAnsi="Courier New" w:cs="Courier New" w:hint="default"/>
+      </w:rPr>
+    </w:lvl>
+    <w:lvl w:ilvl="2" w:tplc="04070005" w:tentative="1">
+      <w:start w:val="1"/>
+      <w:numFmt w:val="bullet"/>
+      <w:lvlText w:val=""/>
+      <w:lvlJc w:val="left"/>
+      <w:pPr>
+        <w:ind w:left="2160" w:hanging="360"/>
+      </w:pPr>
+      <w:rPr>
+        <w:rFonts w:ascii="Wingdings" w:hAnsi="Wingdings" w:hint="default"/>
+      </w:rPr>
+    </w:lvl>
+    <w:lvl w:ilvl="3" w:tplc="04070001" w:tentative="1">
+      <w:start w:val="1"/>
+      <w:numFmt w:val="bullet"/>
+      <w:lvlText w:val=""/>
+      <w:lvlJc w:val="left"/>
+      <w:pPr>
+        <w:ind w:left="2880" w:hanging="360"/>
+      </w:pPr>
+      <w:rPr>
+        <w:rFonts w:ascii="Symbol" w:hAnsi="Symbol" w:hint="default"/>
+      </w:rPr>
+    </w:lvl>
+    <w:lvl w:ilvl="4" w:tplc="04070003" w:tentative="1">
+      <w:start w:val="1"/>
+      <w:numFmt w:val="bullet"/>
+      <w:lvlText w:val="o"/>
+      <w:lvlJc w:val="left"/>
+      <w:pPr>
+        <w:ind w:left="3600" w:hanging="360"/>
+      </w:pPr>
+      <w:rPr>
+        <w:rFonts w:ascii="Courier New" w:hAnsi="Courier New" w:cs="Courier New" w:hint="default"/>
+      </w:rPr>
+    </w:lvl>
+    <w:lvl w:ilvl="5" w:tplc="04070005" w:tentative="1">
+      <w:start w:val="1"/>
+      <w:numFmt w:val="bullet"/>
+      <w:lvlText w:val=""/>
+      <w:lvlJc w:val="left"/>
+      <w:pPr>
+        <w:ind w:left="4320" w:hanging="360"/>
+      </w:pPr>
+      <w:rPr>
+        <w:rFonts w:ascii="Wingdings" w:hAnsi="Wingdings" w:hint="default"/>
+      </w:rPr>
+    </w:lvl>
+    <w:lvl w:ilvl="6" w:tplc="04070001" w:tentative="1">
+      <w:start w:val="1"/>
+      <w:numFmt w:val="bullet"/>
+      <w:lvlText w:val=""/>
+      <w:lvlJc w:val="left"/>
+      <w:pPr>
+        <w:ind w:left="5040" w:hanging="360"/>
+      </w:pPr>
+      <w:rPr>
+        <w:rFonts w:ascii="Symbol" w:hAnsi="Symbol" w:hint="default"/>
+      </w:rPr>
+    </w:lvl>
+    <w:lvl w:ilvl="7" w:tplc="04070003" w:tentative="1">
+      <w:start w:val="1"/>
+      <w:numFmt w:val="bullet"/>
+      <w:lvlText w:val="o"/>
+      <w:lvlJc w:val="left"/>
+      <w:pPr>
+        <w:ind w:left="5760" w:hanging="360"/>
+      </w:pPr>
+      <w:rPr>
+        <w:rFonts w:ascii="Courier New" w:hAnsi="Courier New" w:cs="Courier New" w:hint="default"/>
+      </w:rPr>
+    </w:lvl>
+    <w:lvl w:ilvl="8" w:tplc="04070005" w:tentative="1">
+      <w:start w:val="1"/>
+      <w:numFmt w:val="bullet"/>
+      <w:lvlText w:val=""/>
+      <w:lvlJc w:val="left"/>
+      <w:pPr>
+        <w:ind w:left="6480" w:hanging="360"/>
+      </w:pPr>
+      <w:rPr>
+        <w:rFonts w:ascii="Wingdings" w:hAnsi="Wingdings" w:hint="default"/>
+      </w:rPr>
+    </w:lvl>
+  </w:abstractNum>
+  <w:abstractNum w:abstractNumId="13" w15:restartNumberingAfterBreak="0">
     <w:nsid w:val="32896E33"/>
     <w:multiLevelType w:val="hybridMultilevel"/>
     <w:tmpl w:val="9D6EEA88"/>
@@ -12930,7 +16045,7 @@
       </w:rPr>
     </w:lvl>
   </w:abstractNum>
-  <w:abstractNum w:abstractNumId="6" w15:restartNumberingAfterBreak="0">
+  <w:abstractNum w:abstractNumId="14" w15:restartNumberingAfterBreak="0">
     <w:nsid w:val="3B753419"/>
     <w:multiLevelType w:val="multilevel"/>
     <w:tmpl w:val="0409001D"/>
@@ -13016,10 +16131,10 @@
       </w:pPr>
     </w:lvl>
   </w:abstractNum>
-  <w:abstractNum w:abstractNumId="7" w15:restartNumberingAfterBreak="0">
+  <w:abstractNum w:abstractNumId="15" w15:restartNumberingAfterBreak="0">
     <w:nsid w:val="3C05397F"/>
     <w:multiLevelType w:val="hybridMultilevel"/>
-    <w:tmpl w:val="5734E63E"/>
+    <w:tmpl w:val="A6A0D602"/>
     <w:lvl w:ilvl="0" w:tplc="04070001">
       <w:start w:val="1"/>
       <w:numFmt w:val="bullet"/>
@@ -13129,7 +16244,346 @@
       </w:rPr>
     </w:lvl>
   </w:abstractNum>
-  <w:abstractNum w:abstractNumId="8" w15:restartNumberingAfterBreak="0">
+  <w:abstractNum w:abstractNumId="16" w15:restartNumberingAfterBreak="0">
+    <w:nsid w:val="3C280268"/>
+    <w:multiLevelType w:val="hybridMultilevel"/>
+    <w:tmpl w:val="D7BCEC62"/>
+    <w:lvl w:ilvl="0" w:tplc="04070001">
+      <w:start w:val="1"/>
+      <w:numFmt w:val="bullet"/>
+      <w:lvlText w:val=""/>
+      <w:lvlJc w:val="left"/>
+      <w:pPr>
+        <w:ind w:left="720" w:hanging="360"/>
+      </w:pPr>
+      <w:rPr>
+        <w:rFonts w:ascii="Symbol" w:hAnsi="Symbol" w:hint="default"/>
+      </w:rPr>
+    </w:lvl>
+    <w:lvl w:ilvl="1" w:tplc="04070003" w:tentative="1">
+      <w:start w:val="1"/>
+      <w:numFmt w:val="bullet"/>
+      <w:lvlText w:val="o"/>
+      <w:lvlJc w:val="left"/>
+      <w:pPr>
+        <w:ind w:left="1440" w:hanging="360"/>
+      </w:pPr>
+      <w:rPr>
+        <w:rFonts w:ascii="Courier New" w:hAnsi="Courier New" w:cs="Courier New" w:hint="default"/>
+      </w:rPr>
+    </w:lvl>
+    <w:lvl w:ilvl="2" w:tplc="04070005" w:tentative="1">
+      <w:start w:val="1"/>
+      <w:numFmt w:val="bullet"/>
+      <w:lvlText w:val=""/>
+      <w:lvlJc w:val="left"/>
+      <w:pPr>
+        <w:ind w:left="2160" w:hanging="360"/>
+      </w:pPr>
+      <w:rPr>
+        <w:rFonts w:ascii="Wingdings" w:hAnsi="Wingdings" w:hint="default"/>
+      </w:rPr>
+    </w:lvl>
+    <w:lvl w:ilvl="3" w:tplc="04070001" w:tentative="1">
+      <w:start w:val="1"/>
+      <w:numFmt w:val="bullet"/>
+      <w:lvlText w:val=""/>
+      <w:lvlJc w:val="left"/>
+      <w:pPr>
+        <w:ind w:left="2880" w:hanging="360"/>
+      </w:pPr>
+      <w:rPr>
+        <w:rFonts w:ascii="Symbol" w:hAnsi="Symbol" w:hint="default"/>
+      </w:rPr>
+    </w:lvl>
+    <w:lvl w:ilvl="4" w:tplc="04070003" w:tentative="1">
+      <w:start w:val="1"/>
+      <w:numFmt w:val="bullet"/>
+      <w:lvlText w:val="o"/>
+      <w:lvlJc w:val="left"/>
+      <w:pPr>
+        <w:ind w:left="3600" w:hanging="360"/>
+      </w:pPr>
+      <w:rPr>
+        <w:rFonts w:ascii="Courier New" w:hAnsi="Courier New" w:cs="Courier New" w:hint="default"/>
+      </w:rPr>
+    </w:lvl>
+    <w:lvl w:ilvl="5" w:tplc="04070005" w:tentative="1">
+      <w:start w:val="1"/>
+      <w:numFmt w:val="bullet"/>
+      <w:lvlText w:val=""/>
+      <w:lvlJc w:val="left"/>
+      <w:pPr>
+        <w:ind w:left="4320" w:hanging="360"/>
+      </w:pPr>
+      <w:rPr>
+        <w:rFonts w:ascii="Wingdings" w:hAnsi="Wingdings" w:hint="default"/>
+      </w:rPr>
+    </w:lvl>
+    <w:lvl w:ilvl="6" w:tplc="04070001" w:tentative="1">
+      <w:start w:val="1"/>
+      <w:numFmt w:val="bullet"/>
+      <w:lvlText w:val=""/>
+      <w:lvlJc w:val="left"/>
+      <w:pPr>
+        <w:ind w:left="5040" w:hanging="360"/>
+      </w:pPr>
+      <w:rPr>
+        <w:rFonts w:ascii="Symbol" w:hAnsi="Symbol" w:hint="default"/>
+      </w:rPr>
+    </w:lvl>
+    <w:lvl w:ilvl="7" w:tplc="04070003" w:tentative="1">
+      <w:start w:val="1"/>
+      <w:numFmt w:val="bullet"/>
+      <w:lvlText w:val="o"/>
+      <w:lvlJc w:val="left"/>
+      <w:pPr>
+        <w:ind w:left="5760" w:hanging="360"/>
+      </w:pPr>
+      <w:rPr>
+        <w:rFonts w:ascii="Courier New" w:hAnsi="Courier New" w:cs="Courier New" w:hint="default"/>
+      </w:rPr>
+    </w:lvl>
+    <w:lvl w:ilvl="8" w:tplc="04070005" w:tentative="1">
+      <w:start w:val="1"/>
+      <w:numFmt w:val="bullet"/>
+      <w:lvlText w:val=""/>
+      <w:lvlJc w:val="left"/>
+      <w:pPr>
+        <w:ind w:left="6480" w:hanging="360"/>
+      </w:pPr>
+      <w:rPr>
+        <w:rFonts w:ascii="Wingdings" w:hAnsi="Wingdings" w:hint="default"/>
+      </w:rPr>
+    </w:lvl>
+  </w:abstractNum>
+  <w:abstractNum w:abstractNumId="17" w15:restartNumberingAfterBreak="0">
+    <w:nsid w:val="3ED41847"/>
+    <w:multiLevelType w:val="hybridMultilevel"/>
+    <w:tmpl w:val="B8507DAC"/>
+    <w:lvl w:ilvl="0" w:tplc="04070001">
+      <w:start w:val="1"/>
+      <w:numFmt w:val="bullet"/>
+      <w:lvlText w:val=""/>
+      <w:lvlJc w:val="left"/>
+      <w:pPr>
+        <w:ind w:left="720" w:hanging="360"/>
+      </w:pPr>
+      <w:rPr>
+        <w:rFonts w:ascii="Symbol" w:hAnsi="Symbol" w:hint="default"/>
+      </w:rPr>
+    </w:lvl>
+    <w:lvl w:ilvl="1" w:tplc="04070003" w:tentative="1">
+      <w:start w:val="1"/>
+      <w:numFmt w:val="bullet"/>
+      <w:lvlText w:val="o"/>
+      <w:lvlJc w:val="left"/>
+      <w:pPr>
+        <w:ind w:left="1440" w:hanging="360"/>
+      </w:pPr>
+      <w:rPr>
+        <w:rFonts w:ascii="Courier New" w:hAnsi="Courier New" w:cs="Courier New" w:hint="default"/>
+      </w:rPr>
+    </w:lvl>
+    <w:lvl w:ilvl="2" w:tplc="04070005" w:tentative="1">
+      <w:start w:val="1"/>
+      <w:numFmt w:val="bullet"/>
+      <w:lvlText w:val=""/>
+      <w:lvlJc w:val="left"/>
+      <w:pPr>
+        <w:ind w:left="2160" w:hanging="360"/>
+      </w:pPr>
+      <w:rPr>
+        <w:rFonts w:ascii="Wingdings" w:hAnsi="Wingdings" w:hint="default"/>
+      </w:rPr>
+    </w:lvl>
+    <w:lvl w:ilvl="3" w:tplc="04070001" w:tentative="1">
+      <w:start w:val="1"/>
+      <w:numFmt w:val="bullet"/>
+      <w:lvlText w:val=""/>
+      <w:lvlJc w:val="left"/>
+      <w:pPr>
+        <w:ind w:left="2880" w:hanging="360"/>
+      </w:pPr>
+      <w:rPr>
+        <w:rFonts w:ascii="Symbol" w:hAnsi="Symbol" w:hint="default"/>
+      </w:rPr>
+    </w:lvl>
+    <w:lvl w:ilvl="4" w:tplc="04070003" w:tentative="1">
+      <w:start w:val="1"/>
+      <w:numFmt w:val="bullet"/>
+      <w:lvlText w:val="o"/>
+      <w:lvlJc w:val="left"/>
+      <w:pPr>
+        <w:ind w:left="3600" w:hanging="360"/>
+      </w:pPr>
+      <w:rPr>
+        <w:rFonts w:ascii="Courier New" w:hAnsi="Courier New" w:cs="Courier New" w:hint="default"/>
+      </w:rPr>
+    </w:lvl>
+    <w:lvl w:ilvl="5" w:tplc="04070005" w:tentative="1">
+      <w:start w:val="1"/>
+      <w:numFmt w:val="bullet"/>
+      <w:lvlText w:val=""/>
+      <w:lvlJc w:val="left"/>
+      <w:pPr>
+        <w:ind w:left="4320" w:hanging="360"/>
+      </w:pPr>
+      <w:rPr>
+        <w:rFonts w:ascii="Wingdings" w:hAnsi="Wingdings" w:hint="default"/>
+      </w:rPr>
+    </w:lvl>
+    <w:lvl w:ilvl="6" w:tplc="04070001" w:tentative="1">
+      <w:start w:val="1"/>
+      <w:numFmt w:val="bullet"/>
+      <w:lvlText w:val=""/>
+      <w:lvlJc w:val="left"/>
+      <w:pPr>
+        <w:ind w:left="5040" w:hanging="360"/>
+      </w:pPr>
+      <w:rPr>
+        <w:rFonts w:ascii="Symbol" w:hAnsi="Symbol" w:hint="default"/>
+      </w:rPr>
+    </w:lvl>
+    <w:lvl w:ilvl="7" w:tplc="04070003" w:tentative="1">
+      <w:start w:val="1"/>
+      <w:numFmt w:val="bullet"/>
+      <w:lvlText w:val="o"/>
+      <w:lvlJc w:val="left"/>
+      <w:pPr>
+        <w:ind w:left="5760" w:hanging="360"/>
+      </w:pPr>
+      <w:rPr>
+        <w:rFonts w:ascii="Courier New" w:hAnsi="Courier New" w:cs="Courier New" w:hint="default"/>
+      </w:rPr>
+    </w:lvl>
+    <w:lvl w:ilvl="8" w:tplc="04070005" w:tentative="1">
+      <w:start w:val="1"/>
+      <w:numFmt w:val="bullet"/>
+      <w:lvlText w:val=""/>
+      <w:lvlJc w:val="left"/>
+      <w:pPr>
+        <w:ind w:left="6480" w:hanging="360"/>
+      </w:pPr>
+      <w:rPr>
+        <w:rFonts w:ascii="Wingdings" w:hAnsi="Wingdings" w:hint="default"/>
+      </w:rPr>
+    </w:lvl>
+  </w:abstractNum>
+  <w:abstractNum w:abstractNumId="18" w15:restartNumberingAfterBreak="0">
+    <w:nsid w:val="4076421D"/>
+    <w:multiLevelType w:val="hybridMultilevel"/>
+    <w:tmpl w:val="1366B1C2"/>
+    <w:lvl w:ilvl="0" w:tplc="04070001">
+      <w:start w:val="1"/>
+      <w:numFmt w:val="bullet"/>
+      <w:lvlText w:val=""/>
+      <w:lvlJc w:val="left"/>
+      <w:pPr>
+        <w:ind w:left="720" w:hanging="360"/>
+      </w:pPr>
+      <w:rPr>
+        <w:rFonts w:ascii="Symbol" w:hAnsi="Symbol" w:hint="default"/>
+      </w:rPr>
+    </w:lvl>
+    <w:lvl w:ilvl="1" w:tplc="04070003" w:tentative="1">
+      <w:start w:val="1"/>
+      <w:numFmt w:val="bullet"/>
+      <w:lvlText w:val="o"/>
+      <w:lvlJc w:val="left"/>
+      <w:pPr>
+        <w:ind w:left="1440" w:hanging="360"/>
+      </w:pPr>
+      <w:rPr>
+        <w:rFonts w:ascii="Courier New" w:hAnsi="Courier New" w:cs="Courier New" w:hint="default"/>
+      </w:rPr>
+    </w:lvl>
+    <w:lvl w:ilvl="2" w:tplc="04070005" w:tentative="1">
+      <w:start w:val="1"/>
+      <w:numFmt w:val="bullet"/>
+      <w:lvlText w:val=""/>
+      <w:lvlJc w:val="left"/>
+      <w:pPr>
+        <w:ind w:left="2160" w:hanging="360"/>
+      </w:pPr>
+      <w:rPr>
+        <w:rFonts w:ascii="Wingdings" w:hAnsi="Wingdings" w:hint="default"/>
+      </w:rPr>
+    </w:lvl>
+    <w:lvl w:ilvl="3" w:tplc="04070001" w:tentative="1">
+      <w:start w:val="1"/>
+      <w:numFmt w:val="bullet"/>
+      <w:lvlText w:val=""/>
+      <w:lvlJc w:val="left"/>
+      <w:pPr>
+        <w:ind w:left="2880" w:hanging="360"/>
+      </w:pPr>
+      <w:rPr>
+        <w:rFonts w:ascii="Symbol" w:hAnsi="Symbol" w:hint="default"/>
+      </w:rPr>
+    </w:lvl>
+    <w:lvl w:ilvl="4" w:tplc="04070003" w:tentative="1">
+      <w:start w:val="1"/>
+      <w:numFmt w:val="bullet"/>
+      <w:lvlText w:val="o"/>
+      <w:lvlJc w:val="left"/>
+      <w:pPr>
+        <w:ind w:left="3600" w:hanging="360"/>
+      </w:pPr>
+      <w:rPr>
+        <w:rFonts w:ascii="Courier New" w:hAnsi="Courier New" w:cs="Courier New" w:hint="default"/>
+      </w:rPr>
+    </w:lvl>
+    <w:lvl w:ilvl="5" w:tplc="04070005" w:tentative="1">
+      <w:start w:val="1"/>
+      <w:numFmt w:val="bullet"/>
+      <w:lvlText w:val=""/>
+      <w:lvlJc w:val="left"/>
+      <w:pPr>
+        <w:ind w:left="4320" w:hanging="360"/>
+      </w:pPr>
+      <w:rPr>
+        <w:rFonts w:ascii="Wingdings" w:hAnsi="Wingdings" w:hint="default"/>
+      </w:rPr>
+    </w:lvl>
+    <w:lvl w:ilvl="6" w:tplc="04070001" w:tentative="1">
+      <w:start w:val="1"/>
+      <w:numFmt w:val="bullet"/>
+      <w:lvlText w:val=""/>
+      <w:lvlJc w:val="left"/>
+      <w:pPr>
+        <w:ind w:left="5040" w:hanging="360"/>
+      </w:pPr>
+      <w:rPr>
+        <w:rFonts w:ascii="Symbol" w:hAnsi="Symbol" w:hint="default"/>
+      </w:rPr>
+    </w:lvl>
+    <w:lvl w:ilvl="7" w:tplc="04070003" w:tentative="1">
+      <w:start w:val="1"/>
+      <w:numFmt w:val="bullet"/>
+      <w:lvlText w:val="o"/>
+      <w:lvlJc w:val="left"/>
+      <w:pPr>
+        <w:ind w:left="5760" w:hanging="360"/>
+      </w:pPr>
+      <w:rPr>
+        <w:rFonts w:ascii="Courier New" w:hAnsi="Courier New" w:cs="Courier New" w:hint="default"/>
+      </w:rPr>
+    </w:lvl>
+    <w:lvl w:ilvl="8" w:tplc="04070005" w:tentative="1">
+      <w:start w:val="1"/>
+      <w:numFmt w:val="bullet"/>
+      <w:lvlText w:val=""/>
+      <w:lvlJc w:val="left"/>
+      <w:pPr>
+        <w:ind w:left="6480" w:hanging="360"/>
+      </w:pPr>
+      <w:rPr>
+        <w:rFonts w:ascii="Wingdings" w:hAnsi="Wingdings" w:hint="default"/>
+      </w:rPr>
+    </w:lvl>
+  </w:abstractNum>
+  <w:abstractNum w:abstractNumId="19" w15:restartNumberingAfterBreak="0">
     <w:nsid w:val="51B41AB2"/>
     <w:multiLevelType w:val="hybridMultilevel"/>
     <w:tmpl w:val="9E4C7996"/>
@@ -13242,7 +16696,120 @@
       </w:rPr>
     </w:lvl>
   </w:abstractNum>
-  <w:abstractNum w:abstractNumId="9" w15:restartNumberingAfterBreak="0">
+  <w:abstractNum w:abstractNumId="20" w15:restartNumberingAfterBreak="0">
+    <w:nsid w:val="56425F5C"/>
+    <w:multiLevelType w:val="hybridMultilevel"/>
+    <w:tmpl w:val="35F44C9E"/>
+    <w:lvl w:ilvl="0" w:tplc="04070001">
+      <w:start w:val="1"/>
+      <w:numFmt w:val="bullet"/>
+      <w:lvlText w:val=""/>
+      <w:lvlJc w:val="left"/>
+      <w:pPr>
+        <w:ind w:left="3600" w:hanging="360"/>
+      </w:pPr>
+      <w:rPr>
+        <w:rFonts w:ascii="Symbol" w:hAnsi="Symbol" w:hint="default"/>
+      </w:rPr>
+    </w:lvl>
+    <w:lvl w:ilvl="1" w:tplc="04070003" w:tentative="1">
+      <w:start w:val="1"/>
+      <w:numFmt w:val="bullet"/>
+      <w:lvlText w:val="o"/>
+      <w:lvlJc w:val="left"/>
+      <w:pPr>
+        <w:ind w:left="4320" w:hanging="360"/>
+      </w:pPr>
+      <w:rPr>
+        <w:rFonts w:ascii="Courier New" w:hAnsi="Courier New" w:cs="Courier New" w:hint="default"/>
+      </w:rPr>
+    </w:lvl>
+    <w:lvl w:ilvl="2" w:tplc="04070005" w:tentative="1">
+      <w:start w:val="1"/>
+      <w:numFmt w:val="bullet"/>
+      <w:lvlText w:val=""/>
+      <w:lvlJc w:val="left"/>
+      <w:pPr>
+        <w:ind w:left="5040" w:hanging="360"/>
+      </w:pPr>
+      <w:rPr>
+        <w:rFonts w:ascii="Wingdings" w:hAnsi="Wingdings" w:hint="default"/>
+      </w:rPr>
+    </w:lvl>
+    <w:lvl w:ilvl="3" w:tplc="04070001" w:tentative="1">
+      <w:start w:val="1"/>
+      <w:numFmt w:val="bullet"/>
+      <w:lvlText w:val=""/>
+      <w:lvlJc w:val="left"/>
+      <w:pPr>
+        <w:ind w:left="5760" w:hanging="360"/>
+      </w:pPr>
+      <w:rPr>
+        <w:rFonts w:ascii="Symbol" w:hAnsi="Symbol" w:hint="default"/>
+      </w:rPr>
+    </w:lvl>
+    <w:lvl w:ilvl="4" w:tplc="04070003" w:tentative="1">
+      <w:start w:val="1"/>
+      <w:numFmt w:val="bullet"/>
+      <w:lvlText w:val="o"/>
+      <w:lvlJc w:val="left"/>
+      <w:pPr>
+        <w:ind w:left="6480" w:hanging="360"/>
+      </w:pPr>
+      <w:rPr>
+        <w:rFonts w:ascii="Courier New" w:hAnsi="Courier New" w:cs="Courier New" w:hint="default"/>
+      </w:rPr>
+    </w:lvl>
+    <w:lvl w:ilvl="5" w:tplc="04070005" w:tentative="1">
+      <w:start w:val="1"/>
+      <w:numFmt w:val="bullet"/>
+      <w:lvlText w:val=""/>
+      <w:lvlJc w:val="left"/>
+      <w:pPr>
+        <w:ind w:left="7200" w:hanging="360"/>
+      </w:pPr>
+      <w:rPr>
+        <w:rFonts w:ascii="Wingdings" w:hAnsi="Wingdings" w:hint="default"/>
+      </w:rPr>
+    </w:lvl>
+    <w:lvl w:ilvl="6" w:tplc="04070001" w:tentative="1">
+      <w:start w:val="1"/>
+      <w:numFmt w:val="bullet"/>
+      <w:lvlText w:val=""/>
+      <w:lvlJc w:val="left"/>
+      <w:pPr>
+        <w:ind w:left="7920" w:hanging="360"/>
+      </w:pPr>
+      <w:rPr>
+        <w:rFonts w:ascii="Symbol" w:hAnsi="Symbol" w:hint="default"/>
+      </w:rPr>
+    </w:lvl>
+    <w:lvl w:ilvl="7" w:tplc="04070003" w:tentative="1">
+      <w:start w:val="1"/>
+      <w:numFmt w:val="bullet"/>
+      <w:lvlText w:val="o"/>
+      <w:lvlJc w:val="left"/>
+      <w:pPr>
+        <w:ind w:left="8640" w:hanging="360"/>
+      </w:pPr>
+      <w:rPr>
+        <w:rFonts w:ascii="Courier New" w:hAnsi="Courier New" w:cs="Courier New" w:hint="default"/>
+      </w:rPr>
+    </w:lvl>
+    <w:lvl w:ilvl="8" w:tplc="04070005" w:tentative="1">
+      <w:start w:val="1"/>
+      <w:numFmt w:val="bullet"/>
+      <w:lvlText w:val=""/>
+      <w:lvlJc w:val="left"/>
+      <w:pPr>
+        <w:ind w:left="9360" w:hanging="360"/>
+      </w:pPr>
+      <w:rPr>
+        <w:rFonts w:ascii="Wingdings" w:hAnsi="Wingdings" w:hint="default"/>
+      </w:rPr>
+    </w:lvl>
+  </w:abstractNum>
+  <w:abstractNum w:abstractNumId="21" w15:restartNumberingAfterBreak="0">
     <w:nsid w:val="619269DD"/>
     <w:multiLevelType w:val="multilevel"/>
     <w:tmpl w:val="04090025"/>
@@ -13337,7 +16904,120 @@
       </w:pPr>
     </w:lvl>
   </w:abstractNum>
-  <w:abstractNum w:abstractNumId="10" w15:restartNumberingAfterBreak="0">
+  <w:abstractNum w:abstractNumId="22" w15:restartNumberingAfterBreak="0">
+    <w:nsid w:val="65040D6A"/>
+    <w:multiLevelType w:val="hybridMultilevel"/>
+    <w:tmpl w:val="98D0F896"/>
+    <w:lvl w:ilvl="0" w:tplc="04070001">
+      <w:start w:val="1"/>
+      <w:numFmt w:val="bullet"/>
+      <w:lvlText w:val=""/>
+      <w:lvlJc w:val="left"/>
+      <w:pPr>
+        <w:ind w:left="720" w:hanging="360"/>
+      </w:pPr>
+      <w:rPr>
+        <w:rFonts w:ascii="Symbol" w:hAnsi="Symbol" w:hint="default"/>
+      </w:rPr>
+    </w:lvl>
+    <w:lvl w:ilvl="1" w:tplc="04070003">
+      <w:start w:val="1"/>
+      <w:numFmt w:val="bullet"/>
+      <w:lvlText w:val="o"/>
+      <w:lvlJc w:val="left"/>
+      <w:pPr>
+        <w:ind w:left="1440" w:hanging="360"/>
+      </w:pPr>
+      <w:rPr>
+        <w:rFonts w:ascii="Courier New" w:hAnsi="Courier New" w:cs="Courier New" w:hint="default"/>
+      </w:rPr>
+    </w:lvl>
+    <w:lvl w:ilvl="2" w:tplc="04070005" w:tentative="1">
+      <w:start w:val="1"/>
+      <w:numFmt w:val="bullet"/>
+      <w:lvlText w:val=""/>
+      <w:lvlJc w:val="left"/>
+      <w:pPr>
+        <w:ind w:left="2160" w:hanging="360"/>
+      </w:pPr>
+      <w:rPr>
+        <w:rFonts w:ascii="Wingdings" w:hAnsi="Wingdings" w:hint="default"/>
+      </w:rPr>
+    </w:lvl>
+    <w:lvl w:ilvl="3" w:tplc="04070001" w:tentative="1">
+      <w:start w:val="1"/>
+      <w:numFmt w:val="bullet"/>
+      <w:lvlText w:val=""/>
+      <w:lvlJc w:val="left"/>
+      <w:pPr>
+        <w:ind w:left="2880" w:hanging="360"/>
+      </w:pPr>
+      <w:rPr>
+        <w:rFonts w:ascii="Symbol" w:hAnsi="Symbol" w:hint="default"/>
+      </w:rPr>
+    </w:lvl>
+    <w:lvl w:ilvl="4" w:tplc="04070003" w:tentative="1">
+      <w:start w:val="1"/>
+      <w:numFmt w:val="bullet"/>
+      <w:lvlText w:val="o"/>
+      <w:lvlJc w:val="left"/>
+      <w:pPr>
+        <w:ind w:left="3600" w:hanging="360"/>
+      </w:pPr>
+      <w:rPr>
+        <w:rFonts w:ascii="Courier New" w:hAnsi="Courier New" w:cs="Courier New" w:hint="default"/>
+      </w:rPr>
+    </w:lvl>
+    <w:lvl w:ilvl="5" w:tplc="04070005" w:tentative="1">
+      <w:start w:val="1"/>
+      <w:numFmt w:val="bullet"/>
+      <w:lvlText w:val=""/>
+      <w:lvlJc w:val="left"/>
+      <w:pPr>
+        <w:ind w:left="4320" w:hanging="360"/>
+      </w:pPr>
+      <w:rPr>
+        <w:rFonts w:ascii="Wingdings" w:hAnsi="Wingdings" w:hint="default"/>
+      </w:rPr>
+    </w:lvl>
+    <w:lvl w:ilvl="6" w:tplc="04070001" w:tentative="1">
+      <w:start w:val="1"/>
+      <w:numFmt w:val="bullet"/>
+      <w:lvlText w:val=""/>
+      <w:lvlJc w:val="left"/>
+      <w:pPr>
+        <w:ind w:left="5040" w:hanging="360"/>
+      </w:pPr>
+      <w:rPr>
+        <w:rFonts w:ascii="Symbol" w:hAnsi="Symbol" w:hint="default"/>
+      </w:rPr>
+    </w:lvl>
+    <w:lvl w:ilvl="7" w:tplc="04070003" w:tentative="1">
+      <w:start w:val="1"/>
+      <w:numFmt w:val="bullet"/>
+      <w:lvlText w:val="o"/>
+      <w:lvlJc w:val="left"/>
+      <w:pPr>
+        <w:ind w:left="5760" w:hanging="360"/>
+      </w:pPr>
+      <w:rPr>
+        <w:rFonts w:ascii="Courier New" w:hAnsi="Courier New" w:cs="Courier New" w:hint="default"/>
+      </w:rPr>
+    </w:lvl>
+    <w:lvl w:ilvl="8" w:tplc="04070005" w:tentative="1">
+      <w:start w:val="1"/>
+      <w:numFmt w:val="bullet"/>
+      <w:lvlText w:val=""/>
+      <w:lvlJc w:val="left"/>
+      <w:pPr>
+        <w:ind w:left="6480" w:hanging="360"/>
+      </w:pPr>
+      <w:rPr>
+        <w:rFonts w:ascii="Wingdings" w:hAnsi="Wingdings" w:hint="default"/>
+      </w:rPr>
+    </w:lvl>
+  </w:abstractNum>
+  <w:abstractNum w:abstractNumId="23" w15:restartNumberingAfterBreak="0">
     <w:nsid w:val="69C75217"/>
     <w:multiLevelType w:val="hybridMultilevel"/>
     <w:tmpl w:val="13F86574"/>
@@ -13450,7 +17130,7 @@
       </w:rPr>
     </w:lvl>
   </w:abstractNum>
-  <w:abstractNum w:abstractNumId="11" w15:restartNumberingAfterBreak="0">
+  <w:abstractNum w:abstractNumId="24" w15:restartNumberingAfterBreak="0">
     <w:nsid w:val="6BA448A4"/>
     <w:multiLevelType w:val="hybridMultilevel"/>
     <w:tmpl w:val="062AE908"/>
@@ -13563,41 +17243,196 @@
       </w:rPr>
     </w:lvl>
   </w:abstractNum>
+  <w:abstractNum w:abstractNumId="25" w15:restartNumberingAfterBreak="0">
+    <w:nsid w:val="72840052"/>
+    <w:multiLevelType w:val="hybridMultilevel"/>
+    <w:tmpl w:val="CFCC6DE2"/>
+    <w:lvl w:ilvl="0" w:tplc="04070001">
+      <w:start w:val="1"/>
+      <w:numFmt w:val="bullet"/>
+      <w:lvlText w:val=""/>
+      <w:lvlJc w:val="left"/>
+      <w:pPr>
+        <w:ind w:left="720" w:hanging="360"/>
+      </w:pPr>
+      <w:rPr>
+        <w:rFonts w:ascii="Symbol" w:hAnsi="Symbol" w:hint="default"/>
+      </w:rPr>
+    </w:lvl>
+    <w:lvl w:ilvl="1" w:tplc="04070003" w:tentative="1">
+      <w:start w:val="1"/>
+      <w:numFmt w:val="bullet"/>
+      <w:lvlText w:val="o"/>
+      <w:lvlJc w:val="left"/>
+      <w:pPr>
+        <w:ind w:left="1440" w:hanging="360"/>
+      </w:pPr>
+      <w:rPr>
+        <w:rFonts w:ascii="Courier New" w:hAnsi="Courier New" w:cs="Courier New" w:hint="default"/>
+      </w:rPr>
+    </w:lvl>
+    <w:lvl w:ilvl="2" w:tplc="04070005" w:tentative="1">
+      <w:start w:val="1"/>
+      <w:numFmt w:val="bullet"/>
+      <w:lvlText w:val=""/>
+      <w:lvlJc w:val="left"/>
+      <w:pPr>
+        <w:ind w:left="2160" w:hanging="360"/>
+      </w:pPr>
+      <w:rPr>
+        <w:rFonts w:ascii="Wingdings" w:hAnsi="Wingdings" w:hint="default"/>
+      </w:rPr>
+    </w:lvl>
+    <w:lvl w:ilvl="3" w:tplc="04070001" w:tentative="1">
+      <w:start w:val="1"/>
+      <w:numFmt w:val="bullet"/>
+      <w:lvlText w:val=""/>
+      <w:lvlJc w:val="left"/>
+      <w:pPr>
+        <w:ind w:left="2880" w:hanging="360"/>
+      </w:pPr>
+      <w:rPr>
+        <w:rFonts w:ascii="Symbol" w:hAnsi="Symbol" w:hint="default"/>
+      </w:rPr>
+    </w:lvl>
+    <w:lvl w:ilvl="4" w:tplc="04070003" w:tentative="1">
+      <w:start w:val="1"/>
+      <w:numFmt w:val="bullet"/>
+      <w:lvlText w:val="o"/>
+      <w:lvlJc w:val="left"/>
+      <w:pPr>
+        <w:ind w:left="3600" w:hanging="360"/>
+      </w:pPr>
+      <w:rPr>
+        <w:rFonts w:ascii="Courier New" w:hAnsi="Courier New" w:cs="Courier New" w:hint="default"/>
+      </w:rPr>
+    </w:lvl>
+    <w:lvl w:ilvl="5" w:tplc="04070005" w:tentative="1">
+      <w:start w:val="1"/>
+      <w:numFmt w:val="bullet"/>
+      <w:lvlText w:val=""/>
+      <w:lvlJc w:val="left"/>
+      <w:pPr>
+        <w:ind w:left="4320" w:hanging="360"/>
+      </w:pPr>
+      <w:rPr>
+        <w:rFonts w:ascii="Wingdings" w:hAnsi="Wingdings" w:hint="default"/>
+      </w:rPr>
+    </w:lvl>
+    <w:lvl w:ilvl="6" w:tplc="04070001" w:tentative="1">
+      <w:start w:val="1"/>
+      <w:numFmt w:val="bullet"/>
+      <w:lvlText w:val=""/>
+      <w:lvlJc w:val="left"/>
+      <w:pPr>
+        <w:ind w:left="5040" w:hanging="360"/>
+      </w:pPr>
+      <w:rPr>
+        <w:rFonts w:ascii="Symbol" w:hAnsi="Symbol" w:hint="default"/>
+      </w:rPr>
+    </w:lvl>
+    <w:lvl w:ilvl="7" w:tplc="04070003" w:tentative="1">
+      <w:start w:val="1"/>
+      <w:numFmt w:val="bullet"/>
+      <w:lvlText w:val="o"/>
+      <w:lvlJc w:val="left"/>
+      <w:pPr>
+        <w:ind w:left="5760" w:hanging="360"/>
+      </w:pPr>
+      <w:rPr>
+        <w:rFonts w:ascii="Courier New" w:hAnsi="Courier New" w:cs="Courier New" w:hint="default"/>
+      </w:rPr>
+    </w:lvl>
+    <w:lvl w:ilvl="8" w:tplc="04070005" w:tentative="1">
+      <w:start w:val="1"/>
+      <w:numFmt w:val="bullet"/>
+      <w:lvlText w:val=""/>
+      <w:lvlJc w:val="left"/>
+      <w:pPr>
+        <w:ind w:left="6480" w:hanging="360"/>
+      </w:pPr>
+      <w:rPr>
+        <w:rFonts w:ascii="Wingdings" w:hAnsi="Wingdings" w:hint="default"/>
+      </w:rPr>
+    </w:lvl>
+  </w:abstractNum>
   <w:num w:numId="1" w16cid:durableId="1006135461">
+    <w:abstractNumId w:val="24"/>
+  </w:num>
+  <w:num w:numId="2" w16cid:durableId="78066853">
+    <w:abstractNumId w:val="8"/>
+  </w:num>
+  <w:num w:numId="3" w16cid:durableId="2112044854">
+    <w:abstractNumId w:val="9"/>
+  </w:num>
+  <w:num w:numId="4" w16cid:durableId="825972535">
+    <w:abstractNumId w:val="1"/>
+  </w:num>
+  <w:num w:numId="5" w16cid:durableId="1880429290">
+    <w:abstractNumId w:val="19"/>
+  </w:num>
+  <w:num w:numId="6" w16cid:durableId="1243874913">
+    <w:abstractNumId w:val="13"/>
+  </w:num>
+  <w:num w:numId="7" w16cid:durableId="1750612404">
+    <w:abstractNumId w:val="3"/>
+  </w:num>
+  <w:num w:numId="8" w16cid:durableId="1539393432">
+    <w:abstractNumId w:val="14"/>
+  </w:num>
+  <w:num w:numId="9" w16cid:durableId="1357079886">
+    <w:abstractNumId w:val="21"/>
+  </w:num>
+  <w:num w:numId="10" w16cid:durableId="588585489">
+    <w:abstractNumId w:val="15"/>
+  </w:num>
+  <w:num w:numId="11" w16cid:durableId="1906409030">
+    <w:abstractNumId w:val="5"/>
+  </w:num>
+  <w:num w:numId="12" w16cid:durableId="1425419512">
+    <w:abstractNumId w:val="23"/>
+  </w:num>
+  <w:num w:numId="13" w16cid:durableId="591473473">
+    <w:abstractNumId w:val="10"/>
+  </w:num>
+  <w:num w:numId="14" w16cid:durableId="754013968">
+    <w:abstractNumId w:val="17"/>
+  </w:num>
+  <w:num w:numId="15" w16cid:durableId="1346402376">
+    <w:abstractNumId w:val="16"/>
+  </w:num>
+  <w:num w:numId="16" w16cid:durableId="1639341838">
+    <w:abstractNumId w:val="22"/>
+  </w:num>
+  <w:num w:numId="17" w16cid:durableId="2070641064">
+    <w:abstractNumId w:val="0"/>
+  </w:num>
+  <w:num w:numId="18" w16cid:durableId="260454320">
+    <w:abstractNumId w:val="4"/>
+  </w:num>
+  <w:num w:numId="19" w16cid:durableId="5518746">
+    <w:abstractNumId w:val="7"/>
+  </w:num>
+  <w:num w:numId="20" w16cid:durableId="126122947">
+    <w:abstractNumId w:val="12"/>
+  </w:num>
+  <w:num w:numId="21" w16cid:durableId="476655155">
     <w:abstractNumId w:val="11"/>
   </w:num>
-  <w:num w:numId="2" w16cid:durableId="78066853">
-    <w:abstractNumId w:val="3"/>
+  <w:num w:numId="22" w16cid:durableId="1504973744">
+    <w:abstractNumId w:val="2"/>
   </w:num>
-  <w:num w:numId="3" w16cid:durableId="2112044854">
-    <w:abstractNumId w:val="4"/>
+  <w:num w:numId="23" w16cid:durableId="335544394">
+    <w:abstractNumId w:val="18"/>
   </w:num>
-  <w:num w:numId="4" w16cid:durableId="825972535">
-    <w:abstractNumId w:val="0"/>
-  </w:num>
-  <w:num w:numId="5" w16cid:durableId="1880429290">
-    <w:abstractNumId w:val="8"/>
-  </w:num>
-  <w:num w:numId="6" w16cid:durableId="1243874913">
-    <w:abstractNumId w:val="5"/>
-  </w:num>
-  <w:num w:numId="7" w16cid:durableId="1750612404">
-    <w:abstractNumId w:val="1"/>
-  </w:num>
-  <w:num w:numId="8" w16cid:durableId="1539393432">
+  <w:num w:numId="24" w16cid:durableId="1271670543">
     <w:abstractNumId w:val="6"/>
   </w:num>
-  <w:num w:numId="9" w16cid:durableId="1357079886">
-    <w:abstractNumId w:val="9"/>
+  <w:num w:numId="25" w16cid:durableId="1002700989">
+    <w:abstractNumId w:val="25"/>
   </w:num>
-  <w:num w:numId="10" w16cid:durableId="588585489">
-    <w:abstractNumId w:val="7"/>
-  </w:num>
-  <w:num w:numId="11" w16cid:durableId="1906409030">
-    <w:abstractNumId w:val="2"/>
-  </w:num>
-  <w:num w:numId="12" w16cid:durableId="1425419512">
-    <w:abstractNumId w:val="10"/>
+  <w:num w:numId="26" w16cid:durableId="1058624279">
+    <w:abstractNumId w:val="20"/>
   </w:num>
 </w:numbering>
 </file>
@@ -14543,6 +18378,33 @@
       <w:ind w:left="480"/>
     </w:pPr>
   </w:style>
+  <w:style w:type="paragraph" w:styleId="StandardWeb">
+    <w:name w:val="Normal (Web)"/>
+    <w:basedOn w:val="Standard"/>
+    <w:uiPriority w:val="99"/>
+    <w:semiHidden/>
+    <w:unhideWhenUsed/>
+    <w:rsid w:val="00103A1E"/>
+    <w:pPr>
+      <w:spacing w:before="100" w:beforeAutospacing="1" w:after="100" w:afterAutospacing="1" w:line="240" w:lineRule="auto"/>
+    </w:pPr>
+    <w:rPr>
+      <w:rFonts w:eastAsia="Times New Roman" w:cs="Times New Roman"/>
+      <w:szCs w:val="24"/>
+      <w:lang w:val="de-DE" w:eastAsia="de-DE"/>
+    </w:rPr>
+  </w:style>
+  <w:style w:type="character" w:styleId="Fett">
+    <w:name w:val="Strong"/>
+    <w:basedOn w:val="Absatz-Standardschriftart"/>
+    <w:uiPriority w:val="22"/>
+    <w:qFormat/>
+    <w:rsid w:val="00103A1E"/>
+    <w:rPr>
+      <w:b/>
+      <w:bCs/>
+    </w:rPr>
+  </w:style>
 </w:styles>
 </file>
 

--- a/Project-organisation/MasterTestplan_V0.0.1.docx
+++ b/Project-organisation/MasterTestplan_V0.0.1.docx
@@ -227,6 +227,7 @@
           <w:szCs w:val="24"/>
         </w:rPr>
       </w:pPr>
+      <w:proofErr w:type="spellStart"/>
       <w:r>
         <w:rPr>
           <w:rFonts w:cs="Times New Roman"/>
@@ -236,6 +237,7 @@
         <w:lastRenderedPageBreak/>
         <w:t>Änderungshistorie</w:t>
       </w:r>
+      <w:proofErr w:type="spellEnd"/>
     </w:p>
     <w:p>
       <w:pPr>
@@ -293,6 +295,7 @@
                 <w:szCs w:val="24"/>
               </w:rPr>
             </w:pPr>
+            <w:proofErr w:type="spellStart"/>
             <w:r>
               <w:rPr>
                 <w:rFonts w:cs="Times New Roman"/>
@@ -300,6 +303,7 @@
               </w:rPr>
               <w:t>Kommentar</w:t>
             </w:r>
+            <w:proofErr w:type="spellEnd"/>
           </w:p>
         </w:tc>
         <w:tc>
@@ -377,6 +381,7 @@
                 <w:szCs w:val="24"/>
               </w:rPr>
             </w:pPr>
+            <w:proofErr w:type="spellStart"/>
             <w:r>
               <w:rPr>
                 <w:rFonts w:cs="Times New Roman"/>
@@ -384,6 +389,7 @@
               </w:rPr>
               <w:t>Ersterstellung</w:t>
             </w:r>
+            <w:proofErr w:type="spellEnd"/>
           </w:p>
         </w:tc>
         <w:tc>
@@ -492,46 +498,55 @@
                 <w:rFonts w:cs="Times New Roman"/>
                 <w:szCs w:val="24"/>
               </w:rPr>
-              <w:t>Erweiterung und Anpassung</w:t>
-            </w:r>
-          </w:p>
-        </w:tc>
-        <w:tc>
-          <w:tcPr>
-            <w:tcW w:w="1276" w:type="dxa"/>
-          </w:tcPr>
-          <w:p>
-            <w:pPr>
+              <w:t xml:space="preserve">Erweiterung und </w:t>
+            </w:r>
+            <w:proofErr w:type="spellStart"/>
+            <w:r>
               <w:rPr>
                 <w:rFonts w:cs="Times New Roman"/>
                 <w:szCs w:val="24"/>
               </w:rPr>
-            </w:pPr>
-            <w:r>
+              <w:t>Anpassung</w:t>
+            </w:r>
+            <w:proofErr w:type="spellEnd"/>
+          </w:p>
+        </w:tc>
+        <w:tc>
+          <w:tcPr>
+            <w:tcW w:w="1276" w:type="dxa"/>
+          </w:tcPr>
+          <w:p>
+            <w:pPr>
               <w:rPr>
                 <w:rFonts w:cs="Times New Roman"/>
                 <w:szCs w:val="24"/>
               </w:rPr>
-              <w:t>11.04.2025</w:t>
-            </w:r>
-          </w:p>
-        </w:tc>
-        <w:tc>
-          <w:tcPr>
-            <w:tcW w:w="845" w:type="dxa"/>
-          </w:tcPr>
-          <w:p>
-            <w:pPr>
+            </w:pPr>
+            <w:r>
               <w:rPr>
                 <w:rFonts w:cs="Times New Roman"/>
                 <w:szCs w:val="24"/>
               </w:rPr>
-            </w:pPr>
-            <w:r>
+              <w:t>11.04.2025</w:t>
+            </w:r>
+          </w:p>
+        </w:tc>
+        <w:tc>
+          <w:tcPr>
+            <w:tcW w:w="845" w:type="dxa"/>
+          </w:tcPr>
+          <w:p>
+            <w:pPr>
               <w:rPr>
                 <w:rFonts w:cs="Times New Roman"/>
                 <w:szCs w:val="24"/>
               </w:rPr>
+            </w:pPr>
+            <w:r>
+              <w:rPr>
+                <w:rFonts w:cs="Times New Roman"/>
+                <w:szCs w:val="24"/>
+              </w:rPr>
               <w:t>NB</w:t>
             </w:r>
           </w:p>
@@ -574,46 +589,55 @@
                 <w:rFonts w:cs="Times New Roman"/>
                 <w:szCs w:val="24"/>
               </w:rPr>
-              <w:t>Erweiterung und Anpassung</w:t>
-            </w:r>
-          </w:p>
-        </w:tc>
-        <w:tc>
-          <w:tcPr>
-            <w:tcW w:w="1276" w:type="dxa"/>
-          </w:tcPr>
-          <w:p>
-            <w:pPr>
+              <w:t xml:space="preserve">Erweiterung und </w:t>
+            </w:r>
+            <w:proofErr w:type="spellStart"/>
+            <w:r>
               <w:rPr>
                 <w:rFonts w:cs="Times New Roman"/>
                 <w:szCs w:val="24"/>
               </w:rPr>
-            </w:pPr>
-            <w:r>
+              <w:t>Anpassung</w:t>
+            </w:r>
+            <w:proofErr w:type="spellEnd"/>
+          </w:p>
+        </w:tc>
+        <w:tc>
+          <w:tcPr>
+            <w:tcW w:w="1276" w:type="dxa"/>
+          </w:tcPr>
+          <w:p>
+            <w:pPr>
               <w:rPr>
                 <w:rFonts w:cs="Times New Roman"/>
                 <w:szCs w:val="24"/>
               </w:rPr>
-              <w:t>28.04.2025</w:t>
-            </w:r>
-          </w:p>
-        </w:tc>
-        <w:tc>
-          <w:tcPr>
-            <w:tcW w:w="845" w:type="dxa"/>
-          </w:tcPr>
-          <w:p>
-            <w:pPr>
+            </w:pPr>
+            <w:r>
               <w:rPr>
                 <w:rFonts w:cs="Times New Roman"/>
                 <w:szCs w:val="24"/>
               </w:rPr>
-            </w:pPr>
-            <w:r>
+              <w:t>28.04.2025</w:t>
+            </w:r>
+          </w:p>
+        </w:tc>
+        <w:tc>
+          <w:tcPr>
+            <w:tcW w:w="845" w:type="dxa"/>
+          </w:tcPr>
+          <w:p>
+            <w:pPr>
               <w:rPr>
                 <w:rFonts w:cs="Times New Roman"/>
                 <w:szCs w:val="24"/>
               </w:rPr>
+            </w:pPr>
+            <w:r>
+              <w:rPr>
+                <w:rFonts w:cs="Times New Roman"/>
+                <w:szCs w:val="24"/>
+              </w:rPr>
               <w:t>NB</w:t>
             </w:r>
           </w:p>
@@ -656,46 +680,55 @@
                 <w:rFonts w:cs="Times New Roman"/>
                 <w:szCs w:val="24"/>
               </w:rPr>
-              <w:t>Erweiterung und Anpassung</w:t>
-            </w:r>
-          </w:p>
-        </w:tc>
-        <w:tc>
-          <w:tcPr>
-            <w:tcW w:w="1276" w:type="dxa"/>
-          </w:tcPr>
-          <w:p>
-            <w:pPr>
+              <w:t xml:space="preserve">Erweiterung und </w:t>
+            </w:r>
+            <w:proofErr w:type="spellStart"/>
+            <w:r>
               <w:rPr>
                 <w:rFonts w:cs="Times New Roman"/>
                 <w:szCs w:val="24"/>
               </w:rPr>
-            </w:pPr>
-            <w:r>
+              <w:t>Anpassung</w:t>
+            </w:r>
+            <w:proofErr w:type="spellEnd"/>
+          </w:p>
+        </w:tc>
+        <w:tc>
+          <w:tcPr>
+            <w:tcW w:w="1276" w:type="dxa"/>
+          </w:tcPr>
+          <w:p>
+            <w:pPr>
               <w:rPr>
                 <w:rFonts w:cs="Times New Roman"/>
                 <w:szCs w:val="24"/>
               </w:rPr>
-              <w:t>02.05.2025</w:t>
-            </w:r>
-          </w:p>
-        </w:tc>
-        <w:tc>
-          <w:tcPr>
-            <w:tcW w:w="845" w:type="dxa"/>
-          </w:tcPr>
-          <w:p>
-            <w:pPr>
+            </w:pPr>
+            <w:r>
               <w:rPr>
                 <w:rFonts w:cs="Times New Roman"/>
                 <w:szCs w:val="24"/>
               </w:rPr>
-            </w:pPr>
-            <w:r>
+              <w:t>02.05.2025</w:t>
+            </w:r>
+          </w:p>
+        </w:tc>
+        <w:tc>
+          <w:tcPr>
+            <w:tcW w:w="845" w:type="dxa"/>
+          </w:tcPr>
+          <w:p>
+            <w:pPr>
               <w:rPr>
                 <w:rFonts w:cs="Times New Roman"/>
                 <w:szCs w:val="24"/>
               </w:rPr>
+            </w:pPr>
+            <w:r>
+              <w:rPr>
+                <w:rFonts w:cs="Times New Roman"/>
+                <w:szCs w:val="24"/>
+              </w:rPr>
               <w:t>NB</w:t>
             </w:r>
           </w:p>
@@ -738,46 +771,55 @@
                 <w:rFonts w:cs="Times New Roman"/>
                 <w:szCs w:val="24"/>
               </w:rPr>
-              <w:t>Erweiterung und Anpassung</w:t>
-            </w:r>
-          </w:p>
-        </w:tc>
-        <w:tc>
-          <w:tcPr>
-            <w:tcW w:w="1276" w:type="dxa"/>
-          </w:tcPr>
-          <w:p>
-            <w:pPr>
+              <w:t xml:space="preserve">Erweiterung und </w:t>
+            </w:r>
+            <w:proofErr w:type="spellStart"/>
+            <w:r>
               <w:rPr>
                 <w:rFonts w:cs="Times New Roman"/>
                 <w:szCs w:val="24"/>
               </w:rPr>
-            </w:pPr>
-            <w:r>
+              <w:t>Anpassung</w:t>
+            </w:r>
+            <w:proofErr w:type="spellEnd"/>
+          </w:p>
+        </w:tc>
+        <w:tc>
+          <w:tcPr>
+            <w:tcW w:w="1276" w:type="dxa"/>
+          </w:tcPr>
+          <w:p>
+            <w:pPr>
               <w:rPr>
                 <w:rFonts w:cs="Times New Roman"/>
                 <w:szCs w:val="24"/>
               </w:rPr>
-              <w:t>16.05.2025</w:t>
-            </w:r>
-          </w:p>
-        </w:tc>
-        <w:tc>
-          <w:tcPr>
-            <w:tcW w:w="845" w:type="dxa"/>
-          </w:tcPr>
-          <w:p>
-            <w:pPr>
+            </w:pPr>
+            <w:r>
               <w:rPr>
                 <w:rFonts w:cs="Times New Roman"/>
                 <w:szCs w:val="24"/>
               </w:rPr>
-            </w:pPr>
-            <w:r>
+              <w:t>16.05.2025</w:t>
+            </w:r>
+          </w:p>
+        </w:tc>
+        <w:tc>
+          <w:tcPr>
+            <w:tcW w:w="845" w:type="dxa"/>
+          </w:tcPr>
+          <w:p>
+            <w:pPr>
               <w:rPr>
                 <w:rFonts w:cs="Times New Roman"/>
                 <w:szCs w:val="24"/>
               </w:rPr>
+            </w:pPr>
+            <w:r>
+              <w:rPr>
+                <w:rFonts w:cs="Times New Roman"/>
+                <w:szCs w:val="24"/>
+              </w:rPr>
               <w:t>NB</w:t>
             </w:r>
           </w:p>
@@ -820,8 +862,17 @@
                 <w:rFonts w:cs="Times New Roman"/>
                 <w:szCs w:val="24"/>
               </w:rPr>
-              <w:t>Erweiterung und Anpassung</w:t>
-            </w:r>
+              <w:t xml:space="preserve">Erweiterung und </w:t>
+            </w:r>
+            <w:proofErr w:type="spellStart"/>
+            <w:r>
+              <w:rPr>
+                <w:rFonts w:cs="Times New Roman"/>
+                <w:szCs w:val="24"/>
+              </w:rPr>
+              <w:t>Anpassung</w:t>
+            </w:r>
+            <w:proofErr w:type="spellEnd"/>
           </w:p>
         </w:tc>
         <w:tc>
@@ -1622,6 +1673,7 @@
           <w:szCs w:val="24"/>
         </w:rPr>
       </w:pPr>
+      <w:proofErr w:type="spellStart"/>
       <w:r>
         <w:rPr>
           <w:rFonts w:cs="Times New Roman"/>
@@ -1631,6 +1683,7 @@
         <w:lastRenderedPageBreak/>
         <w:t>Inhaltsverzeichnis</w:t>
       </w:r>
+      <w:proofErr w:type="spellEnd"/>
     </w:p>
     <w:sdt>
       <w:sdtPr>
@@ -5245,18 +5298,196 @@
     </w:p>
     <w:p>
       <w:r>
-        <w:t>Es soll eine Sprachsteuerung für die Spritzgussmaschine entwickelt werden, welche anhand der Sprachbefehle 1-9 ein Zeitsignal erstellt und dieses auf der Benutzeroberfläche darstellt</w:t>
-      </w:r>
-      <w:r>
-        <w:t xml:space="preserve"> und ausführt</w:t>
-      </w:r>
+        <w:t xml:space="preserve">Es </w:t>
+      </w:r>
+      <w:proofErr w:type="spellStart"/>
+      <w:r>
+        <w:t>soll</w:t>
+      </w:r>
+      <w:proofErr w:type="spellEnd"/>
+      <w:r>
+        <w:t xml:space="preserve"> </w:t>
+      </w:r>
+      <w:proofErr w:type="spellStart"/>
+      <w:r>
+        <w:t>eine</w:t>
+      </w:r>
+      <w:proofErr w:type="spellEnd"/>
+      <w:r>
+        <w:t xml:space="preserve"> </w:t>
+      </w:r>
+      <w:proofErr w:type="spellStart"/>
+      <w:r>
+        <w:t>Sprachsteuerung</w:t>
+      </w:r>
+      <w:proofErr w:type="spellEnd"/>
+      <w:r>
+        <w:t xml:space="preserve"> für die </w:t>
+      </w:r>
+      <w:proofErr w:type="spellStart"/>
+      <w:r>
+        <w:t>Spritzgussmaschine</w:t>
+      </w:r>
+      <w:proofErr w:type="spellEnd"/>
+      <w:r>
+        <w:t xml:space="preserve"> </w:t>
+      </w:r>
+      <w:proofErr w:type="spellStart"/>
+      <w:r>
+        <w:t>entwickelt</w:t>
+      </w:r>
+      <w:proofErr w:type="spellEnd"/>
+      <w:r>
+        <w:t xml:space="preserve"> </w:t>
+      </w:r>
+      <w:proofErr w:type="spellStart"/>
+      <w:r>
+        <w:t>werden</w:t>
+      </w:r>
+      <w:proofErr w:type="spellEnd"/>
+      <w:r>
+        <w:t xml:space="preserve">, </w:t>
+      </w:r>
+      <w:proofErr w:type="spellStart"/>
+      <w:r>
+        <w:t>welche</w:t>
+      </w:r>
+      <w:proofErr w:type="spellEnd"/>
+      <w:r>
+        <w:t xml:space="preserve"> </w:t>
+      </w:r>
+      <w:proofErr w:type="spellStart"/>
+      <w:r>
+        <w:t>anhand</w:t>
+      </w:r>
+      <w:proofErr w:type="spellEnd"/>
+      <w:r>
+        <w:t xml:space="preserve"> der </w:t>
+      </w:r>
+      <w:proofErr w:type="spellStart"/>
+      <w:r>
+        <w:t>Sprachbefehle</w:t>
+      </w:r>
+      <w:proofErr w:type="spellEnd"/>
+      <w:r>
+        <w:t xml:space="preserve"> 1-9 </w:t>
+      </w:r>
+      <w:proofErr w:type="spellStart"/>
+      <w:r>
+        <w:t>ein</w:t>
+      </w:r>
+      <w:proofErr w:type="spellEnd"/>
+      <w:r>
+        <w:t xml:space="preserve"> </w:t>
+      </w:r>
+      <w:proofErr w:type="spellStart"/>
+      <w:r>
+        <w:t>Zeitsignal</w:t>
+      </w:r>
+      <w:proofErr w:type="spellEnd"/>
+      <w:r>
+        <w:t xml:space="preserve"> </w:t>
+      </w:r>
+      <w:proofErr w:type="spellStart"/>
+      <w:r>
+        <w:t>erstellt</w:t>
+      </w:r>
+      <w:proofErr w:type="spellEnd"/>
+      <w:r>
+        <w:t xml:space="preserve"> und dieses auf der </w:t>
+      </w:r>
+      <w:proofErr w:type="spellStart"/>
+      <w:r>
+        <w:t>Benutzeroberfläche</w:t>
+      </w:r>
+      <w:proofErr w:type="spellEnd"/>
+      <w:r>
+        <w:t xml:space="preserve"> </w:t>
+      </w:r>
+      <w:proofErr w:type="spellStart"/>
+      <w:r>
+        <w:t>darstellt</w:t>
+      </w:r>
+      <w:proofErr w:type="spellEnd"/>
+      <w:r>
+        <w:t xml:space="preserve"> und </w:t>
+      </w:r>
+      <w:proofErr w:type="spellStart"/>
+      <w:r>
+        <w:t>ausführt</w:t>
+      </w:r>
+      <w:proofErr w:type="spellEnd"/>
       <w:r>
         <w:t>.</w:t>
       </w:r>
     </w:p>
     <w:p>
       <w:r>
-        <w:t>Die Lieferung umfasst eine Sprachauswertung der besagten Befehle mit entsprechender Bedienoberfläche für Personal.</w:t>
+        <w:t xml:space="preserve">Die Lieferung </w:t>
+      </w:r>
+      <w:proofErr w:type="spellStart"/>
+      <w:r>
+        <w:t>umfasst</w:t>
+      </w:r>
+      <w:proofErr w:type="spellEnd"/>
+      <w:r>
+        <w:t xml:space="preserve"> </w:t>
+      </w:r>
+      <w:proofErr w:type="spellStart"/>
+      <w:r>
+        <w:t>eine</w:t>
+      </w:r>
+      <w:proofErr w:type="spellEnd"/>
+      <w:r>
+        <w:t xml:space="preserve"> </w:t>
+      </w:r>
+      <w:proofErr w:type="spellStart"/>
+      <w:r>
+        <w:t>Sprachauswertung</w:t>
+      </w:r>
+      <w:proofErr w:type="spellEnd"/>
+      <w:r>
+        <w:t xml:space="preserve"> der </w:t>
+      </w:r>
+      <w:proofErr w:type="spellStart"/>
+      <w:r>
+        <w:t>besagten</w:t>
+      </w:r>
+      <w:proofErr w:type="spellEnd"/>
+      <w:r>
+        <w:t xml:space="preserve"> </w:t>
+      </w:r>
+      <w:proofErr w:type="spellStart"/>
+      <w:r>
+        <w:t>Befehle</w:t>
+      </w:r>
+      <w:proofErr w:type="spellEnd"/>
+      <w:r>
+        <w:t xml:space="preserve"> </w:t>
+      </w:r>
+      <w:proofErr w:type="spellStart"/>
+      <w:r>
+        <w:t>mit</w:t>
+      </w:r>
+      <w:proofErr w:type="spellEnd"/>
+      <w:r>
+        <w:t xml:space="preserve"> </w:t>
+      </w:r>
+      <w:proofErr w:type="spellStart"/>
+      <w:r>
+        <w:t>entsprechender</w:t>
+      </w:r>
+      <w:proofErr w:type="spellEnd"/>
+      <w:r>
+        <w:t xml:space="preserve"> </w:t>
+      </w:r>
+      <w:proofErr w:type="spellStart"/>
+      <w:r>
+        <w:t>Bedienoberfläche</w:t>
+      </w:r>
+      <w:proofErr w:type="spellEnd"/>
+      <w:r>
+        <w:t xml:space="preserve"> für Personal.</w:t>
       </w:r>
     </w:p>
     <w:p>
@@ -5308,7 +5539,21 @@
         <w:rPr>
           <w:lang w:val="de-DE"/>
         </w:rPr>
-        <w:t>Durch den funktionfähigen Prototyp soll gezeigt werden, dass die Sprachsteuerung trotz Umgebungsgeräuschen, umsetzbar ist.</w:t>
+        <w:t xml:space="preserve">Durch den </w:t>
+      </w:r>
+      <w:proofErr w:type="spellStart"/>
+      <w:r>
+        <w:rPr>
+          <w:lang w:val="de-DE"/>
+        </w:rPr>
+        <w:t>funktionfähigen</w:t>
+      </w:r>
+      <w:proofErr w:type="spellEnd"/>
+      <w:r>
+        <w:rPr>
+          <w:lang w:val="de-DE"/>
+        </w:rPr>
+        <w:t xml:space="preserve"> Prototyp soll gezeigt werden, dass die Sprachsteuerung trotz Umgebungsgeräuschen, umsetzbar ist.</w:t>
       </w:r>
     </w:p>
     <w:p>
@@ -5374,15 +5619,33 @@
           <w:bCs/>
           <w:lang w:val="de-DE"/>
         </w:rPr>
-        <w:t>und Erweiterbarkeit</w:t>
-      </w:r>
+        <w:t xml:space="preserve">und </w:t>
+      </w:r>
+      <w:proofErr w:type="spellStart"/>
       <w:r>
         <w:rPr>
           <w:b/>
           <w:bCs/>
           <w:lang w:val="de-DE"/>
         </w:rPr>
-        <w:t>durch Modularität</w:t>
+        <w:t>Erweiterbarkeit</w:t>
+      </w:r>
+      <w:r>
+        <w:rPr>
+          <w:b/>
+          <w:bCs/>
+          <w:lang w:val="de-DE"/>
+        </w:rPr>
+        <w:t>durch</w:t>
+      </w:r>
+      <w:proofErr w:type="spellEnd"/>
+      <w:r>
+        <w:rPr>
+          <w:b/>
+          <w:bCs/>
+          <w:lang w:val="de-DE"/>
+        </w:rPr>
+        <w:t xml:space="preserve"> Modularität</w:t>
       </w:r>
     </w:p>
     <w:p>
@@ -5641,7 +5904,23 @@
           <w:lang w:val="de-DE"/>
         </w:rPr>
         <w:lastRenderedPageBreak/>
-        <w:t>Verweise auf Projekte in Application Lifecycle Tools (Jira, Polarion, …)</w:t>
+        <w:t xml:space="preserve">Verweise auf Projekte in </w:t>
+      </w:r>
+      <w:proofErr w:type="spellStart"/>
+      <w:r>
+        <w:rPr>
+          <w:i/>
+          <w:lang w:val="de-DE"/>
+        </w:rPr>
+        <w:t>Application</w:t>
+      </w:r>
+      <w:proofErr w:type="spellEnd"/>
+      <w:r>
+        <w:rPr>
+          <w:i/>
+          <w:lang w:val="de-DE"/>
+        </w:rPr>
+        <w:t xml:space="preserve"> Lifecycle Tools (Jira, Polarion, …)</w:t>
       </w:r>
     </w:p>
     <w:p>
@@ -5767,12 +6046,28 @@
         </w:rPr>
         <w:t xml:space="preserve"> </w:t>
       </w:r>
-      <w:r>
-        <w:rPr>
-          <w:lang w:val="de-DE"/>
-        </w:rPr>
-        <w:t>Bazaj Donart</w:t>
-      </w:r>
+      <w:proofErr w:type="spellStart"/>
+      <w:r>
+        <w:rPr>
+          <w:lang w:val="de-DE"/>
+        </w:rPr>
+        <w:t>Bazaj</w:t>
+      </w:r>
+      <w:proofErr w:type="spellEnd"/>
+      <w:r>
+        <w:rPr>
+          <w:lang w:val="de-DE"/>
+        </w:rPr>
+        <w:t xml:space="preserve"> </w:t>
+      </w:r>
+      <w:proofErr w:type="spellStart"/>
+      <w:r>
+        <w:rPr>
+          <w:lang w:val="de-DE"/>
+        </w:rPr>
+        <w:t>Donart</w:t>
+      </w:r>
+      <w:proofErr w:type="spellEnd"/>
     </w:p>
     <w:p>
       <w:pPr>
@@ -5859,8 +6154,44 @@
         <w:rPr>
           <w:i/>
         </w:rPr>
-        <w:t>ISO/IEC 25000:2014 Systems and software engineerng – Systems and software Quality Requirements and Evaluation (SQuaRE) – Guide to SQuaRE</w:t>
-      </w:r>
+        <w:t xml:space="preserve">ISO/IEC 25000:2014 Systems and software </w:t>
+      </w:r>
+      <w:proofErr w:type="spellStart"/>
+      <w:r>
+        <w:rPr>
+          <w:i/>
+        </w:rPr>
+        <w:t>engineerng</w:t>
+      </w:r>
+      <w:proofErr w:type="spellEnd"/>
+      <w:r>
+        <w:rPr>
+          <w:i/>
+        </w:rPr>
+        <w:t xml:space="preserve"> – Systems and software Quality Requirements and Evaluation (</w:t>
+      </w:r>
+      <w:proofErr w:type="spellStart"/>
+      <w:r>
+        <w:rPr>
+          <w:i/>
+        </w:rPr>
+        <w:t>SQuaRE</w:t>
+      </w:r>
+      <w:proofErr w:type="spellEnd"/>
+      <w:r>
+        <w:rPr>
+          <w:i/>
+        </w:rPr>
+        <w:t xml:space="preserve">) – Guide to </w:t>
+      </w:r>
+      <w:proofErr w:type="spellStart"/>
+      <w:r>
+        <w:rPr>
+          <w:i/>
+        </w:rPr>
+        <w:t>SQuaRE</w:t>
+      </w:r>
+      <w:proofErr w:type="spellEnd"/>
     </w:p>
     <w:p>
       <w:pPr>
@@ -5891,6 +6222,7 @@
         </w:rPr>
         <w:t xml:space="preserve">oftware </w:t>
       </w:r>
+      <w:proofErr w:type="spellStart"/>
       <w:r>
         <w:rPr>
           <w:i/>
@@ -5901,12 +6233,19 @@
         <w:rPr>
           <w:i/>
         </w:rPr>
-        <w:t xml:space="preserve">ngineerng </w:t>
-      </w:r>
+        <w:t>ngineerng</w:t>
+      </w:r>
+      <w:proofErr w:type="spellEnd"/>
       <w:r>
         <w:rPr>
           <w:i/>
         </w:rPr>
+        <w:t xml:space="preserve"> </w:t>
+      </w:r>
+      <w:r>
+        <w:rPr>
+          <w:i/>
+        </w:rPr>
         <w:t>–</w:t>
       </w:r>
       <w:r>
@@ -5919,7 +6258,21 @@
         <w:rPr>
           <w:i/>
         </w:rPr>
-        <w:t>tems and software Quality Requirements and Evaluation (SQuaRE) – Product quality model</w:t>
+        <w:t>tems and software Quality Requirements and Evaluation (</w:t>
+      </w:r>
+      <w:proofErr w:type="spellStart"/>
+      <w:r>
+        <w:rPr>
+          <w:i/>
+        </w:rPr>
+        <w:t>SQuaRE</w:t>
+      </w:r>
+      <w:proofErr w:type="spellEnd"/>
+      <w:r>
+        <w:rPr>
+          <w:i/>
+        </w:rPr>
+        <w:t>) – Product quality model</w:t>
       </w:r>
     </w:p>
     <w:p>
@@ -6085,18 +6438,226 @@
     </w:p>
     <w:p>
       <w:r>
-        <w:t>Es soll eine Sprachsteuerung für die Spritzgussmaschine entwickelt werden, welche anhand der Sprachbefehle 1-9 ein Zeitsignal erstellt und dieses auf der Benutzeroberfläche darstellt.</w:t>
+        <w:t xml:space="preserve">Es </w:t>
+      </w:r>
+      <w:proofErr w:type="spellStart"/>
+      <w:r>
+        <w:t>soll</w:t>
+      </w:r>
+      <w:proofErr w:type="spellEnd"/>
+      <w:r>
+        <w:t xml:space="preserve"> </w:t>
+      </w:r>
+      <w:proofErr w:type="spellStart"/>
+      <w:r>
+        <w:t>eine</w:t>
+      </w:r>
+      <w:proofErr w:type="spellEnd"/>
+      <w:r>
+        <w:t xml:space="preserve"> </w:t>
+      </w:r>
+      <w:proofErr w:type="spellStart"/>
+      <w:r>
+        <w:t>Sprachsteuerung</w:t>
+      </w:r>
+      <w:proofErr w:type="spellEnd"/>
+      <w:r>
+        <w:t xml:space="preserve"> für die </w:t>
+      </w:r>
+      <w:proofErr w:type="spellStart"/>
+      <w:r>
+        <w:t>Spritzgussmaschine</w:t>
+      </w:r>
+      <w:proofErr w:type="spellEnd"/>
+      <w:r>
+        <w:t xml:space="preserve"> </w:t>
+      </w:r>
+      <w:proofErr w:type="spellStart"/>
+      <w:r>
+        <w:t>entwickelt</w:t>
+      </w:r>
+      <w:proofErr w:type="spellEnd"/>
+      <w:r>
+        <w:t xml:space="preserve"> </w:t>
+      </w:r>
+      <w:proofErr w:type="spellStart"/>
+      <w:r>
+        <w:t>werden</w:t>
+      </w:r>
+      <w:proofErr w:type="spellEnd"/>
+      <w:r>
+        <w:t xml:space="preserve">, </w:t>
+      </w:r>
+      <w:proofErr w:type="spellStart"/>
+      <w:r>
+        <w:t>welche</w:t>
+      </w:r>
+      <w:proofErr w:type="spellEnd"/>
+      <w:r>
+        <w:t xml:space="preserve"> </w:t>
+      </w:r>
+      <w:proofErr w:type="spellStart"/>
+      <w:r>
+        <w:t>anhand</w:t>
+      </w:r>
+      <w:proofErr w:type="spellEnd"/>
+      <w:r>
+        <w:t xml:space="preserve"> der </w:t>
+      </w:r>
+      <w:proofErr w:type="spellStart"/>
+      <w:r>
+        <w:t>Sprachbefehle</w:t>
+      </w:r>
+      <w:proofErr w:type="spellEnd"/>
+      <w:r>
+        <w:t xml:space="preserve"> 1-9 </w:t>
+      </w:r>
+      <w:proofErr w:type="spellStart"/>
+      <w:r>
+        <w:t>ein</w:t>
+      </w:r>
+      <w:proofErr w:type="spellEnd"/>
+      <w:r>
+        <w:t xml:space="preserve"> </w:t>
+      </w:r>
+      <w:proofErr w:type="spellStart"/>
+      <w:r>
+        <w:t>Zeitsignal</w:t>
+      </w:r>
+      <w:proofErr w:type="spellEnd"/>
+      <w:r>
+        <w:t xml:space="preserve"> </w:t>
+      </w:r>
+      <w:proofErr w:type="spellStart"/>
+      <w:r>
+        <w:t>erstellt</w:t>
+      </w:r>
+      <w:proofErr w:type="spellEnd"/>
+      <w:r>
+        <w:t xml:space="preserve"> und dieses auf der </w:t>
+      </w:r>
+      <w:proofErr w:type="spellStart"/>
+      <w:r>
+        <w:t>Benutzeroberfläche</w:t>
+      </w:r>
+      <w:proofErr w:type="spellEnd"/>
+      <w:r>
+        <w:t xml:space="preserve"> </w:t>
+      </w:r>
+      <w:proofErr w:type="spellStart"/>
+      <w:r>
+        <w:t>darstellt</w:t>
+      </w:r>
+      <w:proofErr w:type="spellEnd"/>
+      <w:r>
+        <w:t>.</w:t>
       </w:r>
     </w:p>
     <w:p>
       <w:r>
-        <w:t>Die Lieferung umfasst eine Sprachauswertung der besagten Befehle mit entsprechender Bedienoberfläche für Personal.</w:t>
+        <w:t xml:space="preserve">Die Lieferung </w:t>
+      </w:r>
+      <w:proofErr w:type="spellStart"/>
+      <w:r>
+        <w:t>umfasst</w:t>
+      </w:r>
+      <w:proofErr w:type="spellEnd"/>
+      <w:r>
+        <w:t xml:space="preserve"> </w:t>
+      </w:r>
+      <w:proofErr w:type="spellStart"/>
+      <w:r>
+        <w:t>eine</w:t>
+      </w:r>
+      <w:proofErr w:type="spellEnd"/>
+      <w:r>
+        <w:t xml:space="preserve"> </w:t>
+      </w:r>
+      <w:proofErr w:type="spellStart"/>
+      <w:r>
+        <w:t>Sprachauswertung</w:t>
+      </w:r>
+      <w:proofErr w:type="spellEnd"/>
+      <w:r>
+        <w:t xml:space="preserve"> der </w:t>
+      </w:r>
+      <w:proofErr w:type="spellStart"/>
+      <w:r>
+        <w:t>besagten</w:t>
+      </w:r>
+      <w:proofErr w:type="spellEnd"/>
+      <w:r>
+        <w:t xml:space="preserve"> </w:t>
+      </w:r>
+      <w:proofErr w:type="spellStart"/>
+      <w:r>
+        <w:t>Befehle</w:t>
+      </w:r>
+      <w:proofErr w:type="spellEnd"/>
+      <w:r>
+        <w:t xml:space="preserve"> </w:t>
+      </w:r>
+      <w:proofErr w:type="spellStart"/>
+      <w:r>
+        <w:t>mit</w:t>
+      </w:r>
+      <w:proofErr w:type="spellEnd"/>
+      <w:r>
+        <w:t xml:space="preserve"> </w:t>
+      </w:r>
+      <w:proofErr w:type="spellStart"/>
+      <w:r>
+        <w:t>entsprechender</w:t>
+      </w:r>
+      <w:proofErr w:type="spellEnd"/>
+      <w:r>
+        <w:t xml:space="preserve"> </w:t>
+      </w:r>
+      <w:proofErr w:type="spellStart"/>
+      <w:r>
+        <w:t>Bedienoberfläche</w:t>
+      </w:r>
+      <w:proofErr w:type="spellEnd"/>
+      <w:r>
+        <w:t xml:space="preserve"> für Personal.</w:t>
       </w:r>
     </w:p>
     <w:p/>
     <w:p>
       <w:r>
-        <w:t>Die Testziele des Projekts „Sprachsteuerung für die Spritzgussmaschine“ umfassen:</w:t>
+        <w:t xml:space="preserve">Die Testziele des </w:t>
+      </w:r>
+      <w:proofErr w:type="spellStart"/>
+      <w:r>
+        <w:t>Projekts</w:t>
+      </w:r>
+      <w:proofErr w:type="spellEnd"/>
+      <w:r>
+        <w:t xml:space="preserve"> „</w:t>
+      </w:r>
+      <w:proofErr w:type="spellStart"/>
+      <w:r>
+        <w:t>Sprachsteuerung</w:t>
+      </w:r>
+      <w:proofErr w:type="spellEnd"/>
+      <w:r>
+        <w:t xml:space="preserve"> für die </w:t>
+      </w:r>
+      <w:proofErr w:type="spellStart"/>
+      <w:r>
+        <w:t>Spritzgussmaschine</w:t>
+      </w:r>
+      <w:proofErr w:type="spellEnd"/>
+      <w:r>
+        <w:t xml:space="preserve">“ </w:t>
+      </w:r>
+      <w:proofErr w:type="spellStart"/>
+      <w:r>
+        <w:t>umfassen</w:t>
+      </w:r>
+      <w:proofErr w:type="spellEnd"/>
+      <w:r>
+        <w:t>:</w:t>
       </w:r>
     </w:p>
     <w:p>
@@ -6107,8 +6668,45 @@
           <w:numId w:val="10"/>
         </w:numPr>
       </w:pPr>
-      <w:r>
-        <w:t>Sicherstellung der funktionalen Korrektheit der Spracherkennung für die Ziffern 1–9.</w:t>
+      <w:proofErr w:type="spellStart"/>
+      <w:r>
+        <w:t>Sicherstellung</w:t>
+      </w:r>
+      <w:proofErr w:type="spellEnd"/>
+      <w:r>
+        <w:t xml:space="preserve"> der </w:t>
+      </w:r>
+      <w:proofErr w:type="spellStart"/>
+      <w:r>
+        <w:t>funktionalen</w:t>
+      </w:r>
+      <w:proofErr w:type="spellEnd"/>
+      <w:r>
+        <w:t xml:space="preserve"> </w:t>
+      </w:r>
+      <w:proofErr w:type="spellStart"/>
+      <w:r>
+        <w:t>Korrektheit</w:t>
+      </w:r>
+      <w:proofErr w:type="spellEnd"/>
+      <w:r>
+        <w:t xml:space="preserve"> der </w:t>
+      </w:r>
+      <w:proofErr w:type="spellStart"/>
+      <w:r>
+        <w:t>Spracherkennung</w:t>
+      </w:r>
+      <w:proofErr w:type="spellEnd"/>
+      <w:r>
+        <w:t xml:space="preserve"> für die </w:t>
+      </w:r>
+      <w:proofErr w:type="spellStart"/>
+      <w:r>
+        <w:t>Ziffern</w:t>
+      </w:r>
+      <w:proofErr w:type="spellEnd"/>
+      <w:r>
+        <w:t xml:space="preserve"> 1–9.</w:t>
       </w:r>
     </w:p>
     <w:p>
@@ -6119,8 +6717,37 @@
           <w:numId w:val="10"/>
         </w:numPr>
       </w:pPr>
-      <w:r>
-        <w:t>Richtige Visualisierung des erzeugten Zeitsignals in der Benutzeroberfläche.</w:t>
+      <w:proofErr w:type="spellStart"/>
+      <w:r>
+        <w:t>Richtige</w:t>
+      </w:r>
+      <w:proofErr w:type="spellEnd"/>
+      <w:r>
+        <w:t xml:space="preserve"> Visualisierung des </w:t>
+      </w:r>
+      <w:proofErr w:type="spellStart"/>
+      <w:r>
+        <w:t>erzeugten</w:t>
+      </w:r>
+      <w:proofErr w:type="spellEnd"/>
+      <w:r>
+        <w:t xml:space="preserve"> </w:t>
+      </w:r>
+      <w:proofErr w:type="spellStart"/>
+      <w:r>
+        <w:t>Zeitsignals</w:t>
+      </w:r>
+      <w:proofErr w:type="spellEnd"/>
+      <w:r>
+        <w:t xml:space="preserve"> in der </w:t>
+      </w:r>
+      <w:proofErr w:type="spellStart"/>
+      <w:r>
+        <w:t>Benutzeroberfläche</w:t>
+      </w:r>
+      <w:proofErr w:type="spellEnd"/>
+      <w:r>
+        <w:t>.</w:t>
       </w:r>
     </w:p>
     <w:p>
@@ -6132,7 +6759,39 @@
         </w:numPr>
       </w:pPr>
       <w:r>
-        <w:t>Überprüfung der Systemreaktion bei Umgebungsgeräuschen (Robustheit).</w:t>
+        <w:t xml:space="preserve">Überprüfung der </w:t>
+      </w:r>
+      <w:proofErr w:type="spellStart"/>
+      <w:r>
+        <w:t>Systemreaktion</w:t>
+      </w:r>
+      <w:proofErr w:type="spellEnd"/>
+      <w:r>
+        <w:t xml:space="preserve"> </w:t>
+      </w:r>
+      <w:proofErr w:type="spellStart"/>
+      <w:r>
+        <w:t>bei</w:t>
+      </w:r>
+      <w:proofErr w:type="spellEnd"/>
+      <w:r>
+        <w:t xml:space="preserve"> </w:t>
+      </w:r>
+      <w:proofErr w:type="spellStart"/>
+      <w:r>
+        <w:t>Umgebungsgeräuschen</w:t>
+      </w:r>
+      <w:proofErr w:type="spellEnd"/>
+      <w:r>
+        <w:t xml:space="preserve"> (</w:t>
+      </w:r>
+      <w:proofErr w:type="spellStart"/>
+      <w:r>
+        <w:t>Robustheit</w:t>
+      </w:r>
+      <w:proofErr w:type="spellEnd"/>
+      <w:r>
+        <w:t>).</w:t>
       </w:r>
     </w:p>
     <w:p>
@@ -6143,8 +6802,45 @@
           <w:numId w:val="10"/>
         </w:numPr>
       </w:pPr>
-      <w:r>
-        <w:t>Verifikation der Protokollierung (Historie, Zeitsignal, Mikrofondaten).</w:t>
+      <w:proofErr w:type="spellStart"/>
+      <w:r>
+        <w:t>Verifikation</w:t>
+      </w:r>
+      <w:proofErr w:type="spellEnd"/>
+      <w:r>
+        <w:t xml:space="preserve"> der </w:t>
+      </w:r>
+      <w:proofErr w:type="spellStart"/>
+      <w:r>
+        <w:t>Protokollierung</w:t>
+      </w:r>
+      <w:proofErr w:type="spellEnd"/>
+      <w:r>
+        <w:t xml:space="preserve"> (</w:t>
+      </w:r>
+      <w:proofErr w:type="spellStart"/>
+      <w:r>
+        <w:t>Historie</w:t>
+      </w:r>
+      <w:proofErr w:type="spellEnd"/>
+      <w:r>
+        <w:t xml:space="preserve">, </w:t>
+      </w:r>
+      <w:proofErr w:type="spellStart"/>
+      <w:r>
+        <w:t>Zeitsignal</w:t>
+      </w:r>
+      <w:proofErr w:type="spellEnd"/>
+      <w:r>
+        <w:t xml:space="preserve">, </w:t>
+      </w:r>
+      <w:proofErr w:type="spellStart"/>
+      <w:r>
+        <w:t>Mikrofondaten</w:t>
+      </w:r>
+      <w:proofErr w:type="spellEnd"/>
+      <w:r>
+        <w:t>).</w:t>
       </w:r>
     </w:p>
     <w:p>
@@ -6156,7 +6852,23 @@
         </w:numPr>
       </w:pPr>
       <w:r>
-        <w:t>Überprüfung der Benutzerfreundlichkeit (GUI, Systemfeedback).</w:t>
+        <w:t xml:space="preserve">Überprüfung der </w:t>
+      </w:r>
+      <w:proofErr w:type="spellStart"/>
+      <w:r>
+        <w:t>Benutzerfreundlichkeit</w:t>
+      </w:r>
+      <w:proofErr w:type="spellEnd"/>
+      <w:r>
+        <w:t xml:space="preserve"> (GUI, </w:t>
+      </w:r>
+      <w:proofErr w:type="spellStart"/>
+      <w:r>
+        <w:t>Systemfeedback</w:t>
+      </w:r>
+      <w:proofErr w:type="spellEnd"/>
+      <w:r>
+        <w:t>).</w:t>
       </w:r>
     </w:p>
     <w:p>
@@ -6167,8 +6879,29 @@
           <w:numId w:val="10"/>
         </w:numPr>
       </w:pPr>
-      <w:r>
-        <w:t>Validierung der Systemintegration (Hardware, Mikrofon, GUI, Logik).</w:t>
+      <w:proofErr w:type="spellStart"/>
+      <w:r>
+        <w:t>Validierung</w:t>
+      </w:r>
+      <w:proofErr w:type="spellEnd"/>
+      <w:r>
+        <w:t xml:space="preserve"> der </w:t>
+      </w:r>
+      <w:proofErr w:type="spellStart"/>
+      <w:r>
+        <w:t>Systemintegration</w:t>
+      </w:r>
+      <w:proofErr w:type="spellEnd"/>
+      <w:r>
+        <w:t xml:space="preserve"> (Hardware, </w:t>
+      </w:r>
+      <w:proofErr w:type="spellStart"/>
+      <w:r>
+        <w:t>Mikrofon</w:t>
+      </w:r>
+      <w:proofErr w:type="spellEnd"/>
+      <w:r>
+        <w:t>, GUI, Logik).</w:t>
       </w:r>
     </w:p>
     <w:p/>
@@ -6361,6 +7094,7 @@
                 <w:bCs/>
               </w:rPr>
             </w:pPr>
+            <w:proofErr w:type="spellStart"/>
             <w:r>
               <w:rPr>
                 <w:rFonts w:ascii="Arial" w:hAnsi="Arial" w:cs="Arial"/>
@@ -6369,6 +7103,7 @@
               </w:rPr>
               <w:t>Kriterium</w:t>
             </w:r>
+            <w:proofErr w:type="spellEnd"/>
           </w:p>
         </w:tc>
         <w:tc>
@@ -6385,6 +7120,7 @@
                 <w:bCs/>
               </w:rPr>
             </w:pPr>
+            <w:proofErr w:type="spellStart"/>
             <w:r>
               <w:rPr>
                 <w:rFonts w:ascii="Arial" w:hAnsi="Arial" w:cs="Arial"/>
@@ -6393,6 +7129,7 @@
               </w:rPr>
               <w:t>Testansatz</w:t>
             </w:r>
+            <w:proofErr w:type="spellEnd"/>
           </w:p>
         </w:tc>
         <w:tc>
@@ -6409,6 +7146,7 @@
                 <w:bCs/>
               </w:rPr>
             </w:pPr>
+            <w:proofErr w:type="spellStart"/>
             <w:r>
               <w:rPr>
                 <w:rFonts w:ascii="Arial" w:hAnsi="Arial" w:cs="Arial"/>
@@ -6417,6 +7155,7 @@
               </w:rPr>
               <w:t>Relevanz</w:t>
             </w:r>
+            <w:proofErr w:type="spellEnd"/>
           </w:p>
         </w:tc>
       </w:tr>
@@ -6435,12 +7174,14 @@
                 <w:rFonts w:ascii="Arial" w:hAnsi="Arial" w:cs="Arial"/>
               </w:rPr>
             </w:pPr>
+            <w:proofErr w:type="spellStart"/>
             <w:r>
               <w:rPr>
                 <w:rFonts w:ascii="Arial" w:hAnsi="Arial" w:cs="Arial"/>
               </w:rPr>
               <w:t>Funktionalität</w:t>
             </w:r>
+            <w:proofErr w:type="spellEnd"/>
           </w:p>
         </w:tc>
         <w:tc>
@@ -6464,21 +7205,127 @@
               <w:rPr>
                 <w:rFonts w:ascii="Arial" w:hAnsi="Arial" w:cs="Arial"/>
               </w:rPr>
-              <w:t>Modul: Spracherkennung</w:t>
-            </w:r>
+              <w:t xml:space="preserve">Modul: </w:t>
+            </w:r>
+            <w:proofErr w:type="spellStart"/>
+            <w:r>
+              <w:rPr>
+                <w:rFonts w:ascii="Arial" w:hAnsi="Arial" w:cs="Arial"/>
+              </w:rPr>
+              <w:t>Spracherkennung</w:t>
+            </w:r>
+            <w:proofErr w:type="spellEnd"/>
             <w:r>
               <w:rPr>
                 <w:rFonts w:ascii="Arial" w:hAnsi="Arial" w:cs="Arial"/>
               </w:rPr>
               <w:br/>
-              <w:t>- Submodule: Mikrofonaufnahme, MFCC-Extraktion, Vergleich mit Samples</w:t>
+              <w:t xml:space="preserve">- Submodule: </w:t>
+            </w:r>
+            <w:proofErr w:type="spellStart"/>
+            <w:r>
+              <w:rPr>
+                <w:rFonts w:ascii="Arial" w:hAnsi="Arial" w:cs="Arial"/>
+              </w:rPr>
+              <w:t>Mikrofonaufnahme</w:t>
+            </w:r>
+            <w:proofErr w:type="spellEnd"/>
+            <w:r>
+              <w:rPr>
+                <w:rFonts w:ascii="Arial" w:hAnsi="Arial" w:cs="Arial"/>
+              </w:rPr>
+              <w:t>, MFCC-</w:t>
+            </w:r>
+            <w:proofErr w:type="spellStart"/>
+            <w:r>
+              <w:rPr>
+                <w:rFonts w:ascii="Arial" w:hAnsi="Arial" w:cs="Arial"/>
+              </w:rPr>
+              <w:t>Extraktion</w:t>
+            </w:r>
+            <w:proofErr w:type="spellEnd"/>
+            <w:r>
+              <w:rPr>
+                <w:rFonts w:ascii="Arial" w:hAnsi="Arial" w:cs="Arial"/>
+              </w:rPr>
+              <w:t xml:space="preserve">, </w:t>
+            </w:r>
+            <w:proofErr w:type="spellStart"/>
+            <w:r>
+              <w:rPr>
+                <w:rFonts w:ascii="Arial" w:hAnsi="Arial" w:cs="Arial"/>
+              </w:rPr>
+              <w:t>Vergleich</w:t>
+            </w:r>
+            <w:proofErr w:type="spellEnd"/>
+            <w:r>
+              <w:rPr>
+                <w:rFonts w:ascii="Arial" w:hAnsi="Arial" w:cs="Arial"/>
+              </w:rPr>
+              <w:t xml:space="preserve"> </w:t>
+            </w:r>
+            <w:proofErr w:type="spellStart"/>
+            <w:r>
+              <w:rPr>
+                <w:rFonts w:ascii="Arial" w:hAnsi="Arial" w:cs="Arial"/>
+              </w:rPr>
+              <w:t>mit</w:t>
+            </w:r>
+            <w:proofErr w:type="spellEnd"/>
+            <w:r>
+              <w:rPr>
+                <w:rFonts w:ascii="Arial" w:hAnsi="Arial" w:cs="Arial"/>
+              </w:rPr>
+              <w:t xml:space="preserve"> Samples</w:t>
             </w:r>
             <w:r>
               <w:rPr>
                 <w:rFonts w:ascii="Arial" w:hAnsi="Arial" w:cs="Arial"/>
               </w:rPr>
               <w:br/>
-              <w:t>- Test: Sprachbefehl korrekt erkannt?</w:t>
+              <w:t xml:space="preserve">- Test: </w:t>
+            </w:r>
+            <w:proofErr w:type="spellStart"/>
+            <w:r>
+              <w:rPr>
+                <w:rFonts w:ascii="Arial" w:hAnsi="Arial" w:cs="Arial"/>
+              </w:rPr>
+              <w:t>Sprachbefehl</w:t>
+            </w:r>
+            <w:proofErr w:type="spellEnd"/>
+            <w:r>
+              <w:rPr>
+                <w:rFonts w:ascii="Arial" w:hAnsi="Arial" w:cs="Arial"/>
+              </w:rPr>
+              <w:t xml:space="preserve"> </w:t>
+            </w:r>
+            <w:proofErr w:type="spellStart"/>
+            <w:r>
+              <w:rPr>
+                <w:rFonts w:ascii="Arial" w:hAnsi="Arial" w:cs="Arial"/>
+              </w:rPr>
+              <w:t>korrekt</w:t>
+            </w:r>
+            <w:proofErr w:type="spellEnd"/>
+            <w:r>
+              <w:rPr>
+                <w:rFonts w:ascii="Arial" w:hAnsi="Arial" w:cs="Arial"/>
+              </w:rPr>
+              <w:t xml:space="preserve"> </w:t>
+            </w:r>
+            <w:proofErr w:type="spellStart"/>
+            <w:r>
+              <w:rPr>
+                <w:rFonts w:ascii="Arial" w:hAnsi="Arial" w:cs="Arial"/>
+              </w:rPr>
+              <w:t>erkannt</w:t>
+            </w:r>
+            <w:proofErr w:type="spellEnd"/>
+            <w:r>
+              <w:rPr>
+                <w:rFonts w:ascii="Arial" w:hAnsi="Arial" w:cs="Arial"/>
+              </w:rPr>
+              <w:t>?</w:t>
             </w:r>
           </w:p>
         </w:tc>
@@ -6518,12 +7365,14 @@
                 <w:rFonts w:ascii="Arial" w:hAnsi="Arial" w:cs="Arial"/>
               </w:rPr>
             </w:pPr>
+            <w:proofErr w:type="spellStart"/>
             <w:r>
               <w:rPr>
                 <w:rFonts w:ascii="Arial" w:hAnsi="Arial" w:cs="Arial"/>
               </w:rPr>
               <w:t>Zuverlässigkeit</w:t>
             </w:r>
+            <w:proofErr w:type="spellEnd"/>
           </w:p>
         </w:tc>
         <w:tc>
@@ -6544,22 +7393,172 @@
               <w:rPr>
                 <w:rFonts w:ascii="Arial" w:hAnsi="Arial" w:cs="Arial"/>
               </w:rPr>
-              <w:t>- Reaktion bei Rauschen, falscher Eingabe</w:t>
-            </w:r>
+              <w:t xml:space="preserve">- </w:t>
+            </w:r>
+            <w:proofErr w:type="spellStart"/>
+            <w:r>
+              <w:rPr>
+                <w:rFonts w:ascii="Arial" w:hAnsi="Arial" w:cs="Arial"/>
+              </w:rPr>
+              <w:t>Reaktion</w:t>
+            </w:r>
+            <w:proofErr w:type="spellEnd"/>
+            <w:r>
+              <w:rPr>
+                <w:rFonts w:ascii="Arial" w:hAnsi="Arial" w:cs="Arial"/>
+              </w:rPr>
+              <w:t xml:space="preserve"> </w:t>
+            </w:r>
+            <w:proofErr w:type="spellStart"/>
+            <w:r>
+              <w:rPr>
+                <w:rFonts w:ascii="Arial" w:hAnsi="Arial" w:cs="Arial"/>
+              </w:rPr>
+              <w:t>bei</w:t>
+            </w:r>
+            <w:proofErr w:type="spellEnd"/>
+            <w:r>
+              <w:rPr>
+                <w:rFonts w:ascii="Arial" w:hAnsi="Arial" w:cs="Arial"/>
+              </w:rPr>
+              <w:t xml:space="preserve"> </w:t>
+            </w:r>
+            <w:proofErr w:type="spellStart"/>
+            <w:r>
+              <w:rPr>
+                <w:rFonts w:ascii="Arial" w:hAnsi="Arial" w:cs="Arial"/>
+              </w:rPr>
+              <w:t>Rauschen</w:t>
+            </w:r>
+            <w:proofErr w:type="spellEnd"/>
+            <w:r>
+              <w:rPr>
+                <w:rFonts w:ascii="Arial" w:hAnsi="Arial" w:cs="Arial"/>
+              </w:rPr>
+              <w:t xml:space="preserve">, </w:t>
+            </w:r>
+            <w:proofErr w:type="spellStart"/>
+            <w:r>
+              <w:rPr>
+                <w:rFonts w:ascii="Arial" w:hAnsi="Arial" w:cs="Arial"/>
+              </w:rPr>
+              <w:t>falscher</w:t>
+            </w:r>
+            <w:proofErr w:type="spellEnd"/>
+            <w:r>
+              <w:rPr>
+                <w:rFonts w:ascii="Arial" w:hAnsi="Arial" w:cs="Arial"/>
+              </w:rPr>
+              <w:t xml:space="preserve"> </w:t>
+            </w:r>
+            <w:proofErr w:type="spellStart"/>
+            <w:r>
+              <w:rPr>
+                <w:rFonts w:ascii="Arial" w:hAnsi="Arial" w:cs="Arial"/>
+              </w:rPr>
+              <w:t>Eingabe</w:t>
+            </w:r>
+            <w:proofErr w:type="spellEnd"/>
             <w:r>
               <w:rPr>
                 <w:rFonts w:ascii="Arial" w:hAnsi="Arial" w:cs="Arial"/>
               </w:rPr>
               <w:br/>
-              <w:t>- Konsistente Ergebnisse bei mehrfacher Eingabe</w:t>
-            </w:r>
+              <w:t xml:space="preserve">- </w:t>
+            </w:r>
+            <w:proofErr w:type="spellStart"/>
+            <w:r>
+              <w:rPr>
+                <w:rFonts w:ascii="Arial" w:hAnsi="Arial" w:cs="Arial"/>
+              </w:rPr>
+              <w:t>Konsistente</w:t>
+            </w:r>
+            <w:proofErr w:type="spellEnd"/>
+            <w:r>
+              <w:rPr>
+                <w:rFonts w:ascii="Arial" w:hAnsi="Arial" w:cs="Arial"/>
+              </w:rPr>
+              <w:t xml:space="preserve"> </w:t>
+            </w:r>
+            <w:proofErr w:type="spellStart"/>
+            <w:r>
+              <w:rPr>
+                <w:rFonts w:ascii="Arial" w:hAnsi="Arial" w:cs="Arial"/>
+              </w:rPr>
+              <w:t>Ergebnisse</w:t>
+            </w:r>
+            <w:proofErr w:type="spellEnd"/>
+            <w:r>
+              <w:rPr>
+                <w:rFonts w:ascii="Arial" w:hAnsi="Arial" w:cs="Arial"/>
+              </w:rPr>
+              <w:t xml:space="preserve"> </w:t>
+            </w:r>
+            <w:proofErr w:type="spellStart"/>
+            <w:r>
+              <w:rPr>
+                <w:rFonts w:ascii="Arial" w:hAnsi="Arial" w:cs="Arial"/>
+              </w:rPr>
+              <w:t>bei</w:t>
+            </w:r>
+            <w:proofErr w:type="spellEnd"/>
+            <w:r>
+              <w:rPr>
+                <w:rFonts w:ascii="Arial" w:hAnsi="Arial" w:cs="Arial"/>
+              </w:rPr>
+              <w:t xml:space="preserve"> </w:t>
+            </w:r>
+            <w:proofErr w:type="spellStart"/>
+            <w:r>
+              <w:rPr>
+                <w:rFonts w:ascii="Arial" w:hAnsi="Arial" w:cs="Arial"/>
+              </w:rPr>
+              <w:t>mehrfacher</w:t>
+            </w:r>
+            <w:proofErr w:type="spellEnd"/>
+            <w:r>
+              <w:rPr>
+                <w:rFonts w:ascii="Arial" w:hAnsi="Arial" w:cs="Arial"/>
+              </w:rPr>
+              <w:t xml:space="preserve"> </w:t>
+            </w:r>
+            <w:proofErr w:type="spellStart"/>
+            <w:r>
+              <w:rPr>
+                <w:rFonts w:ascii="Arial" w:hAnsi="Arial" w:cs="Arial"/>
+              </w:rPr>
+              <w:t>Eingabe</w:t>
+            </w:r>
+            <w:proofErr w:type="spellEnd"/>
             <w:r>
               <w:rPr>
                 <w:rFonts w:ascii="Arial" w:hAnsi="Arial" w:cs="Arial"/>
               </w:rPr>
               <w:br/>
-              <w:t>- Messung der Fehlerrate</w:t>
-            </w:r>
+              <w:t xml:space="preserve">- </w:t>
+            </w:r>
+            <w:proofErr w:type="spellStart"/>
+            <w:r>
+              <w:rPr>
+                <w:rFonts w:ascii="Arial" w:hAnsi="Arial" w:cs="Arial"/>
+              </w:rPr>
+              <w:t>Messung</w:t>
+            </w:r>
+            <w:proofErr w:type="spellEnd"/>
+            <w:r>
+              <w:rPr>
+                <w:rFonts w:ascii="Arial" w:hAnsi="Arial" w:cs="Arial"/>
+              </w:rPr>
+              <w:t xml:space="preserve"> der </w:t>
+            </w:r>
+            <w:proofErr w:type="spellStart"/>
+            <w:r>
+              <w:rPr>
+                <w:rFonts w:ascii="Arial" w:hAnsi="Arial" w:cs="Arial"/>
+              </w:rPr>
+              <w:t>Fehlerrate</w:t>
+            </w:r>
+            <w:proofErr w:type="spellEnd"/>
             <w:r>
               <w:rPr>
                 <w:rFonts w:ascii="Arial" w:hAnsi="Arial" w:cs="Arial"/>
@@ -6604,6 +7603,7 @@
                 <w:rFonts w:ascii="Arial" w:hAnsi="Arial" w:cs="Arial"/>
               </w:rPr>
             </w:pPr>
+            <w:proofErr w:type="spellStart"/>
             <w:r>
               <w:rPr>
                 <w:rFonts w:ascii="Arial" w:hAnsi="Arial" w:cs="Arial"/>
@@ -6611,6 +7611,7 @@
               <w:lastRenderedPageBreak/>
               <w:t>Benutzbarkeit</w:t>
             </w:r>
+            <w:proofErr w:type="spellEnd"/>
           </w:p>
         </w:tc>
         <w:tc>
@@ -6628,22 +7629,86 @@
               <w:rPr>
                 <w:rFonts w:ascii="Arial" w:hAnsi="Arial" w:cs="Arial"/>
               </w:rPr>
-              <w:t>- GUI verständlich?</w:t>
+              <w:t xml:space="preserve">- GUI </w:t>
+            </w:r>
+            <w:proofErr w:type="spellStart"/>
+            <w:r>
+              <w:rPr>
+                <w:rFonts w:ascii="Arial" w:hAnsi="Arial" w:cs="Arial"/>
+              </w:rPr>
+              <w:t>verständlich</w:t>
+            </w:r>
+            <w:proofErr w:type="spellEnd"/>
+            <w:r>
+              <w:rPr>
+                <w:rFonts w:ascii="Arial" w:hAnsi="Arial" w:cs="Arial"/>
+              </w:rPr>
+              <w:t>?</w:t>
             </w:r>
             <w:r>
               <w:rPr>
                 <w:rFonts w:ascii="Arial" w:hAnsi="Arial" w:cs="Arial"/>
               </w:rPr>
               <w:br/>
-              <w:t>- Sprachfeedback?</w:t>
+              <w:t xml:space="preserve">- </w:t>
+            </w:r>
+            <w:proofErr w:type="spellStart"/>
+            <w:r>
+              <w:rPr>
+                <w:rFonts w:ascii="Arial" w:hAnsi="Arial" w:cs="Arial"/>
+              </w:rPr>
+              <w:t>Sprachfeedback</w:t>
+            </w:r>
+            <w:proofErr w:type="spellEnd"/>
+            <w:r>
+              <w:rPr>
+                <w:rFonts w:ascii="Arial" w:hAnsi="Arial" w:cs="Arial"/>
+              </w:rPr>
+              <w:t>?</w:t>
             </w:r>
             <w:r>
               <w:rPr>
                 <w:rFonts w:ascii="Arial" w:hAnsi="Arial" w:cs="Arial"/>
               </w:rPr>
               <w:br/>
-              <w:t>- Ergonomietest mit Testpersonen</w:t>
-            </w:r>
+              <w:t xml:space="preserve">- </w:t>
+            </w:r>
+            <w:proofErr w:type="spellStart"/>
+            <w:r>
+              <w:rPr>
+                <w:rFonts w:ascii="Arial" w:hAnsi="Arial" w:cs="Arial"/>
+              </w:rPr>
+              <w:t>Ergonomietest</w:t>
+            </w:r>
+            <w:proofErr w:type="spellEnd"/>
+            <w:r>
+              <w:rPr>
+                <w:rFonts w:ascii="Arial" w:hAnsi="Arial" w:cs="Arial"/>
+              </w:rPr>
+              <w:t xml:space="preserve"> </w:t>
+            </w:r>
+            <w:proofErr w:type="spellStart"/>
+            <w:r>
+              <w:rPr>
+                <w:rFonts w:ascii="Arial" w:hAnsi="Arial" w:cs="Arial"/>
+              </w:rPr>
+              <w:t>mit</w:t>
+            </w:r>
+            <w:proofErr w:type="spellEnd"/>
+            <w:r>
+              <w:rPr>
+                <w:rFonts w:ascii="Arial" w:hAnsi="Arial" w:cs="Arial"/>
+              </w:rPr>
+              <w:t xml:space="preserve"> </w:t>
+            </w:r>
+            <w:proofErr w:type="spellStart"/>
+            <w:r>
+              <w:rPr>
+                <w:rFonts w:ascii="Arial" w:hAnsi="Arial" w:cs="Arial"/>
+              </w:rPr>
+              <w:t>Testpersonen</w:t>
+            </w:r>
+            <w:proofErr w:type="spellEnd"/>
           </w:p>
         </w:tc>
         <w:tc>
@@ -6682,12 +7747,14 @@
                 <w:rFonts w:ascii="Arial" w:hAnsi="Arial" w:cs="Arial"/>
               </w:rPr>
             </w:pPr>
+            <w:proofErr w:type="spellStart"/>
             <w:r>
               <w:rPr>
                 <w:rFonts w:ascii="Arial" w:hAnsi="Arial" w:cs="Arial"/>
               </w:rPr>
               <w:t>Effizienz</w:t>
             </w:r>
+            <w:proofErr w:type="spellEnd"/>
           </w:p>
         </w:tc>
         <w:tc>
@@ -6705,21 +7772,85 @@
               <w:rPr>
                 <w:rFonts w:ascii="Arial" w:hAnsi="Arial" w:cs="Arial"/>
               </w:rPr>
-              <w:t>- Verarbeitung innerhalb von &lt; 1s</w:t>
+              <w:t xml:space="preserve">- </w:t>
+            </w:r>
+            <w:proofErr w:type="spellStart"/>
+            <w:r>
+              <w:rPr>
+                <w:rFonts w:ascii="Arial" w:hAnsi="Arial" w:cs="Arial"/>
+              </w:rPr>
+              <w:t>Verarbeitung</w:t>
+            </w:r>
+            <w:proofErr w:type="spellEnd"/>
+            <w:r>
+              <w:rPr>
+                <w:rFonts w:ascii="Arial" w:hAnsi="Arial" w:cs="Arial"/>
+              </w:rPr>
+              <w:t xml:space="preserve"> </w:t>
+            </w:r>
+            <w:proofErr w:type="spellStart"/>
+            <w:r>
+              <w:rPr>
+                <w:rFonts w:ascii="Arial" w:hAnsi="Arial" w:cs="Arial"/>
+              </w:rPr>
+              <w:t>innerhalb</w:t>
+            </w:r>
+            <w:proofErr w:type="spellEnd"/>
+            <w:r>
+              <w:rPr>
+                <w:rFonts w:ascii="Arial" w:hAnsi="Arial" w:cs="Arial"/>
+              </w:rPr>
+              <w:t xml:space="preserve"> von &lt; 1s</w:t>
             </w:r>
             <w:r>
               <w:rPr>
                 <w:rFonts w:ascii="Arial" w:hAnsi="Arial" w:cs="Arial"/>
               </w:rPr>
               <w:br/>
-              <w:t>- Ressourcenverbrauch gering</w:t>
-            </w:r>
+              <w:t xml:space="preserve">- </w:t>
+            </w:r>
+            <w:proofErr w:type="spellStart"/>
+            <w:r>
+              <w:rPr>
+                <w:rFonts w:ascii="Arial" w:hAnsi="Arial" w:cs="Arial"/>
+              </w:rPr>
+              <w:t>Ressourcenverbrauch</w:t>
+            </w:r>
+            <w:proofErr w:type="spellEnd"/>
+            <w:r>
+              <w:rPr>
+                <w:rFonts w:ascii="Arial" w:hAnsi="Arial" w:cs="Arial"/>
+              </w:rPr>
+              <w:t xml:space="preserve"> </w:t>
+            </w:r>
+            <w:proofErr w:type="spellStart"/>
+            <w:r>
+              <w:rPr>
+                <w:rFonts w:ascii="Arial" w:hAnsi="Arial" w:cs="Arial"/>
+              </w:rPr>
+              <w:t>gering</w:t>
+            </w:r>
+            <w:proofErr w:type="spellEnd"/>
             <w:r>
               <w:rPr>
                 <w:rFonts w:ascii="Arial" w:hAnsi="Arial" w:cs="Arial"/>
               </w:rPr>
               <w:br/>
-              <w:t>- CPU-Last beim Live-Recording</w:t>
+              <w:t xml:space="preserve">- CPU-Last </w:t>
+            </w:r>
+            <w:proofErr w:type="spellStart"/>
+            <w:r>
+              <w:rPr>
+                <w:rFonts w:ascii="Arial" w:hAnsi="Arial" w:cs="Arial"/>
+              </w:rPr>
+              <w:t>beim</w:t>
+            </w:r>
+            <w:proofErr w:type="spellEnd"/>
+            <w:r>
+              <w:rPr>
+                <w:rFonts w:ascii="Arial" w:hAnsi="Arial" w:cs="Arial"/>
+              </w:rPr>
+              <w:t xml:space="preserve"> Live-Recording</w:t>
             </w:r>
           </w:p>
         </w:tc>
@@ -6782,22 +7913,200 @@
               <w:rPr>
                 <w:rFonts w:ascii="Arial" w:hAnsi="Arial" w:cs="Arial"/>
               </w:rPr>
-              <w:t>- Unzulässige Befehle dürfen keine Wirkung zeigen</w:t>
-            </w:r>
+              <w:t xml:space="preserve">- </w:t>
+            </w:r>
+            <w:proofErr w:type="spellStart"/>
+            <w:r>
+              <w:rPr>
+                <w:rFonts w:ascii="Arial" w:hAnsi="Arial" w:cs="Arial"/>
+              </w:rPr>
+              <w:t>Unzulässige</w:t>
+            </w:r>
+            <w:proofErr w:type="spellEnd"/>
+            <w:r>
+              <w:rPr>
+                <w:rFonts w:ascii="Arial" w:hAnsi="Arial" w:cs="Arial"/>
+              </w:rPr>
+              <w:t xml:space="preserve"> </w:t>
+            </w:r>
+            <w:proofErr w:type="spellStart"/>
+            <w:r>
+              <w:rPr>
+                <w:rFonts w:ascii="Arial" w:hAnsi="Arial" w:cs="Arial"/>
+              </w:rPr>
+              <w:t>Befehle</w:t>
+            </w:r>
+            <w:proofErr w:type="spellEnd"/>
+            <w:r>
+              <w:rPr>
+                <w:rFonts w:ascii="Arial" w:hAnsi="Arial" w:cs="Arial"/>
+              </w:rPr>
+              <w:t xml:space="preserve"> </w:t>
+            </w:r>
+            <w:proofErr w:type="spellStart"/>
+            <w:r>
+              <w:rPr>
+                <w:rFonts w:ascii="Arial" w:hAnsi="Arial" w:cs="Arial"/>
+              </w:rPr>
+              <w:t>dürfen</w:t>
+            </w:r>
+            <w:proofErr w:type="spellEnd"/>
+            <w:r>
+              <w:rPr>
+                <w:rFonts w:ascii="Arial" w:hAnsi="Arial" w:cs="Arial"/>
+              </w:rPr>
+              <w:t xml:space="preserve"> </w:t>
+            </w:r>
+            <w:proofErr w:type="spellStart"/>
+            <w:r>
+              <w:rPr>
+                <w:rFonts w:ascii="Arial" w:hAnsi="Arial" w:cs="Arial"/>
+              </w:rPr>
+              <w:t>keine</w:t>
+            </w:r>
+            <w:proofErr w:type="spellEnd"/>
+            <w:r>
+              <w:rPr>
+                <w:rFonts w:ascii="Arial" w:hAnsi="Arial" w:cs="Arial"/>
+              </w:rPr>
+              <w:t xml:space="preserve"> </w:t>
+            </w:r>
+            <w:proofErr w:type="spellStart"/>
+            <w:r>
+              <w:rPr>
+                <w:rFonts w:ascii="Arial" w:hAnsi="Arial" w:cs="Arial"/>
+              </w:rPr>
+              <w:t>Wirkung</w:t>
+            </w:r>
+            <w:proofErr w:type="spellEnd"/>
+            <w:r>
+              <w:rPr>
+                <w:rFonts w:ascii="Arial" w:hAnsi="Arial" w:cs="Arial"/>
+              </w:rPr>
+              <w:t xml:space="preserve"> </w:t>
+            </w:r>
+            <w:proofErr w:type="spellStart"/>
+            <w:r>
+              <w:rPr>
+                <w:rFonts w:ascii="Arial" w:hAnsi="Arial" w:cs="Arial"/>
+              </w:rPr>
+              <w:t>zeigen</w:t>
+            </w:r>
+            <w:proofErr w:type="spellEnd"/>
             <w:r>
               <w:rPr>
                 <w:rFonts w:ascii="Arial" w:hAnsi="Arial" w:cs="Arial"/>
               </w:rPr>
               <w:br/>
-              <w:t>- Systemzugriffe nur intern erlaubt</w:t>
-            </w:r>
+              <w:t xml:space="preserve">- </w:t>
+            </w:r>
+            <w:proofErr w:type="spellStart"/>
+            <w:r>
+              <w:rPr>
+                <w:rFonts w:ascii="Arial" w:hAnsi="Arial" w:cs="Arial"/>
+              </w:rPr>
+              <w:t>Systemzugriffe</w:t>
+            </w:r>
+            <w:proofErr w:type="spellEnd"/>
+            <w:r>
+              <w:rPr>
+                <w:rFonts w:ascii="Arial" w:hAnsi="Arial" w:cs="Arial"/>
+              </w:rPr>
+              <w:t xml:space="preserve"> </w:t>
+            </w:r>
+            <w:proofErr w:type="spellStart"/>
+            <w:r>
+              <w:rPr>
+                <w:rFonts w:ascii="Arial" w:hAnsi="Arial" w:cs="Arial"/>
+              </w:rPr>
+              <w:t>nur</w:t>
+            </w:r>
+            <w:proofErr w:type="spellEnd"/>
+            <w:r>
+              <w:rPr>
+                <w:rFonts w:ascii="Arial" w:hAnsi="Arial" w:cs="Arial"/>
+              </w:rPr>
+              <w:t xml:space="preserve"> intern </w:t>
+            </w:r>
+            <w:proofErr w:type="spellStart"/>
+            <w:r>
+              <w:rPr>
+                <w:rFonts w:ascii="Arial" w:hAnsi="Arial" w:cs="Arial"/>
+              </w:rPr>
+              <w:t>erlaubt</w:t>
+            </w:r>
+            <w:proofErr w:type="spellEnd"/>
             <w:r>
               <w:rPr>
                 <w:rFonts w:ascii="Arial" w:hAnsi="Arial" w:cs="Arial"/>
               </w:rPr>
               <w:br/>
-              <w:t>- Keine Verarbeitung bei unvollständiger Spracheingabe</w:t>
-            </w:r>
+              <w:t xml:space="preserve">- </w:t>
+            </w:r>
+            <w:proofErr w:type="spellStart"/>
+            <w:r>
+              <w:rPr>
+                <w:rFonts w:ascii="Arial" w:hAnsi="Arial" w:cs="Arial"/>
+              </w:rPr>
+              <w:t>Keine</w:t>
+            </w:r>
+            <w:proofErr w:type="spellEnd"/>
+            <w:r>
+              <w:rPr>
+                <w:rFonts w:ascii="Arial" w:hAnsi="Arial" w:cs="Arial"/>
+              </w:rPr>
+              <w:t xml:space="preserve"> </w:t>
+            </w:r>
+            <w:proofErr w:type="spellStart"/>
+            <w:r>
+              <w:rPr>
+                <w:rFonts w:ascii="Arial" w:hAnsi="Arial" w:cs="Arial"/>
+              </w:rPr>
+              <w:t>Verarbeitung</w:t>
+            </w:r>
+            <w:proofErr w:type="spellEnd"/>
+            <w:r>
+              <w:rPr>
+                <w:rFonts w:ascii="Arial" w:hAnsi="Arial" w:cs="Arial"/>
+              </w:rPr>
+              <w:t xml:space="preserve"> </w:t>
+            </w:r>
+            <w:proofErr w:type="spellStart"/>
+            <w:r>
+              <w:rPr>
+                <w:rFonts w:ascii="Arial" w:hAnsi="Arial" w:cs="Arial"/>
+              </w:rPr>
+              <w:t>bei</w:t>
+            </w:r>
+            <w:proofErr w:type="spellEnd"/>
+            <w:r>
+              <w:rPr>
+                <w:rFonts w:ascii="Arial" w:hAnsi="Arial" w:cs="Arial"/>
+              </w:rPr>
+              <w:t xml:space="preserve"> </w:t>
+            </w:r>
+            <w:proofErr w:type="spellStart"/>
+            <w:r>
+              <w:rPr>
+                <w:rFonts w:ascii="Arial" w:hAnsi="Arial" w:cs="Arial"/>
+              </w:rPr>
+              <w:t>unvollständiger</w:t>
+            </w:r>
+            <w:proofErr w:type="spellEnd"/>
+            <w:r>
+              <w:rPr>
+                <w:rFonts w:ascii="Arial" w:hAnsi="Arial" w:cs="Arial"/>
+              </w:rPr>
+              <w:t xml:space="preserve"> </w:t>
+            </w:r>
+            <w:proofErr w:type="spellStart"/>
+            <w:r>
+              <w:rPr>
+                <w:rFonts w:ascii="Arial" w:hAnsi="Arial" w:cs="Arial"/>
+              </w:rPr>
+              <w:t>Spracheingabe</w:t>
+            </w:r>
+            <w:proofErr w:type="spellEnd"/>
           </w:p>
         </w:tc>
         <w:tc>
@@ -6836,12 +8145,14 @@
                 <w:rFonts w:ascii="Arial" w:hAnsi="Arial" w:cs="Arial"/>
               </w:rPr>
             </w:pPr>
+            <w:proofErr w:type="spellStart"/>
             <w:r>
               <w:rPr>
                 <w:rFonts w:ascii="Arial" w:hAnsi="Arial" w:cs="Arial"/>
               </w:rPr>
               <w:t>Kompatibilität</w:t>
             </w:r>
+            <w:proofErr w:type="spellEnd"/>
           </w:p>
         </w:tc>
         <w:tc>
@@ -6859,8 +8170,44 @@
               <w:rPr>
                 <w:rFonts w:ascii="Arial" w:hAnsi="Arial" w:cs="Arial"/>
               </w:rPr>
-              <w:t>- Abspielen von .wav-Files auch von Dritten</w:t>
-            </w:r>
+              <w:t xml:space="preserve">- </w:t>
+            </w:r>
+            <w:proofErr w:type="spellStart"/>
+            <w:r>
+              <w:rPr>
+                <w:rFonts w:ascii="Arial" w:hAnsi="Arial" w:cs="Arial"/>
+              </w:rPr>
+              <w:t>Abspielen</w:t>
+            </w:r>
+            <w:proofErr w:type="spellEnd"/>
+            <w:r>
+              <w:rPr>
+                <w:rFonts w:ascii="Arial" w:hAnsi="Arial" w:cs="Arial"/>
+              </w:rPr>
+              <w:t xml:space="preserve"> von .wav-Files </w:t>
+            </w:r>
+            <w:proofErr w:type="spellStart"/>
+            <w:r>
+              <w:rPr>
+                <w:rFonts w:ascii="Arial" w:hAnsi="Arial" w:cs="Arial"/>
+              </w:rPr>
+              <w:t>auch</w:t>
+            </w:r>
+            <w:proofErr w:type="spellEnd"/>
+            <w:r>
+              <w:rPr>
+                <w:rFonts w:ascii="Arial" w:hAnsi="Arial" w:cs="Arial"/>
+              </w:rPr>
+              <w:t xml:space="preserve"> von </w:t>
+            </w:r>
+            <w:proofErr w:type="spellStart"/>
+            <w:r>
+              <w:rPr>
+                <w:rFonts w:ascii="Arial" w:hAnsi="Arial" w:cs="Arial"/>
+              </w:rPr>
+              <w:t>Dritten</w:t>
+            </w:r>
+            <w:proofErr w:type="spellEnd"/>
           </w:p>
         </w:tc>
         <w:tc>
@@ -6899,12 +8246,14 @@
                 <w:rFonts w:ascii="Arial" w:hAnsi="Arial" w:cs="Arial"/>
               </w:rPr>
             </w:pPr>
+            <w:proofErr w:type="spellStart"/>
             <w:r>
               <w:rPr>
                 <w:rFonts w:ascii="Arial" w:hAnsi="Arial" w:cs="Arial"/>
               </w:rPr>
               <w:t>Wartbarkeit</w:t>
             </w:r>
+            <w:proofErr w:type="spellEnd"/>
           </w:p>
         </w:tc>
         <w:tc>
@@ -6922,22 +8271,74 @@
               <w:rPr>
                 <w:rFonts w:ascii="Arial" w:hAnsi="Arial" w:cs="Arial"/>
               </w:rPr>
-              <w:t>- Klare Modulschnittstellen</w:t>
-            </w:r>
+              <w:t xml:space="preserve">- Klare </w:t>
+            </w:r>
+            <w:proofErr w:type="spellStart"/>
+            <w:r>
+              <w:rPr>
+                <w:rFonts w:ascii="Arial" w:hAnsi="Arial" w:cs="Arial"/>
+              </w:rPr>
+              <w:t>Modulschnittstellen</w:t>
+            </w:r>
+            <w:proofErr w:type="spellEnd"/>
             <w:r>
               <w:rPr>
                 <w:rFonts w:ascii="Arial" w:hAnsi="Arial" w:cs="Arial"/>
               </w:rPr>
               <w:br/>
-              <w:t>- Logging von Erkennungsergebnissen</w:t>
-            </w:r>
+              <w:t xml:space="preserve">- Logging von </w:t>
+            </w:r>
+            <w:proofErr w:type="spellStart"/>
+            <w:r>
+              <w:rPr>
+                <w:rFonts w:ascii="Arial" w:hAnsi="Arial" w:cs="Arial"/>
+              </w:rPr>
+              <w:t>Erkennungsergebnissen</w:t>
+            </w:r>
+            <w:proofErr w:type="spellEnd"/>
             <w:r>
               <w:rPr>
                 <w:rFonts w:ascii="Arial" w:hAnsi="Arial" w:cs="Arial"/>
               </w:rPr>
               <w:br/>
-              <w:t>- saubere Kapselung der Funktionen</w:t>
-            </w:r>
+              <w:t xml:space="preserve">- </w:t>
+            </w:r>
+            <w:proofErr w:type="spellStart"/>
+            <w:r>
+              <w:rPr>
+                <w:rFonts w:ascii="Arial" w:hAnsi="Arial" w:cs="Arial"/>
+              </w:rPr>
+              <w:t>saubere</w:t>
+            </w:r>
+            <w:proofErr w:type="spellEnd"/>
+            <w:r>
+              <w:rPr>
+                <w:rFonts w:ascii="Arial" w:hAnsi="Arial" w:cs="Arial"/>
+              </w:rPr>
+              <w:t xml:space="preserve"> </w:t>
+            </w:r>
+            <w:proofErr w:type="spellStart"/>
+            <w:r>
+              <w:rPr>
+                <w:rFonts w:ascii="Arial" w:hAnsi="Arial" w:cs="Arial"/>
+              </w:rPr>
+              <w:t>Kapselung</w:t>
+            </w:r>
+            <w:proofErr w:type="spellEnd"/>
+            <w:r>
+              <w:rPr>
+                <w:rFonts w:ascii="Arial" w:hAnsi="Arial" w:cs="Arial"/>
+              </w:rPr>
+              <w:t xml:space="preserve"> der </w:t>
+            </w:r>
+            <w:proofErr w:type="spellStart"/>
+            <w:r>
+              <w:rPr>
+                <w:rFonts w:ascii="Arial" w:hAnsi="Arial" w:cs="Arial"/>
+              </w:rPr>
+              <w:t>Funktionen</w:t>
+            </w:r>
+            <w:proofErr w:type="spellEnd"/>
           </w:p>
         </w:tc>
         <w:tc>
@@ -6976,12 +8377,14 @@
                 <w:rFonts w:ascii="Arial" w:hAnsi="Arial" w:cs="Arial"/>
               </w:rPr>
             </w:pPr>
+            <w:proofErr w:type="spellStart"/>
             <w:r>
               <w:rPr>
                 <w:rFonts w:ascii="Arial" w:hAnsi="Arial" w:cs="Arial"/>
               </w:rPr>
               <w:t>Portabilität</w:t>
             </w:r>
+            <w:proofErr w:type="spellEnd"/>
           </w:p>
         </w:tc>
         <w:tc>
@@ -6999,8 +8402,44 @@
               <w:rPr>
                 <w:rFonts w:ascii="Arial" w:hAnsi="Arial" w:cs="Arial"/>
               </w:rPr>
-              <w:t>- Verlagerung in Embedded-System perspektivisch vorgesehen</w:t>
-            </w:r>
+              <w:t xml:space="preserve">- </w:t>
+            </w:r>
+            <w:proofErr w:type="spellStart"/>
+            <w:r>
+              <w:rPr>
+                <w:rFonts w:ascii="Arial" w:hAnsi="Arial" w:cs="Arial"/>
+              </w:rPr>
+              <w:t>Verlagerung</w:t>
+            </w:r>
+            <w:proofErr w:type="spellEnd"/>
+            <w:r>
+              <w:rPr>
+                <w:rFonts w:ascii="Arial" w:hAnsi="Arial" w:cs="Arial"/>
+              </w:rPr>
+              <w:t xml:space="preserve"> in Embedded-System </w:t>
+            </w:r>
+            <w:proofErr w:type="spellStart"/>
+            <w:r>
+              <w:rPr>
+                <w:rFonts w:ascii="Arial" w:hAnsi="Arial" w:cs="Arial"/>
+              </w:rPr>
+              <w:t>perspektivisch</w:t>
+            </w:r>
+            <w:proofErr w:type="spellEnd"/>
+            <w:r>
+              <w:rPr>
+                <w:rFonts w:ascii="Arial" w:hAnsi="Arial" w:cs="Arial"/>
+              </w:rPr>
+              <w:t xml:space="preserve"> </w:t>
+            </w:r>
+            <w:proofErr w:type="spellStart"/>
+            <w:r>
+              <w:rPr>
+                <w:rFonts w:ascii="Arial" w:hAnsi="Arial" w:cs="Arial"/>
+              </w:rPr>
+              <w:t>vorgesehen</w:t>
+            </w:r>
+            <w:proofErr w:type="spellEnd"/>
           </w:p>
         </w:tc>
         <w:tc>
@@ -7015,12 +8454,14 @@
                 <w:rFonts w:ascii="Arial" w:hAnsi="Arial" w:cs="Arial"/>
               </w:rPr>
             </w:pPr>
+            <w:proofErr w:type="spellStart"/>
             <w:r>
               <w:rPr>
                 <w:rFonts w:ascii="Arial" w:hAnsi="Arial" w:cs="Arial"/>
               </w:rPr>
               <w:t>Niedrig</w:t>
             </w:r>
+            <w:proofErr w:type="spellEnd"/>
           </w:p>
         </w:tc>
       </w:tr>
@@ -7136,6 +8577,7 @@
                 <w:bCs/>
               </w:rPr>
             </w:pPr>
+            <w:proofErr w:type="spellStart"/>
             <w:r>
               <w:rPr>
                 <w:rFonts w:ascii="Arial" w:hAnsi="Arial" w:cs="Arial"/>
@@ -7144,6 +8586,7 @@
               </w:rPr>
               <w:t>Kriterium</w:t>
             </w:r>
+            <w:proofErr w:type="spellEnd"/>
           </w:p>
         </w:tc>
         <w:tc>
@@ -7160,6 +8603,7 @@
                 <w:bCs/>
               </w:rPr>
             </w:pPr>
+            <w:proofErr w:type="spellStart"/>
             <w:r>
               <w:rPr>
                 <w:rFonts w:ascii="Arial" w:hAnsi="Arial" w:cs="Arial"/>
@@ -7168,6 +8612,7 @@
               </w:rPr>
               <w:t>Relevanz</w:t>
             </w:r>
+            <w:proofErr w:type="spellEnd"/>
           </w:p>
         </w:tc>
       </w:tr>
@@ -7186,12 +8631,14 @@
                 <w:rFonts w:ascii="Arial" w:hAnsi="Arial" w:cs="Arial"/>
               </w:rPr>
             </w:pPr>
+            <w:proofErr w:type="spellStart"/>
             <w:r>
               <w:rPr>
                 <w:rFonts w:ascii="Arial" w:hAnsi="Arial" w:cs="Arial"/>
               </w:rPr>
               <w:t>Funktionalität</w:t>
             </w:r>
+            <w:proofErr w:type="spellEnd"/>
           </w:p>
         </w:tc>
         <w:tc>
@@ -7230,12 +8677,14 @@
                 <w:rFonts w:ascii="Arial" w:hAnsi="Arial" w:cs="Arial"/>
               </w:rPr>
             </w:pPr>
+            <w:proofErr w:type="spellStart"/>
             <w:r>
               <w:rPr>
                 <w:rFonts w:ascii="Arial" w:hAnsi="Arial" w:cs="Arial"/>
               </w:rPr>
               <w:t>Zuverlässigkeit</w:t>
             </w:r>
+            <w:proofErr w:type="spellEnd"/>
           </w:p>
         </w:tc>
         <w:tc>
@@ -7274,12 +8723,14 @@
                 <w:rFonts w:ascii="Arial" w:hAnsi="Arial" w:cs="Arial"/>
               </w:rPr>
             </w:pPr>
+            <w:proofErr w:type="spellStart"/>
             <w:r>
               <w:rPr>
                 <w:rFonts w:ascii="Arial" w:hAnsi="Arial" w:cs="Arial"/>
               </w:rPr>
               <w:t>Benutzbarkeit</w:t>
             </w:r>
+            <w:proofErr w:type="spellEnd"/>
           </w:p>
         </w:tc>
         <w:tc>
@@ -7318,12 +8769,14 @@
                 <w:rFonts w:ascii="Arial" w:hAnsi="Arial" w:cs="Arial"/>
               </w:rPr>
             </w:pPr>
+            <w:proofErr w:type="spellStart"/>
             <w:r>
               <w:rPr>
                 <w:rFonts w:ascii="Arial" w:hAnsi="Arial" w:cs="Arial"/>
               </w:rPr>
               <w:t>Effizienz</w:t>
             </w:r>
+            <w:proofErr w:type="spellEnd"/>
           </w:p>
         </w:tc>
         <w:tc>
@@ -7406,12 +8859,14 @@
                 <w:rFonts w:ascii="Arial" w:hAnsi="Arial" w:cs="Arial"/>
               </w:rPr>
             </w:pPr>
+            <w:proofErr w:type="spellStart"/>
             <w:r>
               <w:rPr>
                 <w:rFonts w:ascii="Arial" w:hAnsi="Arial" w:cs="Arial"/>
               </w:rPr>
               <w:t>Kompatibilität</w:t>
             </w:r>
+            <w:proofErr w:type="spellEnd"/>
           </w:p>
         </w:tc>
         <w:tc>
@@ -7450,12 +8905,14 @@
                 <w:rFonts w:ascii="Arial" w:hAnsi="Arial" w:cs="Arial"/>
               </w:rPr>
             </w:pPr>
+            <w:proofErr w:type="spellStart"/>
             <w:r>
               <w:rPr>
                 <w:rFonts w:ascii="Arial" w:hAnsi="Arial" w:cs="Arial"/>
               </w:rPr>
               <w:t>Wartbarkeit</w:t>
             </w:r>
+            <w:proofErr w:type="spellEnd"/>
           </w:p>
         </w:tc>
         <w:tc>
@@ -7494,6 +8951,7 @@
                 <w:rFonts w:ascii="Arial" w:hAnsi="Arial" w:cs="Arial"/>
               </w:rPr>
             </w:pPr>
+            <w:proofErr w:type="spellStart"/>
             <w:r>
               <w:rPr>
                 <w:rFonts w:ascii="Arial" w:hAnsi="Arial" w:cs="Arial"/>
@@ -7501,6 +8959,7 @@
               <w:lastRenderedPageBreak/>
               <w:t>Portabilität</w:t>
             </w:r>
+            <w:proofErr w:type="spellEnd"/>
           </w:p>
         </w:tc>
         <w:tc>
@@ -8139,6 +9598,7 @@
                 <w:bCs/>
               </w:rPr>
             </w:pPr>
+            <w:proofErr w:type="spellStart"/>
             <w:r>
               <w:rPr>
                 <w:rFonts w:ascii="Arial" w:hAnsi="Arial" w:cs="Arial"/>
@@ -8147,6 +9607,7 @@
               </w:rPr>
               <w:t>Kriterium</w:t>
             </w:r>
+            <w:proofErr w:type="spellEnd"/>
           </w:p>
         </w:tc>
         <w:tc>
@@ -8163,6 +9624,7 @@
                 <w:bCs/>
               </w:rPr>
             </w:pPr>
+            <w:proofErr w:type="spellStart"/>
             <w:r>
               <w:rPr>
                 <w:rFonts w:ascii="Arial" w:hAnsi="Arial" w:cs="Arial"/>
@@ -8171,6 +9633,7 @@
               </w:rPr>
               <w:t>Risiko</w:t>
             </w:r>
+            <w:proofErr w:type="spellEnd"/>
           </w:p>
         </w:tc>
         <w:tc>
@@ -8187,6 +9650,7 @@
                 <w:bCs/>
               </w:rPr>
             </w:pPr>
+            <w:proofErr w:type="spellStart"/>
             <w:r>
               <w:rPr>
                 <w:rFonts w:ascii="Arial" w:hAnsi="Arial" w:cs="Arial"/>
@@ -8195,6 +9659,7 @@
               </w:rPr>
               <w:t>Begründung</w:t>
             </w:r>
+            <w:proofErr w:type="spellEnd"/>
           </w:p>
         </w:tc>
       </w:tr>
@@ -8213,12 +9678,14 @@
                 <w:rFonts w:ascii="Arial" w:hAnsi="Arial" w:cs="Arial"/>
               </w:rPr>
             </w:pPr>
+            <w:proofErr w:type="spellStart"/>
             <w:r>
               <w:rPr>
                 <w:rFonts w:ascii="Arial" w:hAnsi="Arial" w:cs="Arial"/>
               </w:rPr>
               <w:t>Funktionalität</w:t>
             </w:r>
+            <w:proofErr w:type="spellEnd"/>
           </w:p>
         </w:tc>
         <w:tc>
@@ -8251,11 +9718,89 @@
                 <w:rFonts w:ascii="Arial" w:hAnsi="Arial" w:cs="Arial"/>
               </w:rPr>
             </w:pPr>
-            <w:r>
-              <w:rPr>
-                <w:rFonts w:ascii="Arial" w:hAnsi="Arial" w:cs="Arial"/>
-              </w:rPr>
-              <w:t>Fehlerhafte Spracherkennung kann Maschinenfunktionen fälschlich auslösen.</w:t>
+            <w:proofErr w:type="spellStart"/>
+            <w:r>
+              <w:rPr>
+                <w:rFonts w:ascii="Arial" w:hAnsi="Arial" w:cs="Arial"/>
+              </w:rPr>
+              <w:t>Fehlerhafte</w:t>
+            </w:r>
+            <w:proofErr w:type="spellEnd"/>
+            <w:r>
+              <w:rPr>
+                <w:rFonts w:ascii="Arial" w:hAnsi="Arial" w:cs="Arial"/>
+              </w:rPr>
+              <w:t xml:space="preserve"> </w:t>
+            </w:r>
+            <w:proofErr w:type="spellStart"/>
+            <w:r>
+              <w:rPr>
+                <w:rFonts w:ascii="Arial" w:hAnsi="Arial" w:cs="Arial"/>
+              </w:rPr>
+              <w:t>Spracherkennung</w:t>
+            </w:r>
+            <w:proofErr w:type="spellEnd"/>
+            <w:r>
+              <w:rPr>
+                <w:rFonts w:ascii="Arial" w:hAnsi="Arial" w:cs="Arial"/>
+              </w:rPr>
+              <w:t xml:space="preserve"> </w:t>
+            </w:r>
+            <w:proofErr w:type="spellStart"/>
+            <w:r>
+              <w:rPr>
+                <w:rFonts w:ascii="Arial" w:hAnsi="Arial" w:cs="Arial"/>
+              </w:rPr>
+              <w:t>kann</w:t>
+            </w:r>
+            <w:proofErr w:type="spellEnd"/>
+            <w:r>
+              <w:rPr>
+                <w:rFonts w:ascii="Arial" w:hAnsi="Arial" w:cs="Arial"/>
+              </w:rPr>
+              <w:t xml:space="preserve"> </w:t>
+            </w:r>
+            <w:proofErr w:type="spellStart"/>
+            <w:r>
+              <w:rPr>
+                <w:rFonts w:ascii="Arial" w:hAnsi="Arial" w:cs="Arial"/>
+              </w:rPr>
+              <w:t>Maschinenfunktionen</w:t>
+            </w:r>
+            <w:proofErr w:type="spellEnd"/>
+            <w:r>
+              <w:rPr>
+                <w:rFonts w:ascii="Arial" w:hAnsi="Arial" w:cs="Arial"/>
+              </w:rPr>
+              <w:t xml:space="preserve"> </w:t>
+            </w:r>
+            <w:proofErr w:type="spellStart"/>
+            <w:r>
+              <w:rPr>
+                <w:rFonts w:ascii="Arial" w:hAnsi="Arial" w:cs="Arial"/>
+              </w:rPr>
+              <w:t>fälschlich</w:t>
+            </w:r>
+            <w:proofErr w:type="spellEnd"/>
+            <w:r>
+              <w:rPr>
+                <w:rFonts w:ascii="Arial" w:hAnsi="Arial" w:cs="Arial"/>
+              </w:rPr>
+              <w:t xml:space="preserve"> </w:t>
+            </w:r>
+            <w:proofErr w:type="spellStart"/>
+            <w:r>
+              <w:rPr>
+                <w:rFonts w:ascii="Arial" w:hAnsi="Arial" w:cs="Arial"/>
+              </w:rPr>
+              <w:t>auslösen</w:t>
+            </w:r>
+            <w:proofErr w:type="spellEnd"/>
+            <w:r>
+              <w:rPr>
+                <w:rFonts w:ascii="Arial" w:hAnsi="Arial" w:cs="Arial"/>
+              </w:rPr>
+              <w:t>.</w:t>
             </w:r>
           </w:p>
         </w:tc>
@@ -8275,12 +9820,14 @@
                 <w:rFonts w:ascii="Arial" w:hAnsi="Arial" w:cs="Arial"/>
               </w:rPr>
             </w:pPr>
+            <w:proofErr w:type="spellStart"/>
             <w:r>
               <w:rPr>
                 <w:rFonts w:ascii="Arial" w:hAnsi="Arial" w:cs="Arial"/>
               </w:rPr>
               <w:t>Zuverlässigkeit</w:t>
             </w:r>
+            <w:proofErr w:type="spellEnd"/>
           </w:p>
         </w:tc>
         <w:tc>
@@ -8316,11 +9863,89 @@
                 <w:rFonts w:ascii="Arial" w:hAnsi="Arial" w:cs="Arial"/>
               </w:rPr>
             </w:pPr>
-            <w:r>
-              <w:rPr>
-                <w:rFonts w:ascii="Arial" w:hAnsi="Arial" w:cs="Arial"/>
-              </w:rPr>
-              <w:t>Unklare oder wechselnde Erkennung gefährdet die Bedienbarkeit.</w:t>
+            <w:proofErr w:type="spellStart"/>
+            <w:r>
+              <w:rPr>
+                <w:rFonts w:ascii="Arial" w:hAnsi="Arial" w:cs="Arial"/>
+              </w:rPr>
+              <w:t>Unklare</w:t>
+            </w:r>
+            <w:proofErr w:type="spellEnd"/>
+            <w:r>
+              <w:rPr>
+                <w:rFonts w:ascii="Arial" w:hAnsi="Arial" w:cs="Arial"/>
+              </w:rPr>
+              <w:t xml:space="preserve"> </w:t>
+            </w:r>
+            <w:proofErr w:type="spellStart"/>
+            <w:r>
+              <w:rPr>
+                <w:rFonts w:ascii="Arial" w:hAnsi="Arial" w:cs="Arial"/>
+              </w:rPr>
+              <w:t>oder</w:t>
+            </w:r>
+            <w:proofErr w:type="spellEnd"/>
+            <w:r>
+              <w:rPr>
+                <w:rFonts w:ascii="Arial" w:hAnsi="Arial" w:cs="Arial"/>
+              </w:rPr>
+              <w:t xml:space="preserve"> </w:t>
+            </w:r>
+            <w:proofErr w:type="spellStart"/>
+            <w:r>
+              <w:rPr>
+                <w:rFonts w:ascii="Arial" w:hAnsi="Arial" w:cs="Arial"/>
+              </w:rPr>
+              <w:t>wechselnde</w:t>
+            </w:r>
+            <w:proofErr w:type="spellEnd"/>
+            <w:r>
+              <w:rPr>
+                <w:rFonts w:ascii="Arial" w:hAnsi="Arial" w:cs="Arial"/>
+              </w:rPr>
+              <w:t xml:space="preserve"> </w:t>
+            </w:r>
+            <w:proofErr w:type="spellStart"/>
+            <w:r>
+              <w:rPr>
+                <w:rFonts w:ascii="Arial" w:hAnsi="Arial" w:cs="Arial"/>
+              </w:rPr>
+              <w:t>Erkennung</w:t>
+            </w:r>
+            <w:proofErr w:type="spellEnd"/>
+            <w:r>
+              <w:rPr>
+                <w:rFonts w:ascii="Arial" w:hAnsi="Arial" w:cs="Arial"/>
+              </w:rPr>
+              <w:t xml:space="preserve"> </w:t>
+            </w:r>
+            <w:proofErr w:type="spellStart"/>
+            <w:r>
+              <w:rPr>
+                <w:rFonts w:ascii="Arial" w:hAnsi="Arial" w:cs="Arial"/>
+              </w:rPr>
+              <w:t>gefährdet</w:t>
+            </w:r>
+            <w:proofErr w:type="spellEnd"/>
+            <w:r>
+              <w:rPr>
+                <w:rFonts w:ascii="Arial" w:hAnsi="Arial" w:cs="Arial"/>
+              </w:rPr>
+              <w:t xml:space="preserve"> die </w:t>
+            </w:r>
+            <w:proofErr w:type="spellStart"/>
+            <w:r>
+              <w:rPr>
+                <w:rFonts w:ascii="Arial" w:hAnsi="Arial" w:cs="Arial"/>
+              </w:rPr>
+              <w:t>Bedienbarkeit</w:t>
+            </w:r>
+            <w:proofErr w:type="spellEnd"/>
+            <w:r>
+              <w:rPr>
+                <w:rFonts w:ascii="Arial" w:hAnsi="Arial" w:cs="Arial"/>
+              </w:rPr>
+              <w:t>.</w:t>
             </w:r>
           </w:p>
         </w:tc>
@@ -8340,12 +9965,14 @@
                 <w:rFonts w:ascii="Arial" w:hAnsi="Arial" w:cs="Arial"/>
               </w:rPr>
             </w:pPr>
+            <w:proofErr w:type="spellStart"/>
             <w:r>
               <w:rPr>
                 <w:rFonts w:ascii="Arial" w:hAnsi="Arial" w:cs="Arial"/>
               </w:rPr>
               <w:t>Benutzbarkeit</w:t>
             </w:r>
+            <w:proofErr w:type="spellEnd"/>
           </w:p>
         </w:tc>
         <w:tc>
@@ -8378,11 +10005,89 @@
                 <w:rFonts w:ascii="Arial" w:hAnsi="Arial" w:cs="Arial"/>
               </w:rPr>
             </w:pPr>
-            <w:r>
-              <w:rPr>
-                <w:rFonts w:ascii="Arial" w:hAnsi="Arial" w:cs="Arial"/>
-              </w:rPr>
-              <w:t>Verwirrende GUI kann Bedienfehler verursachen, z. B. falsche Zifferneingabe.</w:t>
+            <w:proofErr w:type="spellStart"/>
+            <w:r>
+              <w:rPr>
+                <w:rFonts w:ascii="Arial" w:hAnsi="Arial" w:cs="Arial"/>
+              </w:rPr>
+              <w:t>Verwirrende</w:t>
+            </w:r>
+            <w:proofErr w:type="spellEnd"/>
+            <w:r>
+              <w:rPr>
+                <w:rFonts w:ascii="Arial" w:hAnsi="Arial" w:cs="Arial"/>
+              </w:rPr>
+              <w:t xml:space="preserve"> GUI </w:t>
+            </w:r>
+            <w:proofErr w:type="spellStart"/>
+            <w:r>
+              <w:rPr>
+                <w:rFonts w:ascii="Arial" w:hAnsi="Arial" w:cs="Arial"/>
+              </w:rPr>
+              <w:t>kann</w:t>
+            </w:r>
+            <w:proofErr w:type="spellEnd"/>
+            <w:r>
+              <w:rPr>
+                <w:rFonts w:ascii="Arial" w:hAnsi="Arial" w:cs="Arial"/>
+              </w:rPr>
+              <w:t xml:space="preserve"> </w:t>
+            </w:r>
+            <w:proofErr w:type="spellStart"/>
+            <w:r>
+              <w:rPr>
+                <w:rFonts w:ascii="Arial" w:hAnsi="Arial" w:cs="Arial"/>
+              </w:rPr>
+              <w:t>Bedienfehler</w:t>
+            </w:r>
+            <w:proofErr w:type="spellEnd"/>
+            <w:r>
+              <w:rPr>
+                <w:rFonts w:ascii="Arial" w:hAnsi="Arial" w:cs="Arial"/>
+              </w:rPr>
+              <w:t xml:space="preserve"> </w:t>
+            </w:r>
+            <w:proofErr w:type="spellStart"/>
+            <w:r>
+              <w:rPr>
+                <w:rFonts w:ascii="Arial" w:hAnsi="Arial" w:cs="Arial"/>
+              </w:rPr>
+              <w:t>verursachen</w:t>
+            </w:r>
+            <w:proofErr w:type="spellEnd"/>
+            <w:r>
+              <w:rPr>
+                <w:rFonts w:ascii="Arial" w:hAnsi="Arial" w:cs="Arial"/>
+              </w:rPr>
+              <w:t xml:space="preserve">, z. B. </w:t>
+            </w:r>
+            <w:proofErr w:type="spellStart"/>
+            <w:r>
+              <w:rPr>
+                <w:rFonts w:ascii="Arial" w:hAnsi="Arial" w:cs="Arial"/>
+              </w:rPr>
+              <w:t>falsche</w:t>
+            </w:r>
+            <w:proofErr w:type="spellEnd"/>
+            <w:r>
+              <w:rPr>
+                <w:rFonts w:ascii="Arial" w:hAnsi="Arial" w:cs="Arial"/>
+              </w:rPr>
+              <w:t xml:space="preserve"> </w:t>
+            </w:r>
+            <w:proofErr w:type="spellStart"/>
+            <w:r>
+              <w:rPr>
+                <w:rFonts w:ascii="Arial" w:hAnsi="Arial" w:cs="Arial"/>
+              </w:rPr>
+              <w:t>Zifferneingabe</w:t>
+            </w:r>
+            <w:proofErr w:type="spellEnd"/>
+            <w:r>
+              <w:rPr>
+                <w:rFonts w:ascii="Arial" w:hAnsi="Arial" w:cs="Arial"/>
+              </w:rPr>
+              <w:t>.</w:t>
             </w:r>
           </w:p>
         </w:tc>
@@ -8402,12 +10107,14 @@
                 <w:rFonts w:ascii="Arial" w:hAnsi="Arial" w:cs="Arial"/>
               </w:rPr>
             </w:pPr>
+            <w:proofErr w:type="spellStart"/>
             <w:r>
               <w:rPr>
                 <w:rFonts w:ascii="Arial" w:hAnsi="Arial" w:cs="Arial"/>
               </w:rPr>
               <w:t>Effizienz</w:t>
             </w:r>
+            <w:proofErr w:type="spellEnd"/>
           </w:p>
         </w:tc>
         <w:tc>
@@ -8440,11 +10147,89 @@
                 <w:rFonts w:ascii="Arial" w:hAnsi="Arial" w:cs="Arial"/>
               </w:rPr>
             </w:pPr>
-            <w:r>
-              <w:rPr>
-                <w:rFonts w:ascii="Arial" w:hAnsi="Arial" w:cs="Arial"/>
-              </w:rPr>
-              <w:t>Verzögerte Erkennung führt zu Frust oder Sicherheitsrisiken.</w:t>
+            <w:proofErr w:type="spellStart"/>
+            <w:r>
+              <w:rPr>
+                <w:rFonts w:ascii="Arial" w:hAnsi="Arial" w:cs="Arial"/>
+              </w:rPr>
+              <w:t>Verzögerte</w:t>
+            </w:r>
+            <w:proofErr w:type="spellEnd"/>
+            <w:r>
+              <w:rPr>
+                <w:rFonts w:ascii="Arial" w:hAnsi="Arial" w:cs="Arial"/>
+              </w:rPr>
+              <w:t xml:space="preserve"> Erkennung </w:t>
+            </w:r>
+            <w:proofErr w:type="spellStart"/>
+            <w:r>
+              <w:rPr>
+                <w:rFonts w:ascii="Arial" w:hAnsi="Arial" w:cs="Arial"/>
+              </w:rPr>
+              <w:t>führt</w:t>
+            </w:r>
+            <w:proofErr w:type="spellEnd"/>
+            <w:r>
+              <w:rPr>
+                <w:rFonts w:ascii="Arial" w:hAnsi="Arial" w:cs="Arial"/>
+              </w:rPr>
+              <w:t xml:space="preserve"> </w:t>
+            </w:r>
+            <w:proofErr w:type="spellStart"/>
+            <w:r>
+              <w:rPr>
+                <w:rFonts w:ascii="Arial" w:hAnsi="Arial" w:cs="Arial"/>
+              </w:rPr>
+              <w:t>zu</w:t>
+            </w:r>
+            <w:proofErr w:type="spellEnd"/>
+            <w:r>
+              <w:rPr>
+                <w:rFonts w:ascii="Arial" w:hAnsi="Arial" w:cs="Arial"/>
+              </w:rPr>
+              <w:t xml:space="preserve"> </w:t>
+            </w:r>
+            <w:proofErr w:type="spellStart"/>
+            <w:r>
+              <w:rPr>
+                <w:rFonts w:ascii="Arial" w:hAnsi="Arial" w:cs="Arial"/>
+              </w:rPr>
+              <w:t>Frust</w:t>
+            </w:r>
+            <w:proofErr w:type="spellEnd"/>
+            <w:r>
+              <w:rPr>
+                <w:rFonts w:ascii="Arial" w:hAnsi="Arial" w:cs="Arial"/>
+              </w:rPr>
+              <w:t xml:space="preserve"> </w:t>
+            </w:r>
+            <w:proofErr w:type="spellStart"/>
+            <w:r>
+              <w:rPr>
+                <w:rFonts w:ascii="Arial" w:hAnsi="Arial" w:cs="Arial"/>
+              </w:rPr>
+              <w:t>oder</w:t>
+            </w:r>
+            <w:proofErr w:type="spellEnd"/>
+            <w:r>
+              <w:rPr>
+                <w:rFonts w:ascii="Arial" w:hAnsi="Arial" w:cs="Arial"/>
+              </w:rPr>
+              <w:t xml:space="preserve"> </w:t>
+            </w:r>
+            <w:proofErr w:type="spellStart"/>
+            <w:r>
+              <w:rPr>
+                <w:rFonts w:ascii="Arial" w:hAnsi="Arial" w:cs="Arial"/>
+              </w:rPr>
+              <w:t>Sicherheitsrisiken</w:t>
+            </w:r>
+            <w:proofErr w:type="spellEnd"/>
+            <w:r>
+              <w:rPr>
+                <w:rFonts w:ascii="Arial" w:hAnsi="Arial" w:cs="Arial"/>
+              </w:rPr>
+              <w:t>.</w:t>
             </w:r>
           </w:p>
         </w:tc>
@@ -8506,7 +10291,105 @@
               <w:rPr>
                 <w:rFonts w:ascii="Arial" w:hAnsi="Arial" w:cs="Arial"/>
               </w:rPr>
-              <w:t>System darf keine gefährlichen Zustände bei Fehlbedienung erreichen.</w:t>
+              <w:t xml:space="preserve">System </w:t>
+            </w:r>
+            <w:proofErr w:type="spellStart"/>
+            <w:r>
+              <w:rPr>
+                <w:rFonts w:ascii="Arial" w:hAnsi="Arial" w:cs="Arial"/>
+              </w:rPr>
+              <w:t>darf</w:t>
+            </w:r>
+            <w:proofErr w:type="spellEnd"/>
+            <w:r>
+              <w:rPr>
+                <w:rFonts w:ascii="Arial" w:hAnsi="Arial" w:cs="Arial"/>
+              </w:rPr>
+              <w:t xml:space="preserve"> </w:t>
+            </w:r>
+            <w:proofErr w:type="spellStart"/>
+            <w:r>
+              <w:rPr>
+                <w:rFonts w:ascii="Arial" w:hAnsi="Arial" w:cs="Arial"/>
+              </w:rPr>
+              <w:t>keine</w:t>
+            </w:r>
+            <w:proofErr w:type="spellEnd"/>
+            <w:r>
+              <w:rPr>
+                <w:rFonts w:ascii="Arial" w:hAnsi="Arial" w:cs="Arial"/>
+              </w:rPr>
+              <w:t xml:space="preserve"> </w:t>
+            </w:r>
+            <w:proofErr w:type="spellStart"/>
+            <w:r>
+              <w:rPr>
+                <w:rFonts w:ascii="Arial" w:hAnsi="Arial" w:cs="Arial"/>
+              </w:rPr>
+              <w:t>gefährlichen</w:t>
+            </w:r>
+            <w:proofErr w:type="spellEnd"/>
+            <w:r>
+              <w:rPr>
+                <w:rFonts w:ascii="Arial" w:hAnsi="Arial" w:cs="Arial"/>
+              </w:rPr>
+              <w:t xml:space="preserve"> </w:t>
+            </w:r>
+            <w:proofErr w:type="spellStart"/>
+            <w:r>
+              <w:rPr>
+                <w:rFonts w:ascii="Arial" w:hAnsi="Arial" w:cs="Arial"/>
+              </w:rPr>
+              <w:t>Zustände</w:t>
+            </w:r>
+            <w:proofErr w:type="spellEnd"/>
+            <w:r>
+              <w:rPr>
+                <w:rFonts w:ascii="Arial" w:hAnsi="Arial" w:cs="Arial"/>
+              </w:rPr>
+              <w:t xml:space="preserve"> </w:t>
+            </w:r>
+            <w:proofErr w:type="spellStart"/>
+            <w:r>
+              <w:rPr>
+                <w:rFonts w:ascii="Arial" w:hAnsi="Arial" w:cs="Arial"/>
+              </w:rPr>
+              <w:t>bei</w:t>
+            </w:r>
+            <w:proofErr w:type="spellEnd"/>
+            <w:r>
+              <w:rPr>
+                <w:rFonts w:ascii="Arial" w:hAnsi="Arial" w:cs="Arial"/>
+              </w:rPr>
+              <w:t xml:space="preserve"> </w:t>
+            </w:r>
+            <w:proofErr w:type="spellStart"/>
+            <w:r>
+              <w:rPr>
+                <w:rFonts w:ascii="Arial" w:hAnsi="Arial" w:cs="Arial"/>
+              </w:rPr>
+              <w:t>Fehlbedienung</w:t>
+            </w:r>
+            <w:proofErr w:type="spellEnd"/>
+            <w:r>
+              <w:rPr>
+                <w:rFonts w:ascii="Arial" w:hAnsi="Arial" w:cs="Arial"/>
+              </w:rPr>
+              <w:t xml:space="preserve"> </w:t>
+            </w:r>
+            <w:proofErr w:type="spellStart"/>
+            <w:r>
+              <w:rPr>
+                <w:rFonts w:ascii="Arial" w:hAnsi="Arial" w:cs="Arial"/>
+              </w:rPr>
+              <w:t>erreichen</w:t>
+            </w:r>
+            <w:proofErr w:type="spellEnd"/>
+            <w:r>
+              <w:rPr>
+                <w:rFonts w:ascii="Arial" w:hAnsi="Arial" w:cs="Arial"/>
+              </w:rPr>
+              <w:t>.</w:t>
             </w:r>
           </w:p>
         </w:tc>
@@ -8526,12 +10409,14 @@
                 <w:rFonts w:ascii="Arial" w:hAnsi="Arial" w:cs="Arial"/>
               </w:rPr>
             </w:pPr>
+            <w:proofErr w:type="spellStart"/>
             <w:r>
               <w:rPr>
                 <w:rFonts w:ascii="Arial" w:hAnsi="Arial" w:cs="Arial"/>
               </w:rPr>
               <w:t>Kompatibilität</w:t>
             </w:r>
+            <w:proofErr w:type="spellEnd"/>
           </w:p>
         </w:tc>
         <w:tc>
@@ -8564,11 +10449,89 @@
                 <w:rFonts w:ascii="Arial" w:hAnsi="Arial" w:cs="Arial"/>
               </w:rPr>
             </w:pPr>
-            <w:r>
-              <w:rPr>
-                <w:rFonts w:ascii="Arial" w:hAnsi="Arial" w:cs="Arial"/>
-              </w:rPr>
-              <w:t>Einschränkungen bei Hardware beeinträchtigen Portabilität, nicht die Funktion.</w:t>
+            <w:proofErr w:type="spellStart"/>
+            <w:r>
+              <w:rPr>
+                <w:rFonts w:ascii="Arial" w:hAnsi="Arial" w:cs="Arial"/>
+              </w:rPr>
+              <w:t>Einschränkungen</w:t>
+            </w:r>
+            <w:proofErr w:type="spellEnd"/>
+            <w:r>
+              <w:rPr>
+                <w:rFonts w:ascii="Arial" w:hAnsi="Arial" w:cs="Arial"/>
+              </w:rPr>
+              <w:t xml:space="preserve"> </w:t>
+            </w:r>
+            <w:proofErr w:type="spellStart"/>
+            <w:r>
+              <w:rPr>
+                <w:rFonts w:ascii="Arial" w:hAnsi="Arial" w:cs="Arial"/>
+              </w:rPr>
+              <w:t>bei</w:t>
+            </w:r>
+            <w:proofErr w:type="spellEnd"/>
+            <w:r>
+              <w:rPr>
+                <w:rFonts w:ascii="Arial" w:hAnsi="Arial" w:cs="Arial"/>
+              </w:rPr>
+              <w:t xml:space="preserve"> Hardware </w:t>
+            </w:r>
+            <w:proofErr w:type="spellStart"/>
+            <w:r>
+              <w:rPr>
+                <w:rFonts w:ascii="Arial" w:hAnsi="Arial" w:cs="Arial"/>
+              </w:rPr>
+              <w:t>beeinträchtigen</w:t>
+            </w:r>
+            <w:proofErr w:type="spellEnd"/>
+            <w:r>
+              <w:rPr>
+                <w:rFonts w:ascii="Arial" w:hAnsi="Arial" w:cs="Arial"/>
+              </w:rPr>
+              <w:t xml:space="preserve"> </w:t>
+            </w:r>
+            <w:proofErr w:type="spellStart"/>
+            <w:r>
+              <w:rPr>
+                <w:rFonts w:ascii="Arial" w:hAnsi="Arial" w:cs="Arial"/>
+              </w:rPr>
+              <w:t>Portabilität</w:t>
+            </w:r>
+            <w:proofErr w:type="spellEnd"/>
+            <w:r>
+              <w:rPr>
+                <w:rFonts w:ascii="Arial" w:hAnsi="Arial" w:cs="Arial"/>
+              </w:rPr>
+              <w:t xml:space="preserve">, </w:t>
+            </w:r>
+            <w:proofErr w:type="spellStart"/>
+            <w:r>
+              <w:rPr>
+                <w:rFonts w:ascii="Arial" w:hAnsi="Arial" w:cs="Arial"/>
+              </w:rPr>
+              <w:t>nicht</w:t>
+            </w:r>
+            <w:proofErr w:type="spellEnd"/>
+            <w:r>
+              <w:rPr>
+                <w:rFonts w:ascii="Arial" w:hAnsi="Arial" w:cs="Arial"/>
+              </w:rPr>
+              <w:t xml:space="preserve"> die </w:t>
+            </w:r>
+            <w:proofErr w:type="spellStart"/>
+            <w:r>
+              <w:rPr>
+                <w:rFonts w:ascii="Arial" w:hAnsi="Arial" w:cs="Arial"/>
+              </w:rPr>
+              <w:t>Funktion</w:t>
+            </w:r>
+            <w:proofErr w:type="spellEnd"/>
+            <w:r>
+              <w:rPr>
+                <w:rFonts w:ascii="Arial" w:hAnsi="Arial" w:cs="Arial"/>
+              </w:rPr>
+              <w:t>.</w:t>
             </w:r>
           </w:p>
         </w:tc>
@@ -8588,12 +10551,14 @@
                 <w:rFonts w:ascii="Arial" w:hAnsi="Arial" w:cs="Arial"/>
               </w:rPr>
             </w:pPr>
+            <w:proofErr w:type="spellStart"/>
             <w:r>
               <w:rPr>
                 <w:rFonts w:ascii="Arial" w:hAnsi="Arial" w:cs="Arial"/>
               </w:rPr>
               <w:t>Wartbarkeit</w:t>
             </w:r>
+            <w:proofErr w:type="spellEnd"/>
           </w:p>
         </w:tc>
         <w:tc>
@@ -8630,7 +10595,49 @@
               <w:rPr>
                 <w:rFonts w:ascii="Arial" w:hAnsi="Arial" w:cs="Arial"/>
               </w:rPr>
-              <w:t>Schlechte Kapselung kann Fehlerbehebung behindern.</w:t>
+              <w:t xml:space="preserve">Schlechte Kapselung </w:t>
+            </w:r>
+            <w:proofErr w:type="spellStart"/>
+            <w:r>
+              <w:rPr>
+                <w:rFonts w:ascii="Arial" w:hAnsi="Arial" w:cs="Arial"/>
+              </w:rPr>
+              <w:t>kann</w:t>
+            </w:r>
+            <w:proofErr w:type="spellEnd"/>
+            <w:r>
+              <w:rPr>
+                <w:rFonts w:ascii="Arial" w:hAnsi="Arial" w:cs="Arial"/>
+              </w:rPr>
+              <w:t xml:space="preserve"> </w:t>
+            </w:r>
+            <w:proofErr w:type="spellStart"/>
+            <w:r>
+              <w:rPr>
+                <w:rFonts w:ascii="Arial" w:hAnsi="Arial" w:cs="Arial"/>
+              </w:rPr>
+              <w:t>Fehlerbehebung</w:t>
+            </w:r>
+            <w:proofErr w:type="spellEnd"/>
+            <w:r>
+              <w:rPr>
+                <w:rFonts w:ascii="Arial" w:hAnsi="Arial" w:cs="Arial"/>
+              </w:rPr>
+              <w:t xml:space="preserve"> </w:t>
+            </w:r>
+            <w:proofErr w:type="spellStart"/>
+            <w:r>
+              <w:rPr>
+                <w:rFonts w:ascii="Arial" w:hAnsi="Arial" w:cs="Arial"/>
+              </w:rPr>
+              <w:t>behindern</w:t>
+            </w:r>
+            <w:proofErr w:type="spellEnd"/>
+            <w:r>
+              <w:rPr>
+                <w:rFonts w:ascii="Arial" w:hAnsi="Arial" w:cs="Arial"/>
+              </w:rPr>
+              <w:t>.</w:t>
             </w:r>
           </w:p>
         </w:tc>
@@ -8650,12 +10657,14 @@
                 <w:rFonts w:ascii="Arial" w:hAnsi="Arial" w:cs="Arial"/>
               </w:rPr>
             </w:pPr>
+            <w:proofErr w:type="spellStart"/>
             <w:r>
               <w:rPr>
                 <w:rFonts w:ascii="Arial" w:hAnsi="Arial" w:cs="Arial"/>
               </w:rPr>
               <w:t>Portabilität</w:t>
             </w:r>
+            <w:proofErr w:type="spellEnd"/>
           </w:p>
         </w:tc>
         <w:tc>
@@ -8688,11 +10697,75 @@
                 <w:rFonts w:ascii="Arial" w:hAnsi="Arial" w:cs="Arial"/>
               </w:rPr>
             </w:pPr>
-            <w:r>
-              <w:rPr>
-                <w:rFonts w:ascii="Arial" w:hAnsi="Arial" w:cs="Arial"/>
-              </w:rPr>
-              <w:t>Spätere Systemmigration unwahrscheinlich, geringes Risiko.</w:t>
+            <w:proofErr w:type="spellStart"/>
+            <w:r>
+              <w:rPr>
+                <w:rFonts w:ascii="Arial" w:hAnsi="Arial" w:cs="Arial"/>
+              </w:rPr>
+              <w:t>Spätere</w:t>
+            </w:r>
+            <w:proofErr w:type="spellEnd"/>
+            <w:r>
+              <w:rPr>
+                <w:rFonts w:ascii="Arial" w:hAnsi="Arial" w:cs="Arial"/>
+              </w:rPr>
+              <w:t xml:space="preserve"> </w:t>
+            </w:r>
+            <w:proofErr w:type="spellStart"/>
+            <w:r>
+              <w:rPr>
+                <w:rFonts w:ascii="Arial" w:hAnsi="Arial" w:cs="Arial"/>
+              </w:rPr>
+              <w:t>Systemmigration</w:t>
+            </w:r>
+            <w:proofErr w:type="spellEnd"/>
+            <w:r>
+              <w:rPr>
+                <w:rFonts w:ascii="Arial" w:hAnsi="Arial" w:cs="Arial"/>
+              </w:rPr>
+              <w:t xml:space="preserve"> </w:t>
+            </w:r>
+            <w:proofErr w:type="spellStart"/>
+            <w:r>
+              <w:rPr>
+                <w:rFonts w:ascii="Arial" w:hAnsi="Arial" w:cs="Arial"/>
+              </w:rPr>
+              <w:t>unwahrscheinlich</w:t>
+            </w:r>
+            <w:proofErr w:type="spellEnd"/>
+            <w:r>
+              <w:rPr>
+                <w:rFonts w:ascii="Arial" w:hAnsi="Arial" w:cs="Arial"/>
+              </w:rPr>
+              <w:t xml:space="preserve">, </w:t>
+            </w:r>
+            <w:proofErr w:type="spellStart"/>
+            <w:r>
+              <w:rPr>
+                <w:rFonts w:ascii="Arial" w:hAnsi="Arial" w:cs="Arial"/>
+              </w:rPr>
+              <w:t>geringes</w:t>
+            </w:r>
+            <w:proofErr w:type="spellEnd"/>
+            <w:r>
+              <w:rPr>
+                <w:rFonts w:ascii="Arial" w:hAnsi="Arial" w:cs="Arial"/>
+              </w:rPr>
+              <w:t xml:space="preserve"> </w:t>
+            </w:r>
+            <w:proofErr w:type="spellStart"/>
+            <w:r>
+              <w:rPr>
+                <w:rFonts w:ascii="Arial" w:hAnsi="Arial" w:cs="Arial"/>
+              </w:rPr>
+              <w:t>Risiko</w:t>
+            </w:r>
+            <w:proofErr w:type="spellEnd"/>
+            <w:r>
+              <w:rPr>
+                <w:rFonts w:ascii="Arial" w:hAnsi="Arial" w:cs="Arial"/>
+              </w:rPr>
+              <w:t>.</w:t>
             </w:r>
           </w:p>
         </w:tc>
@@ -8793,7 +10866,21 @@
         <w:rPr>
           <w:lang w:val="de-DE"/>
         </w:rPr>
-        <w:t xml:space="preserve"> Unit-Test mit predefinierten Testdaten</w:t>
+        <w:t xml:space="preserve"> Unit-Test mit </w:t>
+      </w:r>
+      <w:proofErr w:type="spellStart"/>
+      <w:r>
+        <w:rPr>
+          <w:lang w:val="de-DE"/>
+        </w:rPr>
+        <w:t>predefinierten</w:t>
+      </w:r>
+      <w:proofErr w:type="spellEnd"/>
+      <w:r>
+        <w:rPr>
+          <w:lang w:val="de-DE"/>
+        </w:rPr>
+        <w:t xml:space="preserve"> Testdaten</w:t>
       </w:r>
     </w:p>
     <w:p>
@@ -8814,7 +10901,21 @@
         <w:rPr>
           <w:lang w:val="de-DE"/>
         </w:rPr>
-        <w:t xml:space="preserve"> MSTest, </w:t>
+        <w:t xml:space="preserve"> </w:t>
+      </w:r>
+      <w:proofErr w:type="spellStart"/>
+      <w:r>
+        <w:rPr>
+          <w:lang w:val="de-DE"/>
+        </w:rPr>
+        <w:t>MSTest</w:t>
+      </w:r>
+      <w:proofErr w:type="spellEnd"/>
+      <w:r>
+        <w:rPr>
+          <w:lang w:val="de-DE"/>
+        </w:rPr>
+        <w:t xml:space="preserve">, </w:t>
       </w:r>
       <w:r>
         <w:rPr>
@@ -8832,7 +10933,15 @@
         <w:t>Model in the Lo</w:t>
       </w:r>
       <w:r>
-        <w:t>op (MiL)</w:t>
+        <w:t>op (</w:t>
+      </w:r>
+      <w:proofErr w:type="spellStart"/>
+      <w:r>
+        <w:t>MiL</w:t>
+      </w:r>
+      <w:proofErr w:type="spellEnd"/>
+      <w:r>
+        <w:t>)</w:t>
       </w:r>
       <w:bookmarkEnd w:id="15"/>
     </w:p>
@@ -8856,8 +10965,37 @@
         </w:rPr>
         <w:t xml:space="preserve"> </w:t>
       </w:r>
-      <w:r>
-        <w:t>Vergleich des Audiosignals mit dem Modell (MFCC-Vergleich)</w:t>
+      <w:proofErr w:type="spellStart"/>
+      <w:r>
+        <w:t>Vergleich</w:t>
+      </w:r>
+      <w:proofErr w:type="spellEnd"/>
+      <w:r>
+        <w:t xml:space="preserve"> des </w:t>
+      </w:r>
+      <w:proofErr w:type="spellStart"/>
+      <w:r>
+        <w:t>Audiosignals</w:t>
+      </w:r>
+      <w:proofErr w:type="spellEnd"/>
+      <w:r>
+        <w:t xml:space="preserve"> </w:t>
+      </w:r>
+      <w:proofErr w:type="spellStart"/>
+      <w:r>
+        <w:t>mit</w:t>
+      </w:r>
+      <w:proofErr w:type="spellEnd"/>
+      <w:r>
+        <w:t xml:space="preserve"> dem Modell (MFCC-</w:t>
+      </w:r>
+      <w:proofErr w:type="spellStart"/>
+      <w:r>
+        <w:t>Vergleich</w:t>
+      </w:r>
+      <w:proofErr w:type="spellEnd"/>
+      <w:r>
+        <w:t>)</w:t>
       </w:r>
     </w:p>
     <w:p>
@@ -8881,8 +11019,29 @@
         <w:t xml:space="preserve"> </w:t>
       </w:r>
       <w:r>
-        <w:t>Blackbox-Analyse gegen Referenzdaten</w:t>
-      </w:r>
+        <w:t>Blackbox-</w:t>
+      </w:r>
+      <w:proofErr w:type="spellStart"/>
+      <w:r>
+        <w:t>Analyse</w:t>
+      </w:r>
+      <w:proofErr w:type="spellEnd"/>
+      <w:r>
+        <w:t xml:space="preserve"> </w:t>
+      </w:r>
+      <w:proofErr w:type="spellStart"/>
+      <w:r>
+        <w:t>gegen</w:t>
+      </w:r>
+      <w:proofErr w:type="spellEnd"/>
+      <w:r>
+        <w:t xml:space="preserve"> </w:t>
+      </w:r>
+      <w:proofErr w:type="spellStart"/>
+      <w:r>
+        <w:t>Referenzdaten</w:t>
+      </w:r>
+      <w:proofErr w:type="spellEnd"/>
     </w:p>
     <w:p>
       <w:pPr>
@@ -8942,8 +11101,21 @@
         <w:t xml:space="preserve"> </w:t>
       </w:r>
       <w:r>
-        <w:t>Schneller Gesamttest der Spracheingabe bis GUI-Ausgabe</w:t>
-      </w:r>
+        <w:t xml:space="preserve">Schneller Gesamttest der </w:t>
+      </w:r>
+      <w:proofErr w:type="spellStart"/>
+      <w:r>
+        <w:t>Spracheingabe</w:t>
+      </w:r>
+      <w:proofErr w:type="spellEnd"/>
+      <w:r>
+        <w:t xml:space="preserve"> bis GUI-</w:t>
+      </w:r>
+      <w:proofErr w:type="spellStart"/>
+      <w:r>
+        <w:t>Ausgabe</w:t>
+      </w:r>
+      <w:proofErr w:type="spellEnd"/>
     </w:p>
     <w:p>
       <w:pPr>
@@ -8966,8 +11138,21 @@
         <w:t xml:space="preserve"> </w:t>
       </w:r>
       <w:r>
-        <w:t>Explorative Tests während der Entwicklung</w:t>
-      </w:r>
+        <w:t xml:space="preserve">Explorative Tests </w:t>
+      </w:r>
+      <w:proofErr w:type="spellStart"/>
+      <w:r>
+        <w:t>während</w:t>
+      </w:r>
+      <w:proofErr w:type="spellEnd"/>
+      <w:r>
+        <w:t xml:space="preserve"> der </w:t>
+      </w:r>
+      <w:proofErr w:type="spellStart"/>
+      <w:r>
+        <w:t>Entwicklung</w:t>
+      </w:r>
+      <w:proofErr w:type="spellEnd"/>
     </w:p>
     <w:p>
       <w:pPr>
@@ -8975,7 +11160,15 @@
       </w:pPr>
       <w:bookmarkStart w:id="17" w:name="_Toc198275288"/>
       <w:r>
-        <w:t>Software Unit – Host (SiL-H)</w:t>
+        <w:t>Software Unit – Host (</w:t>
+      </w:r>
+      <w:proofErr w:type="spellStart"/>
+      <w:r>
+        <w:t>SiL</w:t>
+      </w:r>
+      <w:proofErr w:type="spellEnd"/>
+      <w:r>
+        <w:t>-H)</w:t>
       </w:r>
       <w:bookmarkEnd w:id="17"/>
     </w:p>
@@ -8988,7 +11181,31 @@
         <w:t>Ziel:</w:t>
       </w:r>
       <w:r>
-        <w:t xml:space="preserve"> Einzeltests von audioConvert, SignalIdentifier, Microphone</w:t>
+        <w:t xml:space="preserve"> </w:t>
+      </w:r>
+      <w:proofErr w:type="spellStart"/>
+      <w:r>
+        <w:t>Einzeltests</w:t>
+      </w:r>
+      <w:proofErr w:type="spellEnd"/>
+      <w:r>
+        <w:t xml:space="preserve"> von </w:t>
+      </w:r>
+      <w:proofErr w:type="spellStart"/>
+      <w:r>
+        <w:t>audioConvert</w:t>
+      </w:r>
+      <w:proofErr w:type="spellEnd"/>
+      <w:r>
+        <w:t xml:space="preserve">, </w:t>
+      </w:r>
+      <w:proofErr w:type="spellStart"/>
+      <w:r>
+        <w:t>SignalIdentifier</w:t>
+      </w:r>
+      <w:proofErr w:type="spellEnd"/>
+      <w:r>
+        <w:t>, Microphone</w:t>
       </w:r>
     </w:p>
     <w:p>
@@ -8997,12 +11214,180 @@
           <w:b/>
           <w:bCs/>
         </w:rPr>
-        <w:t>Was wird getestet:</w:t>
+        <w:t xml:space="preserve">Was </w:t>
+      </w:r>
+      <w:proofErr w:type="spellStart"/>
+      <w:r>
+        <w:rPr>
+          <w:b/>
+          <w:bCs/>
+        </w:rPr>
+        <w:t>wird</w:t>
+      </w:r>
+      <w:proofErr w:type="spellEnd"/>
+      <w:r>
+        <w:rPr>
+          <w:b/>
+          <w:bCs/>
+        </w:rPr>
+        <w:t xml:space="preserve"> </w:t>
+      </w:r>
+      <w:proofErr w:type="spellStart"/>
+      <w:r>
+        <w:rPr>
+          <w:b/>
+          <w:bCs/>
+        </w:rPr>
+        <w:t>getestet</w:t>
+      </w:r>
+      <w:proofErr w:type="spellEnd"/>
+      <w:r>
+        <w:rPr>
+          <w:b/>
+          <w:bCs/>
+        </w:rPr>
+        <w:t>:</w:t>
       </w:r>
     </w:p>
     <w:p>
       <w:r>
-        <w:t>Da alle zentralen Funktionen des Systems (z. B. Audioverarbeitung, MFCC-Vergleich, GUI-Reaktion, History-Management) auf dem Host-PC in C# oder Python implementiert sind, ist eine isolierte Testung auf Modulebene notwendig und technisch vollständig möglich.</w:t>
+        <w:t xml:space="preserve">Da alle </w:t>
+      </w:r>
+      <w:proofErr w:type="spellStart"/>
+      <w:r>
+        <w:t>zentralen</w:t>
+      </w:r>
+      <w:proofErr w:type="spellEnd"/>
+      <w:r>
+        <w:t xml:space="preserve"> </w:t>
+      </w:r>
+      <w:proofErr w:type="spellStart"/>
+      <w:r>
+        <w:t>Funktionen</w:t>
+      </w:r>
+      <w:proofErr w:type="spellEnd"/>
+      <w:r>
+        <w:t xml:space="preserve"> des Systems (z. B. </w:t>
+      </w:r>
+      <w:proofErr w:type="spellStart"/>
+      <w:r>
+        <w:t>Audioverarbeitung</w:t>
+      </w:r>
+      <w:proofErr w:type="spellEnd"/>
+      <w:r>
+        <w:t>, MFCC-</w:t>
+      </w:r>
+      <w:proofErr w:type="spellStart"/>
+      <w:r>
+        <w:t>Vergleich</w:t>
+      </w:r>
+      <w:proofErr w:type="spellEnd"/>
+      <w:r>
+        <w:t>, GUI-</w:t>
+      </w:r>
+      <w:proofErr w:type="spellStart"/>
+      <w:r>
+        <w:t>Reaktion</w:t>
+      </w:r>
+      <w:proofErr w:type="spellEnd"/>
+      <w:r>
+        <w:t xml:space="preserve">, History-Management) auf dem Host-PC in C# </w:t>
+      </w:r>
+      <w:proofErr w:type="spellStart"/>
+      <w:r>
+        <w:t>oder</w:t>
+      </w:r>
+      <w:proofErr w:type="spellEnd"/>
+      <w:r>
+        <w:t xml:space="preserve"> Python </w:t>
+      </w:r>
+      <w:proofErr w:type="spellStart"/>
+      <w:r>
+        <w:t>implementiert</w:t>
+      </w:r>
+      <w:proofErr w:type="spellEnd"/>
+      <w:r>
+        <w:t xml:space="preserve"> </w:t>
+      </w:r>
+      <w:proofErr w:type="spellStart"/>
+      <w:r>
+        <w:t>sind</w:t>
+      </w:r>
+      <w:proofErr w:type="spellEnd"/>
+      <w:r>
+        <w:t xml:space="preserve">, </w:t>
+      </w:r>
+      <w:proofErr w:type="spellStart"/>
+      <w:r>
+        <w:t>ist</w:t>
+      </w:r>
+      <w:proofErr w:type="spellEnd"/>
+      <w:r>
+        <w:t xml:space="preserve"> </w:t>
+      </w:r>
+      <w:proofErr w:type="spellStart"/>
+      <w:r>
+        <w:t>eine</w:t>
+      </w:r>
+      <w:proofErr w:type="spellEnd"/>
+      <w:r>
+        <w:t xml:space="preserve"> </w:t>
+      </w:r>
+      <w:proofErr w:type="spellStart"/>
+      <w:r>
+        <w:t>isolierte</w:t>
+      </w:r>
+      <w:proofErr w:type="spellEnd"/>
+      <w:r>
+        <w:t xml:space="preserve"> </w:t>
+      </w:r>
+      <w:proofErr w:type="spellStart"/>
+      <w:r>
+        <w:t>Testung</w:t>
+      </w:r>
+      <w:proofErr w:type="spellEnd"/>
+      <w:r>
+        <w:t xml:space="preserve"> auf </w:t>
+      </w:r>
+      <w:proofErr w:type="spellStart"/>
+      <w:r>
+        <w:t>Modulebene</w:t>
+      </w:r>
+      <w:proofErr w:type="spellEnd"/>
+      <w:r>
+        <w:t xml:space="preserve"> </w:t>
+      </w:r>
+      <w:proofErr w:type="spellStart"/>
+      <w:r>
+        <w:t>notwendig</w:t>
+      </w:r>
+      <w:proofErr w:type="spellEnd"/>
+      <w:r>
+        <w:t xml:space="preserve"> und </w:t>
+      </w:r>
+      <w:proofErr w:type="spellStart"/>
+      <w:r>
+        <w:t>technisch</w:t>
+      </w:r>
+      <w:proofErr w:type="spellEnd"/>
+      <w:r>
+        <w:t xml:space="preserve"> </w:t>
+      </w:r>
+      <w:proofErr w:type="spellStart"/>
+      <w:r>
+        <w:t>vollständig</w:t>
+      </w:r>
+      <w:proofErr w:type="spellEnd"/>
+      <w:r>
+        <w:t xml:space="preserve"> </w:t>
+      </w:r>
+      <w:proofErr w:type="spellStart"/>
+      <w:r>
+        <w:t>möglich</w:t>
+      </w:r>
+      <w:proofErr w:type="spellEnd"/>
+      <w:r>
+        <w:t>.</w:t>
       </w:r>
     </w:p>
     <w:p>
@@ -9017,12 +11402,21 @@
           <w:lang w:val="de-DE"/>
         </w:rPr>
       </w:pPr>
+      <w:proofErr w:type="spellStart"/>
       <w:r>
         <w:rPr>
           <w:i/>
           <w:lang w:val="de-DE"/>
         </w:rPr>
-        <w:t>SignalIdentifier (Modul für Spracherkennung und Ereignisauslösung)</w:t>
+        <w:t>SignalIdentifier</w:t>
+      </w:r>
+      <w:proofErr w:type="spellEnd"/>
+      <w:r>
+        <w:rPr>
+          <w:i/>
+          <w:lang w:val="de-DE"/>
+        </w:rPr>
+        <w:t xml:space="preserve"> (Modul für Spracherkennung und Ereignisauslösung)</w:t>
       </w:r>
     </w:p>
     <w:p>
@@ -9037,12 +11431,21 @@
           <w:lang w:val="de-DE"/>
         </w:rPr>
       </w:pPr>
+      <w:proofErr w:type="spellStart"/>
       <w:r>
         <w:rPr>
           <w:i/>
           <w:lang w:val="de-DE"/>
         </w:rPr>
-        <w:t>audioConvert (Modul für WAV-Speicherung und CSV-Handling)</w:t>
+        <w:t>audioConvert</w:t>
+      </w:r>
+      <w:proofErr w:type="spellEnd"/>
+      <w:r>
+        <w:rPr>
+          <w:i/>
+          <w:lang w:val="de-DE"/>
+        </w:rPr>
+        <w:t xml:space="preserve"> (Modul für WAV-Speicherung und CSV-Handling)</w:t>
       </w:r>
     </w:p>
     <w:p>
@@ -9057,12 +11460,21 @@
           <w:lang w:val="de-DE"/>
         </w:rPr>
       </w:pPr>
+      <w:proofErr w:type="spellStart"/>
       <w:r>
         <w:rPr>
           <w:i/>
           <w:lang w:val="de-DE"/>
         </w:rPr>
-        <w:t>Microphone (Logik zur Audioerfassung, Voice-Aktivitäts-Erkennung)</w:t>
+        <w:t>Microphone</w:t>
+      </w:r>
+      <w:proofErr w:type="spellEnd"/>
+      <w:r>
+        <w:rPr>
+          <w:i/>
+          <w:lang w:val="de-DE"/>
+        </w:rPr>
+        <w:t xml:space="preserve"> (Logik zur Audioerfassung, Voice-Aktivitäts-Erkennung)</w:t>
       </w:r>
     </w:p>
     <w:p>
@@ -9077,12 +11489,21 @@
           <w:lang w:val="de-DE"/>
         </w:rPr>
       </w:pPr>
+      <w:proofErr w:type="spellStart"/>
       <w:r>
         <w:rPr>
           <w:i/>
           <w:lang w:val="de-DE"/>
         </w:rPr>
-        <w:t>DigitRecognizer (Python-Logik für MFCC-Vergleich)</w:t>
+        <w:t>DigitRecognizer</w:t>
+      </w:r>
+      <w:proofErr w:type="spellEnd"/>
+      <w:r>
+        <w:rPr>
+          <w:i/>
+          <w:lang w:val="de-DE"/>
+        </w:rPr>
+        <w:t xml:space="preserve"> (Python-Logik für MFCC-Vergleich)</w:t>
       </w:r>
     </w:p>
     <w:p>
@@ -9250,6 +11671,7 @@
           <w:tab w:val="left" w:pos="3930"/>
         </w:tabs>
       </w:pPr>
+      <w:proofErr w:type="spellStart"/>
       <w:r>
         <w:rPr>
           <w:b/>
@@ -9257,6 +11679,7 @@
         </w:rPr>
         <w:t>Testart</w:t>
       </w:r>
+      <w:proofErr w:type="spellEnd"/>
       <w:r>
         <w:t>:</w:t>
       </w:r>
@@ -9276,8 +11699,13 @@
         </w:tabs>
       </w:pPr>
       <w:r>
-        <w:t>White-Box-Testverfahren</w:t>
-      </w:r>
+        <w:t>White-Box-</w:t>
+      </w:r>
+      <w:proofErr w:type="spellStart"/>
+      <w:r>
+        <w:t>Testverfahren</w:t>
+      </w:r>
+      <w:proofErr w:type="spellEnd"/>
     </w:p>
     <w:p>
       <w:pPr>
@@ -9290,9 +11718,11 @@
           <w:tab w:val="left" w:pos="3930"/>
         </w:tabs>
       </w:pPr>
+      <w:proofErr w:type="spellStart"/>
       <w:r>
         <w:t>Äquivalenzklassen</w:t>
       </w:r>
+      <w:proofErr w:type="spellEnd"/>
     </w:p>
     <w:p>
       <w:pPr>
@@ -9305,9 +11735,11 @@
           <w:tab w:val="left" w:pos="3930"/>
         </w:tabs>
       </w:pPr>
+      <w:proofErr w:type="spellStart"/>
       <w:r>
         <w:t>Grenzwertanalyse</w:t>
       </w:r>
+      <w:proofErr w:type="spellEnd"/>
     </w:p>
     <w:p>
       <w:pPr>
@@ -9320,8 +11752,13 @@
           <w:tab w:val="left" w:pos="3930"/>
         </w:tabs>
       </w:pPr>
-      <w:r>
-        <w:t>Kontrollflussorientierte Tests (z. B. if (similarity &gt; threshold))</w:t>
+      <w:proofErr w:type="spellStart"/>
+      <w:r>
+        <w:t>Kontrollflussorientierte</w:t>
+      </w:r>
+      <w:proofErr w:type="spellEnd"/>
+      <w:r>
+        <w:t xml:space="preserve"> Tests (z. B. if (similarity &gt; threshold))</w:t>
       </w:r>
     </w:p>
     <w:p>
@@ -9342,10 +11779,20 @@
           <w:tab w:val="left" w:pos="3930"/>
         </w:tabs>
       </w:pPr>
+      <w:proofErr w:type="spellStart"/>
       <w:r>
         <w:lastRenderedPageBreak/>
-        <w:t>Fehlerszenarien / Robustheitstests</w:t>
-      </w:r>
+        <w:t>Fehlerszenarien</w:t>
+      </w:r>
+      <w:proofErr w:type="spellEnd"/>
+      <w:r>
+        <w:t xml:space="preserve"> / </w:t>
+      </w:r>
+      <w:proofErr w:type="spellStart"/>
+      <w:r>
+        <w:t>Robustheitstests</w:t>
+      </w:r>
+      <w:proofErr w:type="spellEnd"/>
     </w:p>
     <w:p>
       <w:pPr>
@@ -9359,8 +11806,13 @@
         </w:tabs>
       </w:pPr>
       <w:r>
-        <w:t>Null-Referenzen</w:t>
-      </w:r>
+        <w:t>Null-</w:t>
+      </w:r>
+      <w:proofErr w:type="spellStart"/>
+      <w:r>
+        <w:t>Referenzen</w:t>
+      </w:r>
+      <w:proofErr w:type="spellEnd"/>
     </w:p>
     <w:p>
       <w:pPr>
@@ -9373,9 +11825,27 @@
           <w:tab w:val="left" w:pos="3930"/>
         </w:tabs>
       </w:pPr>
-      <w:r>
-        <w:t>nicht vorhandene Dateien</w:t>
-      </w:r>
+      <w:proofErr w:type="spellStart"/>
+      <w:r>
+        <w:t>nicht</w:t>
+      </w:r>
+      <w:proofErr w:type="spellEnd"/>
+      <w:r>
+        <w:t xml:space="preserve"> </w:t>
+      </w:r>
+      <w:proofErr w:type="spellStart"/>
+      <w:r>
+        <w:t>vorhandene</w:t>
+      </w:r>
+      <w:proofErr w:type="spellEnd"/>
+      <w:r>
+        <w:t xml:space="preserve"> </w:t>
+      </w:r>
+      <w:proofErr w:type="spellStart"/>
+      <w:r>
+        <w:t>Dateien</w:t>
+      </w:r>
+      <w:proofErr w:type="spellEnd"/>
     </w:p>
     <w:p>
       <w:pPr>
@@ -9388,9 +11858,19 @@
           <w:tab w:val="left" w:pos="3930"/>
         </w:tabs>
       </w:pPr>
-      <w:r>
-        <w:t>fehlerhafte Dateiinhalte</w:t>
-      </w:r>
+      <w:proofErr w:type="spellStart"/>
+      <w:r>
+        <w:t>fehlerhafte</w:t>
+      </w:r>
+      <w:proofErr w:type="spellEnd"/>
+      <w:r>
+        <w:t xml:space="preserve"> </w:t>
+      </w:r>
+      <w:proofErr w:type="spellStart"/>
+      <w:r>
+        <w:t>Dateiinhalte</w:t>
+      </w:r>
+      <w:proofErr w:type="spellEnd"/>
     </w:p>
     <w:p>
       <w:pPr>
@@ -9403,9 +11883,11 @@
           <w:tab w:val="left" w:pos="3930"/>
         </w:tabs>
       </w:pPr>
+      <w:proofErr w:type="spellStart"/>
       <w:r>
         <w:t>Regressionstests</w:t>
       </w:r>
+      <w:proofErr w:type="spellEnd"/>
     </w:p>
     <w:p>
       <w:pPr>
@@ -9419,8 +11901,53 @@
         </w:tabs>
       </w:pPr>
       <w:r>
-        <w:t>Tests werden nach jeder Änderung automatisiert neu ausgeführt</w:t>
-      </w:r>
+        <w:t xml:space="preserve">Tests </w:t>
+      </w:r>
+      <w:proofErr w:type="spellStart"/>
+      <w:r>
+        <w:t>werden</w:t>
+      </w:r>
+      <w:proofErr w:type="spellEnd"/>
+      <w:r>
+        <w:t xml:space="preserve"> </w:t>
+      </w:r>
+      <w:proofErr w:type="spellStart"/>
+      <w:r>
+        <w:t>nach</w:t>
+      </w:r>
+      <w:proofErr w:type="spellEnd"/>
+      <w:r>
+        <w:t xml:space="preserve"> </w:t>
+      </w:r>
+      <w:proofErr w:type="spellStart"/>
+      <w:r>
+        <w:t>jeder</w:t>
+      </w:r>
+      <w:proofErr w:type="spellEnd"/>
+      <w:r>
+        <w:t xml:space="preserve"> </w:t>
+      </w:r>
+      <w:proofErr w:type="spellStart"/>
+      <w:r>
+        <w:t>Änderung</w:t>
+      </w:r>
+      <w:proofErr w:type="spellEnd"/>
+      <w:r>
+        <w:t xml:space="preserve"> </w:t>
+      </w:r>
+      <w:proofErr w:type="spellStart"/>
+      <w:r>
+        <w:t>automatisiert</w:t>
+      </w:r>
+      <w:proofErr w:type="spellEnd"/>
+      <w:r>
+        <w:t xml:space="preserve"> neu </w:t>
+      </w:r>
+      <w:proofErr w:type="spellStart"/>
+      <w:r>
+        <w:t>ausgeführt</w:t>
+      </w:r>
+      <w:proofErr w:type="spellEnd"/>
       <w:r>
         <w:tab/>
       </w:r>
@@ -9453,7 +11980,15 @@
         <w:t>Unit-Tests in C#</w:t>
       </w:r>
       <w:r>
-        <w:t>, MSTest, Python</w:t>
+        <w:t xml:space="preserve">, </w:t>
+      </w:r>
+      <w:proofErr w:type="spellStart"/>
+      <w:r>
+        <w:t>MSTest</w:t>
+      </w:r>
+      <w:proofErr w:type="spellEnd"/>
+      <w:r>
+        <w:t>, Python</w:t>
       </w:r>
     </w:p>
     <w:p/>
@@ -9524,11 +12059,19 @@
           <w:lang w:val="de-DE"/>
         </w:rPr>
       </w:pPr>
-      <w:r>
-        <w:rPr>
-          <w:lang w:val="de-DE"/>
-        </w:rPr>
-        <w:t>Decision Coverage 100%</w:t>
+      <w:proofErr w:type="spellStart"/>
+      <w:r>
+        <w:rPr>
+          <w:lang w:val="de-DE"/>
+        </w:rPr>
+        <w:t>Decision</w:t>
+      </w:r>
+      <w:proofErr w:type="spellEnd"/>
+      <w:r>
+        <w:rPr>
+          <w:lang w:val="de-DE"/>
+        </w:rPr>
+        <w:t xml:space="preserve"> Coverage 100%</w:t>
       </w:r>
     </w:p>
     <w:p>
@@ -9578,11 +12121,33 @@
           <w:lang w:val="de-DE"/>
         </w:rPr>
       </w:pPr>
-      <w:r>
-        <w:rPr>
-          <w:lang w:val="de-DE"/>
-        </w:rPr>
-        <w:t>No Warnings bei -WALL</w:t>
+      <w:proofErr w:type="spellStart"/>
+      <w:r>
+        <w:rPr>
+          <w:lang w:val="de-DE"/>
+        </w:rPr>
+        <w:t>No</w:t>
+      </w:r>
+      <w:proofErr w:type="spellEnd"/>
+      <w:r>
+        <w:rPr>
+          <w:lang w:val="de-DE"/>
+        </w:rPr>
+        <w:t xml:space="preserve"> </w:t>
+      </w:r>
+      <w:proofErr w:type="spellStart"/>
+      <w:r>
+        <w:rPr>
+          <w:lang w:val="de-DE"/>
+        </w:rPr>
+        <w:t>Warnings</w:t>
+      </w:r>
+      <w:proofErr w:type="spellEnd"/>
+      <w:r>
+        <w:rPr>
+          <w:lang w:val="de-DE"/>
+        </w:rPr>
+        <w:t xml:space="preserve"> bei -WALL</w:t>
       </w:r>
     </w:p>
     <w:p>
@@ -9596,11 +12161,33 @@
           <w:lang w:val="de-DE"/>
         </w:rPr>
       </w:pPr>
-      <w:r>
-        <w:rPr>
-          <w:lang w:val="de-DE"/>
-        </w:rPr>
-        <w:t>Cognitve Complexity jeder Funktion &lt; 10</w:t>
+      <w:proofErr w:type="spellStart"/>
+      <w:r>
+        <w:rPr>
+          <w:lang w:val="de-DE"/>
+        </w:rPr>
+        <w:t>Cognitve</w:t>
+      </w:r>
+      <w:proofErr w:type="spellEnd"/>
+      <w:r>
+        <w:rPr>
+          <w:lang w:val="de-DE"/>
+        </w:rPr>
+        <w:t xml:space="preserve"> </w:t>
+      </w:r>
+      <w:proofErr w:type="spellStart"/>
+      <w:r>
+        <w:rPr>
+          <w:lang w:val="de-DE"/>
+        </w:rPr>
+        <w:t>Complexity</w:t>
+      </w:r>
+      <w:proofErr w:type="spellEnd"/>
+      <w:r>
+        <w:rPr>
+          <w:lang w:val="de-DE"/>
+        </w:rPr>
+        <w:t xml:space="preserve"> jeder Funktion &lt; 10</w:t>
       </w:r>
     </w:p>
     <w:p>
@@ -9630,7 +12217,21 @@
         <w:rPr>
           <w:lang w:val="de-DE"/>
         </w:rPr>
-        <w:t>Software Unit – Target (SiL-T)</w:t>
+        <w:t>Software Unit – Target (</w:t>
+      </w:r>
+      <w:proofErr w:type="spellStart"/>
+      <w:r>
+        <w:rPr>
+          <w:lang w:val="de-DE"/>
+        </w:rPr>
+        <w:t>SiL</w:t>
+      </w:r>
+      <w:proofErr w:type="spellEnd"/>
+      <w:r>
+        <w:rPr>
+          <w:lang w:val="de-DE"/>
+        </w:rPr>
+        <w:t>-T)</w:t>
       </w:r>
       <w:bookmarkStart w:id="19" w:name="_Toc198275290"/>
       <w:bookmarkEnd w:id="18"/>
@@ -9677,7 +12278,23 @@
         </w:numPr>
       </w:pPr>
       <w:r>
-        <w:t>Ziel : Zusammenspiel von Signalverarbeitung, Python-Backend und C#-Frontend</w:t>
+        <w:t xml:space="preserve">Ziel : </w:t>
+      </w:r>
+      <w:proofErr w:type="spellStart"/>
+      <w:r>
+        <w:t>Zusammenspiel</w:t>
+      </w:r>
+      <w:proofErr w:type="spellEnd"/>
+      <w:r>
+        <w:t xml:space="preserve"> von </w:t>
+      </w:r>
+      <w:proofErr w:type="spellStart"/>
+      <w:r>
+        <w:t>Signalverarbeitung</w:t>
+      </w:r>
+      <w:proofErr w:type="spellEnd"/>
+      <w:r>
+        <w:t>, Python-Backend und C#-Frontend</w:t>
       </w:r>
     </w:p>
     <w:p>
@@ -9688,9 +12305,19 @@
           <w:numId w:val="20"/>
         </w:numPr>
       </w:pPr>
-      <w:r>
-        <w:t>Testart: Integrationstest</w:t>
-      </w:r>
+      <w:proofErr w:type="spellStart"/>
+      <w:r>
+        <w:t>Testart</w:t>
+      </w:r>
+      <w:proofErr w:type="spellEnd"/>
+      <w:r>
+        <w:t xml:space="preserve">: </w:t>
+      </w:r>
+      <w:proofErr w:type="spellStart"/>
+      <w:r>
+        <w:t>Integrationstest</w:t>
+      </w:r>
+      <w:proofErr w:type="spellEnd"/>
     </w:p>
     <w:p>
       <w:pPr>
@@ -9710,8 +12337,29 @@
           <w:numId w:val="20"/>
         </w:numPr>
       </w:pPr>
-      <w:r>
-        <w:t>Nicht druchgeführt – kein Embedded-System</w:t>
+      <w:proofErr w:type="spellStart"/>
+      <w:r>
+        <w:t>Nicht</w:t>
+      </w:r>
+      <w:proofErr w:type="spellEnd"/>
+      <w:r>
+        <w:t xml:space="preserve"> </w:t>
+      </w:r>
+      <w:proofErr w:type="spellStart"/>
+      <w:r>
+        <w:t>druchgeführt</w:t>
+      </w:r>
+      <w:proofErr w:type="spellEnd"/>
+      <w:r>
+        <w:t xml:space="preserve"> – </w:t>
+      </w:r>
+      <w:proofErr w:type="spellStart"/>
+      <w:r>
+        <w:t>kein</w:t>
+      </w:r>
+      <w:proofErr w:type="spellEnd"/>
+      <w:r>
+        <w:t xml:space="preserve"> Embedded-System</w:t>
       </w:r>
     </w:p>
     <w:p>
@@ -9720,7 +12368,15 @@
       </w:pPr>
       <w:bookmarkStart w:id="21" w:name="_Toc198275292"/>
       <w:r>
-        <w:t>HW/SW Integration (HiL)</w:t>
+        <w:t>HW/SW Integration (</w:t>
+      </w:r>
+      <w:proofErr w:type="spellStart"/>
+      <w:r>
+        <w:t>HiL</w:t>
+      </w:r>
+      <w:proofErr w:type="spellEnd"/>
+      <w:r>
+        <w:t>)</w:t>
       </w:r>
       <w:bookmarkEnd w:id="21"/>
     </w:p>
@@ -9733,8 +12389,29 @@
         </w:numPr>
       </w:pPr>
       <w:r>
-        <w:t>Ziel: Mikrofon + Lautsprecher + GUI im Zusammenspiel</w:t>
-      </w:r>
+        <w:t xml:space="preserve">Ziel: Mikrofon + </w:t>
+      </w:r>
+      <w:proofErr w:type="spellStart"/>
+      <w:r>
+        <w:t>Lautsprecher</w:t>
+      </w:r>
+      <w:proofErr w:type="spellEnd"/>
+      <w:r>
+        <w:t xml:space="preserve"> + GUI </w:t>
+      </w:r>
+      <w:proofErr w:type="spellStart"/>
+      <w:r>
+        <w:t>im</w:t>
+      </w:r>
+      <w:proofErr w:type="spellEnd"/>
+      <w:r>
+        <w:t xml:space="preserve"> </w:t>
+      </w:r>
+      <w:proofErr w:type="spellStart"/>
+      <w:r>
+        <w:t>Zusammenspiel</w:t>
+      </w:r>
+      <w:proofErr w:type="spellEnd"/>
     </w:p>
     <w:p>
       <w:pPr>
@@ -9744,8 +12421,21 @@
           <w:numId w:val="20"/>
         </w:numPr>
       </w:pPr>
-      <w:r>
-        <w:t>Testart: Hardware-in-the-Loop mit Live-Spracheingabe</w:t>
+      <w:proofErr w:type="spellStart"/>
+      <w:r>
+        <w:t>Testart</w:t>
+      </w:r>
+      <w:proofErr w:type="spellEnd"/>
+      <w:r>
+        <w:t xml:space="preserve">: Hardware-in-the-Loop </w:t>
+      </w:r>
+      <w:proofErr w:type="spellStart"/>
+      <w:r>
+        <w:t>mit</w:t>
+      </w:r>
+      <w:proofErr w:type="spellEnd"/>
+      <w:r>
+        <w:t xml:space="preserve"> Live-Spracheingabe</w:t>
       </w:r>
     </w:p>
     <w:p>
@@ -9773,8 +12463,45 @@
         </w:numPr>
       </w:pPr>
       <w:r>
-        <w:t>Ziel: Vollständige Sprachsteuerung inkl. Reaktion der Oberfläche</w:t>
-      </w:r>
+        <w:t xml:space="preserve">Ziel: </w:t>
+      </w:r>
+      <w:proofErr w:type="spellStart"/>
+      <w:r>
+        <w:t>Vollständige</w:t>
+      </w:r>
+      <w:proofErr w:type="spellEnd"/>
+      <w:r>
+        <w:t xml:space="preserve"> </w:t>
+      </w:r>
+      <w:proofErr w:type="spellStart"/>
+      <w:r>
+        <w:t>Sprachsteuerung</w:t>
+      </w:r>
+      <w:proofErr w:type="spellEnd"/>
+      <w:r>
+        <w:t xml:space="preserve"> </w:t>
+      </w:r>
+      <w:proofErr w:type="spellStart"/>
+      <w:r>
+        <w:t>inkl</w:t>
+      </w:r>
+      <w:proofErr w:type="spellEnd"/>
+      <w:r>
+        <w:t xml:space="preserve">. </w:t>
+      </w:r>
+      <w:proofErr w:type="spellStart"/>
+      <w:r>
+        <w:t>Reaktion</w:t>
+      </w:r>
+      <w:proofErr w:type="spellEnd"/>
+      <w:r>
+        <w:t xml:space="preserve"> der </w:t>
+      </w:r>
+      <w:proofErr w:type="spellStart"/>
+      <w:r>
+        <w:t>Oberfläche</w:t>
+      </w:r>
+      <w:proofErr w:type="spellEnd"/>
     </w:p>
     <w:p>
       <w:pPr>
@@ -9784,9 +12511,19 @@
           <w:numId w:val="21"/>
         </w:numPr>
       </w:pPr>
-      <w:r>
-        <w:t>Testart: Blackbox-Gesamttest</w:t>
-      </w:r>
+      <w:proofErr w:type="spellStart"/>
+      <w:r>
+        <w:t>Testart</w:t>
+      </w:r>
+      <w:proofErr w:type="spellEnd"/>
+      <w:r>
+        <w:t>: Blackbox-</w:t>
+      </w:r>
+      <w:proofErr w:type="spellStart"/>
+      <w:r>
+        <w:t>Gesamttest</w:t>
+      </w:r>
+      <w:proofErr w:type="spellEnd"/>
     </w:p>
     <w:p>
       <w:pPr>
@@ -9809,9 +12546,51 @@
       <w:r>
         <w:t xml:space="preserve">Ziel: </w:t>
       </w:r>
-      <w:r>
-        <w:t>Validierung aller Anforderungen unter realen Bedingungen</w:t>
-      </w:r>
+      <w:proofErr w:type="spellStart"/>
+      <w:r>
+        <w:t>Validierung</w:t>
+      </w:r>
+      <w:proofErr w:type="spellEnd"/>
+      <w:r>
+        <w:t xml:space="preserve"> </w:t>
+      </w:r>
+      <w:proofErr w:type="spellStart"/>
+      <w:r>
+        <w:t>aller</w:t>
+      </w:r>
+      <w:proofErr w:type="spellEnd"/>
+      <w:r>
+        <w:t xml:space="preserve"> </w:t>
+      </w:r>
+      <w:proofErr w:type="spellStart"/>
+      <w:r>
+        <w:t>Anforderungen</w:t>
+      </w:r>
+      <w:proofErr w:type="spellEnd"/>
+      <w:r>
+        <w:t xml:space="preserve"> </w:t>
+      </w:r>
+      <w:proofErr w:type="spellStart"/>
+      <w:r>
+        <w:t>unter</w:t>
+      </w:r>
+      <w:proofErr w:type="spellEnd"/>
+      <w:r>
+        <w:t xml:space="preserve"> </w:t>
+      </w:r>
+      <w:proofErr w:type="spellStart"/>
+      <w:r>
+        <w:t>realen</w:t>
+      </w:r>
+      <w:proofErr w:type="spellEnd"/>
+      <w:r>
+        <w:t xml:space="preserve"> </w:t>
+      </w:r>
+      <w:proofErr w:type="spellStart"/>
+      <w:r>
+        <w:t>Bedingungen</w:t>
+      </w:r>
+      <w:proofErr w:type="spellEnd"/>
     </w:p>
     <w:p>
       <w:pPr>
@@ -9824,9 +12603,27 @@
       <w:r>
         <w:t xml:space="preserve">Kriterien: </w:t>
       </w:r>
-      <w:r>
-        <w:t>Sprachverständlichkeit, GUI-Reaktion, Feedback korrekt</w:t>
-      </w:r>
+      <w:proofErr w:type="spellStart"/>
+      <w:r>
+        <w:t>Sprachverständlichkeit</w:t>
+      </w:r>
+      <w:proofErr w:type="spellEnd"/>
+      <w:r>
+        <w:t>, GUI-</w:t>
+      </w:r>
+      <w:proofErr w:type="spellStart"/>
+      <w:r>
+        <w:t>Reaktion</w:t>
+      </w:r>
+      <w:proofErr w:type="spellEnd"/>
+      <w:r>
+        <w:t xml:space="preserve">, Feedback </w:t>
+      </w:r>
+      <w:proofErr w:type="spellStart"/>
+      <w:r>
+        <w:t>korrekt</w:t>
+      </w:r>
+      <w:proofErr w:type="spellEnd"/>
     </w:p>
     <w:p>
       <w:pPr>
@@ -9847,8 +12644,29 @@
         </w:numPr>
       </w:pPr>
       <w:r>
-        <w:t>Ziel: Test mit internen Pilotnutzern</w:t>
-      </w:r>
+        <w:t xml:space="preserve">Ziel: Test </w:t>
+      </w:r>
+      <w:proofErr w:type="spellStart"/>
+      <w:r>
+        <w:t>mit</w:t>
+      </w:r>
+      <w:proofErr w:type="spellEnd"/>
+      <w:r>
+        <w:t xml:space="preserve"> </w:t>
+      </w:r>
+      <w:proofErr w:type="spellStart"/>
+      <w:r>
+        <w:t>internen</w:t>
+      </w:r>
+      <w:proofErr w:type="spellEnd"/>
+      <w:r>
+        <w:t xml:space="preserve"> </w:t>
+      </w:r>
+      <w:proofErr w:type="spellStart"/>
+      <w:r>
+        <w:t>Pilotnutzern</w:t>
+      </w:r>
+      <w:proofErr w:type="spellEnd"/>
     </w:p>
     <w:p>
       <w:pPr>
@@ -9858,8 +12676,21 @@
           <w:numId w:val="23"/>
         </w:numPr>
       </w:pPr>
-      <w:r>
-        <w:t>Anwendung: Übergabe an finales UI-Team</w:t>
+      <w:proofErr w:type="spellStart"/>
+      <w:r>
+        <w:t>Anwendung</w:t>
+      </w:r>
+      <w:proofErr w:type="spellEnd"/>
+      <w:r>
+        <w:t xml:space="preserve">: </w:t>
+      </w:r>
+      <w:proofErr w:type="spellStart"/>
+      <w:r>
+        <w:t>Übergabe</w:t>
+      </w:r>
+      <w:proofErr w:type="spellEnd"/>
+      <w:r>
+        <w:t xml:space="preserve"> an finales UI-Team</w:t>
       </w:r>
     </w:p>
     <w:p>
@@ -9867,9 +12698,14 @@
         <w:pStyle w:val="berschrift3"/>
       </w:pPr>
       <w:bookmarkStart w:id="25" w:name="_Toc198275296"/>
+      <w:proofErr w:type="spellStart"/>
       <w:r>
         <w:lastRenderedPageBreak/>
-        <w:t>Feldtest (FT)</w:t>
+        <w:t>Feldtest</w:t>
+      </w:r>
+      <w:proofErr w:type="spellEnd"/>
+      <w:r>
+        <w:t xml:space="preserve"> (FT)</w:t>
       </w:r>
       <w:bookmarkEnd w:id="25"/>
     </w:p>
@@ -9882,8 +12718,53 @@
         </w:numPr>
       </w:pPr>
       <w:r>
-        <w:t>Ziel: Einsatz in einer echten Umgebung mit Bedienpersonal</w:t>
-      </w:r>
+        <w:t xml:space="preserve">Ziel: </w:t>
+      </w:r>
+      <w:proofErr w:type="spellStart"/>
+      <w:r>
+        <w:t>Einsatz</w:t>
+      </w:r>
+      <w:proofErr w:type="spellEnd"/>
+      <w:r>
+        <w:t xml:space="preserve"> in </w:t>
+      </w:r>
+      <w:proofErr w:type="spellStart"/>
+      <w:r>
+        <w:t>einer</w:t>
+      </w:r>
+      <w:proofErr w:type="spellEnd"/>
+      <w:r>
+        <w:t xml:space="preserve"> </w:t>
+      </w:r>
+      <w:proofErr w:type="spellStart"/>
+      <w:r>
+        <w:t>echten</w:t>
+      </w:r>
+      <w:proofErr w:type="spellEnd"/>
+      <w:r>
+        <w:t xml:space="preserve"> </w:t>
+      </w:r>
+      <w:proofErr w:type="spellStart"/>
+      <w:r>
+        <w:t>Umgebung</w:t>
+      </w:r>
+      <w:proofErr w:type="spellEnd"/>
+      <w:r>
+        <w:t xml:space="preserve"> </w:t>
+      </w:r>
+      <w:proofErr w:type="spellStart"/>
+      <w:r>
+        <w:t>mit</w:t>
+      </w:r>
+      <w:proofErr w:type="spellEnd"/>
+      <w:r>
+        <w:t xml:space="preserve"> </w:t>
+      </w:r>
+      <w:proofErr w:type="spellStart"/>
+      <w:r>
+        <w:t>Bedienpersonal</w:t>
+      </w:r>
+      <w:proofErr w:type="spellEnd"/>
     </w:p>
     <w:p>
       <w:pPr>
@@ -9893,17 +12774,64 @@
           <w:numId w:val="24"/>
         </w:numPr>
       </w:pPr>
-      <w:r>
-        <w:t>Ergebnis: Rückmeldung zur Erkennung unter Umgebungsgeräuschen</w:t>
-      </w:r>
+      <w:proofErr w:type="spellStart"/>
+      <w:r>
+        <w:t>Ergebnis</w:t>
+      </w:r>
+      <w:proofErr w:type="spellEnd"/>
+      <w:r>
+        <w:t xml:space="preserve">: </w:t>
+      </w:r>
+      <w:proofErr w:type="spellStart"/>
+      <w:r>
+        <w:t>Rückmeldung</w:t>
+      </w:r>
+      <w:proofErr w:type="spellEnd"/>
+      <w:r>
+        <w:t xml:space="preserve"> </w:t>
+      </w:r>
+      <w:proofErr w:type="spellStart"/>
+      <w:r>
+        <w:t>zur</w:t>
+      </w:r>
+      <w:proofErr w:type="spellEnd"/>
+      <w:r>
+        <w:t xml:space="preserve"> </w:t>
+      </w:r>
+      <w:proofErr w:type="spellStart"/>
+      <w:r>
+        <w:t>Erkennung</w:t>
+      </w:r>
+      <w:proofErr w:type="spellEnd"/>
+      <w:r>
+        <w:t xml:space="preserve"> </w:t>
+      </w:r>
+      <w:proofErr w:type="spellStart"/>
+      <w:r>
+        <w:t>unter</w:t>
+      </w:r>
+      <w:proofErr w:type="spellEnd"/>
+      <w:r>
+        <w:t xml:space="preserve"> </w:t>
+      </w:r>
+      <w:proofErr w:type="spellStart"/>
+      <w:r>
+        <w:t>Umgebungsgeräuschen</w:t>
+      </w:r>
+      <w:proofErr w:type="spellEnd"/>
     </w:p>
     <w:p>
       <w:pPr>
         <w:pStyle w:val="berschrift3"/>
       </w:pPr>
       <w:bookmarkStart w:id="26" w:name="_Toc198275297"/>
-      <w:r>
-        <w:t>Akzeptanztest (AT)</w:t>
+      <w:proofErr w:type="spellStart"/>
+      <w:r>
+        <w:t>Akzeptanztest</w:t>
+      </w:r>
+      <w:proofErr w:type="spellEnd"/>
+      <w:r>
+        <w:t xml:space="preserve"> (AT)</w:t>
       </w:r>
       <w:bookmarkEnd w:id="26"/>
     </w:p>
@@ -9916,8 +12844,29 @@
         </w:numPr>
       </w:pPr>
       <w:r>
-        <w:t>Ziel: Präsentation &amp; Übergabe an Auftraggeber</w:t>
-      </w:r>
+        <w:t xml:space="preserve">Ziel: </w:t>
+      </w:r>
+      <w:proofErr w:type="spellStart"/>
+      <w:r>
+        <w:t>Präsentation</w:t>
+      </w:r>
+      <w:proofErr w:type="spellEnd"/>
+      <w:r>
+        <w:t xml:space="preserve"> &amp; </w:t>
+      </w:r>
+      <w:proofErr w:type="spellStart"/>
+      <w:r>
+        <w:t>Übergabe</w:t>
+      </w:r>
+      <w:proofErr w:type="spellEnd"/>
+      <w:r>
+        <w:t xml:space="preserve"> an </w:t>
+      </w:r>
+      <w:proofErr w:type="spellStart"/>
+      <w:r>
+        <w:t>Auftraggeber</w:t>
+      </w:r>
+      <w:proofErr w:type="spellEnd"/>
     </w:p>
     <w:p>
       <w:pPr>
@@ -9927,9 +12876,35 @@
           <w:numId w:val="25"/>
         </w:numPr>
       </w:pPr>
-      <w:r>
-        <w:t>Erfolgsbedingung: 100% korrekt erkannte Sprachbefehle</w:t>
-      </w:r>
+      <w:proofErr w:type="spellStart"/>
+      <w:r>
+        <w:t>Erfolgsbedingung</w:t>
+      </w:r>
+      <w:proofErr w:type="spellEnd"/>
+      <w:r>
+        <w:t xml:space="preserve">: 100% </w:t>
+      </w:r>
+      <w:proofErr w:type="spellStart"/>
+      <w:r>
+        <w:t>korrekt</w:t>
+      </w:r>
+      <w:proofErr w:type="spellEnd"/>
+      <w:r>
+        <w:t xml:space="preserve"> </w:t>
+      </w:r>
+      <w:proofErr w:type="spellStart"/>
+      <w:r>
+        <w:t>erkannte</w:t>
+      </w:r>
+      <w:proofErr w:type="spellEnd"/>
+      <w:r>
+        <w:t xml:space="preserve"> </w:t>
+      </w:r>
+      <w:proofErr w:type="spellStart"/>
+      <w:r>
+        <w:t>Sprachbefehle</w:t>
+      </w:r>
+      <w:proofErr w:type="spellEnd"/>
     </w:p>
     <w:p/>
     <w:p>
@@ -10142,6 +13117,7 @@
                 <w:lang w:val="de-DE"/>
               </w:rPr>
             </w:pPr>
+            <w:proofErr w:type="spellStart"/>
             <w:r>
               <w:rPr>
                 <w:sz w:val="22"/>
@@ -10149,6 +13125,7 @@
               </w:rPr>
               <w:t>MiL</w:t>
             </w:r>
+            <w:proofErr w:type="spellEnd"/>
           </w:p>
         </w:tc>
         <w:tc>
@@ -10268,6 +13245,7 @@
                 <w:lang w:val="de-DE"/>
               </w:rPr>
             </w:pPr>
+            <w:proofErr w:type="spellStart"/>
             <w:r>
               <w:rPr>
                 <w:sz w:val="22"/>
@@ -10275,6 +13253,7 @@
               </w:rPr>
               <w:t>HiL</w:t>
             </w:r>
+            <w:proofErr w:type="spellEnd"/>
           </w:p>
         </w:tc>
         <w:tc>
@@ -14144,6 +17123,7 @@
                 <w:lang w:val="de-DE"/>
               </w:rPr>
             </w:pPr>
+            <w:proofErr w:type="spellStart"/>
             <w:r>
               <w:rPr>
                 <w:b w:val="0"/>
@@ -14154,6 +17134,7 @@
               </w:rPr>
               <w:t>Deployment</w:t>
             </w:r>
+            <w:proofErr w:type="spellEnd"/>
           </w:p>
         </w:tc>
         <w:tc>
@@ -14208,6 +17189,7 @@
                 <w:lang w:val="de-DE"/>
               </w:rPr>
             </w:pPr>
+            <w:proofErr w:type="spellStart"/>
             <w:r>
               <w:rPr>
                 <w:b w:val="0"/>
@@ -14216,7 +17198,18 @@
                 <w:szCs w:val="24"/>
                 <w:lang w:val="de-DE"/>
               </w:rPr>
-              <w:t>DevOps, Testmanagement, Projektmanagement</w:t>
+              <w:t>DevOps</w:t>
+            </w:r>
+            <w:proofErr w:type="spellEnd"/>
+            <w:r>
+              <w:rPr>
+                <w:b w:val="0"/>
+                <w:bCs/>
+                <w:sz w:val="24"/>
+                <w:szCs w:val="24"/>
+                <w:lang w:val="de-DE"/>
+              </w:rPr>
+              <w:t>, Testmanagement, Projektmanagement</w:t>
             </w:r>
           </w:p>
         </w:tc>
@@ -14363,7 +17356,19 @@
       <w:rPr>
         <w:rFonts w:cs="Times New Roman"/>
       </w:rPr>
-      <w:t>Version 0.1.0</w:t>
+      <w:t>Version 0.</w:t>
+    </w:r>
+    <w:r>
+      <w:rPr>
+        <w:rFonts w:cs="Times New Roman"/>
+      </w:rPr>
+      <w:t>7</w:t>
+    </w:r>
+    <w:r>
+      <w:rPr>
+        <w:rFonts w:cs="Times New Roman"/>
+      </w:rPr>
+      <w:t>.0</w:t>
     </w:r>
   </w:p>
 </w:ftr>
